--- a/dist/AFDS-User-Guide-v1.0.0.docx
+++ b/dist/AFDS-User-Guide-v1.0.0.docx
@@ -67,6 +67,7 @@
     </w:p>
     <w:p>
       <w:pPr>
+        <w:keepNext w:val="false"/>
         <w:spacing w:after="160" w:before="0" w:line="300"/>
       </w:pPr>
       <w:r>
@@ -85,6 +86,7 @@
     </w:p>
     <w:p>
       <w:pPr>
+        <w:keepNext w:val="false"/>
         <w:spacing w:after="160" w:before="0" w:line="300"/>
       </w:pPr>
       <w:r>
@@ -129,6 +131,7 @@
     </w:p>
     <w:p>
       <w:pPr>
+        <w:keepNext w:val="false"/>
         <w:spacing w:after="160" w:before="0" w:line="300"/>
       </w:pPr>
       <w:r>
@@ -833,7 +836,7 @@
                 <w:sz w:val="20"/>
                 <w:szCs w:val="20"/>
               </w:rPr>
-              <w:t xml:space="preserve">36f411b</w:t>
+              <w:t xml:space="preserve">f6ceceb</w:t>
             </w:r>
           </w:p>
         </w:tc>
@@ -1120,6 +1123,11 @@
       <w:pPr>
         <w:pStyle w:val="Heading1"/>
         <w:keepNext/>
+        <w:keepLines/>
+        <w:numPr>
+          <w:ilvl w:val="0"/>
+          <w:numId w:val="2"/>
+        </w:numPr>
       </w:pPr>
       <w:r>
         <w:rPr>
@@ -1137,6 +1145,7 @@
     </w:p>
     <w:p>
       <w:pPr>
+        <w:keepNext/>
         <w:spacing w:after="160" w:before="0" w:line="300"/>
       </w:pPr>
       <w:r>
@@ -1155,6 +1164,7 @@
     </w:p>
     <w:p>
       <w:pPr>
+        <w:keepNext/>
         <w:spacing w:after="160" w:before="0" w:line="300"/>
       </w:pPr>
       <w:r>
@@ -1199,6 +1209,7 @@
     </w:p>
     <w:p>
       <w:pPr>
+        <w:keepNext w:val="false"/>
         <w:spacing w:after="160" w:before="0" w:line="300"/>
       </w:pPr>
       <w:r>
@@ -1243,6 +1254,7 @@
     </w:p>
     <w:p>
       <w:pPr>
+        <w:keepNext w:val="false"/>
         <w:spacing w:after="160" w:before="0" w:line="300"/>
       </w:pPr>
       <w:r>
@@ -1287,6 +1299,7 @@
     </w:p>
     <w:p>
       <w:pPr>
+        <w:keepNext w:val="false"/>
         <w:spacing w:after="160" w:before="0" w:line="300"/>
       </w:pPr>
       <w:r>
@@ -1307,6 +1320,11 @@
       <w:pPr>
         <w:pStyle w:val="Heading1"/>
         <w:keepNext/>
+        <w:keepLines/>
+        <w:numPr>
+          <w:ilvl w:val="0"/>
+          <w:numId w:val="2"/>
+        </w:numPr>
       </w:pPr>
       <w:r>
         <w:rPr>
@@ -1324,6 +1342,7 @@
     </w:p>
     <w:p>
       <w:pPr>
+        <w:keepNext/>
         <w:spacing w:after="160" w:before="0" w:line="300"/>
       </w:pPr>
       <w:r>
@@ -1342,6 +1361,7 @@
     </w:p>
     <w:p>
       <w:pPr>
+        <w:keepNext/>
         <w:spacing w:after="160" w:before="0" w:line="300"/>
       </w:pPr>
       <w:r>
@@ -1360,6 +1380,7 @@
     </w:p>
     <w:p>
       <w:pPr>
+        <w:keepNext w:val="false"/>
         <w:spacing w:after="160" w:before="0" w:line="300"/>
       </w:pPr>
       <w:r>
@@ -1378,6 +1399,7 @@
     </w:p>
     <w:p>
       <w:pPr>
+        <w:keepNext w:val="false"/>
         <w:spacing w:after="160" w:before="0" w:line="300"/>
       </w:pPr>
       <w:r>
@@ -1398,6 +1420,11 @@
       <w:pPr>
         <w:pStyle w:val="Heading2"/>
         <w:keepNext/>
+        <w:keepLines/>
+        <w:numPr>
+          <w:ilvl w:val="1"/>
+          <w:numId w:val="2"/>
+        </w:numPr>
       </w:pPr>
       <w:r>
         <w:rPr>
@@ -1415,6 +1442,7 @@
     </w:p>
     <w:p>
       <w:pPr>
+        <w:keepNext/>
         <w:spacing w:after="160" w:before="0" w:line="300"/>
       </w:pPr>
       <w:r>
@@ -2146,6 +2174,7 @@
     </w:p>
     <w:p>
       <w:pPr>
+        <w:keepNext w:val="false"/>
         <w:spacing w:after="160" w:before="0" w:line="300"/>
       </w:pPr>
       <w:r>
@@ -2164,6 +2193,7 @@
     </w:p>
     <w:p>
       <w:pPr>
+        <w:keepNext w:val="false"/>
         <w:spacing w:after="160" w:before="0" w:line="300"/>
       </w:pPr>
       <w:r>
@@ -2182,6 +2212,7 @@
     </w:p>
     <w:p>
       <w:pPr>
+        <w:keepNext w:val="false"/>
         <w:spacing w:after="160" w:before="0" w:line="300"/>
       </w:pPr>
       <w:r>
@@ -2202,6 +2233,11 @@
       <w:pPr>
         <w:pStyle w:val="Heading2"/>
         <w:keepNext/>
+        <w:keepLines/>
+        <w:numPr>
+          <w:ilvl w:val="1"/>
+          <w:numId w:val="2"/>
+        </w:numPr>
       </w:pPr>
       <w:r>
         <w:rPr>
@@ -2219,6 +2255,7 @@
     </w:p>
     <w:p>
       <w:pPr>
+        <w:keepNext/>
         <w:spacing w:after="160" w:before="0" w:line="300"/>
       </w:pPr>
       <w:r>
@@ -2237,6 +2274,7 @@
     </w:p>
     <w:p>
       <w:pPr>
+        <w:keepNext/>
         <w:spacing w:after="160" w:before="0" w:line="300"/>
       </w:pPr>
       <w:r>
@@ -2255,6 +2293,7 @@
     </w:p>
     <w:p>
       <w:pPr>
+        <w:keepNext w:val="false"/>
         <w:spacing w:after="160" w:before="0" w:line="300"/>
       </w:pPr>
       <w:r>
@@ -2273,6 +2312,7 @@
     </w:p>
     <w:p>
       <w:pPr>
+        <w:keepNext w:val="false"/>
         <w:spacing w:after="160" w:before="0" w:line="300"/>
       </w:pPr>
       <w:r>
@@ -2291,6 +2331,7 @@
     </w:p>
     <w:p>
       <w:pPr>
+        <w:keepNext w:val="false"/>
         <w:spacing w:after="160" w:before="0" w:line="300"/>
       </w:pPr>
       <w:r>
@@ -2309,6 +2350,7 @@
     </w:p>
     <w:p>
       <w:pPr>
+        <w:keepNext w:val="false"/>
         <w:spacing w:after="160" w:before="0" w:line="300"/>
       </w:pPr>
       <w:r>
@@ -2329,1254 +2371,969 @@
       <w:pPr>
         <w:pStyle w:val="Heading1"/>
         <w:keepNext/>
-      </w:pPr>
-      <w:r>
-        <w:rPr>
-          <w:rFonts w:ascii="Arial" w:cs="Arial" w:eastAsia="Arial" w:hAnsi="Arial"/>
-          <w:b/>
-          <w:bCs/>
-          <w:i w:val="false"/>
-          <w:iCs w:val="false"/>
-          <w:color w:val="000000"/>
-          <w:sz w:val="30"/>
-          <w:szCs w:val="30"/>
-        </w:rPr>
-        <w:t xml:space="preserve">Why a design system helps design work</w:t>
-      </w:r>
-    </w:p>
-    <w:p>
-      <w:pPr>
-        <w:spacing w:after="160" w:before="0" w:line="300"/>
-      </w:pPr>
-      <w:r>
-        <w:rPr>
-          <w:rFonts w:ascii="Arial" w:cs="Arial" w:eastAsia="Arial" w:hAnsi="Arial"/>
-          <w:b w:val="false"/>
-          <w:bCs w:val="false"/>
-          <w:i w:val="false"/>
-          <w:iCs w:val="false"/>
-          <w:color w:val="000000"/>
-          <w:sz w:val="22"/>
-          <w:szCs w:val="22"/>
-        </w:rPr>
-        <w:t xml:space="preserve">The practical benefit is that the number of decisions falls sharply, and the decisions that remain are the interesting ones.</w:t>
-      </w:r>
-    </w:p>
-    <w:p>
-      <w:pPr>
-        <w:pStyle w:val="Heading2"/>
-        <w:keepNext/>
-      </w:pPr>
-      <w:r>
-        <w:rPr>
-          <w:rFonts w:ascii="Arial" w:cs="Arial" w:eastAsia="Arial" w:hAnsi="Arial"/>
-          <w:b/>
-          <w:bCs/>
-          <w:i w:val="false"/>
-          <w:iCs w:val="false"/>
-          <w:color w:val="000000"/>
-          <w:sz w:val="25"/>
-          <w:szCs w:val="25"/>
-        </w:rPr>
-        <w:t xml:space="preserve">Decisions are made once and reused</w:t>
-      </w:r>
-    </w:p>
-    <w:p>
-      <w:pPr>
-        <w:spacing w:after="160" w:before="0" w:line="300"/>
-      </w:pPr>
-      <w:r>
-        <w:rPr>
-          <w:rFonts w:ascii="Arial" w:cs="Arial" w:eastAsia="Arial" w:hAnsi="Arial"/>
-          <w:b w:val="false"/>
-          <w:bCs w:val="false"/>
-          <w:i w:val="false"/>
-          <w:iCs w:val="false"/>
-          <w:color w:val="000000"/>
-          <w:sz w:val="22"/>
-          <w:szCs w:val="22"/>
-        </w:rPr>
-        <w:t xml:space="preserve">Without a system, every screen re-decides spacing, type size, colour, and arrangement. With a system, those are already chosen and named, so the designer's attention goes to the task the screen has to support.</w:t>
-      </w:r>
-    </w:p>
-    <w:p>
-      <w:pPr>
-        <w:spacing w:after="160" w:before="0" w:line="300"/>
-      </w:pPr>
-      <w:r>
-        <w:rPr>
-          <w:rFonts w:ascii="Arial" w:cs="Arial" w:eastAsia="Arial" w:hAnsi="Arial"/>
-          <w:b w:val="false"/>
-          <w:bCs w:val="false"/>
-          <w:i w:val="false"/>
-          <w:iCs w:val="false"/>
-          <w:color w:val="000000"/>
-          <w:sz w:val="22"/>
-          <w:szCs w:val="22"/>
-        </w:rPr>
-        <w:t xml:space="preserve">This is not merely tidiness. Each re-decided value is an opportunity to introduce an inconsistency that a user will experience as roughness, and that somebody will eventually have to find and fix by hand.</w:t>
-      </w:r>
-    </w:p>
-    <w:p>
-      <w:pPr>
-        <w:pStyle w:val="Heading2"/>
-        <w:keepNext/>
-      </w:pPr>
-      <w:r>
-        <w:rPr>
-          <w:rFonts w:ascii="Arial" w:cs="Arial" w:eastAsia="Arial" w:hAnsi="Arial"/>
-          <w:b/>
-          <w:bCs/>
-          <w:i w:val="false"/>
-          <w:iCs w:val="false"/>
-          <w:color w:val="000000"/>
-          <w:sz w:val="25"/>
-          <w:szCs w:val="25"/>
-        </w:rPr>
-        <w:t xml:space="preserve">Consistency becomes a property of the system, not a matter of diligence</w:t>
-      </w:r>
-    </w:p>
-    <w:p>
-      <w:pPr>
-        <w:spacing w:after="160" w:before="0" w:line="300"/>
-      </w:pPr>
-      <w:r>
-        <w:rPr>
-          <w:rFonts w:ascii="Arial" w:cs="Arial" w:eastAsia="Arial" w:hAnsi="Arial"/>
-          <w:b w:val="false"/>
-          <w:bCs w:val="false"/>
-          <w:i w:val="false"/>
-          <w:iCs w:val="false"/>
-          <w:color w:val="000000"/>
-          <w:sz w:val="22"/>
-          <w:szCs w:val="22"/>
-        </w:rPr>
-        <w:t xml:space="preserve">If spacing comes from a named scale, two screens built by two people a year apart have the same rhythm without either person coordinating. If spacing is typed in by hand, consistency depends on everyone remembering, which is a thing that works until the deadline arrives.</w:t>
-      </w:r>
-    </w:p>
-    <w:p>
-      <w:pPr>
-        <w:spacing w:after="160" w:before="0" w:line="300"/>
-      </w:pPr>
-      <w:r>
-        <w:rPr>
-          <w:rFonts w:ascii="Arial" w:cs="Arial" w:eastAsia="Arial" w:hAnsi="Arial"/>
-          <w:b w:val="false"/>
-          <w:bCs w:val="false"/>
-          <w:i w:val="false"/>
-          <w:iCs w:val="false"/>
-          <w:color w:val="000000"/>
-          <w:sz w:val="22"/>
-          <w:szCs w:val="22"/>
-        </w:rPr>
-        <w:t xml:space="preserve">The project's spacing scale takes this further than most. Every spacing token is an alias of a step on the same scale that governs type sizes, so spacing cannot drift away from the type scale even in principle. The sample package shows the mechanism directly: </w:t>
-      </w:r>
-      <w:r>
-        <w:rPr>
-          <w:rFonts w:ascii="Consolas" w:cs="Consolas" w:eastAsia="Consolas" w:hAnsi="Consolas"/>
-          <w:b w:val="false"/>
-          <w:bCs w:val="false"/>
-          <w:i w:val="false"/>
-          <w:iCs w:val="false"/>
-          <w:color w:val="000000"/>
-          <w:sz w:val="21"/>
-          <w:szCs w:val="21"/>
-        </w:rPr>
-        <w:t xml:space="preserve">space.default</w:t>
-      </w:r>
-      <w:r>
-        <w:rPr>
-          <w:rFonts w:ascii="Arial" w:cs="Arial" w:eastAsia="Arial" w:hAnsi="Arial"/>
-          <w:b w:val="false"/>
-          <w:bCs w:val="false"/>
-          <w:i w:val="false"/>
-          <w:iCs w:val="false"/>
-          <w:color w:val="000000"/>
-          <w:sz w:val="22"/>
-          <w:szCs w:val="22"/>
-        </w:rPr>
-        <w:t xml:space="preserve"> is not the number </w:t>
-      </w:r>
-      <w:r>
-        <w:rPr>
-          <w:rFonts w:ascii="Consolas" w:cs="Consolas" w:eastAsia="Consolas" w:hAnsi="Consolas"/>
-          <w:b w:val="false"/>
-          <w:bCs w:val="false"/>
-          <w:i w:val="false"/>
-          <w:iCs w:val="false"/>
-          <w:color w:val="000000"/>
-          <w:sz w:val="21"/>
-          <w:szCs w:val="21"/>
-        </w:rPr>
-        <w:t xml:space="preserve">1rem</w:t>
-      </w:r>
-      <w:r>
-        <w:rPr>
-          <w:rFonts w:ascii="Arial" w:cs="Arial" w:eastAsia="Arial" w:hAnsi="Arial"/>
-          <w:b w:val="false"/>
-          <w:bCs w:val="false"/>
-          <w:i w:val="false"/>
-          <w:iCs w:val="false"/>
-          <w:color w:val="000000"/>
-          <w:sz w:val="22"/>
-          <w:szCs w:val="22"/>
-        </w:rPr>
-        <w:t xml:space="preserve">, it is a reference to </w:t>
-      </w:r>
-      <w:r>
-        <w:rPr>
-          <w:rFonts w:ascii="Consolas" w:cs="Consolas" w:eastAsia="Consolas" w:hAnsi="Consolas"/>
-          <w:b w:val="false"/>
-          <w:bCs w:val="false"/>
-          <w:i w:val="false"/>
-          <w:iCs w:val="false"/>
-          <w:color w:val="000000"/>
-          <w:sz w:val="21"/>
-          <w:szCs w:val="21"/>
-        </w:rPr>
-        <w:t xml:space="preserve">scale.step-0</w:t>
-      </w:r>
-      <w:r>
-        <w:rPr>
-          <w:rFonts w:ascii="Arial" w:cs="Arial" w:eastAsia="Arial" w:hAnsi="Arial"/>
-          <w:b w:val="false"/>
-          <w:bCs w:val="false"/>
-          <w:i w:val="false"/>
-          <w:iCs w:val="false"/>
-          <w:color w:val="000000"/>
-          <w:sz w:val="22"/>
-          <w:szCs w:val="22"/>
-        </w:rPr>
-        <w:t xml:space="preserve">, which is </w:t>
-      </w:r>
-      <w:r>
-        <w:rPr>
-          <w:rFonts w:ascii="Consolas" w:cs="Consolas" w:eastAsia="Consolas" w:hAnsi="Consolas"/>
-          <w:b w:val="false"/>
-          <w:bCs w:val="false"/>
-          <w:i w:val="false"/>
-          <w:iCs w:val="false"/>
-          <w:color w:val="000000"/>
-          <w:sz w:val="21"/>
-          <w:szCs w:val="21"/>
-        </w:rPr>
-        <w:t xml:space="preserve">1rem</w:t>
-      </w:r>
-      <w:r>
-        <w:rPr>
-          <w:rFonts w:ascii="Arial" w:cs="Arial" w:eastAsia="Arial" w:hAnsi="Arial"/>
-          <w:b w:val="false"/>
-          <w:bCs w:val="false"/>
-          <w:i w:val="false"/>
-          <w:iCs w:val="false"/>
-          <w:color w:val="000000"/>
-          <w:sz w:val="22"/>
-          <w:szCs w:val="22"/>
-        </w:rPr>
-        <w:t xml:space="preserve">.</w:t>
-      </w:r>
-    </w:p>
-    <w:p>
-      <w:pPr>
-        <w:pStyle w:val="Heading2"/>
-        <w:keepNext/>
-      </w:pPr>
-      <w:r>
-        <w:rPr>
-          <w:rFonts w:ascii="Arial" w:cs="Arial" w:eastAsia="Arial" w:hAnsi="Arial"/>
-          <w:b/>
-          <w:bCs/>
-          <w:i w:val="false"/>
-          <w:iCs w:val="false"/>
-          <w:color w:val="000000"/>
-          <w:sz w:val="25"/>
-          <w:szCs w:val="25"/>
-        </w:rPr>
-        <w:t xml:space="preserve">The mock-up stops being the only record</w:t>
-      </w:r>
-    </w:p>
-    <w:p>
-      <w:pPr>
-        <w:spacing w:after="160" w:before="0" w:line="300"/>
-      </w:pPr>
-      <w:r>
-        <w:rPr>
-          <w:rFonts w:ascii="Arial" w:cs="Arial" w:eastAsia="Arial" w:hAnsi="Arial"/>
-          <w:b w:val="false"/>
-          <w:bCs w:val="false"/>
-          <w:i w:val="false"/>
-          <w:iCs w:val="false"/>
-          <w:color w:val="000000"/>
-          <w:sz w:val="22"/>
-          <w:szCs w:val="22"/>
-        </w:rPr>
-        <w:t xml:space="preserve">A visual mock-up cannot show what a component promises, which keys operate it, where focus goes when a dialog closes, or what happens at high zoom. In a system, those live in the component's specification, and the mock-up is annotated to say which component was chosen and what product-specific decisions apply.</w:t>
-      </w:r>
-    </w:p>
-    <w:p>
-      <w:pPr>
-        <w:spacing w:after="160" w:before="0" w:line="300"/>
-      </w:pPr>
-      <w:r>
-        <w:rPr>
-          <w:rFonts w:ascii="Arial" w:cs="Arial" w:eastAsia="Arial" w:hAnsi="Arial"/>
-          <w:b w:val="false"/>
-          <w:bCs w:val="false"/>
-          <w:i w:val="false"/>
-          <w:iCs w:val="false"/>
-          <w:color w:val="000000"/>
-          <w:sz w:val="22"/>
-          <w:szCs w:val="22"/>
-        </w:rPr>
-        <w:t xml:space="preserve">The project borrows an economy rule for those annotations from GitHub's design-system practice: do not annotate what the visual design, the component API, or the coded component already guarantees. Annotating everything makes annotations long, makes them drift from the code, and trains reviewers to skim them, which is worse than not annotating at all.</w:t>
-      </w:r>
-    </w:p>
-    <w:p>
-      <w:pPr>
-        <w:pStyle w:val="Heading1"/>
-        <w:keepNext/>
-      </w:pPr>
-      <w:r>
-        <w:rPr>
-          <w:rFonts w:ascii="Arial" w:cs="Arial" w:eastAsia="Arial" w:hAnsi="Arial"/>
-          <w:b/>
-          <w:bCs/>
-          <w:i w:val="false"/>
-          <w:iCs w:val="false"/>
-          <w:color w:val="000000"/>
-          <w:sz w:val="30"/>
-          <w:szCs w:val="30"/>
-        </w:rPr>
-        <w:t xml:space="preserve">Cross-product branding</w:t>
-      </w:r>
-    </w:p>
-    <w:p>
-      <w:pPr>
-        <w:spacing w:after="160" w:before="0" w:line="300"/>
-      </w:pPr>
-      <w:r>
-        <w:rPr>
-          <w:rFonts w:ascii="Arial" w:cs="Arial" w:eastAsia="Arial" w:hAnsi="Arial"/>
-          <w:b w:val="false"/>
-          <w:bCs w:val="false"/>
-          <w:i w:val="false"/>
-          <w:iCs w:val="false"/>
-          <w:color w:val="000000"/>
-          <w:sz w:val="22"/>
-          <w:szCs w:val="22"/>
-        </w:rPr>
-        <w:t xml:space="preserve">Design systems are often adopted for this reason first, so it is worth being precise about what the mechanism actually is and where it stops.</w:t>
-      </w:r>
-    </w:p>
-    <w:p>
-      <w:pPr>
-        <w:spacing w:after="160" w:before="0" w:line="300"/>
-      </w:pPr>
-      <w:r>
-        <w:rPr>
-          <w:rFonts w:ascii="Arial" w:cs="Arial" w:eastAsia="Arial" w:hAnsi="Arial"/>
-          <w:b w:val="false"/>
-          <w:bCs w:val="false"/>
-          <w:i w:val="false"/>
-          <w:iCs w:val="false"/>
-          <w:color w:val="000000"/>
-          <w:sz w:val="22"/>
-          <w:szCs w:val="22"/>
-        </w:rPr>
-        <w:t xml:space="preserve">A brand expressed as named values can be applied consistently across several products, and can be changed in one place. A brand expressed as values typed into individual files cannot.</w:t>
-      </w:r>
-    </w:p>
-    <w:p>
-      <w:pPr>
-        <w:spacing w:after="160" w:before="0" w:line="300"/>
-      </w:pPr>
-      <w:r>
-        <w:rPr>
-          <w:rFonts w:ascii="Arial" w:cs="Arial" w:eastAsia="Arial" w:hAnsi="Arial"/>
-          <w:b w:val="false"/>
-          <w:bCs w:val="false"/>
-          <w:i w:val="false"/>
-          <w:iCs w:val="false"/>
-          <w:color w:val="000000"/>
-          <w:sz w:val="22"/>
-          <w:szCs w:val="22"/>
-        </w:rPr>
-        <w:t xml:space="preserve">The mechanism is the token layer. A token is a named value with a type and a description, held in a vendor-neutral format so that it is not trapped inside one tool. The project uses the W3C Design Tokens format, which reached its first stable version in 2025, and which supports named values, types, descriptions, aliases, themes, and modern colour spaces including OKLCH.</w:t>
-      </w:r>
-    </w:p>
-    <w:p>
-      <w:pPr>
-        <w:spacing w:after="160" w:before="0" w:line="300"/>
-      </w:pPr>
-      <w:r>
-        <w:rPr>
-          <w:rFonts w:ascii="Arial" w:cs="Arial" w:eastAsia="Arial" w:hAnsi="Arial"/>
-          <w:b w:val="false"/>
-          <w:bCs w:val="false"/>
-          <w:i w:val="false"/>
-          <w:iCs w:val="false"/>
-          <w:color w:val="000000"/>
-          <w:sz w:val="22"/>
-          <w:szCs w:val="22"/>
-        </w:rPr>
-        <w:t xml:space="preserve">Here is what that buys across products. Two products that both consume the same token file have the same surface colour, the same body size, and the same spacing rhythm, because they are reading the same names from the same file rather than copying values. When the brand's surface colour changes, it changes in the token file, and both products pick it up on their next build. A third product on a different platform can consume the same names through an adapter, so the brand travels without the platforms having to agree on a stylesheet.</w:t>
-      </w:r>
-    </w:p>
-    <w:p>
-      <w:pPr>
-        <w:spacing w:after="160" w:before="0" w:line="300"/>
-      </w:pPr>
-      <w:r>
-        <w:rPr>
-          <w:rFonts w:ascii="Arial" w:cs="Arial" w:eastAsia="Arial" w:hAnsi="Arial"/>
-          <w:b w:val="false"/>
-          <w:bCs w:val="false"/>
-          <w:i w:val="false"/>
-          <w:iCs w:val="false"/>
-          <w:color w:val="000000"/>
-          <w:sz w:val="22"/>
-          <w:szCs w:val="22"/>
-        </w:rPr>
-        <w:t xml:space="preserve">Two limits matter, and the project records both rather than letting an adopter discover them.</w:t>
-      </w:r>
-    </w:p>
-    <w:p>
-      <w:pPr>
-        <w:spacing w:after="160" w:before="0" w:line="300"/>
-      </w:pPr>
-      <w:r>
-        <w:rPr>
-          <w:rFonts w:ascii="Arial" w:cs="Arial" w:eastAsia="Arial" w:hAnsi="Arial"/>
-          <w:b w:val="false"/>
-          <w:bCs w:val="false"/>
-          <w:i w:val="false"/>
-          <w:iCs w:val="false"/>
-          <w:color w:val="000000"/>
-          <w:sz w:val="22"/>
-          <w:szCs w:val="22"/>
-        </w:rPr>
-        <w:t xml:space="preserve">The first limit is that tokens carry values, not relationships. The format has no standard way to say "this foreground token is valid only on this background token at a stated contrast ratio". Contrast is a relationship with a threshold, and the token file cannot express it, so a brand palette expressed purely as tokens is a set of pairing candidates rather than a set of verified pairs. The sample package says exactly that in the description of its colour group, and puts the pairing constraint in the component specification where it can be tested. The project records this gap as a possible contribution to the token standard rather than pretending it is solved.</w:t>
-      </w:r>
-    </w:p>
-    <w:p>
-      <w:pPr>
-        <w:spacing w:after="160" w:before="0" w:line="300"/>
-      </w:pPr>
-      <w:r>
-        <w:rPr>
-          <w:rFonts w:ascii="Arial" w:cs="Arial" w:eastAsia="Arial" w:hAnsi="Arial"/>
-          <w:b w:val="false"/>
-          <w:bCs w:val="false"/>
-          <w:i w:val="false"/>
-          <w:iCs w:val="false"/>
-          <w:color w:val="000000"/>
-          <w:sz w:val="22"/>
-          <w:szCs w:val="22"/>
-        </w:rPr>
-        <w:t xml:space="preserve">The second limit is that not every value survives every platform. The project's measure is expressed in </w:t>
-      </w:r>
-      <w:r>
-        <w:rPr>
-          <w:rFonts w:ascii="Consolas" w:cs="Consolas" w:eastAsia="Consolas" w:hAnsi="Consolas"/>
-          <w:b w:val="false"/>
-          <w:bCs w:val="false"/>
-          <w:i w:val="false"/>
-          <w:iCs w:val="false"/>
-          <w:color w:val="000000"/>
-          <w:sz w:val="21"/>
-          <w:szCs w:val="21"/>
-        </w:rPr>
-        <w:t xml:space="preserve">ch</w:t>
-      </w:r>
-      <w:r>
-        <w:rPr>
-          <w:rFonts w:ascii="Arial" w:cs="Arial" w:eastAsia="Arial" w:hAnsi="Arial"/>
-          <w:b w:val="false"/>
-          <w:bCs w:val="false"/>
-          <w:i w:val="false"/>
-          <w:iCs w:val="false"/>
-          <w:color w:val="000000"/>
-          <w:sz w:val="22"/>
-          <w:szCs w:val="22"/>
-        </w:rPr>
-        <w:t xml:space="preserve"> units, which follow the width of a character in the current font, and there is no direct native-platform equivalent. An adapter that carries tokens to a native platform must therefore report that as a loss rather than substituting a fixed number and presenting the result as equivalent.</w:t>
-      </w:r>
-    </w:p>
-    <w:p>
-      <w:pPr>
-        <w:spacing w:after="160" w:before="0" w:line="300"/>
-      </w:pPr>
-      <w:r>
-        <w:rPr>
-          <w:rFonts w:ascii="Arial" w:cs="Arial" w:eastAsia="Arial" w:hAnsi="Arial"/>
-          <w:b w:val="false"/>
-          <w:bCs w:val="false"/>
-          <w:i w:val="false"/>
-          <w:iCs w:val="false"/>
-          <w:color w:val="000000"/>
-          <w:sz w:val="22"/>
-          <w:szCs w:val="22"/>
-        </w:rPr>
-        <w:t xml:space="preserve">One caveat about this section as a whole. Branding is not the subject of any recorded project decision, so the mechanism described here is what the token layer and the adapter rules make possible. It is not a policy the project has committed to.</w:t>
-      </w:r>
-    </w:p>
-    <w:p>
-      <w:pPr>
-        <w:pStyle w:val="Heading1"/>
-        <w:keepNext/>
-      </w:pPr>
-      <w:r>
-        <w:rPr>
-          <w:rFonts w:ascii="Arial" w:cs="Arial" w:eastAsia="Arial" w:hAnsi="Arial"/>
-          <w:b/>
-          <w:bCs/>
-          <w:i w:val="false"/>
-          <w:iCs w:val="false"/>
-          <w:color w:val="000000"/>
-          <w:sz w:val="30"/>
-          <w:szCs w:val="30"/>
-        </w:rPr>
-        <w:t xml:space="preserve">Why a design system helps implementation</w:t>
-      </w:r>
-    </w:p>
-    <w:p>
-      <w:pPr>
-        <w:spacing w:after="160" w:before="0" w:line="300"/>
-      </w:pPr>
-      <w:r>
-        <w:rPr>
-          <w:rFonts w:ascii="Arial" w:cs="Arial" w:eastAsia="Arial" w:hAnsi="Arial"/>
-          <w:b w:val="false"/>
-          <w:bCs w:val="false"/>
-          <w:i w:val="false"/>
-          <w:iCs w:val="false"/>
-          <w:color w:val="000000"/>
-          <w:sz w:val="22"/>
-          <w:szCs w:val="22"/>
-        </w:rPr>
-        <w:t xml:space="preserve">For a developer the benefit is that most interface work becomes composition of small pieces with known behaviour, rather than special-casing.</w:t>
-      </w:r>
-    </w:p>
-    <w:p>
-      <w:pPr>
-        <w:pStyle w:val="Heading2"/>
-        <w:keepNext/>
-      </w:pPr>
-      <w:r>
-        <w:rPr>
-          <w:rFonts w:ascii="Arial" w:cs="Arial" w:eastAsia="Arial" w:hAnsi="Arial"/>
-          <w:b/>
-          <w:bCs/>
-          <w:i w:val="false"/>
-          <w:iCs w:val="false"/>
-          <w:color w:val="000000"/>
-          <w:sz w:val="25"/>
-          <w:szCs w:val="25"/>
-        </w:rPr>
-        <w:t xml:space="preserve">Composition instead of special cases</w:t>
-      </w:r>
-    </w:p>
-    <w:p>
-      <w:pPr>
-        <w:spacing w:after="160" w:before="0" w:line="300"/>
-      </w:pPr>
-      <w:r>
-        <w:rPr>
-          <w:rFonts w:ascii="Arial" w:cs="Arial" w:eastAsia="Arial" w:hAnsi="Arial"/>
-          <w:b w:val="false"/>
-          <w:bCs w:val="false"/>
-          <w:i w:val="false"/>
-          <w:iCs w:val="false"/>
-          <w:color w:val="000000"/>
-          <w:sz w:val="22"/>
-          <w:szCs w:val="22"/>
-        </w:rPr>
-        <w:t xml:space="preserve">The project's layout method is built from primitives, each with one job. Composition, rather than increasingly complicated individual components, produces the interface.</w:t>
-      </w:r>
-    </w:p>
-    <w:p>
-      <w:pPr>
-        <w:spacing w:after="160" w:before="0" w:line="300"/>
-      </w:pPr>
-      <w:r>
-        <w:rPr>
-          <w:rFonts w:ascii="Arial" w:cs="Arial" w:eastAsia="Arial" w:hAnsi="Arial"/>
-          <w:b w:val="false"/>
-          <w:bCs w:val="false"/>
-          <w:i w:val="false"/>
-          <w:iCs w:val="false"/>
-          <w:color w:val="000000"/>
-          <w:sz w:val="22"/>
-          <w:szCs w:val="22"/>
-        </w:rPr>
-        <w:t xml:space="preserve">A worked comparison makes the difference concrete. Suppose a card needs its children evenly spaced, its text limited to a comfortable line length, and its surface visible in high-contrast mode. Written as a special case, that is one CSS block containing spacing, width, and border decisions, which the next card will copy and modify slightly. Written as composition, it is a Stack for the rhythm, a Center for the line length, and a Box for the surface, each of which is already specified and already tested.</w:t>
-      </w:r>
-    </w:p>
-    <w:p>
-      <w:pPr>
-        <w:spacing w:after="160" w:before="0" w:line="300"/>
-      </w:pPr>
-      <w:r>
-        <w:rPr>
-          <w:rFonts w:ascii="Arial" w:cs="Arial" w:eastAsia="Arial" w:hAnsi="Arial"/>
-          <w:b w:val="false"/>
-          <w:bCs w:val="false"/>
-          <w:i w:val="false"/>
-          <w:iCs w:val="false"/>
-          <w:color w:val="000000"/>
-          <w:sz w:val="22"/>
-          <w:szCs w:val="22"/>
-        </w:rPr>
-        <w:t xml:space="preserve">The second version has a property the first does not: when a rule changes, it changes in one primitive, and every composition that uses it inherits the change.</w:t>
-      </w:r>
-    </w:p>
-    <w:p>
-      <w:pPr>
-        <w:pStyle w:val="Heading2"/>
-        <w:keepNext/>
-      </w:pPr>
-      <w:r>
-        <w:rPr>
-          <w:rFonts w:ascii="Arial" w:cs="Arial" w:eastAsia="Arial" w:hAnsi="Arial"/>
-          <w:b/>
-          <w:bCs/>
-          <w:i w:val="false"/>
-          <w:iCs w:val="false"/>
-          <w:color w:val="000000"/>
-          <w:sz w:val="25"/>
-          <w:szCs w:val="25"/>
-        </w:rPr>
-        <w:t xml:space="preserve">Margin becomes a relationship rather than an attribute</w:t>
-      </w:r>
-    </w:p>
-    <w:p>
-      <w:pPr>
-        <w:spacing w:after="160" w:before="0" w:line="300"/>
-      </w:pPr>
-      <w:r>
-        <w:rPr>
-          <w:rFonts w:ascii="Arial" w:cs="Arial" w:eastAsia="Arial" w:hAnsi="Arial"/>
-          <w:b w:val="false"/>
-          <w:bCs w:val="false"/>
-          <w:i w:val="false"/>
-          <w:iCs w:val="false"/>
-          <w:color w:val="000000"/>
-          <w:sz w:val="22"/>
-          <w:szCs w:val="22"/>
-        </w:rPr>
-        <w:t xml:space="preserve">Stack exists because of a specific observation: margin is a relationship between adjacent elements, not an attribute of each element. Its mechanism is the sibling relation selector </w:t>
-      </w:r>
-      <w:r>
-        <w:rPr>
-          <w:rFonts w:ascii="Consolas" w:cs="Consolas" w:eastAsia="Consolas" w:hAnsi="Consolas"/>
-          <w:b w:val="false"/>
-          <w:bCs w:val="false"/>
-          <w:i w:val="false"/>
-          <w:iCs w:val="false"/>
-          <w:color w:val="000000"/>
-          <w:sz w:val="21"/>
-          <w:szCs w:val="21"/>
-        </w:rPr>
-        <w:t xml:space="preserve">&gt; * + *</w:t>
-      </w:r>
-      <w:r>
-        <w:rPr>
-          <w:rFonts w:ascii="Arial" w:cs="Arial" w:eastAsia="Arial" w:hAnsi="Arial"/>
-          <w:b w:val="false"/>
-          <w:bCs w:val="false"/>
-          <w:i w:val="false"/>
-          <w:iCs w:val="false"/>
-          <w:color w:val="000000"/>
-          <w:sz w:val="22"/>
-          <w:szCs w:val="22"/>
-        </w:rPr>
-        <w:t xml:space="preserve">, which applies spacing between children and therefore adds no spacing after the last one.</w:t>
-      </w:r>
-    </w:p>
-    <w:p>
-      <w:pPr>
-        <w:spacing w:after="160" w:before="0" w:line="300"/>
-      </w:pPr>
-      <w:r>
-        <w:rPr>
-          <w:rFonts w:ascii="Arial" w:cs="Arial" w:eastAsia="Arial" w:hAnsi="Arial"/>
-          <w:b w:val="false"/>
-          <w:bCs w:val="false"/>
-          <w:i w:val="false"/>
-          <w:iCs w:val="false"/>
-          <w:color w:val="000000"/>
-          <w:sz w:val="22"/>
-          <w:szCs w:val="22"/>
-        </w:rPr>
-        <w:t xml:space="preserve">That is a small thing with a large consequence. Spacing declared per element produces a redundant final margin, which someone then removes with a special case, which then has to be maintained. Spacing declared as a relationship has no final margin to remove.</w:t>
-      </w:r>
-    </w:p>
-    <w:p>
-      <w:pPr>
-        <w:pStyle w:val="Heading2"/>
-        <w:keepNext/>
-      </w:pPr>
-      <w:r>
-        <w:rPr>
-          <w:rFonts w:ascii="Arial" w:cs="Arial" w:eastAsia="Arial" w:hAnsi="Arial"/>
-          <w:b/>
-          <w:bCs/>
-          <w:i w:val="false"/>
-          <w:iCs w:val="false"/>
-          <w:color w:val="000000"/>
-          <w:sz w:val="25"/>
-          <w:szCs w:val="25"/>
-        </w:rPr>
-        <w:t xml:space="preserve">The contract is in the repository, not in someone's memory</w:t>
-      </w:r>
-    </w:p>
-    <w:p>
-      <w:pPr>
-        <w:spacing w:after="160" w:before="0" w:line="300"/>
-      </w:pPr>
-      <w:r>
-        <w:rPr>
-          <w:rFonts w:ascii="Arial" w:cs="Arial" w:eastAsia="Arial" w:hAnsi="Arial"/>
-          <w:b w:val="false"/>
-          <w:bCs w:val="false"/>
-          <w:i w:val="false"/>
-          <w:iCs w:val="false"/>
-          <w:color w:val="000000"/>
-          <w:sz w:val="22"/>
-          <w:szCs w:val="22"/>
-        </w:rPr>
-        <w:t xml:space="preserve">Each component carries a machine-readable contract alongside its prose documentation, and the contract is canonical. A developer consuming a component can read what it guarantees, what it explicitly does not guarantee, which keys it responds to, and what has not yet been verified, without asking the author.</w:t>
-      </w:r>
-    </w:p>
-    <w:p>
-      <w:pPr>
-        <w:spacing w:after="160" w:before="0" w:line="300"/>
-      </w:pPr>
-      <w:r>
-        <w:rPr>
-          <w:rFonts w:ascii="Arial" w:cs="Arial" w:eastAsia="Arial" w:hAnsi="Arial"/>
-          <w:b w:val="false"/>
-          <w:bCs w:val="false"/>
-          <w:i w:val="false"/>
-          <w:iCs w:val="false"/>
-          <w:color w:val="000000"/>
-          <w:sz w:val="22"/>
-          <w:szCs w:val="22"/>
-        </w:rPr>
-        <w:t xml:space="preserve">The project states the reason for making the machine-readable file the authority rather than the prose. A reader naturally trusts the readable file over the machine-readable one, and in this system that instinct is wrong, because the prose is explanatory and the contract is what tests run against.</w:t>
-      </w:r>
-    </w:p>
-    <w:p>
-      <w:pPr>
-        <w:pStyle w:val="Heading2"/>
-        <w:keepNext/>
-      </w:pPr>
-      <w:r>
-        <w:rPr>
-          <w:rFonts w:ascii="Arial" w:cs="Arial" w:eastAsia="Arial" w:hAnsi="Arial"/>
-          <w:b/>
-          <w:bCs/>
-          <w:i w:val="false"/>
-          <w:iCs w:val="false"/>
-          <w:color w:val="000000"/>
-          <w:sz w:val="25"/>
-          <w:szCs w:val="25"/>
-        </w:rPr>
-        <w:t xml:space="preserve">Documentation stops drifting</w:t>
-      </w:r>
-    </w:p>
-    <w:p>
-      <w:pPr>
-        <w:spacing w:after="160" w:before="0" w:line="300"/>
-      </w:pPr>
-      <w:r>
-        <w:rPr>
-          <w:rFonts w:ascii="Arial" w:cs="Arial" w:eastAsia="Arial" w:hAnsi="Arial"/>
-          <w:b w:val="false"/>
-          <w:bCs w:val="false"/>
-          <w:i w:val="false"/>
-          <w:iCs w:val="false"/>
-          <w:color w:val="000000"/>
-          <w:sz w:val="22"/>
-          <w:szCs w:val="22"/>
-        </w:rPr>
-        <w:t xml:space="preserve">A specification is incomplete until it carries the assertions or the manual procedure needed to verify it. The reason is that when tests are authored separately from specifications, the two drift, and the specification becomes aspirational.</w:t>
-      </w:r>
-    </w:p>
-    <w:p>
-      <w:pPr>
-        <w:spacing w:after="160" w:before="0" w:line="300"/>
-      </w:pPr>
-      <w:r>
-        <w:rPr>
-          <w:rFonts w:ascii="Arial" w:cs="Arial" w:eastAsia="Arial" w:hAnsi="Arial"/>
-          <w:b w:val="false"/>
-          <w:bCs w:val="false"/>
-          <w:i w:val="false"/>
-          <w:iCs w:val="false"/>
-          <w:color w:val="000000"/>
-          <w:sz w:val="22"/>
-          <w:szCs w:val="22"/>
-        </w:rPr>
-        <w:t xml:space="preserve">The sample component shows what this looks like. Its contract carries six assertions, three automated and three manual, each with a statement of what is verified and a procedure for verifying it. One of the automated assertions is that the computed gap resolves to the value of the </w:t>
-      </w:r>
-      <w:r>
-        <w:rPr>
-          <w:rFonts w:ascii="Consolas" w:cs="Consolas" w:eastAsia="Consolas" w:hAnsi="Consolas"/>
-          <w:b w:val="false"/>
-          <w:bCs w:val="false"/>
-          <w:i w:val="false"/>
-          <w:iCs w:val="false"/>
-          <w:color w:val="000000"/>
-          <w:sz w:val="21"/>
-          <w:szCs w:val="21"/>
-        </w:rPr>
-        <w:t xml:space="preserve">space.default</w:t>
-      </w:r>
-      <w:r>
-        <w:rPr>
-          <w:rFonts w:ascii="Arial" w:cs="Arial" w:eastAsia="Arial" w:hAnsi="Arial"/>
-          <w:b w:val="false"/>
-          <w:bCs w:val="false"/>
-          <w:i w:val="false"/>
-          <w:iCs w:val="false"/>
-          <w:color w:val="000000"/>
-          <w:sz w:val="22"/>
-          <w:szCs w:val="22"/>
-        </w:rPr>
-        <w:t xml:space="preserve"> token after alias resolution, which is a check that the implementation has not quietly stopped using the scale.</w:t>
-      </w:r>
-    </w:p>
-    <w:p>
-      <w:pPr>
-        <w:pStyle w:val="Heading1"/>
-        <w:keepNext/>
-      </w:pPr>
-      <w:r>
-        <w:rPr>
-          <w:rFonts w:ascii="Arial" w:cs="Arial" w:eastAsia="Arial" w:hAnsi="Arial"/>
-          <w:b/>
-          <w:bCs/>
-          <w:i w:val="false"/>
-          <w:iCs w:val="false"/>
-          <w:color w:val="000000"/>
-          <w:sz w:val="30"/>
-          <w:szCs w:val="30"/>
-        </w:rPr>
-        <w:t xml:space="preserve">Why accessibility is the reason this system exists</w:t>
-      </w:r>
-    </w:p>
-    <w:p>
-      <w:pPr>
-        <w:spacing w:after="160" w:before="0" w:line="300"/>
-      </w:pPr>
-      <w:r>
-        <w:rPr>
-          <w:rFonts w:ascii="Arial" w:cs="Arial" w:eastAsia="Arial" w:hAnsi="Arial"/>
-          <w:b w:val="false"/>
-          <w:bCs w:val="false"/>
-          <w:i w:val="false"/>
-          <w:iCs w:val="false"/>
-          <w:color w:val="000000"/>
-          <w:sz w:val="22"/>
-          <w:szCs w:val="22"/>
-        </w:rPr>
-        <w:t xml:space="preserve">Most design systems treat accessibility as a quality that components can have. This project treats it as the thing the system is for, and that changes what the system has to record.</w:t>
-      </w:r>
-    </w:p>
-    <w:p>
-      <w:pPr>
-        <w:pStyle w:val="Heading2"/>
-        <w:keepNext/>
-      </w:pPr>
-      <w:r>
-        <w:rPr>
-          <w:rFonts w:ascii="Arial" w:cs="Arial" w:eastAsia="Arial" w:hAnsi="Arial"/>
-          <w:b/>
-          <w:bCs/>
-          <w:i w:val="false"/>
-          <w:iCs w:val="false"/>
-          <w:color w:val="000000"/>
-          <w:sz w:val="25"/>
-          <w:szCs w:val="25"/>
-        </w:rPr>
-        <w:t xml:space="preserve">The problem with retrofitting</w:t>
-      </w:r>
-    </w:p>
-    <w:p>
-      <w:pPr>
-        <w:spacing w:after="160" w:before="0" w:line="300"/>
-      </w:pPr>
-      <w:r>
-        <w:rPr>
-          <w:rFonts w:ascii="Arial" w:cs="Arial" w:eastAsia="Arial" w:hAnsi="Arial"/>
-          <w:b w:val="false"/>
-          <w:bCs w:val="false"/>
-          <w:i w:val="false"/>
-          <w:iCs w:val="false"/>
-          <w:color w:val="000000"/>
-          <w:sz w:val="22"/>
-          <w:szCs w:val="22"/>
-        </w:rPr>
-        <w:t xml:space="preserve">Accessibility work is commonly retrofitted: build, audit late, patch individual findings, repeat. That cycle treats symptoms, because a finding fixed on one page recurs on the next page that uses the same component.</w:t>
-      </w:r>
-    </w:p>
-    <w:p>
-      <w:pPr>
-        <w:spacing w:after="160" w:before="0" w:line="300"/>
-      </w:pPr>
-      <w:r>
-        <w:rPr>
-          <w:rFonts w:ascii="Arial" w:cs="Arial" w:eastAsia="Arial" w:hAnsi="Arial"/>
-          <w:b w:val="false"/>
-          <w:bCs w:val="false"/>
-          <w:i w:val="false"/>
-          <w:iCs w:val="false"/>
-          <w:color w:val="000000"/>
-          <w:sz w:val="22"/>
-          <w:szCs w:val="22"/>
-        </w:rPr>
-        <w:t xml:space="preserve">A design-system approach attaches requirements to reusable components and patterns instead, so that a fix and its reasoning propagate to everything built from them. Survey research supports the shift: design systems were the most frequently cited accessibility strategy among practitioners, rising from 33% of interviews in 2017 to 52% in 2019-2020. For comparison, in the same research usability testing with disabled people was cited in 31% of interviews, audits in 17%, and empathy labs in 10%.</w:t>
-      </w:r>
-    </w:p>
-    <w:p>
-      <w:pPr>
-        <w:spacing w:after="160" w:before="0" w:line="300"/>
-      </w:pPr>
-      <w:r>
-        <w:rPr>
-          <w:rFonts w:ascii="Arial" w:cs="Arial" w:eastAsia="Arial" w:hAnsi="Arial"/>
-          <w:b w:val="false"/>
-          <w:bCs w:val="false"/>
-          <w:i w:val="false"/>
-          <w:iCs w:val="false"/>
-          <w:color w:val="000000"/>
-          <w:sz w:val="22"/>
-          <w:szCs w:val="22"/>
-        </w:rPr>
-        <w:t xml:space="preserve">The project's own decision follows from that. Requirements attach to components and patterns, not to pages or to individual audit findings, and coverage is measured against the component inventory rather than against a page count.</w:t>
-      </w:r>
-    </w:p>
-    <w:p>
-      <w:pPr>
-        <w:spacing w:after="160" w:before="0" w:line="300"/>
-      </w:pPr>
-      <w:r>
-        <w:rPr>
-          <w:rFonts w:ascii="Arial" w:cs="Arial" w:eastAsia="Arial" w:hAnsi="Arial"/>
-          <w:b w:val="false"/>
-          <w:bCs w:val="false"/>
-          <w:i w:val="false"/>
-          <w:iCs w:val="false"/>
-          <w:color w:val="000000"/>
-          <w:sz w:val="22"/>
-          <w:szCs w:val="22"/>
-        </w:rPr>
-        <w:t xml:space="preserve">There is an honest cost, and the project records it. An organisation without a design system cannot adopt the method directly, because it must first identify its de facto components.</w:t>
-      </w:r>
-    </w:p>
-    <w:p>
-      <w:pPr>
-        <w:pStyle w:val="Heading2"/>
-        <w:keepNext/>
-      </w:pPr>
-      <w:r>
-        <w:rPr>
-          <w:rFonts w:ascii="Arial" w:cs="Arial" w:eastAsia="Arial" w:hAnsi="Arial"/>
-          <w:b/>
-          <w:bCs/>
-          <w:i w:val="false"/>
-          <w:iCs w:val="false"/>
-          <w:color w:val="000000"/>
-          <w:sz w:val="25"/>
-          <w:szCs w:val="25"/>
-        </w:rPr>
-        <w:t xml:space="preserve">Accessibility is a crosscutting concern, split two ways</w:t>
-      </w:r>
-    </w:p>
-    <w:p>
-      <w:pPr>
-        <w:spacing w:after="160" w:before="0" w:line="300"/>
-      </w:pPr>
-      <w:r>
-        <w:rPr>
-          <w:rFonts w:ascii="Arial" w:cs="Arial" w:eastAsia="Arial" w:hAnsi="Arial"/>
-          <w:b w:val="false"/>
-          <w:bCs w:val="false"/>
-          <w:i w:val="false"/>
-          <w:iCs w:val="false"/>
-          <w:color w:val="000000"/>
-          <w:sz w:val="22"/>
-          <w:szCs w:val="22"/>
-        </w:rPr>
-        <w:t xml:space="preserve">Accessibility does not sit in one module. It spans components, which is what makes it easy to lose.</w:t>
-      </w:r>
-    </w:p>
-    <w:p>
-      <w:pPr>
-        <w:spacing w:after="160" w:before="0" w:line="300"/>
-      </w:pPr>
-      <w:r>
-        <w:rPr>
-          <w:rFonts w:ascii="Arial" w:cs="Arial" w:eastAsia="Arial" w:hAnsi="Arial"/>
-          <w:b w:val="false"/>
-          <w:bCs w:val="false"/>
-          <w:i w:val="false"/>
-          <w:iCs w:val="false"/>
-          <w:color w:val="000000"/>
-          <w:sz w:val="22"/>
-          <w:szCs w:val="22"/>
-        </w:rPr>
-        <w:t xml:space="preserve">The project splits it in two.</w:t>
-      </w:r>
-    </w:p>
-    <w:p>
-      <w:pPr>
-        <w:spacing w:after="160" w:before="0" w:line="300"/>
-      </w:pPr>
-      <w:r>
-        <w:rPr>
-          <w:rFonts w:ascii="Arial" w:cs="Arial" w:eastAsia="Arial" w:hAnsi="Arial"/>
-          <w:b/>
-          <w:bCs/>
-          <w:i w:val="false"/>
-          <w:iCs w:val="false"/>
-          <w:color w:val="000000"/>
-          <w:sz w:val="22"/>
-          <w:szCs w:val="22"/>
-        </w:rPr>
-        <w:t xml:space="preserve">User technology support</w:t>
-      </w:r>
-      <w:r>
-        <w:rPr>
-          <w:rFonts w:ascii="Arial" w:cs="Arial" w:eastAsia="Arial" w:hAnsi="Arial"/>
-          <w:b w:val="false"/>
-          <w:bCs w:val="false"/>
-          <w:i w:val="false"/>
-          <w:iCs w:val="false"/>
-          <w:color w:val="000000"/>
-          <w:sz w:val="22"/>
-          <w:szCs w:val="22"/>
-        </w:rPr>
-        <w:t xml:space="preserve"> covers assistive-technology compatibility: roles, accessible names, states, focus, and keyboard operation. </w:t>
-      </w:r>
-      <w:r>
-        <w:rPr>
-          <w:rFonts w:ascii="Arial" w:cs="Arial" w:eastAsia="Arial" w:hAnsi="Arial"/>
-          <w:b/>
-          <w:bCs/>
-          <w:i w:val="false"/>
-          <w:iCs w:val="false"/>
-          <w:color w:val="000000"/>
-          <w:sz w:val="22"/>
-          <w:szCs w:val="22"/>
-        </w:rPr>
-        <w:t xml:space="preserve">User layout support</w:t>
-      </w:r>
-      <w:r>
-        <w:rPr>
-          <w:rFonts w:ascii="Arial" w:cs="Arial" w:eastAsia="Arial" w:hAnsi="Arial"/>
-          <w:b w:val="false"/>
-          <w:bCs w:val="false"/>
-          <w:i w:val="false"/>
-          <w:iCs w:val="false"/>
-          <w:color w:val="000000"/>
-          <w:sz w:val="22"/>
-          <w:szCs w:val="22"/>
-        </w:rPr>
-        <w:t xml:space="preserve"> covers reflow, measure, spacing, contrast, and reading order.</w:t>
-      </w:r>
-    </w:p>
-    <w:p>
-      <w:pPr>
-        <w:spacing w:after="160" w:before="0" w:line="300"/>
-      </w:pPr>
-      <w:r>
-        <w:rPr>
-          <w:rFonts w:ascii="Arial" w:cs="Arial" w:eastAsia="Arial" w:hAnsi="Arial"/>
-          <w:b w:val="false"/>
-          <w:bCs w:val="false"/>
-          <w:i w:val="false"/>
-          <w:iCs w:val="false"/>
-          <w:color w:val="000000"/>
-          <w:sz w:val="22"/>
-          <w:szCs w:val="22"/>
-        </w:rPr>
-        <w:t xml:space="preserve">Every WCAG criterion recorded against a component names which branch it belongs to. The reason is diagnostic: a flat list of criteria per component obscures whether a failure is geometric or semantic, and those two failures have different owners and different fixes.</w:t>
-      </w:r>
-    </w:p>
-    <w:p>
-      <w:pPr>
-        <w:spacing w:after="160" w:before="0" w:line="300"/>
-      </w:pPr>
-      <w:r>
-        <w:rPr>
-          <w:rFonts w:ascii="Arial" w:cs="Arial" w:eastAsia="Arial" w:hAnsi="Arial"/>
-          <w:b w:val="false"/>
-          <w:bCs w:val="false"/>
-          <w:i w:val="false"/>
-          <w:iCs w:val="false"/>
-          <w:color w:val="000000"/>
-          <w:sz w:val="22"/>
-          <w:szCs w:val="22"/>
-        </w:rPr>
-        <w:t xml:space="preserve">The split needs care rather than mechanical application. The clearest example is the WCAG Reflow exception, which looks like a layout matter but is decided by semantics, as a later section explains. Classification follows what carries meaning, not the visual mechanism that produced the appearance.</w:t>
-      </w:r>
-    </w:p>
-    <w:p>
-      <w:pPr>
-        <w:pStyle w:val="Heading2"/>
-        <w:keepNext/>
-      </w:pPr>
-      <w:r>
-        <w:rPr>
-          <w:rFonts w:ascii="Arial" w:cs="Arial" w:eastAsia="Arial" w:hAnsi="Arial"/>
-          <w:b/>
-          <w:bCs/>
-          <w:i w:val="false"/>
-          <w:iCs w:val="false"/>
-          <w:color w:val="000000"/>
-          <w:sz w:val="25"/>
-          <w:szCs w:val="25"/>
-        </w:rPr>
-        <w:t xml:space="preserve">The five gaps this project is trying to close</w:t>
-      </w:r>
-    </w:p>
-    <w:p>
-      <w:pPr>
-        <w:spacing w:after="160" w:before="0" w:line="300"/>
-      </w:pPr>
-      <w:r>
-        <w:rPr>
-          <w:rFonts w:ascii="Arial" w:cs="Arial" w:eastAsia="Arial" w:hAnsi="Arial"/>
-          <w:b w:val="false"/>
-          <w:bCs w:val="false"/>
-          <w:i w:val="false"/>
-          <w:iCs w:val="false"/>
-          <w:color w:val="000000"/>
-          <w:sz w:val="22"/>
-          <w:szCs w:val="22"/>
-        </w:rPr>
-        <w:t xml:space="preserve">The project surveyed existing practice and recorded five recurring gaps. Each one is the reason a later part of AFDS exists, so they are worth reading as a list of problems rather than as criticism.</w:t>
-      </w:r>
-    </w:p>
-    <w:p>
-      <w:pPr>
-        <w:pStyle w:val="ListParagraph"/>
+        <w:keepLines/>
         <w:numPr>
           <w:ilvl w:val="0"/>
           <w:numId w:val="2"/>
         </w:numPr>
-        <w:spacing w:after="120" w:before="0" w:line="300"/>
-      </w:pPr>
-      <w:r>
-        <w:rPr>
-          <w:rFonts w:ascii="Arial" w:cs="Arial" w:eastAsia="Arial" w:hAnsi="Arial"/>
-          <w:b w:val="false"/>
-          <w:bCs w:val="false"/>
-          <w:i w:val="false"/>
-          <w:iCs w:val="false"/>
-          <w:color w:val="000000"/>
-          <w:sz w:val="22"/>
-          <w:szCs w:val="22"/>
-        </w:rPr>
-        <w:t xml:space="preserve">Layout is treated as visual rather than as an accessibility concern, despite Reflow, Resize Text, and Text Spacing being layout criteria.</w:t>
-      </w:r>
-    </w:p>
-    <w:p>
-      <w:pPr>
-        <w:pStyle w:val="ListParagraph"/>
+      </w:pPr>
+      <w:r>
+        <w:rPr>
+          <w:rFonts w:ascii="Arial" w:cs="Arial" w:eastAsia="Arial" w:hAnsi="Arial"/>
+          <w:b/>
+          <w:bCs/>
+          <w:i w:val="false"/>
+          <w:iCs w:val="false"/>
+          <w:color w:val="000000"/>
+          <w:sz w:val="30"/>
+          <w:szCs w:val="30"/>
+        </w:rPr>
+        <w:t xml:space="preserve">Why a design system helps design work</w:t>
+      </w:r>
+    </w:p>
+    <w:p>
+      <w:pPr>
+        <w:keepNext/>
+        <w:spacing w:after="160" w:before="0" w:line="300"/>
+      </w:pPr>
+      <w:r>
+        <w:rPr>
+          <w:rFonts w:ascii="Arial" w:cs="Arial" w:eastAsia="Arial" w:hAnsi="Arial"/>
+          <w:b w:val="false"/>
+          <w:bCs w:val="false"/>
+          <w:i w:val="false"/>
+          <w:iCs w:val="false"/>
+          <w:color w:val="000000"/>
+          <w:sz w:val="22"/>
+          <w:szCs w:val="22"/>
+        </w:rPr>
+        <w:t xml:space="preserve">The practical benefit is that the number of decisions falls sharply, and the decisions that remain are the interesting ones.</w:t>
+      </w:r>
+    </w:p>
+    <w:p>
+      <w:pPr>
+        <w:pStyle w:val="Heading2"/>
+        <w:keepNext/>
+        <w:keepLines/>
+        <w:numPr>
+          <w:ilvl w:val="1"/>
+          <w:numId w:val="2"/>
+        </w:numPr>
+      </w:pPr>
+      <w:r>
+        <w:rPr>
+          <w:rFonts w:ascii="Arial" w:cs="Arial" w:eastAsia="Arial" w:hAnsi="Arial"/>
+          <w:b/>
+          <w:bCs/>
+          <w:i w:val="false"/>
+          <w:iCs w:val="false"/>
+          <w:color w:val="000000"/>
+          <w:sz w:val="25"/>
+          <w:szCs w:val="25"/>
+        </w:rPr>
+        <w:t xml:space="preserve">Decisions are made once and reused</w:t>
+      </w:r>
+    </w:p>
+    <w:p>
+      <w:pPr>
+        <w:keepNext/>
+        <w:spacing w:after="160" w:before="0" w:line="300"/>
+      </w:pPr>
+      <w:r>
+        <w:rPr>
+          <w:rFonts w:ascii="Arial" w:cs="Arial" w:eastAsia="Arial" w:hAnsi="Arial"/>
+          <w:b w:val="false"/>
+          <w:bCs w:val="false"/>
+          <w:i w:val="false"/>
+          <w:iCs w:val="false"/>
+          <w:color w:val="000000"/>
+          <w:sz w:val="22"/>
+          <w:szCs w:val="22"/>
+        </w:rPr>
+        <w:t xml:space="preserve">Without a system, every screen re-decides spacing, type size, colour, and arrangement. With a system, those are already chosen and named, so the designer's attention goes to the task the screen has to support.</w:t>
+      </w:r>
+    </w:p>
+    <w:p>
+      <w:pPr>
+        <w:keepNext/>
+        <w:spacing w:after="160" w:before="0" w:line="300"/>
+      </w:pPr>
+      <w:r>
+        <w:rPr>
+          <w:rFonts w:ascii="Arial" w:cs="Arial" w:eastAsia="Arial" w:hAnsi="Arial"/>
+          <w:b w:val="false"/>
+          <w:bCs w:val="false"/>
+          <w:i w:val="false"/>
+          <w:iCs w:val="false"/>
+          <w:color w:val="000000"/>
+          <w:sz w:val="22"/>
+          <w:szCs w:val="22"/>
+        </w:rPr>
+        <w:t xml:space="preserve">This is not merely tidiness. Each re-decided value is an opportunity to introduce an inconsistency that a user will experience as roughness, and that somebody will eventually have to find and fix by hand.</w:t>
+      </w:r>
+    </w:p>
+    <w:p>
+      <w:pPr>
+        <w:pStyle w:val="Heading2"/>
+        <w:keepNext/>
+        <w:keepLines/>
+        <w:numPr>
+          <w:ilvl w:val="1"/>
+          <w:numId w:val="2"/>
+        </w:numPr>
+      </w:pPr>
+      <w:r>
+        <w:rPr>
+          <w:rFonts w:ascii="Arial" w:cs="Arial" w:eastAsia="Arial" w:hAnsi="Arial"/>
+          <w:b/>
+          <w:bCs/>
+          <w:i w:val="false"/>
+          <w:iCs w:val="false"/>
+          <w:color w:val="000000"/>
+          <w:sz w:val="25"/>
+          <w:szCs w:val="25"/>
+        </w:rPr>
+        <w:t xml:space="preserve">Consistency becomes a property of the system, not a matter of diligence</w:t>
+      </w:r>
+    </w:p>
+    <w:p>
+      <w:pPr>
+        <w:keepNext/>
+        <w:spacing w:after="160" w:before="0" w:line="300"/>
+      </w:pPr>
+      <w:r>
+        <w:rPr>
+          <w:rFonts w:ascii="Arial" w:cs="Arial" w:eastAsia="Arial" w:hAnsi="Arial"/>
+          <w:b w:val="false"/>
+          <w:bCs w:val="false"/>
+          <w:i w:val="false"/>
+          <w:iCs w:val="false"/>
+          <w:color w:val="000000"/>
+          <w:sz w:val="22"/>
+          <w:szCs w:val="22"/>
+        </w:rPr>
+        <w:t xml:space="preserve">If spacing comes from a named scale, two screens built by two people a year apart have the same rhythm without either person coordinating. If spacing is typed in by hand, consistency depends on everyone remembering, which is a thing that works until the deadline arrives.</w:t>
+      </w:r>
+    </w:p>
+    <w:p>
+      <w:pPr>
+        <w:keepNext/>
+        <w:spacing w:after="160" w:before="0" w:line="300"/>
+      </w:pPr>
+      <w:r>
+        <w:rPr>
+          <w:rFonts w:ascii="Arial" w:cs="Arial" w:eastAsia="Arial" w:hAnsi="Arial"/>
+          <w:b w:val="false"/>
+          <w:bCs w:val="false"/>
+          <w:i w:val="false"/>
+          <w:iCs w:val="false"/>
+          <w:color w:val="000000"/>
+          <w:sz w:val="22"/>
+          <w:szCs w:val="22"/>
+        </w:rPr>
+        <w:t xml:space="preserve">The project's spacing scale takes this further than most. Every spacing token is an alias of a step on the same scale that governs type sizes, so spacing cannot drift away from the type scale even in principle. The sample package shows the mechanism directly: </w:t>
+      </w:r>
+      <w:r>
+        <w:rPr>
+          <w:rFonts w:ascii="Consolas" w:cs="Consolas" w:eastAsia="Consolas" w:hAnsi="Consolas"/>
+          <w:b w:val="false"/>
+          <w:bCs w:val="false"/>
+          <w:i w:val="false"/>
+          <w:iCs w:val="false"/>
+          <w:color w:val="000000"/>
+          <w:sz w:val="21"/>
+          <w:szCs w:val="21"/>
+        </w:rPr>
+        <w:t xml:space="preserve">space.default</w:t>
+      </w:r>
+      <w:r>
+        <w:rPr>
+          <w:rFonts w:ascii="Arial" w:cs="Arial" w:eastAsia="Arial" w:hAnsi="Arial"/>
+          <w:b w:val="false"/>
+          <w:bCs w:val="false"/>
+          <w:i w:val="false"/>
+          <w:iCs w:val="false"/>
+          <w:color w:val="000000"/>
+          <w:sz w:val="22"/>
+          <w:szCs w:val="22"/>
+        </w:rPr>
+        <w:t xml:space="preserve"> is not the number </w:t>
+      </w:r>
+      <w:r>
+        <w:rPr>
+          <w:rFonts w:ascii="Consolas" w:cs="Consolas" w:eastAsia="Consolas" w:hAnsi="Consolas"/>
+          <w:b w:val="false"/>
+          <w:bCs w:val="false"/>
+          <w:i w:val="false"/>
+          <w:iCs w:val="false"/>
+          <w:color w:val="000000"/>
+          <w:sz w:val="21"/>
+          <w:szCs w:val="21"/>
+        </w:rPr>
+        <w:t xml:space="preserve">1rem</w:t>
+      </w:r>
+      <w:r>
+        <w:rPr>
+          <w:rFonts w:ascii="Arial" w:cs="Arial" w:eastAsia="Arial" w:hAnsi="Arial"/>
+          <w:b w:val="false"/>
+          <w:bCs w:val="false"/>
+          <w:i w:val="false"/>
+          <w:iCs w:val="false"/>
+          <w:color w:val="000000"/>
+          <w:sz w:val="22"/>
+          <w:szCs w:val="22"/>
+        </w:rPr>
+        <w:t xml:space="preserve">, it is a reference to </w:t>
+      </w:r>
+      <w:r>
+        <w:rPr>
+          <w:rFonts w:ascii="Consolas" w:cs="Consolas" w:eastAsia="Consolas" w:hAnsi="Consolas"/>
+          <w:b w:val="false"/>
+          <w:bCs w:val="false"/>
+          <w:i w:val="false"/>
+          <w:iCs w:val="false"/>
+          <w:color w:val="000000"/>
+          <w:sz w:val="21"/>
+          <w:szCs w:val="21"/>
+        </w:rPr>
+        <w:t xml:space="preserve">scale.step-0</w:t>
+      </w:r>
+      <w:r>
+        <w:rPr>
+          <w:rFonts w:ascii="Arial" w:cs="Arial" w:eastAsia="Arial" w:hAnsi="Arial"/>
+          <w:b w:val="false"/>
+          <w:bCs w:val="false"/>
+          <w:i w:val="false"/>
+          <w:iCs w:val="false"/>
+          <w:color w:val="000000"/>
+          <w:sz w:val="22"/>
+          <w:szCs w:val="22"/>
+        </w:rPr>
+        <w:t xml:space="preserve">, which is </w:t>
+      </w:r>
+      <w:r>
+        <w:rPr>
+          <w:rFonts w:ascii="Consolas" w:cs="Consolas" w:eastAsia="Consolas" w:hAnsi="Consolas"/>
+          <w:b w:val="false"/>
+          <w:bCs w:val="false"/>
+          <w:i w:val="false"/>
+          <w:iCs w:val="false"/>
+          <w:color w:val="000000"/>
+          <w:sz w:val="21"/>
+          <w:szCs w:val="21"/>
+        </w:rPr>
+        <w:t xml:space="preserve">1rem</w:t>
+      </w:r>
+      <w:r>
+        <w:rPr>
+          <w:rFonts w:ascii="Arial" w:cs="Arial" w:eastAsia="Arial" w:hAnsi="Arial"/>
+          <w:b w:val="false"/>
+          <w:bCs w:val="false"/>
+          <w:i w:val="false"/>
+          <w:iCs w:val="false"/>
+          <w:color w:val="000000"/>
+          <w:sz w:val="22"/>
+          <w:szCs w:val="22"/>
+        </w:rPr>
+        <w:t xml:space="preserve">.</w:t>
+      </w:r>
+    </w:p>
+    <w:p>
+      <w:pPr>
+        <w:pStyle w:val="Heading2"/>
+        <w:keepNext/>
+        <w:keepLines/>
+        <w:numPr>
+          <w:ilvl w:val="1"/>
+          <w:numId w:val="2"/>
+        </w:numPr>
+      </w:pPr>
+      <w:r>
+        <w:rPr>
+          <w:rFonts w:ascii="Arial" w:cs="Arial" w:eastAsia="Arial" w:hAnsi="Arial"/>
+          <w:b/>
+          <w:bCs/>
+          <w:i w:val="false"/>
+          <w:iCs w:val="false"/>
+          <w:color w:val="000000"/>
+          <w:sz w:val="25"/>
+          <w:szCs w:val="25"/>
+        </w:rPr>
+        <w:t xml:space="preserve">The mock-up stops being the only record</w:t>
+      </w:r>
+    </w:p>
+    <w:p>
+      <w:pPr>
+        <w:keepNext/>
+        <w:spacing w:after="160" w:before="0" w:line="300"/>
+      </w:pPr>
+      <w:r>
+        <w:rPr>
+          <w:rFonts w:ascii="Arial" w:cs="Arial" w:eastAsia="Arial" w:hAnsi="Arial"/>
+          <w:b w:val="false"/>
+          <w:bCs w:val="false"/>
+          <w:i w:val="false"/>
+          <w:iCs w:val="false"/>
+          <w:color w:val="000000"/>
+          <w:sz w:val="22"/>
+          <w:szCs w:val="22"/>
+        </w:rPr>
+        <w:t xml:space="preserve">A visual mock-up cannot show what a component promises, which keys operate it, where focus goes when a dialog closes, or what happens at high zoom. In a system, those live in the component's specification, and the mock-up is annotated to say which component was chosen and what product-specific decisions apply.</w:t>
+      </w:r>
+    </w:p>
+    <w:p>
+      <w:pPr>
+        <w:keepNext/>
+        <w:spacing w:after="160" w:before="0" w:line="300"/>
+      </w:pPr>
+      <w:r>
+        <w:rPr>
+          <w:rFonts w:ascii="Arial" w:cs="Arial" w:eastAsia="Arial" w:hAnsi="Arial"/>
+          <w:b w:val="false"/>
+          <w:bCs w:val="false"/>
+          <w:i w:val="false"/>
+          <w:iCs w:val="false"/>
+          <w:color w:val="000000"/>
+          <w:sz w:val="22"/>
+          <w:szCs w:val="22"/>
+        </w:rPr>
+        <w:t xml:space="preserve">The project borrows an economy rule for those annotations from GitHub's design-system practice: do not annotate what the visual design, the component API, or the coded component already guarantees. Annotating everything makes annotations long, makes them drift from the code, and trains reviewers to skim them, which is worse than not annotating at all.</w:t>
+      </w:r>
+    </w:p>
+    <w:p>
+      <w:pPr>
+        <w:pStyle w:val="Heading1"/>
+        <w:keepNext/>
+        <w:keepLines/>
         <w:numPr>
           <w:ilvl w:val="0"/>
           <w:numId w:val="2"/>
         </w:numPr>
-        <w:spacing w:after="120" w:before="0" w:line="300"/>
-      </w:pPr>
-      <w:r>
-        <w:rPr>
-          <w:rFonts w:ascii="Arial" w:cs="Arial" w:eastAsia="Arial" w:hAnsi="Arial"/>
-          <w:b w:val="false"/>
-          <w:bCs w:val="false"/>
-          <w:i w:val="false"/>
-          <w:iCs w:val="false"/>
-          <w:color w:val="000000"/>
-          <w:sz w:val="22"/>
-          <w:szCs w:val="22"/>
-        </w:rPr>
-        <w:t xml:space="preserve">Components are tested in isolation but not in composition.</w:t>
-      </w:r>
-    </w:p>
-    <w:p>
-      <w:pPr>
-        <w:pStyle w:val="ListParagraph"/>
+      </w:pPr>
+      <w:r>
+        <w:rPr>
+          <w:rFonts w:ascii="Arial" w:cs="Arial" w:eastAsia="Arial" w:hAnsi="Arial"/>
+          <w:b/>
+          <w:bCs/>
+          <w:i w:val="false"/>
+          <w:iCs w:val="false"/>
+          <w:color w:val="000000"/>
+          <w:sz w:val="30"/>
+          <w:szCs w:val="30"/>
+        </w:rPr>
+        <w:t xml:space="preserve">Cross-product branding</w:t>
+      </w:r>
+    </w:p>
+    <w:p>
+      <w:pPr>
+        <w:keepNext/>
+        <w:spacing w:after="160" w:before="0" w:line="300"/>
+      </w:pPr>
+      <w:r>
+        <w:rPr>
+          <w:rFonts w:ascii="Arial" w:cs="Arial" w:eastAsia="Arial" w:hAnsi="Arial"/>
+          <w:b w:val="false"/>
+          <w:bCs w:val="false"/>
+          <w:i w:val="false"/>
+          <w:iCs w:val="false"/>
+          <w:color w:val="000000"/>
+          <w:sz w:val="22"/>
+          <w:szCs w:val="22"/>
+        </w:rPr>
+        <w:t xml:space="preserve">Design systems are often adopted for this reason first, so it is worth being precise about what the mechanism actually is and where it stops.</w:t>
+      </w:r>
+    </w:p>
+    <w:p>
+      <w:pPr>
+        <w:keepNext/>
+        <w:spacing w:after="160" w:before="0" w:line="300"/>
+      </w:pPr>
+      <w:r>
+        <w:rPr>
+          <w:rFonts w:ascii="Arial" w:cs="Arial" w:eastAsia="Arial" w:hAnsi="Arial"/>
+          <w:b w:val="false"/>
+          <w:bCs w:val="false"/>
+          <w:i w:val="false"/>
+          <w:iCs w:val="false"/>
+          <w:color w:val="000000"/>
+          <w:sz w:val="22"/>
+          <w:szCs w:val="22"/>
+        </w:rPr>
+        <w:t xml:space="preserve">A brand expressed as named values can be applied consistently across several products, and can be changed in one place. A brand expressed as values typed into individual files cannot.</w:t>
+      </w:r>
+    </w:p>
+    <w:p>
+      <w:pPr>
+        <w:keepNext w:val="false"/>
+        <w:spacing w:after="160" w:before="0" w:line="300"/>
+      </w:pPr>
+      <w:r>
+        <w:rPr>
+          <w:rFonts w:ascii="Arial" w:cs="Arial" w:eastAsia="Arial" w:hAnsi="Arial"/>
+          <w:b w:val="false"/>
+          <w:bCs w:val="false"/>
+          <w:i w:val="false"/>
+          <w:iCs w:val="false"/>
+          <w:color w:val="000000"/>
+          <w:sz w:val="22"/>
+          <w:szCs w:val="22"/>
+        </w:rPr>
+        <w:t xml:space="preserve">The mechanism is the token layer. A token is a named value with a type and a description, held in a vendor-neutral format so that it is not trapped inside one tool. The project uses the W3C Design Tokens format, which reached its first stable version in 2025, and which supports named values, types, descriptions, aliases, themes, and modern colour spaces including OKLCH.</w:t>
+      </w:r>
+    </w:p>
+    <w:p>
+      <w:pPr>
+        <w:keepNext w:val="false"/>
+        <w:spacing w:after="160" w:before="0" w:line="300"/>
+      </w:pPr>
+      <w:r>
+        <w:rPr>
+          <w:rFonts w:ascii="Arial" w:cs="Arial" w:eastAsia="Arial" w:hAnsi="Arial"/>
+          <w:b w:val="false"/>
+          <w:bCs w:val="false"/>
+          <w:i w:val="false"/>
+          <w:iCs w:val="false"/>
+          <w:color w:val="000000"/>
+          <w:sz w:val="22"/>
+          <w:szCs w:val="22"/>
+        </w:rPr>
+        <w:t xml:space="preserve">Here is what that buys across products. Two products that both consume the same token file have the same surface colour, the same body size, and the same spacing rhythm, because they are reading the same names from the same file rather than copying values. When the brand's surface colour changes, it changes in the token file, and both products pick it up on their next build. A third product on a different platform can consume the same names through an adapter, so the brand travels without the platforms having to agree on a stylesheet.</w:t>
+      </w:r>
+    </w:p>
+    <w:p>
+      <w:pPr>
+        <w:keepNext w:val="false"/>
+        <w:spacing w:after="160" w:before="0" w:line="300"/>
+      </w:pPr>
+      <w:r>
+        <w:rPr>
+          <w:rFonts w:ascii="Arial" w:cs="Arial" w:eastAsia="Arial" w:hAnsi="Arial"/>
+          <w:b w:val="false"/>
+          <w:bCs w:val="false"/>
+          <w:i w:val="false"/>
+          <w:iCs w:val="false"/>
+          <w:color w:val="000000"/>
+          <w:sz w:val="22"/>
+          <w:szCs w:val="22"/>
+        </w:rPr>
+        <w:t xml:space="preserve">Two limits matter, and the project records both rather than letting an adopter discover them.</w:t>
+      </w:r>
+    </w:p>
+    <w:p>
+      <w:pPr>
+        <w:keepNext w:val="false"/>
+        <w:spacing w:after="160" w:before="0" w:line="300"/>
+      </w:pPr>
+      <w:r>
+        <w:rPr>
+          <w:rFonts w:ascii="Arial" w:cs="Arial" w:eastAsia="Arial" w:hAnsi="Arial"/>
+          <w:b w:val="false"/>
+          <w:bCs w:val="false"/>
+          <w:i w:val="false"/>
+          <w:iCs w:val="false"/>
+          <w:color w:val="000000"/>
+          <w:sz w:val="22"/>
+          <w:szCs w:val="22"/>
+        </w:rPr>
+        <w:t xml:space="preserve">The first limit is that tokens carry values, not relationships. The format has no standard way to say "this foreground token is valid only on this background token at a stated contrast ratio". Contrast is a relationship with a threshold, and the token file cannot express it, so a brand palette expressed purely as tokens is a set of pairing candidates rather than a set of verified pairs. The sample package says exactly that in the description of its colour group, and puts the pairing constraint in the component specification where it can be tested. The project records this gap as a possible contribution to the token standard rather than pretending it is solved.</w:t>
+      </w:r>
+    </w:p>
+    <w:p>
+      <w:pPr>
+        <w:keepNext w:val="false"/>
+        <w:spacing w:after="160" w:before="0" w:line="300"/>
+      </w:pPr>
+      <w:r>
+        <w:rPr>
+          <w:rFonts w:ascii="Arial" w:cs="Arial" w:eastAsia="Arial" w:hAnsi="Arial"/>
+          <w:b w:val="false"/>
+          <w:bCs w:val="false"/>
+          <w:i w:val="false"/>
+          <w:iCs w:val="false"/>
+          <w:color w:val="000000"/>
+          <w:sz w:val="22"/>
+          <w:szCs w:val="22"/>
+        </w:rPr>
+        <w:t xml:space="preserve">The second limit is that not every value survives every platform. The project's measure is expressed in </w:t>
+      </w:r>
+      <w:r>
+        <w:rPr>
+          <w:rFonts w:ascii="Consolas" w:cs="Consolas" w:eastAsia="Consolas" w:hAnsi="Consolas"/>
+          <w:b w:val="false"/>
+          <w:bCs w:val="false"/>
+          <w:i w:val="false"/>
+          <w:iCs w:val="false"/>
+          <w:color w:val="000000"/>
+          <w:sz w:val="21"/>
+          <w:szCs w:val="21"/>
+        </w:rPr>
+        <w:t xml:space="preserve">ch</w:t>
+      </w:r>
+      <w:r>
+        <w:rPr>
+          <w:rFonts w:ascii="Arial" w:cs="Arial" w:eastAsia="Arial" w:hAnsi="Arial"/>
+          <w:b w:val="false"/>
+          <w:bCs w:val="false"/>
+          <w:i w:val="false"/>
+          <w:iCs w:val="false"/>
+          <w:color w:val="000000"/>
+          <w:sz w:val="22"/>
+          <w:szCs w:val="22"/>
+        </w:rPr>
+        <w:t xml:space="preserve"> units, which follow the width of a character in the current font, and there is no direct native-platform equivalent. An adapter that carries tokens to a native platform must therefore report that as a loss rather than substituting a fixed number and presenting the result as equivalent.</w:t>
+      </w:r>
+    </w:p>
+    <w:p>
+      <w:pPr>
+        <w:keepNext w:val="false"/>
+        <w:spacing w:after="160" w:before="0" w:line="300"/>
+      </w:pPr>
+      <w:r>
+        <w:rPr>
+          <w:rFonts w:ascii="Arial" w:cs="Arial" w:eastAsia="Arial" w:hAnsi="Arial"/>
+          <w:b w:val="false"/>
+          <w:bCs w:val="false"/>
+          <w:i w:val="false"/>
+          <w:iCs w:val="false"/>
+          <w:color w:val="000000"/>
+          <w:sz w:val="22"/>
+          <w:szCs w:val="22"/>
+        </w:rPr>
+        <w:t xml:space="preserve">One caveat about this section as a whole. Branding is not the subject of any recorded project decision, so the mechanism described here is what the token layer and the adapter rules make possible. It is not a policy the project has committed to.</w:t>
+      </w:r>
+    </w:p>
+    <w:p>
+      <w:pPr>
+        <w:pStyle w:val="Heading1"/>
+        <w:keepNext/>
+        <w:keepLines/>
         <w:numPr>
           <w:ilvl w:val="0"/>
           <w:numId w:val="2"/>
         </w:numPr>
-        <w:spacing w:after="120" w:before="0" w:line="300"/>
-      </w:pPr>
-      <w:r>
-        <w:rPr>
-          <w:rFonts w:ascii="Arial" w:cs="Arial" w:eastAsia="Arial" w:hAnsi="Arial"/>
-          <w:b w:val="false"/>
-          <w:bCs w:val="false"/>
-          <w:i w:val="false"/>
-          <w:iCs w:val="false"/>
-          <w:color w:val="000000"/>
-          <w:sz w:val="22"/>
-          <w:szCs w:val="22"/>
-        </w:rPr>
-        <w:t xml:space="preserve">Assistive-technology claims omit engine, browser, version, observed behaviour, and test date.</w:t>
-      </w:r>
-    </w:p>
-    <w:p>
-      <w:pPr>
-        <w:pStyle w:val="ListParagraph"/>
+      </w:pPr>
+      <w:r>
+        <w:rPr>
+          <w:rFonts w:ascii="Arial" w:cs="Arial" w:eastAsia="Arial" w:hAnsi="Arial"/>
+          <w:b/>
+          <w:bCs/>
+          <w:i w:val="false"/>
+          <w:iCs w:val="false"/>
+          <w:color w:val="000000"/>
+          <w:sz w:val="30"/>
+          <w:szCs w:val="30"/>
+        </w:rPr>
+        <w:t xml:space="preserve">Why a design system helps implementation</w:t>
+      </w:r>
+    </w:p>
+    <w:p>
+      <w:pPr>
+        <w:keepNext/>
+        <w:spacing w:after="160" w:before="0" w:line="300"/>
+      </w:pPr>
+      <w:r>
+        <w:rPr>
+          <w:rFonts w:ascii="Arial" w:cs="Arial" w:eastAsia="Arial" w:hAnsi="Arial"/>
+          <w:b w:val="false"/>
+          <w:bCs w:val="false"/>
+          <w:i w:val="false"/>
+          <w:iCs w:val="false"/>
+          <w:color w:val="000000"/>
+          <w:sz w:val="22"/>
+          <w:szCs w:val="22"/>
+        </w:rPr>
+        <w:t xml:space="preserve">For a developer the benefit is that most interface work becomes composition of small pieces with known behaviour, rather than special-casing.</w:t>
+      </w:r>
+    </w:p>
+    <w:p>
+      <w:pPr>
+        <w:pStyle w:val="Heading2"/>
+        <w:keepNext/>
+        <w:keepLines/>
+        <w:numPr>
+          <w:ilvl w:val="1"/>
+          <w:numId w:val="2"/>
+        </w:numPr>
+      </w:pPr>
+      <w:r>
+        <w:rPr>
+          <w:rFonts w:ascii="Arial" w:cs="Arial" w:eastAsia="Arial" w:hAnsi="Arial"/>
+          <w:b/>
+          <w:bCs/>
+          <w:i w:val="false"/>
+          <w:iCs w:val="false"/>
+          <w:color w:val="000000"/>
+          <w:sz w:val="25"/>
+          <w:szCs w:val="25"/>
+        </w:rPr>
+        <w:t xml:space="preserve">Composition instead of special cases</w:t>
+      </w:r>
+    </w:p>
+    <w:p>
+      <w:pPr>
+        <w:keepNext/>
+        <w:spacing w:after="160" w:before="0" w:line="300"/>
+      </w:pPr>
+      <w:r>
+        <w:rPr>
+          <w:rFonts w:ascii="Arial" w:cs="Arial" w:eastAsia="Arial" w:hAnsi="Arial"/>
+          <w:b w:val="false"/>
+          <w:bCs w:val="false"/>
+          <w:i w:val="false"/>
+          <w:iCs w:val="false"/>
+          <w:color w:val="000000"/>
+          <w:sz w:val="22"/>
+          <w:szCs w:val="22"/>
+        </w:rPr>
+        <w:t xml:space="preserve">The project's layout method is built from primitives, each with one job. Composition, rather than increasingly complicated individual components, produces the interface.</w:t>
+      </w:r>
+    </w:p>
+    <w:p>
+      <w:pPr>
+        <w:keepNext/>
+        <w:spacing w:after="160" w:before="0" w:line="300"/>
+      </w:pPr>
+      <w:r>
+        <w:rPr>
+          <w:rFonts w:ascii="Arial" w:cs="Arial" w:eastAsia="Arial" w:hAnsi="Arial"/>
+          <w:b w:val="false"/>
+          <w:bCs w:val="false"/>
+          <w:i w:val="false"/>
+          <w:iCs w:val="false"/>
+          <w:color w:val="000000"/>
+          <w:sz w:val="22"/>
+          <w:szCs w:val="22"/>
+        </w:rPr>
+        <w:t xml:space="preserve">A worked comparison makes the difference concrete. Suppose a card needs its children evenly spaced, its text limited to a comfortable line length, and its surface visible in high-contrast mode. Written as a special case, that is one CSS block containing spacing, width, and border decisions, which the next card will copy and modify slightly. Written as composition, it is a Stack for the rhythm, a Center for the line length, and a Box for the surface, each of which is already specified and already tested.</w:t>
+      </w:r>
+    </w:p>
+    <w:p>
+      <w:pPr>
+        <w:keepNext w:val="false"/>
+        <w:spacing w:after="160" w:before="0" w:line="300"/>
+      </w:pPr>
+      <w:r>
+        <w:rPr>
+          <w:rFonts w:ascii="Arial" w:cs="Arial" w:eastAsia="Arial" w:hAnsi="Arial"/>
+          <w:b w:val="false"/>
+          <w:bCs w:val="false"/>
+          <w:i w:val="false"/>
+          <w:iCs w:val="false"/>
+          <w:color w:val="000000"/>
+          <w:sz w:val="22"/>
+          <w:szCs w:val="22"/>
+        </w:rPr>
+        <w:t xml:space="preserve">The second version has a property the first does not: when a rule changes, it changes in one primitive, and every composition that uses it inherits the change.</w:t>
+      </w:r>
+    </w:p>
+    <w:p>
+      <w:pPr>
+        <w:pStyle w:val="Heading2"/>
+        <w:keepNext/>
+        <w:keepLines/>
+        <w:numPr>
+          <w:ilvl w:val="1"/>
+          <w:numId w:val="2"/>
+        </w:numPr>
+      </w:pPr>
+      <w:r>
+        <w:rPr>
+          <w:rFonts w:ascii="Arial" w:cs="Arial" w:eastAsia="Arial" w:hAnsi="Arial"/>
+          <w:b/>
+          <w:bCs/>
+          <w:i w:val="false"/>
+          <w:iCs w:val="false"/>
+          <w:color w:val="000000"/>
+          <w:sz w:val="25"/>
+          <w:szCs w:val="25"/>
+        </w:rPr>
+        <w:t xml:space="preserve">Margin becomes a relationship rather than an attribute</w:t>
+      </w:r>
+    </w:p>
+    <w:p>
+      <w:pPr>
+        <w:keepNext/>
+        <w:spacing w:after="160" w:before="0" w:line="300"/>
+      </w:pPr>
+      <w:r>
+        <w:rPr>
+          <w:rFonts w:ascii="Arial" w:cs="Arial" w:eastAsia="Arial" w:hAnsi="Arial"/>
+          <w:b w:val="false"/>
+          <w:bCs w:val="false"/>
+          <w:i w:val="false"/>
+          <w:iCs w:val="false"/>
+          <w:color w:val="000000"/>
+          <w:sz w:val="22"/>
+          <w:szCs w:val="22"/>
+        </w:rPr>
+        <w:t xml:space="preserve">Stack exists because of a specific observation: margin is a relationship between adjacent elements, not an attribute of each element. Its mechanism is the sibling relation selector </w:t>
+      </w:r>
+      <w:r>
+        <w:rPr>
+          <w:rFonts w:ascii="Consolas" w:cs="Consolas" w:eastAsia="Consolas" w:hAnsi="Consolas"/>
+          <w:b w:val="false"/>
+          <w:bCs w:val="false"/>
+          <w:i w:val="false"/>
+          <w:iCs w:val="false"/>
+          <w:color w:val="000000"/>
+          <w:sz w:val="21"/>
+          <w:szCs w:val="21"/>
+        </w:rPr>
+        <w:t xml:space="preserve">&gt; * + *</w:t>
+      </w:r>
+      <w:r>
+        <w:rPr>
+          <w:rFonts w:ascii="Arial" w:cs="Arial" w:eastAsia="Arial" w:hAnsi="Arial"/>
+          <w:b w:val="false"/>
+          <w:bCs w:val="false"/>
+          <w:i w:val="false"/>
+          <w:iCs w:val="false"/>
+          <w:color w:val="000000"/>
+          <w:sz w:val="22"/>
+          <w:szCs w:val="22"/>
+        </w:rPr>
+        <w:t xml:space="preserve">, which applies spacing between children and therefore adds no spacing after the last one.</w:t>
+      </w:r>
+    </w:p>
+    <w:p>
+      <w:pPr>
+        <w:keepNext/>
+        <w:spacing w:after="160" w:before="0" w:line="300"/>
+      </w:pPr>
+      <w:r>
+        <w:rPr>
+          <w:rFonts w:ascii="Arial" w:cs="Arial" w:eastAsia="Arial" w:hAnsi="Arial"/>
+          <w:b w:val="false"/>
+          <w:bCs w:val="false"/>
+          <w:i w:val="false"/>
+          <w:iCs w:val="false"/>
+          <w:color w:val="000000"/>
+          <w:sz w:val="22"/>
+          <w:szCs w:val="22"/>
+        </w:rPr>
+        <w:t xml:space="preserve">That is a small thing with a large consequence. Spacing declared per element produces a redundant final margin, which someone then removes with a special case, which then has to be maintained. Spacing declared as a relationship has no final margin to remove.</w:t>
+      </w:r>
+    </w:p>
+    <w:p>
+      <w:pPr>
+        <w:pStyle w:val="Heading2"/>
+        <w:keepNext/>
+        <w:keepLines/>
+        <w:numPr>
+          <w:ilvl w:val="1"/>
+          <w:numId w:val="2"/>
+        </w:numPr>
+      </w:pPr>
+      <w:r>
+        <w:rPr>
+          <w:rFonts w:ascii="Arial" w:cs="Arial" w:eastAsia="Arial" w:hAnsi="Arial"/>
+          <w:b/>
+          <w:bCs/>
+          <w:i w:val="false"/>
+          <w:iCs w:val="false"/>
+          <w:color w:val="000000"/>
+          <w:sz w:val="25"/>
+          <w:szCs w:val="25"/>
+        </w:rPr>
+        <w:t xml:space="preserve">The contract is in the repository, not in someone's memory</w:t>
+      </w:r>
+    </w:p>
+    <w:p>
+      <w:pPr>
+        <w:keepNext/>
+        <w:spacing w:after="160" w:before="0" w:line="300"/>
+      </w:pPr>
+      <w:r>
+        <w:rPr>
+          <w:rFonts w:ascii="Arial" w:cs="Arial" w:eastAsia="Arial" w:hAnsi="Arial"/>
+          <w:b w:val="false"/>
+          <w:bCs w:val="false"/>
+          <w:i w:val="false"/>
+          <w:iCs w:val="false"/>
+          <w:color w:val="000000"/>
+          <w:sz w:val="22"/>
+          <w:szCs w:val="22"/>
+        </w:rPr>
+        <w:t xml:space="preserve">Each component carries a machine-readable contract alongside its prose documentation, and the contract is canonical. A developer consuming a component can read what it guarantees, what it explicitly does not guarantee, which keys it responds to, and what has not yet been verified, without asking the author.</w:t>
+      </w:r>
+    </w:p>
+    <w:p>
+      <w:pPr>
+        <w:keepNext/>
+        <w:spacing w:after="160" w:before="0" w:line="300"/>
+      </w:pPr>
+      <w:r>
+        <w:rPr>
+          <w:rFonts w:ascii="Arial" w:cs="Arial" w:eastAsia="Arial" w:hAnsi="Arial"/>
+          <w:b w:val="false"/>
+          <w:bCs w:val="false"/>
+          <w:i w:val="false"/>
+          <w:iCs w:val="false"/>
+          <w:color w:val="000000"/>
+          <w:sz w:val="22"/>
+          <w:szCs w:val="22"/>
+        </w:rPr>
+        <w:t xml:space="preserve">The project states the reason for making the machine-readable file the authority rather than the prose. A reader naturally trusts the readable file over the machine-readable one, and in this system that instinct is wrong, because the prose is explanatory and the contract is what tests run against.</w:t>
+      </w:r>
+    </w:p>
+    <w:p>
+      <w:pPr>
+        <w:pStyle w:val="Heading2"/>
+        <w:keepNext/>
+        <w:keepLines/>
+        <w:numPr>
+          <w:ilvl w:val="1"/>
+          <w:numId w:val="2"/>
+        </w:numPr>
+      </w:pPr>
+      <w:r>
+        <w:rPr>
+          <w:rFonts w:ascii="Arial" w:cs="Arial" w:eastAsia="Arial" w:hAnsi="Arial"/>
+          <w:b/>
+          <w:bCs/>
+          <w:i w:val="false"/>
+          <w:iCs w:val="false"/>
+          <w:color w:val="000000"/>
+          <w:sz w:val="25"/>
+          <w:szCs w:val="25"/>
+        </w:rPr>
+        <w:t xml:space="preserve">Documentation stops drifting</w:t>
+      </w:r>
+    </w:p>
+    <w:p>
+      <w:pPr>
+        <w:keepNext/>
+        <w:spacing w:after="160" w:before="0" w:line="300"/>
+      </w:pPr>
+      <w:r>
+        <w:rPr>
+          <w:rFonts w:ascii="Arial" w:cs="Arial" w:eastAsia="Arial" w:hAnsi="Arial"/>
+          <w:b w:val="false"/>
+          <w:bCs w:val="false"/>
+          <w:i w:val="false"/>
+          <w:iCs w:val="false"/>
+          <w:color w:val="000000"/>
+          <w:sz w:val="22"/>
+          <w:szCs w:val="22"/>
+        </w:rPr>
+        <w:t xml:space="preserve">A specification is incomplete until it carries the assertions or the manual procedure needed to verify it. The reason is that when tests are authored separately from specifications, the two drift, and the specification becomes aspirational.</w:t>
+      </w:r>
+    </w:p>
+    <w:p>
+      <w:pPr>
+        <w:keepNext/>
+        <w:spacing w:after="160" w:before="0" w:line="300"/>
+      </w:pPr>
+      <w:r>
+        <w:rPr>
+          <w:rFonts w:ascii="Arial" w:cs="Arial" w:eastAsia="Arial" w:hAnsi="Arial"/>
+          <w:b w:val="false"/>
+          <w:bCs w:val="false"/>
+          <w:i w:val="false"/>
+          <w:iCs w:val="false"/>
+          <w:color w:val="000000"/>
+          <w:sz w:val="22"/>
+          <w:szCs w:val="22"/>
+        </w:rPr>
+        <w:t xml:space="preserve">The sample component shows what this looks like. Its contract carries six assertions, three automated and three manual, each with a statement of what is verified and a procedure for verifying it. One of the automated assertions is that the computed gap resolves to the value of the </w:t>
+      </w:r>
+      <w:r>
+        <w:rPr>
+          <w:rFonts w:ascii="Consolas" w:cs="Consolas" w:eastAsia="Consolas" w:hAnsi="Consolas"/>
+          <w:b w:val="false"/>
+          <w:bCs w:val="false"/>
+          <w:i w:val="false"/>
+          <w:iCs w:val="false"/>
+          <w:color w:val="000000"/>
+          <w:sz w:val="21"/>
+          <w:szCs w:val="21"/>
+        </w:rPr>
+        <w:t xml:space="preserve">space.default</w:t>
+      </w:r>
+      <w:r>
+        <w:rPr>
+          <w:rFonts w:ascii="Arial" w:cs="Arial" w:eastAsia="Arial" w:hAnsi="Arial"/>
+          <w:b w:val="false"/>
+          <w:bCs w:val="false"/>
+          <w:i w:val="false"/>
+          <w:iCs w:val="false"/>
+          <w:color w:val="000000"/>
+          <w:sz w:val="22"/>
+          <w:szCs w:val="22"/>
+        </w:rPr>
+        <w:t xml:space="preserve"> token after alias resolution, which is a check that the implementation has not quietly stopped using the scale.</w:t>
+      </w:r>
+    </w:p>
+    <w:p>
+      <w:pPr>
+        <w:pStyle w:val="Heading1"/>
+        <w:keepNext/>
+        <w:keepLines/>
         <w:numPr>
           <w:ilvl w:val="0"/>
           <w:numId w:val="2"/>
         </w:numPr>
-        <w:spacing w:after="120" w:before="0" w:line="300"/>
-      </w:pPr>
-      <w:r>
-        <w:rPr>
-          <w:rFonts w:ascii="Arial" w:cs="Arial" w:eastAsia="Arial" w:hAnsi="Arial"/>
-          <w:b w:val="false"/>
-          <w:bCs w:val="false"/>
-          <w:i w:val="false"/>
-          <w:iCs w:val="false"/>
-          <w:color w:val="000000"/>
-          <w:sz w:val="22"/>
-          <w:szCs w:val="22"/>
-        </w:rPr>
-        <w:t xml:space="preserve">Tokens express values but not constraints or relationships.</w:t>
-      </w:r>
-    </w:p>
-    <w:p>
-      <w:pPr>
-        <w:pStyle w:val="ListParagraph"/>
+      </w:pPr>
+      <w:r>
+        <w:rPr>
+          <w:rFonts w:ascii="Arial" w:cs="Arial" w:eastAsia="Arial" w:hAnsi="Arial"/>
+          <w:b/>
+          <w:bCs/>
+          <w:i w:val="false"/>
+          <w:iCs w:val="false"/>
+          <w:color w:val="000000"/>
+          <w:sz w:val="30"/>
+          <w:szCs w:val="30"/>
+        </w:rPr>
+        <w:t xml:space="preserve">Why accessibility is the reason this system exists</w:t>
+      </w:r>
+    </w:p>
+    <w:p>
+      <w:pPr>
+        <w:keepNext/>
+        <w:spacing w:after="160" w:before="0" w:line="300"/>
+      </w:pPr>
+      <w:r>
+        <w:rPr>
+          <w:rFonts w:ascii="Arial" w:cs="Arial" w:eastAsia="Arial" w:hAnsi="Arial"/>
+          <w:b w:val="false"/>
+          <w:bCs w:val="false"/>
+          <w:i w:val="false"/>
+          <w:iCs w:val="false"/>
+          <w:color w:val="000000"/>
+          <w:sz w:val="22"/>
+          <w:szCs w:val="22"/>
+        </w:rPr>
+        <w:t xml:space="preserve">Most design systems treat accessibility as a quality that components can have. This project treats it as the thing the system is for, and that changes what the system has to record.</w:t>
+      </w:r>
+    </w:p>
+    <w:p>
+      <w:pPr>
+        <w:pStyle w:val="Heading2"/>
+        <w:keepNext/>
+        <w:keepLines/>
         <w:numPr>
-          <w:ilvl w:val="0"/>
+          <w:ilvl w:val="1"/>
           <w:numId w:val="2"/>
         </w:numPr>
-        <w:spacing w:after="120" w:before="0" w:line="300"/>
-      </w:pPr>
-      <w:r>
-        <w:rPr>
-          <w:rFonts w:ascii="Arial" w:cs="Arial" w:eastAsia="Arial" w:hAnsi="Arial"/>
-          <w:b w:val="false"/>
-          <w:bCs w:val="false"/>
-          <w:i w:val="false"/>
-          <w:iCs w:val="false"/>
-          <w:color w:val="000000"/>
-          <w:sz w:val="22"/>
-          <w:szCs w:val="22"/>
-        </w:rPr>
-        <w:t xml:space="preserve">Documentation does not carry machine-readable assertions, and drifts from implementation.</w:t>
-      </w:r>
-    </w:p>
-    <w:p>
-      <w:pPr>
+      </w:pPr>
+      <w:r>
+        <w:rPr>
+          <w:rFonts w:ascii="Arial" w:cs="Arial" w:eastAsia="Arial" w:hAnsi="Arial"/>
+          <w:b/>
+          <w:bCs/>
+          <w:i w:val="false"/>
+          <w:iCs w:val="false"/>
+          <w:color w:val="000000"/>
+          <w:sz w:val="25"/>
+          <w:szCs w:val="25"/>
+        </w:rPr>
+        <w:t xml:space="preserve">The problem with retrofitting</w:t>
+      </w:r>
+    </w:p>
+    <w:p>
+      <w:pPr>
+        <w:keepNext/>
         <w:spacing w:after="160" w:before="0" w:line="300"/>
       </w:pPr>
       <w:r>
@@ -3590,13 +3347,75 @@
           <w:sz w:val="22"/>
           <w:szCs w:val="22"/>
         </w:rPr>
-        <w:t xml:space="preserve">A sixth gap sits slightly apart. A common readiness model checks whether a component is visually accessible, screen-reader compatible, operable, and understandable, which is useful but incomplete when it does not record which engines were tested or address reflow, zoom, text spacing, and forced colours.</w:t>
+        <w:t xml:space="preserve">Accessibility work is commonly retrofitted: build, audit late, patch individual findings, repeat. That cycle treats symptoms, because a finding fixed on one page recurs on the next page that uses the same component.</w:t>
+      </w:r>
+    </w:p>
+    <w:p>
+      <w:pPr>
+        <w:keepNext/>
+        <w:spacing w:after="160" w:before="0" w:line="300"/>
+      </w:pPr>
+      <w:r>
+        <w:rPr>
+          <w:rFonts w:ascii="Arial" w:cs="Arial" w:eastAsia="Arial" w:hAnsi="Arial"/>
+          <w:b w:val="false"/>
+          <w:bCs w:val="false"/>
+          <w:i w:val="false"/>
+          <w:iCs w:val="false"/>
+          <w:color w:val="000000"/>
+          <w:sz w:val="22"/>
+          <w:szCs w:val="22"/>
+        </w:rPr>
+        <w:t xml:space="preserve">A design-system approach attaches requirements to reusable components and patterns instead, so that a fix and its reasoning propagate to everything built from them. Survey research supports the shift: design systems were the most frequently cited accessibility strategy among practitioners, rising from 33% of interviews in 2017 to 52% in 2019-2020. For comparison, in the same research usability testing with disabled people was cited in 31% of interviews, audits in 17%, and empathy labs in 10%.</w:t>
+      </w:r>
+    </w:p>
+    <w:p>
+      <w:pPr>
+        <w:keepNext w:val="false"/>
+        <w:spacing w:after="160" w:before="0" w:line="300"/>
+      </w:pPr>
+      <w:r>
+        <w:rPr>
+          <w:rFonts w:ascii="Arial" w:cs="Arial" w:eastAsia="Arial" w:hAnsi="Arial"/>
+          <w:b w:val="false"/>
+          <w:bCs w:val="false"/>
+          <w:i w:val="false"/>
+          <w:iCs w:val="false"/>
+          <w:color w:val="000000"/>
+          <w:sz w:val="22"/>
+          <w:szCs w:val="22"/>
+        </w:rPr>
+        <w:t xml:space="preserve">The project's own decision follows from that. Requirements attach to components and patterns, not to pages or to individual audit findings, and coverage is measured against the component inventory rather than against a page count.</w:t>
+      </w:r>
+    </w:p>
+    <w:p>
+      <w:pPr>
+        <w:keepNext w:val="false"/>
+        <w:spacing w:after="160" w:before="0" w:line="300"/>
+      </w:pPr>
+      <w:r>
+        <w:rPr>
+          <w:rFonts w:ascii="Arial" w:cs="Arial" w:eastAsia="Arial" w:hAnsi="Arial"/>
+          <w:b w:val="false"/>
+          <w:bCs w:val="false"/>
+          <w:i w:val="false"/>
+          <w:iCs w:val="false"/>
+          <w:color w:val="000000"/>
+          <w:sz w:val="22"/>
+          <w:szCs w:val="22"/>
+        </w:rPr>
+        <w:t xml:space="preserve">There is an honest cost, and the project records it. An organisation without a design system cannot adopt the method directly, because it must first identify its de facto components.</w:t>
       </w:r>
     </w:p>
     <w:p>
       <w:pPr>
         <w:pStyle w:val="Heading2"/>
         <w:keepNext/>
+        <w:keepLines/>
+        <w:numPr>
+          <w:ilvl w:val="1"/>
+          <w:numId w:val="2"/>
+        </w:numPr>
       </w:pPr>
       <w:r>
         <w:rPr>
@@ -3609,11 +3428,12 @@
           <w:sz w:val="25"/>
           <w:szCs w:val="25"/>
         </w:rPr>
-        <w:t xml:space="preserve">What the project claims to add</w:t>
-      </w:r>
-    </w:p>
-    <w:p>
-      <w:pPr>
+        <w:t xml:space="preserve">Accessibility is a crosscutting concern, split two ways</w:t>
+      </w:r>
+    </w:p>
+    <w:p>
+      <w:pPr>
+        <w:keepNext/>
         <w:spacing w:after="160" w:before="0" w:line="300"/>
       </w:pPr>
       <w:r>
@@ -3627,12 +3447,171 @@
           <w:sz w:val="22"/>
           <w:szCs w:val="22"/>
         </w:rPr>
-        <w:t xml:space="preserve">Against those gaps, the project states what it is contributing.</w:t>
+        <w:t xml:space="preserve">Accessibility does not sit in one module. It spans components, which is what makes it easy to lose.</w:t>
+      </w:r>
+    </w:p>
+    <w:p>
+      <w:pPr>
+        <w:keepNext/>
+        <w:spacing w:after="160" w:before="0" w:line="300"/>
+      </w:pPr>
+      <w:r>
+        <w:rPr>
+          <w:rFonts w:ascii="Arial" w:cs="Arial" w:eastAsia="Arial" w:hAnsi="Arial"/>
+          <w:b w:val="false"/>
+          <w:bCs w:val="false"/>
+          <w:i w:val="false"/>
+          <w:iCs w:val="false"/>
+          <w:color w:val="000000"/>
+          <w:sz w:val="22"/>
+          <w:szCs w:val="22"/>
+        </w:rPr>
+        <w:t xml:space="preserve">The project splits it in two.</w:t>
+      </w:r>
+    </w:p>
+    <w:p>
+      <w:pPr>
+        <w:keepNext w:val="false"/>
+        <w:spacing w:after="160" w:before="0" w:line="300"/>
+      </w:pPr>
+      <w:r>
+        <w:rPr>
+          <w:rFonts w:ascii="Arial" w:cs="Arial" w:eastAsia="Arial" w:hAnsi="Arial"/>
+          <w:b/>
+          <w:bCs/>
+          <w:i w:val="false"/>
+          <w:iCs w:val="false"/>
+          <w:color w:val="000000"/>
+          <w:sz w:val="22"/>
+          <w:szCs w:val="22"/>
+        </w:rPr>
+        <w:t xml:space="preserve">User technology support</w:t>
+      </w:r>
+      <w:r>
+        <w:rPr>
+          <w:rFonts w:ascii="Arial" w:cs="Arial" w:eastAsia="Arial" w:hAnsi="Arial"/>
+          <w:b w:val="false"/>
+          <w:bCs w:val="false"/>
+          <w:i w:val="false"/>
+          <w:iCs w:val="false"/>
+          <w:color w:val="000000"/>
+          <w:sz w:val="22"/>
+          <w:szCs w:val="22"/>
+        </w:rPr>
+        <w:t xml:space="preserve"> covers assistive-technology compatibility: roles, accessible names, states, focus, and keyboard operation. </w:t>
+      </w:r>
+      <w:r>
+        <w:rPr>
+          <w:rFonts w:ascii="Arial" w:cs="Arial" w:eastAsia="Arial" w:hAnsi="Arial"/>
+          <w:b/>
+          <w:bCs/>
+          <w:i w:val="false"/>
+          <w:iCs w:val="false"/>
+          <w:color w:val="000000"/>
+          <w:sz w:val="22"/>
+          <w:szCs w:val="22"/>
+        </w:rPr>
+        <w:t xml:space="preserve">User layout support</w:t>
+      </w:r>
+      <w:r>
+        <w:rPr>
+          <w:rFonts w:ascii="Arial" w:cs="Arial" w:eastAsia="Arial" w:hAnsi="Arial"/>
+          <w:b w:val="false"/>
+          <w:bCs w:val="false"/>
+          <w:i w:val="false"/>
+          <w:iCs w:val="false"/>
+          <w:color w:val="000000"/>
+          <w:sz w:val="22"/>
+          <w:szCs w:val="22"/>
+        </w:rPr>
+        <w:t xml:space="preserve"> covers reflow, measure, spacing, contrast, and reading order.</w:t>
+      </w:r>
+    </w:p>
+    <w:p>
+      <w:pPr>
+        <w:keepNext w:val="false"/>
+        <w:spacing w:after="160" w:before="0" w:line="300"/>
+      </w:pPr>
+      <w:r>
+        <w:rPr>
+          <w:rFonts w:ascii="Arial" w:cs="Arial" w:eastAsia="Arial" w:hAnsi="Arial"/>
+          <w:b w:val="false"/>
+          <w:bCs w:val="false"/>
+          <w:i w:val="false"/>
+          <w:iCs w:val="false"/>
+          <w:color w:val="000000"/>
+          <w:sz w:val="22"/>
+          <w:szCs w:val="22"/>
+        </w:rPr>
+        <w:t xml:space="preserve">Every WCAG criterion recorded against a component names which branch it belongs to. The reason is diagnostic: a flat list of criteria per component obscures whether a failure is geometric or semantic, and those two failures have different owners and different fixes.</w:t>
+      </w:r>
+    </w:p>
+    <w:p>
+      <w:pPr>
+        <w:keepNext w:val="false"/>
+        <w:spacing w:after="160" w:before="0" w:line="300"/>
+      </w:pPr>
+      <w:r>
+        <w:rPr>
+          <w:rFonts w:ascii="Arial" w:cs="Arial" w:eastAsia="Arial" w:hAnsi="Arial"/>
+          <w:b w:val="false"/>
+          <w:bCs w:val="false"/>
+          <w:i w:val="false"/>
+          <w:iCs w:val="false"/>
+          <w:color w:val="000000"/>
+          <w:sz w:val="22"/>
+          <w:szCs w:val="22"/>
+        </w:rPr>
+        <w:t xml:space="preserve">The split needs care rather than mechanical application. The clearest example is the WCAG Reflow exception, which looks like a layout matter but is decided by semantics, as a later section explains. Classification follows what carries meaning, not the visual mechanism that produced the appearance.</w:t>
+      </w:r>
+    </w:p>
+    <w:p>
+      <w:pPr>
+        <w:pStyle w:val="Heading2"/>
+        <w:keepNext/>
+        <w:keepLines/>
+        <w:numPr>
+          <w:ilvl w:val="1"/>
+          <w:numId w:val="2"/>
+        </w:numPr>
+      </w:pPr>
+      <w:r>
+        <w:rPr>
+          <w:rFonts w:ascii="Arial" w:cs="Arial" w:eastAsia="Arial" w:hAnsi="Arial"/>
+          <w:b/>
+          <w:bCs/>
+          <w:i w:val="false"/>
+          <w:iCs w:val="false"/>
+          <w:color w:val="000000"/>
+          <w:sz w:val="25"/>
+          <w:szCs w:val="25"/>
+        </w:rPr>
+        <w:t xml:space="preserve">The five gaps this project is trying to close</w:t>
+      </w:r>
+    </w:p>
+    <w:p>
+      <w:pPr>
+        <w:keepNext/>
+        <w:spacing w:after="160" w:before="0" w:line="300"/>
+      </w:pPr>
+      <w:r>
+        <w:rPr>
+          <w:rFonts w:ascii="Arial" w:cs="Arial" w:eastAsia="Arial" w:hAnsi="Arial"/>
+          <w:b w:val="false"/>
+          <w:bCs w:val="false"/>
+          <w:i w:val="false"/>
+          <w:iCs w:val="false"/>
+          <w:color w:val="000000"/>
+          <w:sz w:val="22"/>
+          <w:szCs w:val="22"/>
+        </w:rPr>
+        <w:t xml:space="preserve">The project surveyed existing practice and recorded five recurring gaps. Each one is the reason a later part of AFDS exists, so they are worth reading as a list of problems rather than as criticism.</w:t>
       </w:r>
     </w:p>
     <w:p>
       <w:pPr>
         <w:pStyle w:val="ListParagraph"/>
+        <w:keepNext/>
         <w:numPr>
           <w:ilvl w:val="0"/>
           <w:numId w:val="3"/>
@@ -3650,12 +3629,13 @@
           <w:sz w:val="22"/>
           <w:szCs w:val="22"/>
         </w:rPr>
-        <w:t xml:space="preserve">Layout as a first-class accessibility concern in the system.</w:t>
+        <w:t xml:space="preserve">Layout is treated as visual rather than as an accessibility concern, despite Reflow, Resize Text, and Text Spacing being layout criteria.</w:t>
       </w:r>
     </w:p>
     <w:p>
       <w:pPr>
         <w:pStyle w:val="ListParagraph"/>
+        <w:keepNext w:val="false"/>
         <w:numPr>
           <w:ilvl w:val="0"/>
           <w:numId w:val="3"/>
@@ -3673,12 +3653,13 @@
           <w:sz w:val="22"/>
           <w:szCs w:val="22"/>
         </w:rPr>
-        <w:t xml:space="preserve">Intrinsic primitives that respond to available space rather than to breakpoint guesses.</w:t>
+        <w:t xml:space="preserve">Components are tested in isolation but not in composition.</w:t>
       </w:r>
     </w:p>
     <w:p>
       <w:pPr>
         <w:pStyle w:val="ListParagraph"/>
+        <w:keepNext w:val="false"/>
         <w:numPr>
           <w:ilvl w:val="0"/>
           <w:numId w:val="3"/>
@@ -3696,12 +3677,13 @@
           <w:sz w:val="22"/>
           <w:szCs w:val="22"/>
         </w:rPr>
-        <w:t xml:space="preserve">Engine-qualified assistive-technology claims, with uncertainty recorded explicitly.</w:t>
+        <w:t xml:space="preserve">Assistive-technology claims omit engine, browser, version, observed behaviour, and test date.</w:t>
       </w:r>
     </w:p>
     <w:p>
       <w:pPr>
         <w:pStyle w:val="ListParagraph"/>
+        <w:keepNext w:val="false"/>
         <w:numPr>
           <w:ilvl w:val="0"/>
           <w:numId w:val="3"/>
@@ -3719,12 +3701,13 @@
           <w:sz w:val="22"/>
           <w:szCs w:val="22"/>
         </w:rPr>
-        <w:t xml:space="preserve">Assertions that travel with specifications.</w:t>
+        <w:t xml:space="preserve">Tokens express values but not constraints or relationships.</w:t>
       </w:r>
     </w:p>
     <w:p>
       <w:pPr>
         <w:pStyle w:val="ListParagraph"/>
+        <w:keepNext w:val="false"/>
         <w:numPr>
           <w:ilvl w:val="0"/>
           <w:numId w:val="3"/>
@@ -3742,59 +3725,37 @@
           <w:sz w:val="22"/>
           <w:szCs w:val="22"/>
         </w:rPr>
-        <w:t xml:space="preserve">Composition conformance as well as component conformance.</w:t>
-      </w:r>
-    </w:p>
-    <w:p>
-      <w:pPr>
-        <w:pStyle w:val="ListParagraph"/>
+        <w:t xml:space="preserve">Documentation does not carry machine-readable assertions, and drifts from implementation.</w:t>
+      </w:r>
+    </w:p>
+    <w:p>
+      <w:pPr>
+        <w:keepNext w:val="false"/>
+        <w:spacing w:after="160" w:before="0" w:line="300"/>
+      </w:pPr>
+      <w:r>
+        <w:rPr>
+          <w:rFonts w:ascii="Arial" w:cs="Arial" w:eastAsia="Arial" w:hAnsi="Arial"/>
+          <w:b w:val="false"/>
+          <w:bCs w:val="false"/>
+          <w:i w:val="false"/>
+          <w:iCs w:val="false"/>
+          <w:color w:val="000000"/>
+          <w:sz w:val="22"/>
+          <w:szCs w:val="22"/>
+        </w:rPr>
+        <w:t xml:space="preserve">A sixth gap sits slightly apart. A common readiness model checks whether a component is visually accessible, screen-reader compatible, operable, and understandable, which is useful but incomplete when it does not record which engines were tested or address reflow, zoom, text spacing, and forced colours.</w:t>
+      </w:r>
+    </w:p>
+    <w:p>
+      <w:pPr>
+        <w:pStyle w:val="Heading2"/>
+        <w:keepNext/>
+        <w:keepLines/>
         <w:numPr>
-          <w:ilvl w:val="0"/>
-          <w:numId w:val="3"/>
+          <w:ilvl w:val="1"/>
+          <w:numId w:val="2"/>
         </w:numPr>
-        <w:spacing w:after="120" w:before="0" w:line="300"/>
-      </w:pPr>
-      <w:r>
-        <w:rPr>
-          <w:rFonts w:ascii="Arial" w:cs="Arial" w:eastAsia="Arial" w:hAnsi="Arial"/>
-          <w:b w:val="false"/>
-          <w:bCs w:val="false"/>
-          <w:i w:val="false"/>
-          <w:iCs w:val="false"/>
-          <w:color w:val="000000"/>
-          <w:sz w:val="22"/>
-          <w:szCs w:val="22"/>
-        </w:rPr>
-        <w:t xml:space="preserve">A documented token-standard gap around contrast relationships.</w:t>
-      </w:r>
-    </w:p>
-    <w:p>
-      <w:pPr>
-        <w:pStyle w:val="ListParagraph"/>
-        <w:numPr>
-          <w:ilvl w:val="0"/>
-          <w:numId w:val="3"/>
-        </w:numPr>
-        <w:spacing w:after="120" w:before="0" w:line="300"/>
-      </w:pPr>
-      <w:r>
-        <w:rPr>
-          <w:rFonts w:ascii="Arial" w:cs="Arial" w:eastAsia="Arial" w:hAnsi="Arial"/>
-          <w:b w:val="false"/>
-          <w:bCs w:val="false"/>
-          <w:i w:val="false"/>
-          <w:iCs w:val="false"/>
-          <w:color w:val="000000"/>
-          <w:sz w:val="22"/>
-          <w:szCs w:val="22"/>
-        </w:rPr>
-        <w:t xml:space="preserve">A portable package format that carries the accessibility contract, evidence, and uncertainty as first-class records rather than leaving them in a design tool or an untracked spreadsheet.</w:t>
-      </w:r>
-    </w:p>
-    <w:p>
-      <w:pPr>
-        <w:pStyle w:val="Heading1"/>
-        <w:keepNext/>
       </w:pPr>
       <w:r>
         <w:rPr>
@@ -3804,95 +3765,15 @@
           <w:i w:val="false"/>
           <w:iCs w:val="false"/>
           <w:color w:val="000000"/>
-          <w:sz w:val="30"/>
-          <w:szCs w:val="30"/>
-        </w:rPr>
-        <w:t xml:space="preserve">The layout method</w:t>
-      </w:r>
-    </w:p>
-    <w:p>
-      <w:pPr>
-        <w:spacing w:after="160" w:before="0" w:line="300"/>
-      </w:pPr>
-      <w:r>
-        <w:rPr>
-          <w:rFonts w:ascii="Arial" w:cs="Arial" w:eastAsia="Arial" w:hAnsi="Arial"/>
-          <w:b w:val="false"/>
-          <w:bCs w:val="false"/>
-          <w:i w:val="false"/>
-          <w:iCs w:val="false"/>
-          <w:color w:val="000000"/>
-          <w:sz w:val="22"/>
-          <w:szCs w:val="22"/>
-        </w:rPr>
-        <w:t xml:space="preserve">This is the part most likely to be unfamiliar, because it rejects the technique most web developers learned first.</w:t>
-      </w:r>
-    </w:p>
-    <w:p>
-      <w:pPr>
-        <w:spacing w:after="160" w:before="0" w:line="300"/>
-      </w:pPr>
-      <w:r>
-        <w:rPr>
-          <w:rFonts w:ascii="Arial" w:cs="Arial" w:eastAsia="Arial" w:hAnsi="Arial"/>
-          <w:b w:val="false"/>
-          <w:bCs w:val="false"/>
-          <w:i w:val="false"/>
-          <w:iCs w:val="false"/>
-          <w:color w:val="000000"/>
-          <w:sz w:val="22"/>
-          <w:szCs w:val="22"/>
-        </w:rPr>
-        <w:t xml:space="preserve">The method derives from </w:t>
-      </w:r>
-      <w:r>
-        <w:rPr>
-          <w:rFonts w:ascii="Arial" w:cs="Arial" w:eastAsia="Arial" w:hAnsi="Arial"/>
-          <w:b w:val="false"/>
-          <w:bCs w:val="false"/>
-          <w:i/>
-          <w:iCs/>
-          <w:color w:val="000000"/>
-          <w:sz w:val="22"/>
-          <w:szCs w:val="22"/>
-        </w:rPr>
-        <w:t xml:space="preserve">Every Layout</w:t>
-      </w:r>
-      <w:r>
-        <w:rPr>
-          <w:rFonts w:ascii="Arial" w:cs="Arial" w:eastAsia="Arial" w:hAnsi="Arial"/>
-          <w:b w:val="false"/>
-          <w:bCs w:val="false"/>
-          <w:i w:val="false"/>
-          <w:iCs w:val="false"/>
-          <w:color w:val="000000"/>
-          <w:sz w:val="22"/>
-          <w:szCs w:val="22"/>
-        </w:rPr>
-        <w:t xml:space="preserve"> by Heydon Pickering and Andy Bell. It is described and attributed here; the authors' commercial source text and source code are not reproduced, and readers wanting the original reasoning should consult their publication.</w:t>
-      </w:r>
-    </w:p>
-    <w:p>
-      <w:pPr>
-        <w:pStyle w:val="Heading2"/>
-        <w:keepNext/>
-      </w:pPr>
-      <w:r>
-        <w:rPr>
-          <w:rFonts w:ascii="Arial" w:cs="Arial" w:eastAsia="Arial" w:hAnsi="Arial"/>
-          <w:b/>
-          <w:bCs/>
-          <w:i w:val="false"/>
-          <w:iCs w:val="false"/>
-          <w:color w:val="000000"/>
           <w:sz w:val="25"/>
           <w:szCs w:val="25"/>
         </w:rPr>
-        <w:t xml:space="preserve">Designing without seeing</w:t>
-      </w:r>
-    </w:p>
-    <w:p>
-      <w:pPr>
+        <w:t xml:space="preserve">What the project claims to add</w:t>
+      </w:r>
+    </w:p>
+    <w:p>
+      <w:pPr>
+        <w:keepNext/>
         <w:spacing w:after="160" w:before="0" w:line="300"/>
       </w:pPr>
       <w:r>
@@ -3906,85 +3787,13 @@
           <w:sz w:val="22"/>
           <w:szCs w:val="22"/>
         </w:rPr>
-        <w:t xml:space="preserve">Designing for the web is designing without seeing. The combinations produced by modular layout components and user settings cannot be enumerated in advance.</w:t>
-      </w:r>
-    </w:p>
-    <w:p>
-      <w:pPr>
-        <w:spacing w:after="160" w:before="0" w:line="300"/>
-      </w:pPr>
-      <w:r>
-        <w:rPr>
-          <w:rFonts w:ascii="Arial" w:cs="Arial" w:eastAsia="Arial" w:hAnsi="Arial"/>
-          <w:b w:val="false"/>
-          <w:bCs w:val="false"/>
-          <w:i w:val="false"/>
-          <w:iCs w:val="false"/>
-          <w:color w:val="000000"/>
-          <w:sz w:val="22"/>
-          <w:szCs w:val="22"/>
-        </w:rPr>
-        <w:t xml:space="preserve">A user at 400% zoom, in forced colours, with a raised default font size, or inside a narrow nested container creates a condition that no fixed breakpoint can reliably anticipate. The response is to write programs that generate layouts rather than to micro-manage named viewport artefacts. Intrinsic layout responds to available space, whatever caused the space to be that size.</w:t>
-      </w:r>
-    </w:p>
-    <w:p>
-      <w:pPr>
-        <w:spacing w:after="160" w:before="0" w:line="300"/>
-      </w:pPr>
-      <w:r>
-        <w:rPr>
-          <w:rFonts w:ascii="Arial" w:cs="Arial" w:eastAsia="Arial" w:hAnsi="Arial"/>
-          <w:b w:val="false"/>
-          <w:bCs w:val="false"/>
-          <w:i w:val="false"/>
-          <w:iCs w:val="false"/>
-          <w:color w:val="000000"/>
-          <w:sz w:val="22"/>
-          <w:szCs w:val="22"/>
-        </w:rPr>
-        <w:t xml:space="preserve">Packaging the interface in an Electron shell does not change this. Users still resize windows, zoom, use operating-system font scaling, and select high-contrast themes.</w:t>
-      </w:r>
-    </w:p>
-    <w:p>
-      <w:pPr>
-        <w:pStyle w:val="Heading2"/>
+        <w:t xml:space="preserve">Against those gaps, the project states what it is contributing.</w:t>
+      </w:r>
+    </w:p>
+    <w:p>
+      <w:pPr>
+        <w:pStyle w:val="ListParagraph"/>
         <w:keepNext/>
-      </w:pPr>
-      <w:r>
-        <w:rPr>
-          <w:rFonts w:ascii="Arial" w:cs="Arial" w:eastAsia="Arial" w:hAnsi="Arial"/>
-          <w:b/>
-          <w:bCs/>
-          <w:i w:val="false"/>
-          <w:iCs w:val="false"/>
-          <w:color w:val="000000"/>
-          <w:sz w:val="25"/>
-          <w:szCs w:val="25"/>
-        </w:rPr>
-        <w:t xml:space="preserve">The five axioms</w:t>
-      </w:r>
-    </w:p>
-    <w:p>
-      <w:pPr>
-        <w:spacing w:after="160" w:before="0" w:line="300"/>
-      </w:pPr>
-      <w:r>
-        <w:rPr>
-          <w:rFonts w:ascii="Arial" w:cs="Arial" w:eastAsia="Arial" w:hAnsi="Arial"/>
-          <w:b w:val="false"/>
-          <w:bCs w:val="false"/>
-          <w:i w:val="false"/>
-          <w:iCs w:val="false"/>
-          <w:color w:val="000000"/>
-          <w:sz w:val="22"/>
-          <w:szCs w:val="22"/>
-        </w:rPr>
-        <w:t xml:space="preserve">Five rules are treated as non-negotiable.</w:t>
-      </w:r>
-    </w:p>
-    <w:p>
-      <w:pPr>
-        <w:pStyle w:val="ListParagraph"/>
         <w:numPr>
           <w:ilvl w:val="0"/>
           <w:numId w:val="4"/>
@@ -4002,38 +3811,13 @@
           <w:sz w:val="22"/>
           <w:szCs w:val="22"/>
         </w:rPr>
-        <w:t xml:space="preserve">The measure never exceeds 60</w:t>
-      </w:r>
-      <w:r>
-        <w:rPr>
-          <w:rFonts w:ascii="Consolas" w:cs="Consolas" w:eastAsia="Consolas" w:hAnsi="Consolas"/>
-          <w:b w:val="false"/>
-          <w:bCs w:val="false"/>
-          <w:i w:val="false"/>
-          <w:iCs w:val="false"/>
-          <w:color w:val="000000"/>
-          <w:sz w:val="21"/>
-          <w:szCs w:val="21"/>
-        </w:rPr>
-        <w:t xml:space="preserve">ch</w:t>
-      </w:r>
-      <w:r>
-        <w:rPr>
-          <w:rFonts w:ascii="Arial" w:cs="Arial" w:eastAsia="Arial" w:hAnsi="Arial"/>
-          <w:b w:val="false"/>
-          <w:bCs w:val="false"/>
-          <w:i w:val="false"/>
-          <w:iCs w:val="false"/>
-          <w:color w:val="000000"/>
-          <w:sz w:val="22"/>
-          <w:szCs w:val="22"/>
-        </w:rPr>
-        <w:t xml:space="preserve">.</w:t>
+        <w:t xml:space="preserve">Layout as a first-class accessibility concern in the system.</w:t>
       </w:r>
     </w:p>
     <w:p>
       <w:pPr>
         <w:pStyle w:val="ListParagraph"/>
+        <w:keepNext w:val="false"/>
         <w:numPr>
           <w:ilvl w:val="0"/>
           <w:numId w:val="4"/>
@@ -4051,12 +3835,13 @@
           <w:sz w:val="22"/>
           <w:szCs w:val="22"/>
         </w:rPr>
-        <w:t xml:space="preserve">Every dimension is user-relative; no author-fixed sizes except hairline borders.</w:t>
+        <w:t xml:space="preserve">Intrinsic primitives that respond to available space rather than to breakpoint guesses.</w:t>
       </w:r>
     </w:p>
     <w:p>
       <w:pPr>
         <w:pStyle w:val="ListParagraph"/>
+        <w:keepNext w:val="false"/>
         <w:numPr>
           <w:ilvl w:val="0"/>
           <w:numId w:val="4"/>
@@ -4074,12 +3859,13 @@
           <w:sz w:val="22"/>
           <w:szCs w:val="22"/>
         </w:rPr>
-        <w:t xml:space="preserve">Layout responds to available space, not viewport width.</w:t>
+        <w:t xml:space="preserve">Engine-qualified assistive-technology claims, with uncertainty recorded explicitly.</w:t>
       </w:r>
     </w:p>
     <w:p>
       <w:pPr>
         <w:pStyle w:val="ListParagraph"/>
+        <w:keepNext w:val="false"/>
         <w:numPr>
           <w:ilvl w:val="0"/>
           <w:numId w:val="4"/>
@@ -4097,12 +3883,13 @@
           <w:sz w:val="22"/>
           <w:szCs w:val="22"/>
         </w:rPr>
-        <w:t xml:space="preserve">No element has fixed height.</w:t>
+        <w:t xml:space="preserve">Assertions that travel with specifications.</w:t>
       </w:r>
     </w:p>
     <w:p>
       <w:pPr>
         <w:pStyle w:val="ListParagraph"/>
+        <w:keepNext w:val="false"/>
         <w:numPr>
           <w:ilvl w:val="0"/>
           <w:numId w:val="4"/>
@@ -4120,11 +3907,84 @@
           <w:sz w:val="22"/>
           <w:szCs w:val="22"/>
         </w:rPr>
-        <w:t xml:space="preserve">Layout is complete without JavaScript.</w:t>
-      </w:r>
-    </w:p>
-    <w:p>
-      <w:pPr>
+        <w:t xml:space="preserve">Composition conformance as well as component conformance.</w:t>
+      </w:r>
+    </w:p>
+    <w:p>
+      <w:pPr>
+        <w:pStyle w:val="ListParagraph"/>
+        <w:keepNext w:val="false"/>
+        <w:numPr>
+          <w:ilvl w:val="0"/>
+          <w:numId w:val="4"/>
+        </w:numPr>
+        <w:spacing w:after="120" w:before="0" w:line="300"/>
+      </w:pPr>
+      <w:r>
+        <w:rPr>
+          <w:rFonts w:ascii="Arial" w:cs="Arial" w:eastAsia="Arial" w:hAnsi="Arial"/>
+          <w:b w:val="false"/>
+          <w:bCs w:val="false"/>
+          <w:i w:val="false"/>
+          <w:iCs w:val="false"/>
+          <w:color w:val="000000"/>
+          <w:sz w:val="22"/>
+          <w:szCs w:val="22"/>
+        </w:rPr>
+        <w:t xml:space="preserve">A documented token-standard gap around contrast relationships.</w:t>
+      </w:r>
+    </w:p>
+    <w:p>
+      <w:pPr>
+        <w:pStyle w:val="ListParagraph"/>
+        <w:keepNext w:val="false"/>
+        <w:numPr>
+          <w:ilvl w:val="0"/>
+          <w:numId w:val="4"/>
+        </w:numPr>
+        <w:spacing w:after="120" w:before="0" w:line="300"/>
+      </w:pPr>
+      <w:r>
+        <w:rPr>
+          <w:rFonts w:ascii="Arial" w:cs="Arial" w:eastAsia="Arial" w:hAnsi="Arial"/>
+          <w:b w:val="false"/>
+          <w:bCs w:val="false"/>
+          <w:i w:val="false"/>
+          <w:iCs w:val="false"/>
+          <w:color w:val="000000"/>
+          <w:sz w:val="22"/>
+          <w:szCs w:val="22"/>
+        </w:rPr>
+        <w:t xml:space="preserve">A portable package format that carries the accessibility contract, evidence, and uncertainty as first-class records rather than leaving them in a design tool or an untracked spreadsheet.</w:t>
+      </w:r>
+    </w:p>
+    <w:p>
+      <w:pPr>
+        <w:pStyle w:val="Heading1"/>
+        <w:keepNext/>
+        <w:keepLines/>
+        <w:numPr>
+          <w:ilvl w:val="0"/>
+          <w:numId w:val="2"/>
+        </w:numPr>
+      </w:pPr>
+      <w:r>
+        <w:rPr>
+          <w:rFonts w:ascii="Arial" w:cs="Arial" w:eastAsia="Arial" w:hAnsi="Arial"/>
+          <w:b/>
+          <w:bCs/>
+          <w:i w:val="false"/>
+          <w:iCs w:val="false"/>
+          <w:color w:val="000000"/>
+          <w:sz w:val="30"/>
+          <w:szCs w:val="30"/>
+        </w:rPr>
+        <w:t xml:space="preserve">The layout method</w:t>
+      </w:r>
+    </w:p>
+    <w:p>
+      <w:pPr>
+        <w:keepNext/>
         <w:spacing w:after="160" w:before="0" w:line="300"/>
       </w:pPr>
       <w:r>
@@ -4138,13 +3998,63 @@
           <w:sz w:val="22"/>
           <w:szCs w:val="22"/>
         </w:rPr>
-        <w:t xml:space="preserve">Each of the five has a direct accessibility consequence, which the following sections give.</w:t>
+        <w:t xml:space="preserve">This is the part most likely to be unfamiliar, because it rejects the technique most web developers learned first.</w:t>
+      </w:r>
+    </w:p>
+    <w:p>
+      <w:pPr>
+        <w:keepNext/>
+        <w:spacing w:after="160" w:before="0" w:line="300"/>
+      </w:pPr>
+      <w:r>
+        <w:rPr>
+          <w:rFonts w:ascii="Arial" w:cs="Arial" w:eastAsia="Arial" w:hAnsi="Arial"/>
+          <w:b w:val="false"/>
+          <w:bCs w:val="false"/>
+          <w:i w:val="false"/>
+          <w:iCs w:val="false"/>
+          <w:color w:val="000000"/>
+          <w:sz w:val="22"/>
+          <w:szCs w:val="22"/>
+        </w:rPr>
+        <w:t xml:space="preserve">The method derives from </w:t>
+      </w:r>
+      <w:r>
+        <w:rPr>
+          <w:rFonts w:ascii="Arial" w:cs="Arial" w:eastAsia="Arial" w:hAnsi="Arial"/>
+          <w:b w:val="false"/>
+          <w:bCs w:val="false"/>
+          <w:i/>
+          <w:iCs/>
+          <w:color w:val="000000"/>
+          <w:sz w:val="22"/>
+          <w:szCs w:val="22"/>
+        </w:rPr>
+        <w:t xml:space="preserve">Every Layout</w:t>
+      </w:r>
+      <w:r>
+        <w:rPr>
+          <w:rFonts w:ascii="Arial" w:cs="Arial" w:eastAsia="Arial" w:hAnsi="Arial"/>
+          <w:b w:val="false"/>
+          <w:bCs w:val="false"/>
+          <w:i w:val="false"/>
+          <w:iCs w:val="false"/>
+          <w:color w:val="000000"/>
+          <w:sz w:val="22"/>
+          <w:szCs w:val="22"/>
+        </w:rPr>
+        <w:t xml:space="preserve"> by Heydon Pickering and Andy Bell. It is described and attributed here; the authors' commercial source text and source code are not reproduced, and readers wanting the original reasoning should consult their publication.</w:t>
       </w:r>
     </w:p>
     <w:p>
       <w:pPr>
         <w:pStyle w:val="Heading2"/>
         <w:keepNext/>
+        <w:keepLines/>
+        <w:numPr>
+          <w:ilvl w:val="1"/>
+          <w:numId w:val="2"/>
+        </w:numPr>
       </w:pPr>
       <w:r>
         <w:rPr>
@@ -4157,11 +4067,12 @@
           <w:sz w:val="25"/>
           <w:szCs w:val="25"/>
         </w:rPr>
-        <w:t xml:space="preserve">The measure</w:t>
-      </w:r>
-    </w:p>
-    <w:p>
-      <w:pPr>
+        <w:t xml:space="preserve">Designing without seeing</w:t>
+      </w:r>
+    </w:p>
+    <w:p>
+      <w:pPr>
+        <w:keepNext/>
         <w:spacing w:after="160" w:before="0" w:line="300"/>
       </w:pPr>
       <w:r>
@@ -4175,11 +4086,12 @@
           <w:sz w:val="22"/>
           <w:szCs w:val="22"/>
         </w:rPr>
-        <w:t xml:space="preserve">Measure is line length, counted in characters.</w:t>
-      </w:r>
-    </w:p>
-    <w:p>
-      <w:pPr>
+        <w:t xml:space="preserve">Designing for the web is designing without seeing. The combinations produced by modular layout components and user settings cannot be enumerated in advance.</w:t>
+      </w:r>
+    </w:p>
+    <w:p>
+      <w:pPr>
+        <w:keepNext/>
         <w:spacing w:after="160" w:before="0" w:line="300"/>
       </w:pPr>
       <w:r>
@@ -4193,7 +4105,93 @@
           <w:sz w:val="22"/>
           <w:szCs w:val="22"/>
         </w:rPr>
-        <w:t xml:space="preserve">Over-long lines make it harder to track from one line to the next, which particularly affects users with dyslexia, low vision, or attention-related disabilities. The cap is expressed in </w:t>
+        <w:t xml:space="preserve">A user at 400% zoom, in forced colours, with a raised default font size, or inside a narrow nested container creates a condition that no fixed breakpoint can reliably anticipate. The response is to write programs that generate layouts rather than to micro-manage named viewport artefacts. Intrinsic layout responds to available space, whatever caused the space to be that size.</w:t>
+      </w:r>
+    </w:p>
+    <w:p>
+      <w:pPr>
+        <w:keepNext w:val="false"/>
+        <w:spacing w:after="160" w:before="0" w:line="300"/>
+      </w:pPr>
+      <w:r>
+        <w:rPr>
+          <w:rFonts w:ascii="Arial" w:cs="Arial" w:eastAsia="Arial" w:hAnsi="Arial"/>
+          <w:b w:val="false"/>
+          <w:bCs w:val="false"/>
+          <w:i w:val="false"/>
+          <w:iCs w:val="false"/>
+          <w:color w:val="000000"/>
+          <w:sz w:val="22"/>
+          <w:szCs w:val="22"/>
+        </w:rPr>
+        <w:t xml:space="preserve">Packaging the interface in an Electron shell does not change this. Users still resize windows, zoom, use operating-system font scaling, and select high-contrast themes.</w:t>
+      </w:r>
+    </w:p>
+    <w:p>
+      <w:pPr>
+        <w:pStyle w:val="Heading2"/>
+        <w:keepNext/>
+        <w:keepLines/>
+        <w:numPr>
+          <w:ilvl w:val="1"/>
+          <w:numId w:val="2"/>
+        </w:numPr>
+      </w:pPr>
+      <w:r>
+        <w:rPr>
+          <w:rFonts w:ascii="Arial" w:cs="Arial" w:eastAsia="Arial" w:hAnsi="Arial"/>
+          <w:b/>
+          <w:bCs/>
+          <w:i w:val="false"/>
+          <w:iCs w:val="false"/>
+          <w:color w:val="000000"/>
+          <w:sz w:val="25"/>
+          <w:szCs w:val="25"/>
+        </w:rPr>
+        <w:t xml:space="preserve">The five axioms</w:t>
+      </w:r>
+    </w:p>
+    <w:p>
+      <w:pPr>
+        <w:keepNext/>
+        <w:spacing w:after="160" w:before="0" w:line="300"/>
+      </w:pPr>
+      <w:r>
+        <w:rPr>
+          <w:rFonts w:ascii="Arial" w:cs="Arial" w:eastAsia="Arial" w:hAnsi="Arial"/>
+          <w:b w:val="false"/>
+          <w:bCs w:val="false"/>
+          <w:i w:val="false"/>
+          <w:iCs w:val="false"/>
+          <w:color w:val="000000"/>
+          <w:sz w:val="22"/>
+          <w:szCs w:val="22"/>
+        </w:rPr>
+        <w:t xml:space="preserve">Five rules are treated as non-negotiable.</w:t>
+      </w:r>
+    </w:p>
+    <w:p>
+      <w:pPr>
+        <w:pStyle w:val="ListParagraph"/>
+        <w:keepNext/>
+        <w:numPr>
+          <w:ilvl w:val="0"/>
+          <w:numId w:val="5"/>
+        </w:numPr>
+        <w:spacing w:after="120" w:before="0" w:line="300"/>
+      </w:pPr>
+      <w:r>
+        <w:rPr>
+          <w:rFonts w:ascii="Arial" w:cs="Arial" w:eastAsia="Arial" w:hAnsi="Arial"/>
+          <w:b w:val="false"/>
+          <w:bCs w:val="false"/>
+          <w:i w:val="false"/>
+          <w:iCs w:val="false"/>
+          <w:color w:val="000000"/>
+          <w:sz w:val="22"/>
+          <w:szCs w:val="22"/>
+        </w:rPr>
+        <w:t xml:space="preserve">The measure never exceeds 60</w:t>
       </w:r>
       <w:r>
         <w:rPr>
@@ -4219,7 +4217,184 @@
           <w:sz w:val="22"/>
           <w:szCs w:val="22"/>
         </w:rPr>
-        <w:t xml:space="preserve"> rather than pixels because </w:t>
+        <w:t xml:space="preserve">.</w:t>
+      </w:r>
+    </w:p>
+    <w:p>
+      <w:pPr>
+        <w:pStyle w:val="ListParagraph"/>
+        <w:keepNext w:val="false"/>
+        <w:numPr>
+          <w:ilvl w:val="0"/>
+          <w:numId w:val="5"/>
+        </w:numPr>
+        <w:spacing w:after="120" w:before="0" w:line="300"/>
+      </w:pPr>
+      <w:r>
+        <w:rPr>
+          <w:rFonts w:ascii="Arial" w:cs="Arial" w:eastAsia="Arial" w:hAnsi="Arial"/>
+          <w:b w:val="false"/>
+          <w:bCs w:val="false"/>
+          <w:i w:val="false"/>
+          <w:iCs w:val="false"/>
+          <w:color w:val="000000"/>
+          <w:sz w:val="22"/>
+          <w:szCs w:val="22"/>
+        </w:rPr>
+        <w:t xml:space="preserve">Every dimension is user-relative; no author-fixed sizes except hairline borders.</w:t>
+      </w:r>
+    </w:p>
+    <w:p>
+      <w:pPr>
+        <w:pStyle w:val="ListParagraph"/>
+        <w:keepNext w:val="false"/>
+        <w:numPr>
+          <w:ilvl w:val="0"/>
+          <w:numId w:val="5"/>
+        </w:numPr>
+        <w:spacing w:after="120" w:before="0" w:line="300"/>
+      </w:pPr>
+      <w:r>
+        <w:rPr>
+          <w:rFonts w:ascii="Arial" w:cs="Arial" w:eastAsia="Arial" w:hAnsi="Arial"/>
+          <w:b w:val="false"/>
+          <w:bCs w:val="false"/>
+          <w:i w:val="false"/>
+          <w:iCs w:val="false"/>
+          <w:color w:val="000000"/>
+          <w:sz w:val="22"/>
+          <w:szCs w:val="22"/>
+        </w:rPr>
+        <w:t xml:space="preserve">Layout responds to available space, not viewport width.</w:t>
+      </w:r>
+    </w:p>
+    <w:p>
+      <w:pPr>
+        <w:pStyle w:val="ListParagraph"/>
+        <w:keepNext w:val="false"/>
+        <w:numPr>
+          <w:ilvl w:val="0"/>
+          <w:numId w:val="5"/>
+        </w:numPr>
+        <w:spacing w:after="120" w:before="0" w:line="300"/>
+      </w:pPr>
+      <w:r>
+        <w:rPr>
+          <w:rFonts w:ascii="Arial" w:cs="Arial" w:eastAsia="Arial" w:hAnsi="Arial"/>
+          <w:b w:val="false"/>
+          <w:bCs w:val="false"/>
+          <w:i w:val="false"/>
+          <w:iCs w:val="false"/>
+          <w:color w:val="000000"/>
+          <w:sz w:val="22"/>
+          <w:szCs w:val="22"/>
+        </w:rPr>
+        <w:t xml:space="preserve">No element has fixed height.</w:t>
+      </w:r>
+    </w:p>
+    <w:p>
+      <w:pPr>
+        <w:pStyle w:val="ListParagraph"/>
+        <w:keepNext w:val="false"/>
+        <w:numPr>
+          <w:ilvl w:val="0"/>
+          <w:numId w:val="5"/>
+        </w:numPr>
+        <w:spacing w:after="120" w:before="0" w:line="300"/>
+      </w:pPr>
+      <w:r>
+        <w:rPr>
+          <w:rFonts w:ascii="Arial" w:cs="Arial" w:eastAsia="Arial" w:hAnsi="Arial"/>
+          <w:b w:val="false"/>
+          <w:bCs w:val="false"/>
+          <w:i w:val="false"/>
+          <w:iCs w:val="false"/>
+          <w:color w:val="000000"/>
+          <w:sz w:val="22"/>
+          <w:szCs w:val="22"/>
+        </w:rPr>
+        <w:t xml:space="preserve">Layout is complete without JavaScript.</w:t>
+      </w:r>
+    </w:p>
+    <w:p>
+      <w:pPr>
+        <w:keepNext w:val="false"/>
+        <w:spacing w:after="160" w:before="0" w:line="300"/>
+      </w:pPr>
+      <w:r>
+        <w:rPr>
+          <w:rFonts w:ascii="Arial" w:cs="Arial" w:eastAsia="Arial" w:hAnsi="Arial"/>
+          <w:b w:val="false"/>
+          <w:bCs w:val="false"/>
+          <w:i w:val="false"/>
+          <w:iCs w:val="false"/>
+          <w:color w:val="000000"/>
+          <w:sz w:val="22"/>
+          <w:szCs w:val="22"/>
+        </w:rPr>
+        <w:t xml:space="preserve">Each of the five has a direct accessibility consequence, which the following sections give.</w:t>
+      </w:r>
+    </w:p>
+    <w:p>
+      <w:pPr>
+        <w:pStyle w:val="Heading2"/>
+        <w:keepNext/>
+        <w:keepLines/>
+        <w:numPr>
+          <w:ilvl w:val="1"/>
+          <w:numId w:val="2"/>
+        </w:numPr>
+      </w:pPr>
+      <w:r>
+        <w:rPr>
+          <w:rFonts w:ascii="Arial" w:cs="Arial" w:eastAsia="Arial" w:hAnsi="Arial"/>
+          <w:b/>
+          <w:bCs/>
+          <w:i w:val="false"/>
+          <w:iCs w:val="false"/>
+          <w:color w:val="000000"/>
+          <w:sz w:val="25"/>
+          <w:szCs w:val="25"/>
+        </w:rPr>
+        <w:t xml:space="preserve">The measure</w:t>
+      </w:r>
+    </w:p>
+    <w:p>
+      <w:pPr>
+        <w:keepNext/>
+        <w:spacing w:after="160" w:before="0" w:line="300"/>
+      </w:pPr>
+      <w:r>
+        <w:rPr>
+          <w:rFonts w:ascii="Arial" w:cs="Arial" w:eastAsia="Arial" w:hAnsi="Arial"/>
+          <w:b w:val="false"/>
+          <w:bCs w:val="false"/>
+          <w:i w:val="false"/>
+          <w:iCs w:val="false"/>
+          <w:color w:val="000000"/>
+          <w:sz w:val="22"/>
+          <w:szCs w:val="22"/>
+        </w:rPr>
+        <w:t xml:space="preserve">Measure is line length, counted in characters.</w:t>
+      </w:r>
+    </w:p>
+    <w:p>
+      <w:pPr>
+        <w:keepNext/>
+        <w:spacing w:after="160" w:before="0" w:line="300"/>
+      </w:pPr>
+      <w:r>
+        <w:rPr>
+          <w:rFonts w:ascii="Arial" w:cs="Arial" w:eastAsia="Arial" w:hAnsi="Arial"/>
+          <w:b w:val="false"/>
+          <w:bCs w:val="false"/>
+          <w:i w:val="false"/>
+          <w:iCs w:val="false"/>
+          <w:color w:val="000000"/>
+          <w:sz w:val="22"/>
+          <w:szCs w:val="22"/>
+        </w:rPr>
+        <w:t xml:space="preserve">Over-long lines make it harder to track from one line to the next, which particularly affects users with dyslexia, low vision, or attention-related disabilities. The cap is expressed in </w:t>
       </w:r>
       <w:r>
         <w:rPr>
@@ -4245,43 +4420,7 @@
           <w:sz w:val="22"/>
           <w:szCs w:val="22"/>
         </w:rPr>
-        <w:t xml:space="preserve"> tracks a font-relative character width, and a pixel width cannot guarantee a character measure as font size changes.</w:t>
-      </w:r>
-    </w:p>
-    <w:p>
-      <w:pPr>
-        <w:spacing w:after="160" w:before="0" w:line="300"/>
-      </w:pPr>
-      <w:r>
-        <w:rPr>
-          <w:rFonts w:ascii="Arial" w:cs="Arial" w:eastAsia="Arial" w:hAnsi="Arial"/>
-          <w:b w:val="false"/>
-          <w:bCs w:val="false"/>
-          <w:i w:val="false"/>
-          <w:iCs w:val="false"/>
-          <w:color w:val="000000"/>
-          <w:sz w:val="22"/>
-          <w:szCs w:val="22"/>
-        </w:rPr>
-        <w:t xml:space="preserve">The cap is applied exception-based: content is broadly capped, and deliberate container exceptions are then named.</w:t>
-      </w:r>
-    </w:p>
-    <w:p>
-      <w:pPr>
-        <w:spacing w:after="160" w:before="0" w:line="300"/>
-      </w:pPr>
-      <w:r>
-        <w:rPr>
-          <w:rFonts w:ascii="Arial" w:cs="Arial" w:eastAsia="Arial" w:hAnsi="Arial"/>
-          <w:b w:val="false"/>
-          <w:bCs w:val="false"/>
-          <w:i w:val="false"/>
-          <w:iCs w:val="false"/>
-          <w:color w:val="000000"/>
-          <w:sz w:val="22"/>
-          <w:szCs w:val="22"/>
-        </w:rPr>
-        <w:t xml:space="preserve">One consequence is worth stating in advance, because it looks like a bug and is not. Different font sizes can occupy different proportions of the same wide container, because </w:t>
+        <w:t xml:space="preserve"> rather than pixels because </w:t>
       </w:r>
       <w:r>
         <w:rPr>
@@ -4294,6 +4433,70 @@
           <w:sz w:val="21"/>
           <w:szCs w:val="21"/>
         </w:rPr>
+        <w:t xml:space="preserve">ch</w:t>
+      </w:r>
+      <w:r>
+        <w:rPr>
+          <w:rFonts w:ascii="Arial" w:cs="Arial" w:eastAsia="Arial" w:hAnsi="Arial"/>
+          <w:b w:val="false"/>
+          <w:bCs w:val="false"/>
+          <w:i w:val="false"/>
+          <w:iCs w:val="false"/>
+          <w:color w:val="000000"/>
+          <w:sz w:val="22"/>
+          <w:szCs w:val="22"/>
+        </w:rPr>
+        <w:t xml:space="preserve"> tracks a font-relative character width, and a pixel width cannot guarantee a character measure as font size changes.</w:t>
+      </w:r>
+    </w:p>
+    <w:p>
+      <w:pPr>
+        <w:keepNext w:val="false"/>
+        <w:spacing w:after="160" w:before="0" w:line="300"/>
+      </w:pPr>
+      <w:r>
+        <w:rPr>
+          <w:rFonts w:ascii="Arial" w:cs="Arial" w:eastAsia="Arial" w:hAnsi="Arial"/>
+          <w:b w:val="false"/>
+          <w:bCs w:val="false"/>
+          <w:i w:val="false"/>
+          <w:iCs w:val="false"/>
+          <w:color w:val="000000"/>
+          <w:sz w:val="22"/>
+          <w:szCs w:val="22"/>
+        </w:rPr>
+        <w:t xml:space="preserve">The cap is applied exception-based: content is broadly capped, and deliberate container exceptions are then named.</w:t>
+      </w:r>
+    </w:p>
+    <w:p>
+      <w:pPr>
+        <w:keepNext w:val="false"/>
+        <w:spacing w:after="160" w:before="0" w:line="300"/>
+      </w:pPr>
+      <w:r>
+        <w:rPr>
+          <w:rFonts w:ascii="Arial" w:cs="Arial" w:eastAsia="Arial" w:hAnsi="Arial"/>
+          <w:b w:val="false"/>
+          <w:bCs w:val="false"/>
+          <w:i w:val="false"/>
+          <w:iCs w:val="false"/>
+          <w:color w:val="000000"/>
+          <w:sz w:val="22"/>
+          <w:szCs w:val="22"/>
+        </w:rPr>
+        <w:t xml:space="preserve">One consequence is worth stating in advance, because it looks like a bug and is not. Different font sizes can occupy different proportions of the same wide container, because </w:t>
+      </w:r>
+      <w:r>
+        <w:rPr>
+          <w:rFonts w:ascii="Consolas" w:cs="Consolas" w:eastAsia="Consolas" w:hAnsi="Consolas"/>
+          <w:b w:val="false"/>
+          <w:bCs w:val="false"/>
+          <w:i w:val="false"/>
+          <w:iCs w:val="false"/>
+          <w:color w:val="000000"/>
+          <w:sz w:val="21"/>
+          <w:szCs w:val="21"/>
+        </w:rPr>
         <w:t xml:space="preserve">1ch</w:t>
       </w:r>
       <w:r>
@@ -4312,6 +4515,7 @@
     </w:p>
     <w:p>
       <w:pPr>
+        <w:keepNext w:val="false"/>
         <w:spacing w:after="160" w:before="0" w:line="300"/>
       </w:pPr>
       <w:r>
@@ -4332,6 +4536,11 @@
       <w:pPr>
         <w:pStyle w:val="Heading2"/>
         <w:keepNext/>
+        <w:keepLines/>
+        <w:numPr>
+          <w:ilvl w:val="1"/>
+          <w:numId w:val="2"/>
+        </w:numPr>
       </w:pPr>
       <w:r>
         <w:rPr>
@@ -4349,6 +4558,7 @@
     </w:p>
     <w:p>
       <w:pPr>
+        <w:keepNext/>
         <w:spacing w:after="160" w:before="0" w:line="300"/>
       </w:pPr>
       <w:r>
@@ -4419,6 +4629,7 @@
     </w:p>
     <w:p>
       <w:pPr>
+        <w:keepNext/>
         <w:spacing w:after="160" w:before="0" w:line="300"/>
       </w:pPr>
       <w:r>
@@ -4561,6 +4772,7 @@
     </w:p>
     <w:p>
       <w:pPr>
+        <w:keepNext w:val="false"/>
         <w:spacing w:after="160" w:before="0" w:line="300"/>
       </w:pPr>
       <w:r>
@@ -4631,6 +4843,7 @@
     </w:p>
     <w:p>
       <w:pPr>
+        <w:keepNext w:val="false"/>
         <w:spacing w:after="160" w:before="0" w:line="300"/>
       </w:pPr>
       <w:r>
@@ -4649,6 +4862,7 @@
     </w:p>
     <w:p>
       <w:pPr>
+        <w:keepNext w:val="false"/>
         <w:spacing w:after="160" w:before="0" w:line="300"/>
       </w:pPr>
       <w:r>
@@ -4669,6 +4883,11 @@
       <w:pPr>
         <w:pStyle w:val="Heading2"/>
         <w:keepNext/>
+        <w:keepLines/>
+        <w:numPr>
+          <w:ilvl w:val="1"/>
+          <w:numId w:val="2"/>
+        </w:numPr>
       </w:pPr>
       <w:r>
         <w:rPr>
@@ -4686,6 +4905,7 @@
     </w:p>
     <w:p>
       <w:pPr>
+        <w:keepNext/>
         <w:spacing w:after="160" w:before="0" w:line="300"/>
       </w:pPr>
       <w:r>
@@ -4704,6 +4924,7 @@
     </w:p>
     <w:p>
       <w:pPr>
+        <w:keepNext/>
         <w:spacing w:after="160" w:before="0" w:line="300"/>
       </w:pPr>
       <w:r>
@@ -4748,6 +4969,7 @@
     </w:p>
     <w:p>
       <w:pPr>
+        <w:keepNext w:val="false"/>
         <w:spacing w:after="160" w:before="0" w:line="300"/>
       </w:pPr>
       <w:r>
@@ -4872,6 +5094,11 @@
       <w:pPr>
         <w:pStyle w:val="Heading2"/>
         <w:keepNext/>
+        <w:keepLines/>
+        <w:numPr>
+          <w:ilvl w:val="1"/>
+          <w:numId w:val="2"/>
+        </w:numPr>
       </w:pPr>
       <w:r>
         <w:rPr>
@@ -4889,6 +5116,7 @@
     </w:p>
     <w:p>
       <w:pPr>
+        <w:keepNext/>
         <w:spacing w:after="160" w:before="0" w:line="300"/>
       </w:pPr>
       <w:r>
@@ -4907,6 +5135,7 @@
     </w:p>
     <w:p>
       <w:pPr>
+        <w:keepNext/>
         <w:spacing w:after="160" w:before="0" w:line="300"/>
       </w:pPr>
       <w:r>
@@ -5003,6 +5232,7 @@
     </w:p>
     <w:p>
       <w:pPr>
+        <w:keepNext w:val="false"/>
         <w:spacing w:after="160" w:before="0" w:line="300"/>
       </w:pPr>
       <w:r>
@@ -5023,6 +5253,11 @@
       <w:pPr>
         <w:pStyle w:val="Heading2"/>
         <w:keepNext/>
+        <w:keepLines/>
+        <w:numPr>
+          <w:ilvl w:val="1"/>
+          <w:numId w:val="2"/>
+        </w:numPr>
       </w:pPr>
       <w:r>
         <w:rPr>
@@ -5040,6 +5275,7 @@
     </w:p>
     <w:p>
       <w:pPr>
+        <w:keepNext/>
         <w:spacing w:after="160" w:before="0" w:line="300"/>
       </w:pPr>
       <w:r>
@@ -5058,6 +5294,7 @@
     </w:p>
     <w:p>
       <w:pPr>
+        <w:keepNext/>
         <w:spacing w:after="160" w:before="0" w:line="300"/>
       </w:pPr>
       <w:r>
@@ -5180,6 +5417,7 @@
     </w:p>
     <w:p>
       <w:pPr>
+        <w:keepNext w:val="false"/>
         <w:spacing w:after="160" w:before="0" w:line="300"/>
       </w:pPr>
       <w:r>
@@ -5200,6 +5438,11 @@
       <w:pPr>
         <w:pStyle w:val="Heading2"/>
         <w:keepNext/>
+        <w:keepLines/>
+        <w:numPr>
+          <w:ilvl w:val="1"/>
+          <w:numId w:val="2"/>
+        </w:numPr>
       </w:pPr>
       <w:r>
         <w:rPr>
@@ -5217,6 +5460,7 @@
     </w:p>
     <w:p>
       <w:pPr>
+        <w:keepNext/>
         <w:spacing w:after="160" w:before="0" w:line="300"/>
       </w:pPr>
       <w:r>
@@ -7216,6 +7460,7 @@
     </w:p>
     <w:p>
       <w:pPr>
+        <w:keepNext w:val="false"/>
         <w:spacing w:after="160" w:before="0" w:line="300"/>
       </w:pPr>
       <w:r>
@@ -7296,6 +7541,7 @@
     </w:p>
     <w:p>
       <w:pPr>
+        <w:keepNext w:val="false"/>
         <w:spacing w:after="160" w:before="0" w:line="300"/>
       </w:pPr>
       <w:r>
@@ -7314,6 +7560,7 @@
     </w:p>
     <w:p>
       <w:pPr>
+        <w:keepNext w:val="false"/>
         <w:spacing w:after="160" w:before="0" w:line="300"/>
       </w:pPr>
       <w:r>
@@ -7332,6 +7579,7 @@
     </w:p>
     <w:p>
       <w:pPr>
+        <w:keepNext w:val="false"/>
         <w:spacing w:after="160" w:before="0" w:line="300"/>
       </w:pPr>
       <w:r>
@@ -7350,6 +7598,7 @@
     </w:p>
     <w:p>
       <w:pPr>
+        <w:keepNext w:val="false"/>
         <w:spacing w:after="160" w:before="0" w:line="300"/>
       </w:pPr>
       <w:r>
@@ -7370,6 +7619,11 @@
       <w:pPr>
         <w:pStyle w:val="Heading2"/>
         <w:keepNext/>
+        <w:keepLines/>
+        <w:numPr>
+          <w:ilvl w:val="1"/>
+          <w:numId w:val="2"/>
+        </w:numPr>
       </w:pPr>
       <w:r>
         <w:rPr>
@@ -7387,6 +7641,7 @@
     </w:p>
     <w:p>
       <w:pPr>
+        <w:keepNext/>
         <w:spacing w:after="160" w:before="0" w:line="300"/>
       </w:pPr>
       <w:r>
@@ -7431,6 +7686,7 @@
     </w:p>
     <w:p>
       <w:pPr>
+        <w:keepNext/>
         <w:spacing w:after="160" w:before="0" w:line="300"/>
       </w:pPr>
       <w:r>
@@ -7451,6 +7707,11 @@
       <w:pPr>
         <w:pStyle w:val="Heading2"/>
         <w:keepNext/>
+        <w:keepLines/>
+        <w:numPr>
+          <w:ilvl w:val="1"/>
+          <w:numId w:val="2"/>
+        </w:numPr>
       </w:pPr>
       <w:r>
         <w:rPr>
@@ -7468,6 +7729,7 @@
     </w:p>
     <w:p>
       <w:pPr>
+        <w:keepNext/>
         <w:spacing w:after="160" w:before="0" w:line="300"/>
       </w:pPr>
       <w:r>
@@ -7590,6 +7852,7 @@
     </w:p>
     <w:p>
       <w:pPr>
+        <w:keepNext/>
         <w:spacing w:after="160" w:before="0" w:line="300"/>
       </w:pPr>
       <w:r>
@@ -7608,6 +7871,7 @@
     </w:p>
     <w:p>
       <w:pPr>
+        <w:keepNext w:val="false"/>
         <w:spacing w:after="160" w:before="0" w:line="300"/>
       </w:pPr>
       <w:r>
@@ -7628,6 +7892,11 @@
       <w:pPr>
         <w:pStyle w:val="Heading2"/>
         <w:keepNext/>
+        <w:keepLines/>
+        <w:numPr>
+          <w:ilvl w:val="1"/>
+          <w:numId w:val="2"/>
+        </w:numPr>
       </w:pPr>
       <w:r>
         <w:rPr>
@@ -8231,6 +8500,7 @@
     </w:p>
     <w:p>
       <w:pPr>
+        <w:keepNext w:val="false"/>
         <w:spacing w:after="160" w:before="0" w:line="300"/>
       </w:pPr>
       <w:r>
@@ -8251,6 +8521,11 @@
       <w:pPr>
         <w:pStyle w:val="Heading2"/>
         <w:keepNext/>
+        <w:keepLines/>
+        <w:numPr>
+          <w:ilvl w:val="1"/>
+          <w:numId w:val="2"/>
+        </w:numPr>
       </w:pPr>
       <w:r>
         <w:rPr>
@@ -8268,6 +8543,7 @@
     </w:p>
     <w:p>
       <w:pPr>
+        <w:keepNext/>
         <w:spacing w:after="160" w:before="0" w:line="300"/>
       </w:pPr>
       <w:r>
@@ -8287,9 +8563,10 @@
     <w:p>
       <w:pPr>
         <w:pStyle w:val="ListParagraph"/>
+        <w:keepNext/>
         <w:numPr>
           <w:ilvl w:val="0"/>
-          <w:numId w:val="5"/>
+          <w:numId w:val="6"/>
         </w:numPr>
         <w:spacing w:after="120" w:before="0" w:line="300"/>
       </w:pPr>
@@ -8310,9 +8587,10 @@
     <w:p>
       <w:pPr>
         <w:pStyle w:val="ListParagraph"/>
+        <w:keepNext w:val="false"/>
         <w:numPr>
           <w:ilvl w:val="0"/>
-          <w:numId w:val="5"/>
+          <w:numId w:val="6"/>
         </w:numPr>
         <w:spacing w:after="120" w:before="0" w:line="300"/>
       </w:pPr>
@@ -8333,9 +8611,10 @@
     <w:p>
       <w:pPr>
         <w:pStyle w:val="ListParagraph"/>
+        <w:keepNext w:val="false"/>
         <w:numPr>
           <w:ilvl w:val="0"/>
-          <w:numId w:val="5"/>
+          <w:numId w:val="6"/>
         </w:numPr>
         <w:spacing w:after="120" w:before="0" w:line="300"/>
       </w:pPr>
@@ -8356,9 +8635,10 @@
     <w:p>
       <w:pPr>
         <w:pStyle w:val="ListParagraph"/>
+        <w:keepNext w:val="false"/>
         <w:numPr>
           <w:ilvl w:val="0"/>
-          <w:numId w:val="5"/>
+          <w:numId w:val="6"/>
         </w:numPr>
         <w:spacing w:after="120" w:before="0" w:line="300"/>
       </w:pPr>
@@ -8379,9 +8659,10 @@
     <w:p>
       <w:pPr>
         <w:pStyle w:val="ListParagraph"/>
+        <w:keepNext w:val="false"/>
         <w:numPr>
           <w:ilvl w:val="0"/>
-          <w:numId w:val="5"/>
+          <w:numId w:val="6"/>
         </w:numPr>
         <w:spacing w:after="120" w:before="0" w:line="300"/>
       </w:pPr>
@@ -8402,9 +8683,10 @@
     <w:p>
       <w:pPr>
         <w:pStyle w:val="ListParagraph"/>
+        <w:keepNext w:val="false"/>
         <w:numPr>
           <w:ilvl w:val="0"/>
-          <w:numId w:val="5"/>
+          <w:numId w:val="6"/>
         </w:numPr>
         <w:spacing w:after="120" w:before="0" w:line="300"/>
       </w:pPr>
@@ -8425,9 +8707,10 @@
     <w:p>
       <w:pPr>
         <w:pStyle w:val="ListParagraph"/>
+        <w:keepNext w:val="false"/>
         <w:numPr>
           <w:ilvl w:val="0"/>
-          <w:numId w:val="5"/>
+          <w:numId w:val="6"/>
         </w:numPr>
         <w:spacing w:after="120" w:before="0" w:line="300"/>
       </w:pPr>
@@ -8448,9 +8731,10 @@
     <w:p>
       <w:pPr>
         <w:pStyle w:val="ListParagraph"/>
+        <w:keepNext w:val="false"/>
         <w:numPr>
           <w:ilvl w:val="0"/>
-          <w:numId w:val="5"/>
+          <w:numId w:val="6"/>
         </w:numPr>
         <w:spacing w:after="120" w:before="0" w:line="300"/>
       </w:pPr>
@@ -8471,9 +8755,10 @@
     <w:p>
       <w:pPr>
         <w:pStyle w:val="ListParagraph"/>
+        <w:keepNext w:val="false"/>
         <w:numPr>
           <w:ilvl w:val="0"/>
-          <w:numId w:val="5"/>
+          <w:numId w:val="6"/>
         </w:numPr>
         <w:spacing w:after="120" w:before="0" w:line="300"/>
       </w:pPr>
@@ -8494,9 +8779,10 @@
     <w:p>
       <w:pPr>
         <w:pStyle w:val="ListParagraph"/>
+        <w:keepNext w:val="false"/>
         <w:numPr>
           <w:ilvl w:val="0"/>
-          <w:numId w:val="5"/>
+          <w:numId w:val="6"/>
         </w:numPr>
         <w:spacing w:after="120" w:before="0" w:line="300"/>
       </w:pPr>
@@ -8569,9 +8855,10 @@
     <w:p>
       <w:pPr>
         <w:pStyle w:val="ListParagraph"/>
+        <w:keepNext w:val="false"/>
         <w:numPr>
           <w:ilvl w:val="0"/>
-          <w:numId w:val="5"/>
+          <w:numId w:val="6"/>
         </w:numPr>
         <w:spacing w:after="120" w:before="0" w:line="300"/>
       </w:pPr>
@@ -8593,6 +8880,11 @@
       <w:pPr>
         <w:pStyle w:val="Heading1"/>
         <w:keepNext/>
+        <w:keepLines/>
+        <w:numPr>
+          <w:ilvl w:val="0"/>
+          <w:numId w:val="2"/>
+        </w:numPr>
       </w:pPr>
       <w:r>
         <w:rPr>
@@ -8610,6 +8902,7 @@
     </w:p>
     <w:p>
       <w:pPr>
+        <w:keepNext/>
         <w:spacing w:after="160" w:before="0" w:line="300"/>
       </w:pPr>
       <w:r>
@@ -8630,6 +8923,11 @@
       <w:pPr>
         <w:pStyle w:val="Heading2"/>
         <w:keepNext/>
+        <w:keepLines/>
+        <w:numPr>
+          <w:ilvl w:val="1"/>
+          <w:numId w:val="2"/>
+        </w:numPr>
       </w:pPr>
       <w:r>
         <w:rPr>
@@ -8647,6 +8945,7 @@
     </w:p>
     <w:p>
       <w:pPr>
+        <w:keepNext/>
         <w:spacing w:after="160" w:before="0" w:line="300"/>
       </w:pPr>
       <w:r>
@@ -8665,6 +8964,7 @@
     </w:p>
     <w:p>
       <w:pPr>
+        <w:keepNext/>
         <w:spacing w:after="160" w:before="0" w:line="300"/>
       </w:pPr>
       <w:r>
@@ -8685,6 +8985,11 @@
       <w:pPr>
         <w:pStyle w:val="Heading2"/>
         <w:keepNext/>
+        <w:keepLines/>
+        <w:numPr>
+          <w:ilvl w:val="1"/>
+          <w:numId w:val="2"/>
+        </w:numPr>
       </w:pPr>
       <w:r>
         <w:rPr>
@@ -8702,6 +9007,7 @@
     </w:p>
     <w:p>
       <w:pPr>
+        <w:keepNext/>
         <w:spacing w:after="160" w:before="0" w:line="300"/>
       </w:pPr>
       <w:r>
@@ -8720,6 +9026,7 @@
     </w:p>
     <w:p>
       <w:pPr>
+        <w:keepNext/>
         <w:spacing w:after="160" w:before="0" w:line="300"/>
       </w:pPr>
       <w:r>
@@ -8738,6 +9045,7 @@
     </w:p>
     <w:p>
       <w:pPr>
+        <w:keepNext w:val="false"/>
         <w:spacing w:after="160" w:before="0" w:line="300"/>
       </w:pPr>
       <w:r>
@@ -8756,6 +9064,7 @@
     </w:p>
     <w:p>
       <w:pPr>
+        <w:keepNext w:val="false"/>
         <w:spacing w:after="160" w:before="0" w:line="300"/>
       </w:pPr>
       <w:r>
@@ -8802,6 +9111,11 @@
       <w:pPr>
         <w:pStyle w:val="Heading2"/>
         <w:keepNext/>
+        <w:keepLines/>
+        <w:numPr>
+          <w:ilvl w:val="1"/>
+          <w:numId w:val="2"/>
+        </w:numPr>
       </w:pPr>
       <w:r>
         <w:rPr>
@@ -8819,6 +9133,7 @@
     </w:p>
     <w:p>
       <w:pPr>
+        <w:keepNext/>
         <w:spacing w:after="160" w:before="0" w:line="300"/>
       </w:pPr>
       <w:r>
@@ -9550,6 +9865,7 @@
     </w:p>
     <w:p>
       <w:pPr>
+        <w:keepNext w:val="false"/>
         <w:spacing w:after="160" w:before="0" w:line="300"/>
       </w:pPr>
       <w:r>
@@ -9570,6 +9886,11 @@
       <w:pPr>
         <w:pStyle w:val="Heading2"/>
         <w:keepNext/>
+        <w:keepLines/>
+        <w:numPr>
+          <w:ilvl w:val="1"/>
+          <w:numId w:val="2"/>
+        </w:numPr>
       </w:pPr>
       <w:r>
         <w:rPr>
@@ -9587,6 +9908,7 @@
     </w:p>
     <w:p>
       <w:pPr>
+        <w:keepNext/>
         <w:spacing w:after="160" w:before="0" w:line="300"/>
       </w:pPr>
       <w:r>
@@ -9605,6 +9927,7 @@
     </w:p>
     <w:p>
       <w:pPr>
+        <w:keepNext/>
         <w:spacing w:after="160" w:before="0" w:line="300"/>
       </w:pPr>
       <w:r>
@@ -9623,6 +9946,7 @@
     </w:p>
     <w:p>
       <w:pPr>
+        <w:keepNext w:val="false"/>
         <w:spacing w:after="160" w:before="0" w:line="300"/>
       </w:pPr>
       <w:r>
@@ -9643,6 +9967,11 @@
       <w:pPr>
         <w:pStyle w:val="Heading2"/>
         <w:keepNext/>
+        <w:keepLines/>
+        <w:numPr>
+          <w:ilvl w:val="1"/>
+          <w:numId w:val="2"/>
+        </w:numPr>
       </w:pPr>
       <w:r>
         <w:rPr>
@@ -9660,6 +9989,7 @@
     </w:p>
     <w:p>
       <w:pPr>
+        <w:keepNext/>
         <w:spacing w:after="160" w:before="0" w:line="300"/>
       </w:pPr>
       <w:r>
@@ -9678,6 +10008,7 @@
     </w:p>
     <w:p>
       <w:pPr>
+        <w:keepNext/>
         <w:spacing w:after="160" w:before="0" w:line="300"/>
       </w:pPr>
       <w:r>
@@ -9698,6 +10029,11 @@
       <w:pPr>
         <w:pStyle w:val="Heading2"/>
         <w:keepNext/>
+        <w:keepLines/>
+        <w:numPr>
+          <w:ilvl w:val="1"/>
+          <w:numId w:val="2"/>
+        </w:numPr>
       </w:pPr>
       <w:r>
         <w:rPr>
@@ -9716,9 +10052,10 @@
     <w:p>
       <w:pPr>
         <w:pStyle w:val="ListParagraph"/>
+        <w:keepNext/>
         <w:numPr>
           <w:ilvl w:val="0"/>
-          <w:numId w:val="6"/>
+          <w:numId w:val="7"/>
         </w:numPr>
         <w:spacing w:after="120" w:before="0" w:line="300"/>
       </w:pPr>
@@ -9739,9 +10076,10 @@
     <w:p>
       <w:pPr>
         <w:pStyle w:val="ListParagraph"/>
+        <w:keepNext/>
         <w:numPr>
           <w:ilvl w:val="0"/>
-          <w:numId w:val="6"/>
+          <w:numId w:val="7"/>
         </w:numPr>
         <w:spacing w:after="120" w:before="0" w:line="300"/>
       </w:pPr>
@@ -9762,9 +10100,10 @@
     <w:p>
       <w:pPr>
         <w:pStyle w:val="ListParagraph"/>
+        <w:keepNext w:val="false"/>
         <w:numPr>
           <w:ilvl w:val="0"/>
-          <w:numId w:val="6"/>
+          <w:numId w:val="7"/>
         </w:numPr>
         <w:spacing w:after="120" w:before="0" w:line="300"/>
       </w:pPr>
@@ -9785,9 +10124,10 @@
     <w:p>
       <w:pPr>
         <w:pStyle w:val="ListParagraph"/>
+        <w:keepNext w:val="false"/>
         <w:numPr>
           <w:ilvl w:val="0"/>
-          <w:numId w:val="6"/>
+          <w:numId w:val="7"/>
         </w:numPr>
         <w:spacing w:after="120" w:before="0" w:line="300"/>
       </w:pPr>
@@ -9808,9 +10148,10 @@
     <w:p>
       <w:pPr>
         <w:pStyle w:val="ListParagraph"/>
+        <w:keepNext w:val="false"/>
         <w:numPr>
           <w:ilvl w:val="0"/>
-          <w:numId w:val="6"/>
+          <w:numId w:val="7"/>
         </w:numPr>
         <w:spacing w:after="120" w:before="0" w:line="300"/>
       </w:pPr>
@@ -9831,9 +10172,10 @@
     <w:p>
       <w:pPr>
         <w:pStyle w:val="ListParagraph"/>
+        <w:keepNext w:val="false"/>
         <w:numPr>
           <w:ilvl w:val="0"/>
-          <w:numId w:val="6"/>
+          <w:numId w:val="7"/>
         </w:numPr>
         <w:spacing w:after="120" w:before="0" w:line="300"/>
       </w:pPr>
@@ -9854,9 +10196,10 @@
     <w:p>
       <w:pPr>
         <w:pStyle w:val="ListParagraph"/>
+        <w:keepNext w:val="false"/>
         <w:numPr>
           <w:ilvl w:val="0"/>
-          <w:numId w:val="6"/>
+          <w:numId w:val="7"/>
         </w:numPr>
         <w:spacing w:after="120" w:before="0" w:line="300"/>
       </w:pPr>
@@ -9877,9 +10220,10 @@
     <w:p>
       <w:pPr>
         <w:pStyle w:val="ListParagraph"/>
+        <w:keepNext w:val="false"/>
         <w:numPr>
           <w:ilvl w:val="0"/>
-          <w:numId w:val="6"/>
+          <w:numId w:val="7"/>
         </w:numPr>
         <w:spacing w:after="120" w:before="0" w:line="300"/>
       </w:pPr>
@@ -9900,9 +10244,10 @@
     <w:p>
       <w:pPr>
         <w:pStyle w:val="ListParagraph"/>
+        <w:keepNext w:val="false"/>
         <w:numPr>
           <w:ilvl w:val="0"/>
-          <w:numId w:val="6"/>
+          <w:numId w:val="7"/>
         </w:numPr>
         <w:spacing w:after="120" w:before="0" w:line="300"/>
       </w:pPr>
@@ -9923,9 +10268,10 @@
     <w:p>
       <w:pPr>
         <w:pStyle w:val="ListParagraph"/>
+        <w:keepNext w:val="false"/>
         <w:numPr>
           <w:ilvl w:val="0"/>
-          <w:numId w:val="6"/>
+          <w:numId w:val="7"/>
         </w:numPr>
         <w:spacing w:after="120" w:before="0" w:line="300"/>
       </w:pPr>
@@ -9947,6 +10293,11 @@
       <w:pPr>
         <w:pStyle w:val="Heading2"/>
         <w:keepNext/>
+        <w:keepLines/>
+        <w:numPr>
+          <w:ilvl w:val="1"/>
+          <w:numId w:val="2"/>
+        </w:numPr>
       </w:pPr>
       <w:r>
         <w:rPr>
@@ -9964,6 +10315,7 @@
     </w:p>
     <w:p>
       <w:pPr>
+        <w:keepNext/>
         <w:spacing w:after="160" w:before="0" w:line="300"/>
       </w:pPr>
       <w:r>
@@ -9982,6 +10334,7 @@
     </w:p>
     <w:p>
       <w:pPr>
+        <w:keepNext/>
         <w:spacing w:after="160" w:before="0" w:line="300"/>
       </w:pPr>
       <w:r>
@@ -10000,6 +10353,7 @@
     </w:p>
     <w:p>
       <w:pPr>
+        <w:keepNext w:val="false"/>
         <w:spacing w:after="160" w:before="0" w:line="300"/>
       </w:pPr>
       <w:r>
@@ -10020,6 +10374,11 @@
       <w:pPr>
         <w:pStyle w:val="Heading2"/>
         <w:keepNext/>
+        <w:keepLines/>
+        <w:numPr>
+          <w:ilvl w:val="1"/>
+          <w:numId w:val="2"/>
+        </w:numPr>
       </w:pPr>
       <w:r>
         <w:rPr>
@@ -10794,6 +11153,11 @@
       <w:pPr>
         <w:pStyle w:val="Heading2"/>
         <w:keepNext/>
+        <w:keepLines/>
+        <w:numPr>
+          <w:ilvl w:val="1"/>
+          <w:numId w:val="2"/>
+        </w:numPr>
       </w:pPr>
       <w:r>
         <w:rPr>
@@ -10811,6 +11175,7 @@
     </w:p>
     <w:p>
       <w:pPr>
+        <w:keepNext/>
         <w:spacing w:after="160" w:before="0" w:line="300"/>
       </w:pPr>
       <w:r>
@@ -10830,9 +11195,10 @@
     <w:p>
       <w:pPr>
         <w:pStyle w:val="ListParagraph"/>
+        <w:keepNext/>
         <w:numPr>
           <w:ilvl w:val="0"/>
-          <w:numId w:val="7"/>
+          <w:numId w:val="8"/>
         </w:numPr>
         <w:spacing w:after="120" w:before="0" w:line="300"/>
       </w:pPr>
@@ -10853,9 +11219,10 @@
     <w:p>
       <w:pPr>
         <w:pStyle w:val="ListParagraph"/>
+        <w:keepNext w:val="false"/>
         <w:numPr>
           <w:ilvl w:val="0"/>
-          <w:numId w:val="7"/>
+          <w:numId w:val="8"/>
         </w:numPr>
         <w:spacing w:after="120" w:before="0" w:line="300"/>
       </w:pPr>
@@ -10876,9 +11243,10 @@
     <w:p>
       <w:pPr>
         <w:pStyle w:val="ListParagraph"/>
+        <w:keepNext w:val="false"/>
         <w:numPr>
           <w:ilvl w:val="0"/>
-          <w:numId w:val="7"/>
+          <w:numId w:val="8"/>
         </w:numPr>
         <w:spacing w:after="120" w:before="0" w:line="300"/>
       </w:pPr>
@@ -10899,9 +11267,10 @@
     <w:p>
       <w:pPr>
         <w:pStyle w:val="ListParagraph"/>
+        <w:keepNext w:val="false"/>
         <w:numPr>
           <w:ilvl w:val="0"/>
-          <w:numId w:val="7"/>
+          <w:numId w:val="8"/>
         </w:numPr>
         <w:spacing w:after="120" w:before="0" w:line="300"/>
       </w:pPr>
@@ -10949,6 +11318,11 @@
       <w:pPr>
         <w:pStyle w:val="Heading1"/>
         <w:keepNext/>
+        <w:keepLines/>
+        <w:numPr>
+          <w:ilvl w:val="0"/>
+          <w:numId w:val="2"/>
+        </w:numPr>
       </w:pPr>
       <w:r>
         <w:rPr>
@@ -10966,6 +11340,7 @@
     </w:p>
     <w:p>
       <w:pPr>
+        <w:keepNext/>
         <w:spacing w:after="160" w:before="0" w:line="300"/>
       </w:pPr>
       <w:r>
@@ -10986,6 +11361,11 @@
       <w:pPr>
         <w:pStyle w:val="Heading2"/>
         <w:keepNext/>
+        <w:keepLines/>
+        <w:numPr>
+          <w:ilvl w:val="1"/>
+          <w:numId w:val="2"/>
+        </w:numPr>
       </w:pPr>
       <w:r>
         <w:rPr>
@@ -11003,6 +11383,7 @@
     </w:p>
     <w:p>
       <w:pPr>
+        <w:keepNext/>
         <w:spacing w:after="160" w:before="0" w:line="300"/>
       </w:pPr>
       <w:r>
@@ -11021,6 +11402,7 @@
     </w:p>
     <w:p>
       <w:pPr>
+        <w:keepNext/>
         <w:spacing w:after="160" w:before="0" w:line="300"/>
       </w:pPr>
       <w:r>
@@ -11039,6 +11421,7 @@
     </w:p>
     <w:p>
       <w:pPr>
+        <w:keepNext w:val="false"/>
         <w:spacing w:after="160" w:before="0" w:line="300"/>
       </w:pPr>
       <w:r>
@@ -11057,6 +11440,7 @@
     </w:p>
     <w:p>
       <w:pPr>
+        <w:keepNext w:val="false"/>
         <w:spacing w:after="160" w:before="0" w:line="300"/>
       </w:pPr>
       <w:r>
@@ -12057,6 +12441,11 @@
       <w:pPr>
         <w:pStyle w:val="Heading2"/>
         <w:keepNext/>
+        <w:keepLines/>
+        <w:numPr>
+          <w:ilvl w:val="1"/>
+          <w:numId w:val="2"/>
+        </w:numPr>
       </w:pPr>
       <w:r>
         <w:rPr>
@@ -12074,6 +12463,7 @@
     </w:p>
     <w:p>
       <w:pPr>
+        <w:keepNext/>
         <w:spacing w:after="160" w:before="0" w:line="300"/>
       </w:pPr>
       <w:r>
@@ -12092,6 +12482,7 @@
     </w:p>
     <w:p>
       <w:pPr>
+        <w:keepNext/>
         <w:spacing w:after="160" w:before="0" w:line="300"/>
       </w:pPr>
       <w:r>
@@ -12110,6 +12501,7 @@
     </w:p>
     <w:p>
       <w:pPr>
+        <w:keepNext w:val="false"/>
         <w:spacing w:after="160" w:before="0" w:line="300"/>
       </w:pPr>
       <w:r>
@@ -12128,6 +12520,7 @@
     </w:p>
     <w:p>
       <w:pPr>
+        <w:keepNext w:val="false"/>
         <w:spacing w:after="160" w:before="0" w:line="300"/>
       </w:pPr>
       <w:r>
@@ -12146,6 +12539,7 @@
     </w:p>
     <w:p>
       <w:pPr>
+        <w:keepNext w:val="false"/>
         <w:spacing w:after="160" w:before="0" w:line="300"/>
       </w:pPr>
       <w:r>
@@ -12164,6 +12558,7 @@
     </w:p>
     <w:p>
       <w:pPr>
+        <w:keepNext w:val="false"/>
         <w:spacing w:after="160" w:before="0" w:line="300"/>
       </w:pPr>
       <w:r>
@@ -12895,6 +13290,7 @@
     </w:p>
     <w:p>
       <w:pPr>
+        <w:keepNext w:val="false"/>
         <w:spacing w:after="160" w:before="0" w:line="300"/>
       </w:pPr>
       <w:r>
@@ -12913,6 +13309,7 @@
     </w:p>
     <w:p>
       <w:pPr>
+        <w:keepNext w:val="false"/>
         <w:spacing w:after="160" w:before="0" w:line="300"/>
       </w:pPr>
       <w:r>
@@ -13428,6 +13825,11 @@
       <w:pPr>
         <w:pStyle w:val="Heading2"/>
         <w:keepNext/>
+        <w:keepLines/>
+        <w:numPr>
+          <w:ilvl w:val="1"/>
+          <w:numId w:val="2"/>
+        </w:numPr>
       </w:pPr>
       <w:r>
         <w:rPr>
@@ -13445,6 +13847,7 @@
     </w:p>
     <w:p>
       <w:pPr>
+        <w:keepNext/>
         <w:spacing w:after="160" w:before="0" w:line="300"/>
       </w:pPr>
       <w:r>
@@ -14215,6 +14618,7 @@
     </w:p>
     <w:p>
       <w:pPr>
+        <w:keepNext w:val="false"/>
         <w:spacing w:after="160" w:before="0" w:line="300"/>
       </w:pPr>
       <w:r>
@@ -14233,6 +14637,7 @@
     </w:p>
     <w:p>
       <w:pPr>
+        <w:keepNext w:val="false"/>
         <w:spacing w:after="160" w:before="0" w:line="300"/>
       </w:pPr>
       <w:r>
@@ -14253,6 +14658,11 @@
       <w:pPr>
         <w:pStyle w:val="Heading2"/>
         <w:keepNext/>
+        <w:keepLines/>
+        <w:numPr>
+          <w:ilvl w:val="1"/>
+          <w:numId w:val="2"/>
+        </w:numPr>
       </w:pPr>
       <w:r>
         <w:rPr>
@@ -14270,6 +14680,7 @@
     </w:p>
     <w:p>
       <w:pPr>
+        <w:keepNext/>
         <w:spacing w:after="160" w:before="0" w:line="300"/>
       </w:pPr>
       <w:r>
@@ -14288,6 +14699,7 @@
     </w:p>
     <w:p>
       <w:pPr>
+        <w:keepNext/>
         <w:spacing w:after="160" w:before="0" w:line="300"/>
       </w:pPr>
       <w:r>
@@ -14410,6 +14822,7 @@
     </w:p>
     <w:p>
       <w:pPr>
+        <w:keepNext w:val="false"/>
         <w:spacing w:after="160" w:before="0" w:line="300"/>
       </w:pPr>
       <w:r>
@@ -14430,6 +14843,11 @@
       <w:pPr>
         <w:pStyle w:val="Heading2"/>
         <w:keepNext/>
+        <w:keepLines/>
+        <w:numPr>
+          <w:ilvl w:val="1"/>
+          <w:numId w:val="2"/>
+        </w:numPr>
       </w:pPr>
       <w:r>
         <w:rPr>
@@ -14447,6 +14865,7 @@
     </w:p>
     <w:p>
       <w:pPr>
+        <w:keepNext/>
         <w:spacing w:after="160" w:before="0" w:line="300"/>
       </w:pPr>
       <w:r>
@@ -14466,291 +14885,7 @@
     <w:p>
       <w:pPr>
         <w:pStyle w:val="ListParagraph"/>
-        <w:numPr>
-          <w:ilvl w:val="0"/>
-          <w:numId w:val="8"/>
-        </w:numPr>
-        <w:spacing w:after="120" w:before="0" w:line="300"/>
-      </w:pPr>
-      <w:r>
-        <w:rPr>
-          <w:rFonts w:ascii="Arial" w:cs="Arial" w:eastAsia="Arial" w:hAnsi="Arial"/>
-          <w:b w:val="false"/>
-          <w:bCs w:val="false"/>
-          <w:i w:val="false"/>
-          <w:iCs w:val="false"/>
-          <w:color w:val="000000"/>
-          <w:sz w:val="22"/>
-          <w:szCs w:val="22"/>
-        </w:rPr>
-        <w:t xml:space="preserve">The pattern name and source URL, so a reader can check the reference rather than trust the summary.</w:t>
-      </w:r>
-    </w:p>
-    <w:p>
-      <w:pPr>
-        <w:pStyle w:val="ListParagraph"/>
-        <w:numPr>
-          <w:ilvl w:val="0"/>
-          <w:numId w:val="8"/>
-        </w:numPr>
-        <w:spacing w:after="120" w:before="0" w:line="300"/>
-      </w:pPr>
-      <w:r>
-        <w:rPr>
-          <w:rFonts w:ascii="Arial" w:cs="Arial" w:eastAsia="Arial" w:hAnsi="Arial"/>
-          <w:b w:val="false"/>
-          <w:bCs w:val="false"/>
-          <w:i w:val="false"/>
-          <w:iCs w:val="false"/>
-          <w:color w:val="000000"/>
-          <w:sz w:val="22"/>
-          <w:szCs w:val="22"/>
-        </w:rPr>
-        <w:t xml:space="preserve">The native alternative considered, and why it was insufficient.</w:t>
-      </w:r>
-    </w:p>
-    <w:p>
-      <w:pPr>
-        <w:pStyle w:val="ListParagraph"/>
-        <w:numPr>
-          <w:ilvl w:val="0"/>
-          <w:numId w:val="8"/>
-        </w:numPr>
-        <w:spacing w:after="120" w:before="0" w:line="300"/>
-      </w:pPr>
-      <w:r>
-        <w:rPr>
-          <w:rFonts w:ascii="Arial" w:cs="Arial" w:eastAsia="Arial" w:hAnsi="Arial"/>
-          <w:b w:val="false"/>
-          <w:bCs w:val="false"/>
-          <w:i w:val="false"/>
-          <w:iCs w:val="false"/>
-          <w:color w:val="000000"/>
-          <w:sz w:val="22"/>
-          <w:szCs w:val="22"/>
-        </w:rPr>
-        <w:t xml:space="preserve">The semantic model: native elements used, ARIA roles, states, properties, and their relationships.</w:t>
-      </w:r>
-    </w:p>
-    <w:p>
-      <w:pPr>
-        <w:pStyle w:val="ListParagraph"/>
-        <w:numPr>
-          <w:ilvl w:val="0"/>
-          <w:numId w:val="8"/>
-        </w:numPr>
-        <w:spacing w:after="120" w:before="0" w:line="300"/>
-      </w:pPr>
-      <w:r>
-        <w:rPr>
-          <w:rFonts w:ascii="Arial" w:cs="Arial" w:eastAsia="Arial" w:hAnsi="Arial"/>
-          <w:b w:val="false"/>
-          <w:bCs w:val="false"/>
-          <w:i w:val="false"/>
-          <w:iCs w:val="false"/>
-          <w:color w:val="000000"/>
-          <w:sz w:val="22"/>
-          <w:szCs w:val="22"/>
-        </w:rPr>
-        <w:t xml:space="preserve">The keyboard contract: required keys, optional keys, and key behaviour by state.</w:t>
-      </w:r>
-    </w:p>
-    <w:p>
-      <w:pPr>
-        <w:pStyle w:val="ListParagraph"/>
-        <w:numPr>
-          <w:ilvl w:val="0"/>
-          <w:numId w:val="8"/>
-        </w:numPr>
-        <w:spacing w:after="120" w:before="0" w:line="300"/>
-      </w:pPr>
-      <w:r>
-        <w:rPr>
-          <w:rFonts w:ascii="Arial" w:cs="Arial" w:eastAsia="Arial" w:hAnsi="Arial"/>
-          <w:b w:val="false"/>
-          <w:bCs w:val="false"/>
-          <w:i w:val="false"/>
-          <w:iCs w:val="false"/>
-          <w:color w:val="000000"/>
-          <w:sz w:val="22"/>
-          <w:szCs w:val="22"/>
-        </w:rPr>
-        <w:t xml:space="preserve">The focus lifecycle: entry, movement, exit, return, and behaviour on error or failure.</w:t>
-      </w:r>
-    </w:p>
-    <w:p>
-      <w:pPr>
-        <w:pStyle w:val="ListParagraph"/>
-        <w:numPr>
-          <w:ilvl w:val="0"/>
-          <w:numId w:val="8"/>
-        </w:numPr>
-        <w:spacing w:after="120" w:before="0" w:line="300"/>
-      </w:pPr>
-      <w:r>
-        <w:rPr>
-          <w:rFonts w:ascii="Arial" w:cs="Arial" w:eastAsia="Arial" w:hAnsi="Arial"/>
-          <w:b w:val="false"/>
-          <w:bCs w:val="false"/>
-          <w:i w:val="false"/>
-          <w:iCs w:val="false"/>
-          <w:color w:val="000000"/>
-          <w:sz w:val="22"/>
-          <w:szCs w:val="22"/>
-        </w:rPr>
-        <w:t xml:space="preserve">Pointer, touch, and speech-input equivalence, in both directions.</w:t>
-      </w:r>
-    </w:p>
-    <w:p>
-      <w:pPr>
-        <w:pStyle w:val="ListParagraph"/>
-        <w:numPr>
-          <w:ilvl w:val="0"/>
-          <w:numId w:val="8"/>
-        </w:numPr>
-        <w:spacing w:after="120" w:before="0" w:line="300"/>
-      </w:pPr>
-      <w:r>
-        <w:rPr>
-          <w:rFonts w:ascii="Arial" w:cs="Arial" w:eastAsia="Arial" w:hAnsi="Arial"/>
-          <w:b w:val="false"/>
-          <w:bCs w:val="false"/>
-          <w:i w:val="false"/>
-          <w:iCs w:val="false"/>
-          <w:color w:val="000000"/>
-          <w:sz w:val="22"/>
-          <w:szCs w:val="22"/>
-        </w:rPr>
-        <w:t xml:space="preserve">Visible focus and forced-colours requirements.</w:t>
-      </w:r>
-    </w:p>
-    <w:p>
-      <w:pPr>
-        <w:pStyle w:val="ListParagraph"/>
-        <w:numPr>
-          <w:ilvl w:val="0"/>
-          <w:numId w:val="8"/>
-        </w:numPr>
-        <w:spacing w:after="120" w:before="0" w:line="300"/>
-      </w:pPr>
-      <w:r>
-        <w:rPr>
-          <w:rFonts w:ascii="Arial" w:cs="Arial" w:eastAsia="Arial" w:hAnsi="Arial"/>
-          <w:b w:val="false"/>
-          <w:bCs w:val="false"/>
-          <w:i w:val="false"/>
-          <w:iCs w:val="false"/>
-          <w:color w:val="000000"/>
-          <w:sz w:val="22"/>
-          <w:szCs w:val="22"/>
-        </w:rPr>
-        <w:t xml:space="preserve">The WCAG criteria the component is responsible for, by number.</w:t>
-      </w:r>
-    </w:p>
-    <w:p>
-      <w:pPr>
-        <w:pStyle w:val="ListParagraph"/>
-        <w:numPr>
-          <w:ilvl w:val="0"/>
-          <w:numId w:val="8"/>
-        </w:numPr>
-        <w:spacing w:after="120" w:before="0" w:line="300"/>
-      </w:pPr>
-      <w:r>
-        <w:rPr>
-          <w:rFonts w:ascii="Arial" w:cs="Arial" w:eastAsia="Arial" w:hAnsi="Arial"/>
-          <w:b w:val="false"/>
-          <w:bCs w:val="false"/>
-          <w:i w:val="false"/>
-          <w:iCs w:val="false"/>
-          <w:color w:val="000000"/>
-          <w:sz w:val="22"/>
-          <w:szCs w:val="22"/>
-        </w:rPr>
-        <w:t xml:space="preserve">The test matrix and observed assistive-technology behaviour, with engine, version, browser, observed behaviour, and test date.</w:t>
-      </w:r>
-    </w:p>
-    <w:p>
-      <w:pPr>
-        <w:pStyle w:val="ListParagraph"/>
-        <w:numPr>
-          <w:ilvl w:val="0"/>
-          <w:numId w:val="8"/>
-        </w:numPr>
-        <w:spacing w:after="120" w:before="0" w:line="300"/>
-      </w:pPr>
-      <w:r>
-        <w:rPr>
-          <w:rFonts w:ascii="Arial" w:cs="Arial" w:eastAsia="Arial" w:hAnsi="Arial"/>
-          <w:b w:val="false"/>
-          <w:bCs w:val="false"/>
-          <w:i w:val="false"/>
-          <w:iCs w:val="false"/>
-          <w:color w:val="000000"/>
-          <w:sz w:val="22"/>
-          <w:szCs w:val="22"/>
-        </w:rPr>
-        <w:t xml:space="preserve">Explicit non-guarantees and known uncertainty.</w:t>
-      </w:r>
-    </w:p>
-    <w:p>
-      <w:pPr>
-        <w:spacing w:after="160" w:before="0" w:line="300"/>
-      </w:pPr>
-      <w:r>
-        <w:rPr>
-          <w:rFonts w:ascii="Arial" w:cs="Arial" w:eastAsia="Arial" w:hAnsi="Arial"/>
-          <w:b w:val="false"/>
-          <w:bCs w:val="false"/>
-          <w:i w:val="false"/>
-          <w:iCs w:val="false"/>
-          <w:color w:val="000000"/>
-          <w:sz w:val="22"/>
-          <w:szCs w:val="22"/>
-        </w:rPr>
-        <w:t xml:space="preserve">Field 2 is the one that enforces the native-first rule. An entry that cannot answer it should probably be native-first.</w:t>
-      </w:r>
-    </w:p>
-    <w:p>
-      <w:pPr>
-        <w:pStyle w:val="Heading2"/>
         <w:keepNext/>
-      </w:pPr>
-      <w:r>
-        <w:rPr>
-          <w:rFonts w:ascii="Arial" w:cs="Arial" w:eastAsia="Arial" w:hAnsi="Arial"/>
-          <w:b/>
-          <w:bCs/>
-          <w:i w:val="false"/>
-          <w:iCs w:val="false"/>
-          <w:color w:val="000000"/>
-          <w:sz w:val="25"/>
-          <w:szCs w:val="25"/>
-        </w:rPr>
-        <w:t xml:space="preserve">The keyboard contract</w:t>
-      </w:r>
-    </w:p>
-    <w:p>
-      <w:pPr>
-        <w:spacing w:after="160" w:before="0" w:line="300"/>
-      </w:pPr>
-      <w:r>
-        <w:rPr>
-          <w:rFonts w:ascii="Arial" w:cs="Arial" w:eastAsia="Arial" w:hAnsi="Arial"/>
-          <w:b w:val="false"/>
-          <w:bCs w:val="false"/>
-          <w:i w:val="false"/>
-          <w:iCs w:val="false"/>
-          <w:color w:val="000000"/>
-          <w:sz w:val="22"/>
-          <w:szCs w:val="22"/>
-        </w:rPr>
-        <w:t xml:space="preserve">A keyboard contract is a recorded specification, not an implementation detail, and every interactive component specifies eight things.</w:t>
-      </w:r>
-    </w:p>
-    <w:p>
-      <w:pPr>
-        <w:pStyle w:val="ListParagraph"/>
         <w:numPr>
           <w:ilvl w:val="0"/>
           <w:numId w:val="9"/>
@@ -14760,33 +14895,21 @@
       <w:r>
         <w:rPr>
           <w:rFonts w:ascii="Arial" w:cs="Arial" w:eastAsia="Arial" w:hAnsi="Arial"/>
-          <w:b/>
-          <w:bCs/>
-          <w:i w:val="false"/>
-          <w:iCs w:val="false"/>
-          <w:color w:val="000000"/>
-          <w:sz w:val="22"/>
-          <w:szCs w:val="22"/>
-        </w:rPr>
-        <w:t xml:space="preserve">Entry.</w:t>
-      </w:r>
-      <w:r>
-        <w:rPr>
-          <w:rFonts w:ascii="Arial" w:cs="Arial" w:eastAsia="Arial" w:hAnsi="Arial"/>
-          <w:b w:val="false"/>
-          <w:bCs w:val="false"/>
-          <w:i w:val="false"/>
-          <w:iCs w:val="false"/>
-          <w:color w:val="000000"/>
-          <w:sz w:val="22"/>
-          <w:szCs w:val="22"/>
-        </w:rPr>
-        <w:t xml:space="preserve"> What receives focus when a user Tabs in, and what happens on re-entry after focus has moved internally and then left.</w:t>
+          <w:b w:val="false"/>
+          <w:bCs w:val="false"/>
+          <w:i w:val="false"/>
+          <w:iCs w:val="false"/>
+          <w:color w:val="000000"/>
+          <w:sz w:val="22"/>
+          <w:szCs w:val="22"/>
+        </w:rPr>
+        <w:t xml:space="preserve">The pattern name and source URL, so a reader can check the reference rather than trust the summary.</w:t>
       </w:r>
     </w:p>
     <w:p>
       <w:pPr>
         <w:pStyle w:val="ListParagraph"/>
+        <w:keepNext w:val="false"/>
         <w:numPr>
           <w:ilvl w:val="0"/>
           <w:numId w:val="9"/>
@@ -14796,85 +14919,21 @@
       <w:r>
         <w:rPr>
           <w:rFonts w:ascii="Arial" w:cs="Arial" w:eastAsia="Arial" w:hAnsi="Arial"/>
-          <w:b/>
-          <w:bCs/>
-          <w:i w:val="false"/>
-          <w:iCs w:val="false"/>
-          <w:color w:val="000000"/>
-          <w:sz w:val="22"/>
-          <w:szCs w:val="22"/>
-        </w:rPr>
-        <w:t xml:space="preserve">Internal movement.</w:t>
-      </w:r>
-      <w:r>
-        <w:rPr>
-          <w:rFonts w:ascii="Arial" w:cs="Arial" w:eastAsia="Arial" w:hAnsi="Arial"/>
-          <w:b w:val="false"/>
-          <w:bCs w:val="false"/>
-          <w:i w:val="false"/>
-          <w:iCs w:val="false"/>
-          <w:color w:val="000000"/>
-          <w:sz w:val="22"/>
-          <w:szCs w:val="22"/>
-        </w:rPr>
-        <w:t xml:space="preserve"> Which keys move focus inside the component, whether movement wraps at the ends, and whether the implementation uses a roving </w:t>
-      </w:r>
-      <w:r>
-        <w:rPr>
-          <w:rFonts w:ascii="Consolas" w:cs="Consolas" w:eastAsia="Consolas" w:hAnsi="Consolas"/>
-          <w:b w:val="false"/>
-          <w:bCs w:val="false"/>
-          <w:i w:val="false"/>
-          <w:iCs w:val="false"/>
-          <w:color w:val="000000"/>
-          <w:sz w:val="21"/>
-          <w:szCs w:val="21"/>
-        </w:rPr>
-        <w:t xml:space="preserve">tabindex</w:t>
-      </w:r>
-      <w:r>
-        <w:rPr>
-          <w:rFonts w:ascii="Arial" w:cs="Arial" w:eastAsia="Arial" w:hAnsi="Arial"/>
-          <w:b w:val="false"/>
-          <w:bCs w:val="false"/>
-          <w:i w:val="false"/>
-          <w:iCs w:val="false"/>
-          <w:color w:val="000000"/>
-          <w:sz w:val="22"/>
-          <w:szCs w:val="22"/>
-        </w:rPr>
-        <w:t xml:space="preserve"> or </w:t>
-      </w:r>
-      <w:r>
-        <w:rPr>
-          <w:rFonts w:ascii="Consolas" w:cs="Consolas" w:eastAsia="Consolas" w:hAnsi="Consolas"/>
-          <w:b w:val="false"/>
-          <w:bCs w:val="false"/>
-          <w:i w:val="false"/>
-          <w:iCs w:val="false"/>
-          <w:color w:val="000000"/>
-          <w:sz w:val="21"/>
-          <w:szCs w:val="21"/>
-        </w:rPr>
-        <w:t xml:space="preserve">aria-activedescendant</w:t>
-      </w:r>
-      <w:r>
-        <w:rPr>
-          <w:rFonts w:ascii="Arial" w:cs="Arial" w:eastAsia="Arial" w:hAnsi="Arial"/>
-          <w:b w:val="false"/>
-          <w:bCs w:val="false"/>
-          <w:i w:val="false"/>
-          <w:iCs w:val="false"/>
-          <w:color w:val="000000"/>
-          <w:sz w:val="22"/>
-          <w:szCs w:val="22"/>
-        </w:rPr>
-        <w:t xml:space="preserve">.</w:t>
+          <w:b w:val="false"/>
+          <w:bCs w:val="false"/>
+          <w:i w:val="false"/>
+          <w:iCs w:val="false"/>
+          <w:color w:val="000000"/>
+          <w:sz w:val="22"/>
+          <w:szCs w:val="22"/>
+        </w:rPr>
+        <w:t xml:space="preserve">The native alternative considered, and why it was insufficient.</w:t>
       </w:r>
     </w:p>
     <w:p>
       <w:pPr>
         <w:pStyle w:val="ListParagraph"/>
+        <w:keepNext w:val="false"/>
         <w:numPr>
           <w:ilvl w:val="0"/>
           <w:numId w:val="9"/>
@@ -14884,33 +14943,21 @@
       <w:r>
         <w:rPr>
           <w:rFonts w:ascii="Arial" w:cs="Arial" w:eastAsia="Arial" w:hAnsi="Arial"/>
-          <w:b/>
-          <w:bCs/>
-          <w:i w:val="false"/>
-          <w:iCs w:val="false"/>
-          <w:color w:val="000000"/>
-          <w:sz w:val="22"/>
-          <w:szCs w:val="22"/>
-        </w:rPr>
-        <w:t xml:space="preserve">Activation.</w:t>
-      </w:r>
-      <w:r>
-        <w:rPr>
-          <w:rFonts w:ascii="Arial" w:cs="Arial" w:eastAsia="Arial" w:hAnsi="Arial"/>
-          <w:b w:val="false"/>
-          <w:bCs w:val="false"/>
-          <w:i w:val="false"/>
-          <w:iCs w:val="false"/>
-          <w:color w:val="000000"/>
-          <w:sz w:val="22"/>
-          <w:szCs w:val="22"/>
-        </w:rPr>
-        <w:t xml:space="preserve"> Which keys act on the focused item, distinguishing keys that change selection from keys that commit an action.</w:t>
+          <w:b w:val="false"/>
+          <w:bCs w:val="false"/>
+          <w:i w:val="false"/>
+          <w:iCs w:val="false"/>
+          <w:color w:val="000000"/>
+          <w:sz w:val="22"/>
+          <w:szCs w:val="22"/>
+        </w:rPr>
+        <w:t xml:space="preserve">The semantic model: native elements used, ARIA roles, states, properties, and their relationships.</w:t>
       </w:r>
     </w:p>
     <w:p>
       <w:pPr>
         <w:pStyle w:val="ListParagraph"/>
+        <w:keepNext w:val="false"/>
         <w:numPr>
           <w:ilvl w:val="0"/>
           <w:numId w:val="9"/>
@@ -14920,33 +14967,21 @@
       <w:r>
         <w:rPr>
           <w:rFonts w:ascii="Arial" w:cs="Arial" w:eastAsia="Arial" w:hAnsi="Arial"/>
-          <w:b/>
-          <w:bCs/>
-          <w:i w:val="false"/>
-          <w:iCs w:val="false"/>
-          <w:color w:val="000000"/>
-          <w:sz w:val="22"/>
-          <w:szCs w:val="22"/>
-        </w:rPr>
-        <w:t xml:space="preserve">Exit.</w:t>
-      </w:r>
-      <w:r>
-        <w:rPr>
-          <w:rFonts w:ascii="Arial" w:cs="Arial" w:eastAsia="Arial" w:hAnsi="Arial"/>
-          <w:b w:val="false"/>
-          <w:bCs w:val="false"/>
-          <w:i w:val="false"/>
-          <w:iCs w:val="false"/>
-          <w:color w:val="000000"/>
-          <w:sz w:val="22"/>
-          <w:szCs w:val="22"/>
-        </w:rPr>
-        <w:t xml:space="preserve"> Whether Tab leaves, whether Escape dismisses, and where focus goes in each case.</w:t>
+          <w:b w:val="false"/>
+          <w:bCs w:val="false"/>
+          <w:i w:val="false"/>
+          <w:iCs w:val="false"/>
+          <w:color w:val="000000"/>
+          <w:sz w:val="22"/>
+          <w:szCs w:val="22"/>
+        </w:rPr>
+        <w:t xml:space="preserve">The keyboard contract: required keys, optional keys, and key behaviour by state.</w:t>
       </w:r>
     </w:p>
     <w:p>
       <w:pPr>
         <w:pStyle w:val="ListParagraph"/>
+        <w:keepNext w:val="false"/>
         <w:numPr>
           <w:ilvl w:val="0"/>
           <w:numId w:val="9"/>
@@ -14956,33 +14991,21 @@
       <w:r>
         <w:rPr>
           <w:rFonts w:ascii="Arial" w:cs="Arial" w:eastAsia="Arial" w:hAnsi="Arial"/>
-          <w:b/>
-          <w:bCs/>
-          <w:i w:val="false"/>
-          <w:iCs w:val="false"/>
-          <w:color w:val="000000"/>
-          <w:sz w:val="22"/>
-          <w:szCs w:val="22"/>
-        </w:rPr>
-        <w:t xml:space="preserve">State change.</w:t>
-      </w:r>
-      <w:r>
-        <w:rPr>
-          <w:rFonts w:ascii="Arial" w:cs="Arial" w:eastAsia="Arial" w:hAnsi="Arial"/>
-          <w:b w:val="false"/>
-          <w:bCs w:val="false"/>
-          <w:i w:val="false"/>
-          <w:iCs w:val="false"/>
-          <w:color w:val="000000"/>
-          <w:sz w:val="22"/>
-          <w:szCs w:val="22"/>
-        </w:rPr>
-        <w:t xml:space="preserve"> What a screen reader announces after expansion, selection, validation failure, loading, or deletion, naming the mechanism and the expected announcement.</w:t>
+          <w:b w:val="false"/>
+          <w:bCs w:val="false"/>
+          <w:i w:val="false"/>
+          <w:iCs w:val="false"/>
+          <w:color w:val="000000"/>
+          <w:sz w:val="22"/>
+          <w:szCs w:val="22"/>
+        </w:rPr>
+        <w:t xml:space="preserve">The focus lifecycle: entry, movement, exit, return, and behaviour on error or failure.</w:t>
       </w:r>
     </w:p>
     <w:p>
       <w:pPr>
         <w:pStyle w:val="ListParagraph"/>
+        <w:keepNext w:val="false"/>
         <w:numPr>
           <w:ilvl w:val="0"/>
           <w:numId w:val="9"/>
@@ -14992,33 +15015,21 @@
       <w:r>
         <w:rPr>
           <w:rFonts w:ascii="Arial" w:cs="Arial" w:eastAsia="Arial" w:hAnsi="Arial"/>
-          <w:b/>
-          <w:bCs/>
-          <w:i w:val="false"/>
-          <w:iCs w:val="false"/>
-          <w:color w:val="000000"/>
-          <w:sz w:val="22"/>
-          <w:szCs w:val="22"/>
-        </w:rPr>
-        <w:t xml:space="preserve">Restoration.</w:t>
-      </w:r>
-      <w:r>
-        <w:rPr>
-          <w:rFonts w:ascii="Arial" w:cs="Arial" w:eastAsia="Arial" w:hAnsi="Arial"/>
-          <w:b w:val="false"/>
-          <w:bCs w:val="false"/>
-          <w:i w:val="false"/>
-          <w:iCs w:val="false"/>
-          <w:color w:val="000000"/>
-          <w:sz w:val="22"/>
-          <w:szCs w:val="22"/>
-        </w:rPr>
-        <w:t xml:space="preserve"> Where focus returns when a popup closes, including the case where the invoking control no longer exists.</w:t>
+          <w:b w:val="false"/>
+          <w:bCs w:val="false"/>
+          <w:i w:val="false"/>
+          <w:iCs w:val="false"/>
+          <w:color w:val="000000"/>
+          <w:sz w:val="22"/>
+          <w:szCs w:val="22"/>
+        </w:rPr>
+        <w:t xml:space="preserve">Pointer, touch, and speech-input equivalence, in both directions.</w:t>
       </w:r>
     </w:p>
     <w:p>
       <w:pPr>
         <w:pStyle w:val="ListParagraph"/>
+        <w:keepNext w:val="false"/>
         <w:numPr>
           <w:ilvl w:val="0"/>
           <w:numId w:val="9"/>
@@ -15028,33 +15039,21 @@
       <w:r>
         <w:rPr>
           <w:rFonts w:ascii="Arial" w:cs="Arial" w:eastAsia="Arial" w:hAnsi="Arial"/>
-          <w:b/>
-          <w:bCs/>
-          <w:i w:val="false"/>
-          <w:iCs w:val="false"/>
-          <w:color w:val="000000"/>
-          <w:sz w:val="22"/>
-          <w:szCs w:val="22"/>
-        </w:rPr>
-        <w:t xml:space="preserve">Pointer and touch parity.</w:t>
-      </w:r>
-      <w:r>
-        <w:rPr>
-          <w:rFonts w:ascii="Arial" w:cs="Arial" w:eastAsia="Arial" w:hAnsi="Arial"/>
-          <w:b w:val="false"/>
-          <w:bCs w:val="false"/>
-          <w:i w:val="false"/>
-          <w:iCs w:val="false"/>
-          <w:color w:val="000000"/>
-          <w:sz w:val="22"/>
-          <w:szCs w:val="22"/>
-        </w:rPr>
-        <w:t xml:space="preserve"> Whether all functionality is reachable without hover, without drag, and without a path-dependent pointer movement.</w:t>
+          <w:b w:val="false"/>
+          <w:bCs w:val="false"/>
+          <w:i w:val="false"/>
+          <w:iCs w:val="false"/>
+          <w:color w:val="000000"/>
+          <w:sz w:val="22"/>
+          <w:szCs w:val="22"/>
+        </w:rPr>
+        <w:t xml:space="preserve">Visible focus and forced-colours requirements.</w:t>
       </w:r>
     </w:p>
     <w:p>
       <w:pPr>
         <w:pStyle w:val="ListParagraph"/>
+        <w:keepNext w:val="false"/>
         <w:numPr>
           <w:ilvl w:val="0"/>
           <w:numId w:val="9"/>
@@ -15064,87 +15063,111 @@
       <w:r>
         <w:rPr>
           <w:rFonts w:ascii="Arial" w:cs="Arial" w:eastAsia="Arial" w:hAnsi="Arial"/>
+          <w:b w:val="false"/>
+          <w:bCs w:val="false"/>
+          <w:i w:val="false"/>
+          <w:iCs w:val="false"/>
+          <w:color w:val="000000"/>
+          <w:sz w:val="22"/>
+          <w:szCs w:val="22"/>
+        </w:rPr>
+        <w:t xml:space="preserve">The WCAG criteria the component is responsible for, by number.</w:t>
+      </w:r>
+    </w:p>
+    <w:p>
+      <w:pPr>
+        <w:pStyle w:val="ListParagraph"/>
+        <w:keepNext w:val="false"/>
+        <w:numPr>
+          <w:ilvl w:val="0"/>
+          <w:numId w:val="9"/>
+        </w:numPr>
+        <w:spacing w:after="120" w:before="0" w:line="300"/>
+      </w:pPr>
+      <w:r>
+        <w:rPr>
+          <w:rFonts w:ascii="Arial" w:cs="Arial" w:eastAsia="Arial" w:hAnsi="Arial"/>
+          <w:b w:val="false"/>
+          <w:bCs w:val="false"/>
+          <w:i w:val="false"/>
+          <w:iCs w:val="false"/>
+          <w:color w:val="000000"/>
+          <w:sz w:val="22"/>
+          <w:szCs w:val="22"/>
+        </w:rPr>
+        <w:t xml:space="preserve">The test matrix and observed assistive-technology behaviour, with engine, version, browser, observed behaviour, and test date.</w:t>
+      </w:r>
+    </w:p>
+    <w:p>
+      <w:pPr>
+        <w:pStyle w:val="ListParagraph"/>
+        <w:keepNext w:val="false"/>
+        <w:numPr>
+          <w:ilvl w:val="0"/>
+          <w:numId w:val="9"/>
+        </w:numPr>
+        <w:spacing w:after="120" w:before="0" w:line="300"/>
+      </w:pPr>
+      <w:r>
+        <w:rPr>
+          <w:rFonts w:ascii="Arial" w:cs="Arial" w:eastAsia="Arial" w:hAnsi="Arial"/>
+          <w:b w:val="false"/>
+          <w:bCs w:val="false"/>
+          <w:i w:val="false"/>
+          <w:iCs w:val="false"/>
+          <w:color w:val="000000"/>
+          <w:sz w:val="22"/>
+          <w:szCs w:val="22"/>
+        </w:rPr>
+        <w:t xml:space="preserve">Explicit non-guarantees and known uncertainty.</w:t>
+      </w:r>
+    </w:p>
+    <w:p>
+      <w:pPr>
+        <w:keepNext w:val="false"/>
+        <w:spacing w:after="160" w:before="0" w:line="300"/>
+      </w:pPr>
+      <w:r>
+        <w:rPr>
+          <w:rFonts w:ascii="Arial" w:cs="Arial" w:eastAsia="Arial" w:hAnsi="Arial"/>
+          <w:b w:val="false"/>
+          <w:bCs w:val="false"/>
+          <w:i w:val="false"/>
+          <w:iCs w:val="false"/>
+          <w:color w:val="000000"/>
+          <w:sz w:val="22"/>
+          <w:szCs w:val="22"/>
+        </w:rPr>
+        <w:t xml:space="preserve">Field 2 is the one that enforces the native-first rule. An entry that cannot answer it should probably be native-first.</w:t>
+      </w:r>
+    </w:p>
+    <w:p>
+      <w:pPr>
+        <w:pStyle w:val="Heading2"/>
+        <w:keepNext/>
+        <w:keepLines/>
+        <w:numPr>
+          <w:ilvl w:val="1"/>
+          <w:numId w:val="2"/>
+        </w:numPr>
+      </w:pPr>
+      <w:r>
+        <w:rPr>
+          <w:rFonts w:ascii="Arial" w:cs="Arial" w:eastAsia="Arial" w:hAnsi="Arial"/>
           <w:b/>
           <w:bCs/>
           <w:i w:val="false"/>
           <w:iCs w:val="false"/>
           <w:color w:val="000000"/>
-          <w:sz w:val="22"/>
-          <w:szCs w:val="22"/>
-        </w:rPr>
-        <w:t xml:space="preserve">Speech-recognition operation.</w:t>
-      </w:r>
-      <w:r>
-        <w:rPr>
-          <w:rFonts w:ascii="Arial" w:cs="Arial" w:eastAsia="Arial" w:hAnsi="Arial"/>
-          <w:b w:val="false"/>
-          <w:bCs w:val="false"/>
-          <w:i w:val="false"/>
-          <w:iCs w:val="false"/>
-          <w:color w:val="000000"/>
-          <w:sz w:val="22"/>
-          <w:szCs w:val="22"/>
-        </w:rPr>
-        <w:t xml:space="preserve"> Whether every control has a stable visible label a speech-input user can say, with the visible text contained in the accessible name.</w:t>
-      </w:r>
-    </w:p>
-    <w:p>
-      <w:pPr>
-        <w:spacing w:after="160" w:before="0" w:line="300"/>
-      </w:pPr>
-      <w:r>
-        <w:rPr>
-          <w:rFonts w:ascii="Arial" w:cs="Arial" w:eastAsia="Arial" w:hAnsi="Arial"/>
-          <w:b w:val="false"/>
-          <w:bCs w:val="false"/>
-          <w:i w:val="false"/>
-          <w:iCs w:val="false"/>
-          <w:color w:val="000000"/>
-          <w:sz w:val="22"/>
-          <w:szCs w:val="22"/>
-        </w:rPr>
-        <w:t xml:space="preserve">Part 5 deserves emphasis, because it is where most real composite widgets fail. The visual state change is obvious to whoever built it, and the programmatic one was simply never implemented.</w:t>
-      </w:r>
-    </w:p>
-    <w:p>
-      <w:pPr>
-        <w:spacing w:after="160" w:before="0" w:line="300"/>
-      </w:pPr>
-      <w:r>
-        <w:rPr>
-          <w:rFonts w:ascii="Arial" w:cs="Arial" w:eastAsia="Arial" w:hAnsi="Arial"/>
-          <w:b w:val="false"/>
-          <w:bCs w:val="false"/>
-          <w:i w:val="false"/>
-          <w:iCs w:val="false"/>
-          <w:color w:val="000000"/>
-          <w:sz w:val="22"/>
-          <w:szCs w:val="22"/>
-        </w:rPr>
-        <w:t xml:space="preserve">Part 6 contains the hardest question in the list. If an action deletes the row that contained the button that opened the dialog, the invoker no longer exists, and the specification must name a documented logical successor rather than leaving focus to fall to the top of the document.</w:t>
-      </w:r>
-    </w:p>
-    <w:p>
-      <w:pPr>
-        <w:pStyle w:val="Heading2"/>
-        <w:keepNext/>
-      </w:pPr>
-      <w:r>
-        <w:rPr>
-          <w:rFonts w:ascii="Arial" w:cs="Arial" w:eastAsia="Arial" w:hAnsi="Arial"/>
-          <w:b/>
-          <w:bCs/>
-          <w:i w:val="false"/>
-          <w:iCs w:val="false"/>
-          <w:color w:val="000000"/>
           <w:sz w:val="25"/>
           <w:szCs w:val="25"/>
         </w:rPr>
-        <w:t xml:space="preserve">"Keyboard" does not mean a keyboard</w:t>
-      </w:r>
-    </w:p>
-    <w:p>
-      <w:pPr>
+        <w:t xml:space="preserve">The keyboard contract</w:t>
+      </w:r>
+    </w:p>
+    <w:p>
+      <w:pPr>
+        <w:keepNext/>
         <w:spacing w:after="160" w:before="0" w:line="300"/>
       </w:pPr>
       <w:r>
@@ -15158,48 +15181,13 @@
           <w:sz w:val="22"/>
           <w:szCs w:val="22"/>
         </w:rPr>
-        <w:t xml:space="preserve">WCAG defines the keyboard interface broadly, including scanning software, sip-and-puff systems, on-screen keyboards, and speech recognition. A keyboard interface is an input pathway, not a physical device.</w:t>
-      </w:r>
-    </w:p>
-    <w:p>
-      <w:pPr>
-        <w:spacing w:after="160" w:before="0" w:line="300"/>
-      </w:pPr>
-      <w:r>
-        <w:rPr>
-          <w:rFonts w:ascii="Arial" w:cs="Arial" w:eastAsia="Arial" w:hAnsi="Arial"/>
-          <w:b w:val="false"/>
-          <w:bCs w:val="false"/>
-          <w:i w:val="false"/>
-          <w:iCs w:val="false"/>
-          <w:color w:val="000000"/>
-          <w:sz w:val="22"/>
-          <w:szCs w:val="22"/>
-        </w:rPr>
-        <w:t xml:space="preserve">A component's keyboard contract is therefore simultaneously its switch-access contract, its scanning contract, and a large part of its speech-input contract. Testing with a physical keyboard is necessary and is not sufficient.</w:t>
-      </w:r>
-    </w:p>
-    <w:p>
-      <w:pPr>
-        <w:spacing w:after="160" w:before="0" w:line="300"/>
-      </w:pPr>
-      <w:r>
-        <w:rPr>
-          <w:rFonts w:ascii="Arial" w:cs="Arial" w:eastAsia="Arial" w:hAnsi="Arial"/>
-          <w:b w:val="false"/>
-          <w:bCs w:val="false"/>
-          <w:i w:val="false"/>
-          <w:iCs w:val="false"/>
-          <w:color w:val="000000"/>
-          <w:sz w:val="22"/>
-          <w:szCs w:val="22"/>
-        </w:rPr>
-        <w:t xml:space="preserve">Four review checks follow.</w:t>
+        <w:t xml:space="preserve">A keyboard contract is a recorded specification, not an implementation detail, and every interactive component specifies eight things.</w:t>
       </w:r>
     </w:p>
     <w:p>
       <w:pPr>
         <w:pStyle w:val="ListParagraph"/>
+        <w:keepNext/>
         <w:numPr>
           <w:ilvl w:val="0"/>
           <w:numId w:val="10"/>
@@ -15209,20 +15197,34 @@
       <w:r>
         <w:rPr>
           <w:rFonts w:ascii="Arial" w:cs="Arial" w:eastAsia="Arial" w:hAnsi="Arial"/>
-          <w:b w:val="false"/>
-          <w:bCs w:val="false"/>
-          <w:i w:val="false"/>
-          <w:iCs w:val="false"/>
-          <w:color w:val="000000"/>
-          <w:sz w:val="22"/>
-          <w:szCs w:val="22"/>
-        </w:rPr>
-        <w:t xml:space="preserve">Avoid fine pointer paths, because precise or continuous pointer movement excludes switch and scanning users and often fails Pointer Gestures.</w:t>
+          <w:b/>
+          <w:bCs/>
+          <w:i w:val="false"/>
+          <w:iCs w:val="false"/>
+          <w:color w:val="000000"/>
+          <w:sz w:val="22"/>
+          <w:szCs w:val="22"/>
+        </w:rPr>
+        <w:t xml:space="preserve">Entry.</w:t>
+      </w:r>
+      <w:r>
+        <w:rPr>
+          <w:rFonts w:ascii="Arial" w:cs="Arial" w:eastAsia="Arial" w:hAnsi="Arial"/>
+          <w:b w:val="false"/>
+          <w:bCs w:val="false"/>
+          <w:i w:val="false"/>
+          <w:iCs w:val="false"/>
+          <w:color w:val="000000"/>
+          <w:sz w:val="22"/>
+          <w:szCs w:val="22"/>
+        </w:rPr>
+        <w:t xml:space="preserve"> What receives focus when a user Tabs in, and what happens on re-entry after focus has moved internally and then left.</w:t>
       </w:r>
     </w:p>
     <w:p>
       <w:pPr>
         <w:pStyle w:val="ListParagraph"/>
+        <w:keepNext w:val="false"/>
         <w:numPr>
           <w:ilvl w:val="0"/>
           <w:numId w:val="10"/>
@@ -15232,20 +15234,86 @@
       <w:r>
         <w:rPr>
           <w:rFonts w:ascii="Arial" w:cs="Arial" w:eastAsia="Arial" w:hAnsi="Arial"/>
-          <w:b w:val="false"/>
-          <w:bCs w:val="false"/>
-          <w:i w:val="false"/>
-          <w:iCs w:val="false"/>
-          <w:color w:val="000000"/>
-          <w:sz w:val="22"/>
-          <w:szCs w:val="22"/>
-        </w:rPr>
-        <w:t xml:space="preserve">Avoid hover-only discovery, because hover-revealed content is unreachable to keyboard-interface users and unstable for magnifier users.</w:t>
+          <w:b/>
+          <w:bCs/>
+          <w:i w:val="false"/>
+          <w:iCs w:val="false"/>
+          <w:color w:val="000000"/>
+          <w:sz w:val="22"/>
+          <w:szCs w:val="22"/>
+        </w:rPr>
+        <w:t xml:space="preserve">Internal movement.</w:t>
+      </w:r>
+      <w:r>
+        <w:rPr>
+          <w:rFonts w:ascii="Arial" w:cs="Arial" w:eastAsia="Arial" w:hAnsi="Arial"/>
+          <w:b w:val="false"/>
+          <w:bCs w:val="false"/>
+          <w:i w:val="false"/>
+          <w:iCs w:val="false"/>
+          <w:color w:val="000000"/>
+          <w:sz w:val="22"/>
+          <w:szCs w:val="22"/>
+        </w:rPr>
+        <w:t xml:space="preserve"> Which keys move focus inside the component, whether movement wraps at the ends, and whether the implementation uses a roving </w:t>
+      </w:r>
+      <w:r>
+        <w:rPr>
+          <w:rFonts w:ascii="Consolas" w:cs="Consolas" w:eastAsia="Consolas" w:hAnsi="Consolas"/>
+          <w:b w:val="false"/>
+          <w:bCs w:val="false"/>
+          <w:i w:val="false"/>
+          <w:iCs w:val="false"/>
+          <w:color w:val="000000"/>
+          <w:sz w:val="21"/>
+          <w:szCs w:val="21"/>
+        </w:rPr>
+        <w:t xml:space="preserve">tabindex</w:t>
+      </w:r>
+      <w:r>
+        <w:rPr>
+          <w:rFonts w:ascii="Arial" w:cs="Arial" w:eastAsia="Arial" w:hAnsi="Arial"/>
+          <w:b w:val="false"/>
+          <w:bCs w:val="false"/>
+          <w:i w:val="false"/>
+          <w:iCs w:val="false"/>
+          <w:color w:val="000000"/>
+          <w:sz w:val="22"/>
+          <w:szCs w:val="22"/>
+        </w:rPr>
+        <w:t xml:space="preserve"> or </w:t>
+      </w:r>
+      <w:r>
+        <w:rPr>
+          <w:rFonts w:ascii="Consolas" w:cs="Consolas" w:eastAsia="Consolas" w:hAnsi="Consolas"/>
+          <w:b w:val="false"/>
+          <w:bCs w:val="false"/>
+          <w:i w:val="false"/>
+          <w:iCs w:val="false"/>
+          <w:color w:val="000000"/>
+          <w:sz w:val="21"/>
+          <w:szCs w:val="21"/>
+        </w:rPr>
+        <w:t xml:space="preserve">aria-activedescendant</w:t>
+      </w:r>
+      <w:r>
+        <w:rPr>
+          <w:rFonts w:ascii="Arial" w:cs="Arial" w:eastAsia="Arial" w:hAnsi="Arial"/>
+          <w:b w:val="false"/>
+          <w:bCs w:val="false"/>
+          <w:i w:val="false"/>
+          <w:iCs w:val="false"/>
+          <w:color w:val="000000"/>
+          <w:sz w:val="22"/>
+          <w:szCs w:val="22"/>
+        </w:rPr>
+        <w:t xml:space="preserve">.</w:t>
       </w:r>
     </w:p>
     <w:p>
       <w:pPr>
         <w:pStyle w:val="ListParagraph"/>
+        <w:keepNext w:val="false"/>
         <w:numPr>
           <w:ilvl w:val="0"/>
           <w:numId w:val="10"/>
@@ -15255,20 +15323,34 @@
       <w:r>
         <w:rPr>
           <w:rFonts w:ascii="Arial" w:cs="Arial" w:eastAsia="Arial" w:hAnsi="Arial"/>
-          <w:b w:val="false"/>
-          <w:bCs w:val="false"/>
-          <w:i w:val="false"/>
-          <w:iCs w:val="false"/>
-          <w:color w:val="000000"/>
-          <w:sz w:val="22"/>
-          <w:szCs w:val="22"/>
-        </w:rPr>
-        <w:t xml:space="preserve">Avoid drag-only movement, because reordering needs a single-pointer and keyboard-interface alternative, which is the substance of Dragging Movements.</w:t>
+          <w:b/>
+          <w:bCs/>
+          <w:i w:val="false"/>
+          <w:iCs w:val="false"/>
+          <w:color w:val="000000"/>
+          <w:sz w:val="22"/>
+          <w:szCs w:val="22"/>
+        </w:rPr>
+        <w:t xml:space="preserve">Activation.</w:t>
+      </w:r>
+      <w:r>
+        <w:rPr>
+          <w:rFonts w:ascii="Arial" w:cs="Arial" w:eastAsia="Arial" w:hAnsi="Arial"/>
+          <w:b w:val="false"/>
+          <w:bCs w:val="false"/>
+          <w:i w:val="false"/>
+          <w:iCs w:val="false"/>
+          <w:color w:val="000000"/>
+          <w:sz w:val="22"/>
+          <w:szCs w:val="22"/>
+        </w:rPr>
+        <w:t xml:space="preserve"> Which keys act on the focused item, distinguishing keys that change selection from keys that commit an action.</w:t>
       </w:r>
     </w:p>
     <w:p>
       <w:pPr>
         <w:pStyle w:val="ListParagraph"/>
+        <w:keepNext w:val="false"/>
         <w:numPr>
           <w:ilvl w:val="0"/>
           <w:numId w:val="10"/>
@@ -15278,21 +15360,225 @@
       <w:r>
         <w:rPr>
           <w:rFonts w:ascii="Arial" w:cs="Arial" w:eastAsia="Arial" w:hAnsi="Arial"/>
-          <w:b w:val="false"/>
-          <w:bCs w:val="false"/>
-          <w:i w:val="false"/>
-          <w:iCs w:val="false"/>
-          <w:color w:val="000000"/>
-          <w:sz w:val="22"/>
-          <w:szCs w:val="22"/>
-        </w:rPr>
-        <w:t xml:space="preserve">Avoid inaccessible custom shortcuts, because single-character shortcuts collide with speech-recognition and screen-reader command sets unless they can be turned off or remapped.</w:t>
+          <w:b/>
+          <w:bCs/>
+          <w:i w:val="false"/>
+          <w:iCs w:val="false"/>
+          <w:color w:val="000000"/>
+          <w:sz w:val="22"/>
+          <w:szCs w:val="22"/>
+        </w:rPr>
+        <w:t xml:space="preserve">Exit.</w:t>
+      </w:r>
+      <w:r>
+        <w:rPr>
+          <w:rFonts w:ascii="Arial" w:cs="Arial" w:eastAsia="Arial" w:hAnsi="Arial"/>
+          <w:b w:val="false"/>
+          <w:bCs w:val="false"/>
+          <w:i w:val="false"/>
+          <w:iCs w:val="false"/>
+          <w:color w:val="000000"/>
+          <w:sz w:val="22"/>
+          <w:szCs w:val="22"/>
+        </w:rPr>
+        <w:t xml:space="preserve"> Whether Tab leaves, whether Escape dismisses, and where focus goes in each case.</w:t>
+      </w:r>
+    </w:p>
+    <w:p>
+      <w:pPr>
+        <w:pStyle w:val="ListParagraph"/>
+        <w:keepNext w:val="false"/>
+        <w:numPr>
+          <w:ilvl w:val="0"/>
+          <w:numId w:val="10"/>
+        </w:numPr>
+        <w:spacing w:after="120" w:before="0" w:line="300"/>
+      </w:pPr>
+      <w:r>
+        <w:rPr>
+          <w:rFonts w:ascii="Arial" w:cs="Arial" w:eastAsia="Arial" w:hAnsi="Arial"/>
+          <w:b/>
+          <w:bCs/>
+          <w:i w:val="false"/>
+          <w:iCs w:val="false"/>
+          <w:color w:val="000000"/>
+          <w:sz w:val="22"/>
+          <w:szCs w:val="22"/>
+        </w:rPr>
+        <w:t xml:space="preserve">State change.</w:t>
+      </w:r>
+      <w:r>
+        <w:rPr>
+          <w:rFonts w:ascii="Arial" w:cs="Arial" w:eastAsia="Arial" w:hAnsi="Arial"/>
+          <w:b w:val="false"/>
+          <w:bCs w:val="false"/>
+          <w:i w:val="false"/>
+          <w:iCs w:val="false"/>
+          <w:color w:val="000000"/>
+          <w:sz w:val="22"/>
+          <w:szCs w:val="22"/>
+        </w:rPr>
+        <w:t xml:space="preserve"> What a screen reader announces after expansion, selection, validation failure, loading, or deletion, naming the mechanism and the expected announcement.</w:t>
+      </w:r>
+    </w:p>
+    <w:p>
+      <w:pPr>
+        <w:pStyle w:val="ListParagraph"/>
+        <w:keepNext w:val="false"/>
+        <w:numPr>
+          <w:ilvl w:val="0"/>
+          <w:numId w:val="10"/>
+        </w:numPr>
+        <w:spacing w:after="120" w:before="0" w:line="300"/>
+      </w:pPr>
+      <w:r>
+        <w:rPr>
+          <w:rFonts w:ascii="Arial" w:cs="Arial" w:eastAsia="Arial" w:hAnsi="Arial"/>
+          <w:b/>
+          <w:bCs/>
+          <w:i w:val="false"/>
+          <w:iCs w:val="false"/>
+          <w:color w:val="000000"/>
+          <w:sz w:val="22"/>
+          <w:szCs w:val="22"/>
+        </w:rPr>
+        <w:t xml:space="preserve">Restoration.</w:t>
+      </w:r>
+      <w:r>
+        <w:rPr>
+          <w:rFonts w:ascii="Arial" w:cs="Arial" w:eastAsia="Arial" w:hAnsi="Arial"/>
+          <w:b w:val="false"/>
+          <w:bCs w:val="false"/>
+          <w:i w:val="false"/>
+          <w:iCs w:val="false"/>
+          <w:color w:val="000000"/>
+          <w:sz w:val="22"/>
+          <w:szCs w:val="22"/>
+        </w:rPr>
+        <w:t xml:space="preserve"> Where focus returns when a popup closes, including the case where the invoking control no longer exists.</w:t>
+      </w:r>
+    </w:p>
+    <w:p>
+      <w:pPr>
+        <w:pStyle w:val="ListParagraph"/>
+        <w:keepNext w:val="false"/>
+        <w:numPr>
+          <w:ilvl w:val="0"/>
+          <w:numId w:val="10"/>
+        </w:numPr>
+        <w:spacing w:after="120" w:before="0" w:line="300"/>
+      </w:pPr>
+      <w:r>
+        <w:rPr>
+          <w:rFonts w:ascii="Arial" w:cs="Arial" w:eastAsia="Arial" w:hAnsi="Arial"/>
+          <w:b/>
+          <w:bCs/>
+          <w:i w:val="false"/>
+          <w:iCs w:val="false"/>
+          <w:color w:val="000000"/>
+          <w:sz w:val="22"/>
+          <w:szCs w:val="22"/>
+        </w:rPr>
+        <w:t xml:space="preserve">Pointer and touch parity.</w:t>
+      </w:r>
+      <w:r>
+        <w:rPr>
+          <w:rFonts w:ascii="Arial" w:cs="Arial" w:eastAsia="Arial" w:hAnsi="Arial"/>
+          <w:b w:val="false"/>
+          <w:bCs w:val="false"/>
+          <w:i w:val="false"/>
+          <w:iCs w:val="false"/>
+          <w:color w:val="000000"/>
+          <w:sz w:val="22"/>
+          <w:szCs w:val="22"/>
+        </w:rPr>
+        <w:t xml:space="preserve"> Whether all functionality is reachable without hover, without drag, and without a path-dependent pointer movement.</w:t>
+      </w:r>
+    </w:p>
+    <w:p>
+      <w:pPr>
+        <w:pStyle w:val="ListParagraph"/>
+        <w:keepNext w:val="false"/>
+        <w:numPr>
+          <w:ilvl w:val="0"/>
+          <w:numId w:val="10"/>
+        </w:numPr>
+        <w:spacing w:after="120" w:before="0" w:line="300"/>
+      </w:pPr>
+      <w:r>
+        <w:rPr>
+          <w:rFonts w:ascii="Arial" w:cs="Arial" w:eastAsia="Arial" w:hAnsi="Arial"/>
+          <w:b/>
+          <w:bCs/>
+          <w:i w:val="false"/>
+          <w:iCs w:val="false"/>
+          <w:color w:val="000000"/>
+          <w:sz w:val="22"/>
+          <w:szCs w:val="22"/>
+        </w:rPr>
+        <w:t xml:space="preserve">Speech-recognition operation.</w:t>
+      </w:r>
+      <w:r>
+        <w:rPr>
+          <w:rFonts w:ascii="Arial" w:cs="Arial" w:eastAsia="Arial" w:hAnsi="Arial"/>
+          <w:b w:val="false"/>
+          <w:bCs w:val="false"/>
+          <w:i w:val="false"/>
+          <w:iCs w:val="false"/>
+          <w:color w:val="000000"/>
+          <w:sz w:val="22"/>
+          <w:szCs w:val="22"/>
+        </w:rPr>
+        <w:t xml:space="preserve"> Whether every control has a stable visible label a speech-input user can say, with the visible text contained in the accessible name.</w:t>
+      </w:r>
+    </w:p>
+    <w:p>
+      <w:pPr>
+        <w:keepNext w:val="false"/>
+        <w:spacing w:after="160" w:before="0" w:line="300"/>
+      </w:pPr>
+      <w:r>
+        <w:rPr>
+          <w:rFonts w:ascii="Arial" w:cs="Arial" w:eastAsia="Arial" w:hAnsi="Arial"/>
+          <w:b w:val="false"/>
+          <w:bCs w:val="false"/>
+          <w:i w:val="false"/>
+          <w:iCs w:val="false"/>
+          <w:color w:val="000000"/>
+          <w:sz w:val="22"/>
+          <w:szCs w:val="22"/>
+        </w:rPr>
+        <w:t xml:space="preserve">Part 5 deserves emphasis, because it is where most real composite widgets fail. The visual state change is obvious to whoever built it, and the programmatic one was simply never implemented.</w:t>
+      </w:r>
+    </w:p>
+    <w:p>
+      <w:pPr>
+        <w:keepNext w:val="false"/>
+        <w:spacing w:after="160" w:before="0" w:line="300"/>
+      </w:pPr>
+      <w:r>
+        <w:rPr>
+          <w:rFonts w:ascii="Arial" w:cs="Arial" w:eastAsia="Arial" w:hAnsi="Arial"/>
+          <w:b w:val="false"/>
+          <w:bCs w:val="false"/>
+          <w:i w:val="false"/>
+          <w:iCs w:val="false"/>
+          <w:color w:val="000000"/>
+          <w:sz w:val="22"/>
+          <w:szCs w:val="22"/>
+        </w:rPr>
+        <w:t xml:space="preserve">Part 6 contains the hardest question in the list. If an action deletes the row that contained the button that opened the dialog, the invoker no longer exists, and the specification must name a documented logical successor rather than leaving focus to fall to the top of the document.</w:t>
       </w:r>
     </w:p>
     <w:p>
       <w:pPr>
         <w:pStyle w:val="Heading2"/>
         <w:keepNext/>
+        <w:keepLines/>
+        <w:numPr>
+          <w:ilvl w:val="1"/>
+          <w:numId w:val="2"/>
+        </w:numPr>
       </w:pPr>
       <w:r>
         <w:rPr>
@@ -15305,11 +15591,12 @@
           <w:sz w:val="25"/>
           <w:szCs w:val="25"/>
         </w:rPr>
-        <w:t xml:space="preserve">A worked component: Dialog</w:t>
-      </w:r>
-    </w:p>
-    <w:p>
-      <w:pPr>
+        <w:t xml:space="preserve">"Keyboard" does not mean a keyboard</w:t>
+      </w:r>
+    </w:p>
+    <w:p>
+      <w:pPr>
+        <w:keepNext/>
         <w:spacing w:after="160" w:before="0" w:line="300"/>
       </w:pPr>
       <w:r>
@@ -15323,11 +15610,12 @@
           <w:sz w:val="22"/>
           <w:szCs w:val="22"/>
         </w:rPr>
-        <w:t xml:space="preserve">A dialog is a good example precisely because native HTML alone does not settle every product decision around initial focus, focus restoration, dismissibility, destructive confirmation, and assistive-technology behaviour.</w:t>
-      </w:r>
-    </w:p>
-    <w:p>
-      <w:pPr>
+        <w:t xml:space="preserve">WCAG defines the keyboard interface broadly, including scanning software, sip-and-puff systems, on-screen keyboards, and speech recognition. A keyboard interface is an input pathway, not a physical device.</w:t>
+      </w:r>
+    </w:p>
+    <w:p>
+      <w:pPr>
+        <w:keepNext/>
         <w:spacing w:after="160" w:before="0" w:line="300"/>
       </w:pPr>
       <w:r>
@@ -15341,63 +15629,12 @@
           <w:sz w:val="22"/>
           <w:szCs w:val="22"/>
         </w:rPr>
-        <w:t xml:space="preserve">Its classification is APG-derived. The native </w:t>
-      </w:r>
-      <w:r>
-        <w:rPr>
-          <w:rFonts w:ascii="Consolas" w:cs="Consolas" w:eastAsia="Consolas" w:hAnsi="Consolas"/>
-          <w:b w:val="false"/>
-          <w:bCs w:val="false"/>
-          <w:i w:val="false"/>
-          <w:iCs w:val="false"/>
-          <w:color w:val="000000"/>
-          <w:sz w:val="21"/>
-          <w:szCs w:val="21"/>
-        </w:rPr>
-        <w:t xml:space="preserve">dialog</w:t>
-      </w:r>
-      <w:r>
-        <w:rPr>
-          <w:rFonts w:ascii="Arial" w:cs="Arial" w:eastAsia="Arial" w:hAnsi="Arial"/>
-          <w:b w:val="false"/>
-          <w:bCs w:val="false"/>
-          <w:i w:val="false"/>
-          <w:iCs w:val="false"/>
-          <w:color w:val="000000"/>
-          <w:sz w:val="22"/>
-          <w:szCs w:val="22"/>
-        </w:rPr>
-        <w:t xml:space="preserve"> element was considered, and system behaviour is specified independently because browser and assistive-technology support must be evidenced rather than assumed. Using </w:t>
-      </w:r>
-      <w:r>
-        <w:rPr>
-          <w:rFonts w:ascii="Consolas" w:cs="Consolas" w:eastAsia="Consolas" w:hAnsi="Consolas"/>
-          <w:b w:val="false"/>
-          <w:bCs w:val="false"/>
-          <w:i w:val="false"/>
-          <w:iCs w:val="false"/>
-          <w:color w:val="000000"/>
-          <w:sz w:val="21"/>
-          <w:szCs w:val="21"/>
-        </w:rPr>
-        <w:t xml:space="preserve">dialog</w:t>
-      </w:r>
-      <w:r>
-        <w:rPr>
-          <w:rFonts w:ascii="Arial" w:cs="Arial" w:eastAsia="Arial" w:hAnsi="Arial"/>
-          <w:b w:val="false"/>
-          <w:bCs w:val="false"/>
-          <w:i w:val="false"/>
-          <w:iCs w:val="false"/>
-          <w:color w:val="000000"/>
-          <w:sz w:val="22"/>
-          <w:szCs w:val="22"/>
-        </w:rPr>
-        <w:t xml:space="preserve"> as the implementation substrate remains open, and specifying behaviour independently means the contract does not change if that choice changes.</w:t>
-      </w:r>
-    </w:p>
-    <w:p>
-      <w:pPr>
+        <w:t xml:space="preserve">A component's keyboard contract is therefore simultaneously its switch-access contract, its scanning contract, and a large part of its speech-input contract. Testing with a physical keyboard is necessary and is not sufficient.</w:t>
+      </w:r>
+    </w:p>
+    <w:p>
+      <w:pPr>
+        <w:keepNext w:val="false"/>
         <w:spacing w:after="160" w:before="0" w:line="300"/>
       </w:pPr>
       <w:r>
@@ -15411,12 +15648,13 @@
           <w:sz w:val="22"/>
           <w:szCs w:val="22"/>
         </w:rPr>
-        <w:t xml:space="preserve">What the component guarantees:</w:t>
+        <w:t xml:space="preserve">Four review checks follow.</w:t>
       </w:r>
     </w:p>
     <w:p>
       <w:pPr>
         <w:pStyle w:val="ListParagraph"/>
+        <w:keepNext w:val="false"/>
         <w:numPr>
           <w:ilvl w:val="0"/>
           <w:numId w:val="11"/>
@@ -15434,12 +15672,13 @@
           <w:sz w:val="22"/>
           <w:szCs w:val="22"/>
         </w:rPr>
-        <w:t xml:space="preserve">It has an accessible name.</w:t>
+        <w:t xml:space="preserve">Avoid fine pointer paths, because precise or continuous pointer movement excludes switch and scanning users and often fails Pointer Gestures.</w:t>
       </w:r>
     </w:p>
     <w:p>
       <w:pPr>
         <w:pStyle w:val="ListParagraph"/>
+        <w:keepNext w:val="false"/>
         <w:numPr>
           <w:ilvl w:val="0"/>
           <w:numId w:val="11"/>
@@ -15457,12 +15696,13 @@
           <w:sz w:val="22"/>
           <w:szCs w:val="22"/>
         </w:rPr>
-        <w:t xml:space="preserve">It conveys modal state when modal behaviour is used.</w:t>
+        <w:t xml:space="preserve">Avoid hover-only discovery, because hover-revealed content is unreachable to keyboard-interface users and unstable for magnifier users.</w:t>
       </w:r>
     </w:p>
     <w:p>
       <w:pPr>
         <w:pStyle w:val="ListParagraph"/>
+        <w:keepNext w:val="false"/>
         <w:numPr>
           <w:ilvl w:val="0"/>
           <w:numId w:val="11"/>
@@ -15480,12 +15720,13 @@
           <w:sz w:val="22"/>
           <w:szCs w:val="22"/>
         </w:rPr>
-        <w:t xml:space="preserve">It moves focus to an intentional initial target on open.</w:t>
+        <w:t xml:space="preserve">Avoid drag-only movement, because reordering needs a single-pointer and keyboard-interface alternative, which is the substance of Dragging Movements.</w:t>
       </w:r>
     </w:p>
     <w:p>
       <w:pPr>
         <w:pStyle w:val="ListParagraph"/>
+        <w:keepNext w:val="false"/>
         <w:numPr>
           <w:ilvl w:val="0"/>
           <w:numId w:val="11"/>
@@ -15503,99 +15744,146 @@
           <w:sz w:val="22"/>
           <w:szCs w:val="22"/>
         </w:rPr>
-        <w:t xml:space="preserve">It keeps keyboard focus within the modal interaction while open.</w:t>
+        <w:t xml:space="preserve">Avoid inaccessible custom shortcuts, because single-character shortcuts collide with speech-recognition and screen-reader command sets unless they can be turned off or remapped.</w:t>
+      </w:r>
+    </w:p>
+    <w:p>
+      <w:pPr>
+        <w:pStyle w:val="Heading2"/>
+        <w:keepNext/>
+        <w:keepLines/>
+        <w:numPr>
+          <w:ilvl w:val="1"/>
+          <w:numId w:val="2"/>
+        </w:numPr>
+      </w:pPr>
+      <w:r>
+        <w:rPr>
+          <w:rFonts w:ascii="Arial" w:cs="Arial" w:eastAsia="Arial" w:hAnsi="Arial"/>
+          <w:b/>
+          <w:bCs/>
+          <w:i w:val="false"/>
+          <w:iCs w:val="false"/>
+          <w:color w:val="000000"/>
+          <w:sz w:val="25"/>
+          <w:szCs w:val="25"/>
+        </w:rPr>
+        <w:t xml:space="preserve">A worked component: Dialog</w:t>
+      </w:r>
+    </w:p>
+    <w:p>
+      <w:pPr>
+        <w:keepNext/>
+        <w:spacing w:after="160" w:before="0" w:line="300"/>
+      </w:pPr>
+      <w:r>
+        <w:rPr>
+          <w:rFonts w:ascii="Arial" w:cs="Arial" w:eastAsia="Arial" w:hAnsi="Arial"/>
+          <w:b w:val="false"/>
+          <w:bCs w:val="false"/>
+          <w:i w:val="false"/>
+          <w:iCs w:val="false"/>
+          <w:color w:val="000000"/>
+          <w:sz w:val="22"/>
+          <w:szCs w:val="22"/>
+        </w:rPr>
+        <w:t xml:space="preserve">A dialog is a good example precisely because native HTML alone does not settle every product decision around initial focus, focus restoration, dismissibility, destructive confirmation, and assistive-technology behaviour.</w:t>
+      </w:r>
+    </w:p>
+    <w:p>
+      <w:pPr>
+        <w:keepNext/>
+        <w:spacing w:after="160" w:before="0" w:line="300"/>
+      </w:pPr>
+      <w:r>
+        <w:rPr>
+          <w:rFonts w:ascii="Arial" w:cs="Arial" w:eastAsia="Arial" w:hAnsi="Arial"/>
+          <w:b w:val="false"/>
+          <w:bCs w:val="false"/>
+          <w:i w:val="false"/>
+          <w:iCs w:val="false"/>
+          <w:color w:val="000000"/>
+          <w:sz w:val="22"/>
+          <w:szCs w:val="22"/>
+        </w:rPr>
+        <w:t xml:space="preserve">Its classification is APG-derived. The native </w:t>
+      </w:r>
+      <w:r>
+        <w:rPr>
+          <w:rFonts w:ascii="Consolas" w:cs="Consolas" w:eastAsia="Consolas" w:hAnsi="Consolas"/>
+          <w:b w:val="false"/>
+          <w:bCs w:val="false"/>
+          <w:i w:val="false"/>
+          <w:iCs w:val="false"/>
+          <w:color w:val="000000"/>
+          <w:sz w:val="21"/>
+          <w:szCs w:val="21"/>
+        </w:rPr>
+        <w:t xml:space="preserve">dialog</w:t>
+      </w:r>
+      <w:r>
+        <w:rPr>
+          <w:rFonts w:ascii="Arial" w:cs="Arial" w:eastAsia="Arial" w:hAnsi="Arial"/>
+          <w:b w:val="false"/>
+          <w:bCs w:val="false"/>
+          <w:i w:val="false"/>
+          <w:iCs w:val="false"/>
+          <w:color w:val="000000"/>
+          <w:sz w:val="22"/>
+          <w:szCs w:val="22"/>
+        </w:rPr>
+        <w:t xml:space="preserve"> element was considered, and system behaviour is specified independently because browser and assistive-technology support must be evidenced rather than assumed. Using </w:t>
+      </w:r>
+      <w:r>
+        <w:rPr>
+          <w:rFonts w:ascii="Consolas" w:cs="Consolas" w:eastAsia="Consolas" w:hAnsi="Consolas"/>
+          <w:b w:val="false"/>
+          <w:bCs w:val="false"/>
+          <w:i w:val="false"/>
+          <w:iCs w:val="false"/>
+          <w:color w:val="000000"/>
+          <w:sz w:val="21"/>
+          <w:szCs w:val="21"/>
+        </w:rPr>
+        <w:t xml:space="preserve">dialog</w:t>
+      </w:r>
+      <w:r>
+        <w:rPr>
+          <w:rFonts w:ascii="Arial" w:cs="Arial" w:eastAsia="Arial" w:hAnsi="Arial"/>
+          <w:b w:val="false"/>
+          <w:bCs w:val="false"/>
+          <w:i w:val="false"/>
+          <w:iCs w:val="false"/>
+          <w:color w:val="000000"/>
+          <w:sz w:val="22"/>
+          <w:szCs w:val="22"/>
+        </w:rPr>
+        <w:t xml:space="preserve"> as the implementation substrate remains open, and specifying behaviour independently means the contract does not change if that choice changes.</w:t>
+      </w:r>
+    </w:p>
+    <w:p>
+      <w:pPr>
+        <w:keepNext w:val="false"/>
+        <w:spacing w:after="160" w:before="0" w:line="300"/>
+      </w:pPr>
+      <w:r>
+        <w:rPr>
+          <w:rFonts w:ascii="Arial" w:cs="Arial" w:eastAsia="Arial" w:hAnsi="Arial"/>
+          <w:b w:val="false"/>
+          <w:bCs w:val="false"/>
+          <w:i w:val="false"/>
+          <w:iCs w:val="false"/>
+          <w:color w:val="000000"/>
+          <w:sz w:val="22"/>
+          <w:szCs w:val="22"/>
+        </w:rPr>
+        <w:t xml:space="preserve">What the component guarantees:</w:t>
       </w:r>
     </w:p>
     <w:p>
       <w:pPr>
         <w:pStyle w:val="ListParagraph"/>
-        <w:numPr>
-          <w:ilvl w:val="0"/>
-          <w:numId w:val="11"/>
-        </w:numPr>
-        <w:spacing w:after="120" w:before="0" w:line="300"/>
-      </w:pPr>
-      <w:r>
-        <w:rPr>
-          <w:rFonts w:ascii="Arial" w:cs="Arial" w:eastAsia="Arial" w:hAnsi="Arial"/>
-          <w:b w:val="false"/>
-          <w:bCs w:val="false"/>
-          <w:i w:val="false"/>
-          <w:iCs w:val="false"/>
-          <w:color w:val="000000"/>
-          <w:sz w:val="22"/>
-          <w:szCs w:val="22"/>
-        </w:rPr>
-        <w:t xml:space="preserve">It closes on Escape unless the task explicitly requires an alternative.</w:t>
-      </w:r>
-    </w:p>
-    <w:p>
-      <w:pPr>
-        <w:pStyle w:val="ListParagraph"/>
-        <w:numPr>
-          <w:ilvl w:val="0"/>
-          <w:numId w:val="11"/>
-        </w:numPr>
-        <w:spacing w:after="120" w:before="0" w:line="300"/>
-      </w:pPr>
-      <w:r>
-        <w:rPr>
-          <w:rFonts w:ascii="Arial" w:cs="Arial" w:eastAsia="Arial" w:hAnsi="Arial"/>
-          <w:b w:val="false"/>
-          <w:bCs w:val="false"/>
-          <w:i w:val="false"/>
-          <w:iCs w:val="false"/>
-          <w:color w:val="000000"/>
-          <w:sz w:val="22"/>
-          <w:szCs w:val="22"/>
-        </w:rPr>
-        <w:t xml:space="preserve">It returns focus to the invoker, or a documented logical successor, on close.</w:t>
-      </w:r>
-    </w:p>
-    <w:p>
-      <w:pPr>
-        <w:pStyle w:val="ListParagraph"/>
-        <w:numPr>
-          <w:ilvl w:val="0"/>
-          <w:numId w:val="11"/>
-        </w:numPr>
-        <w:spacing w:after="120" w:before="0" w:line="300"/>
-      </w:pPr>
-      <w:r>
-        <w:rPr>
-          <w:rFonts w:ascii="Arial" w:cs="Arial" w:eastAsia="Arial" w:hAnsi="Arial"/>
-          <w:b w:val="false"/>
-          <w:bCs w:val="false"/>
-          <w:i w:val="false"/>
-          <w:iCs w:val="false"/>
-          <w:color w:val="000000"/>
-          <w:sz w:val="22"/>
-          <w:szCs w:val="22"/>
-        </w:rPr>
-        <w:t xml:space="preserve">It preserves visible focus in default and forced-colours modes.</w:t>
-      </w:r>
-    </w:p>
-    <w:p>
-      <w:pPr>
-        <w:spacing w:after="160" w:before="0" w:line="300"/>
-      </w:pPr>
-      <w:r>
-        <w:rPr>
-          <w:rFonts w:ascii="Arial" w:cs="Arial" w:eastAsia="Arial" w:hAnsi="Arial"/>
-          <w:b w:val="false"/>
-          <w:bCs w:val="false"/>
-          <w:i w:val="false"/>
-          <w:iCs w:val="false"/>
-          <w:color w:val="000000"/>
-          <w:sz w:val="22"/>
-          <w:szCs w:val="22"/>
-        </w:rPr>
-        <w:t xml:space="preserve">What it explicitly does not guarantee:</w:t>
-      </w:r>
-    </w:p>
-    <w:p>
-      <w:pPr>
-        <w:pStyle w:val="ListParagraph"/>
+        <w:keepNext w:val="false"/>
         <w:numPr>
           <w:ilvl w:val="0"/>
           <w:numId w:val="12"/>
@@ -15613,12 +15901,13 @@
           <w:sz w:val="22"/>
           <w:szCs w:val="22"/>
         </w:rPr>
-        <w:t xml:space="preserve">That modal behaviour is appropriate for the task.</w:t>
+        <w:t xml:space="preserve">It has an accessible name.</w:t>
       </w:r>
     </w:p>
     <w:p>
       <w:pPr>
         <w:pStyle w:val="ListParagraph"/>
+        <w:keepNext w:val="false"/>
         <w:numPr>
           <w:ilvl w:val="0"/>
           <w:numId w:val="12"/>
@@ -15636,12 +15925,13 @@
           <w:sz w:val="22"/>
           <w:szCs w:val="22"/>
         </w:rPr>
-        <w:t xml:space="preserve">That destructive actions are reversible.</w:t>
+        <w:t xml:space="preserve">It conveys modal state when modal behaviour is used.</w:t>
       </w:r>
     </w:p>
     <w:p>
       <w:pPr>
         <w:pStyle w:val="ListParagraph"/>
+        <w:keepNext w:val="false"/>
         <w:numPr>
           <w:ilvl w:val="0"/>
           <w:numId w:val="12"/>
@@ -15659,11 +15949,199 @@
           <w:sz w:val="22"/>
           <w:szCs w:val="22"/>
         </w:rPr>
+        <w:t xml:space="preserve">It moves focus to an intentional initial target on open.</w:t>
+      </w:r>
+    </w:p>
+    <w:p>
+      <w:pPr>
+        <w:pStyle w:val="ListParagraph"/>
+        <w:keepNext w:val="false"/>
+        <w:numPr>
+          <w:ilvl w:val="0"/>
+          <w:numId w:val="12"/>
+        </w:numPr>
+        <w:spacing w:after="120" w:before="0" w:line="300"/>
+      </w:pPr>
+      <w:r>
+        <w:rPr>
+          <w:rFonts w:ascii="Arial" w:cs="Arial" w:eastAsia="Arial" w:hAnsi="Arial"/>
+          <w:b w:val="false"/>
+          <w:bCs w:val="false"/>
+          <w:i w:val="false"/>
+          <w:iCs w:val="false"/>
+          <w:color w:val="000000"/>
+          <w:sz w:val="22"/>
+          <w:szCs w:val="22"/>
+        </w:rPr>
+        <w:t xml:space="preserve">It keeps keyboard focus within the modal interaction while open.</w:t>
+      </w:r>
+    </w:p>
+    <w:p>
+      <w:pPr>
+        <w:pStyle w:val="ListParagraph"/>
+        <w:keepNext w:val="false"/>
+        <w:numPr>
+          <w:ilvl w:val="0"/>
+          <w:numId w:val="12"/>
+        </w:numPr>
+        <w:spacing w:after="120" w:before="0" w:line="300"/>
+      </w:pPr>
+      <w:r>
+        <w:rPr>
+          <w:rFonts w:ascii="Arial" w:cs="Arial" w:eastAsia="Arial" w:hAnsi="Arial"/>
+          <w:b w:val="false"/>
+          <w:bCs w:val="false"/>
+          <w:i w:val="false"/>
+          <w:iCs w:val="false"/>
+          <w:color w:val="000000"/>
+          <w:sz w:val="22"/>
+          <w:szCs w:val="22"/>
+        </w:rPr>
+        <w:t xml:space="preserve">It closes on Escape unless the task explicitly requires an alternative.</w:t>
+      </w:r>
+    </w:p>
+    <w:p>
+      <w:pPr>
+        <w:pStyle w:val="ListParagraph"/>
+        <w:keepNext w:val="false"/>
+        <w:numPr>
+          <w:ilvl w:val="0"/>
+          <w:numId w:val="12"/>
+        </w:numPr>
+        <w:spacing w:after="120" w:before="0" w:line="300"/>
+      </w:pPr>
+      <w:r>
+        <w:rPr>
+          <w:rFonts w:ascii="Arial" w:cs="Arial" w:eastAsia="Arial" w:hAnsi="Arial"/>
+          <w:b w:val="false"/>
+          <w:bCs w:val="false"/>
+          <w:i w:val="false"/>
+          <w:iCs w:val="false"/>
+          <w:color w:val="000000"/>
+          <w:sz w:val="22"/>
+          <w:szCs w:val="22"/>
+        </w:rPr>
+        <w:t xml:space="preserve">It returns focus to the invoker, or a documented logical successor, on close.</w:t>
+      </w:r>
+    </w:p>
+    <w:p>
+      <w:pPr>
+        <w:pStyle w:val="ListParagraph"/>
+        <w:keepNext w:val="false"/>
+        <w:numPr>
+          <w:ilvl w:val="0"/>
+          <w:numId w:val="12"/>
+        </w:numPr>
+        <w:spacing w:after="120" w:before="0" w:line="300"/>
+      </w:pPr>
+      <w:r>
+        <w:rPr>
+          <w:rFonts w:ascii="Arial" w:cs="Arial" w:eastAsia="Arial" w:hAnsi="Arial"/>
+          <w:b w:val="false"/>
+          <w:bCs w:val="false"/>
+          <w:i w:val="false"/>
+          <w:iCs w:val="false"/>
+          <w:color w:val="000000"/>
+          <w:sz w:val="22"/>
+          <w:szCs w:val="22"/>
+        </w:rPr>
+        <w:t xml:space="preserve">It preserves visible focus in default and forced-colours modes.</w:t>
+      </w:r>
+    </w:p>
+    <w:p>
+      <w:pPr>
+        <w:keepNext w:val="false"/>
+        <w:spacing w:after="160" w:before="0" w:line="300"/>
+      </w:pPr>
+      <w:r>
+        <w:rPr>
+          <w:rFonts w:ascii="Arial" w:cs="Arial" w:eastAsia="Arial" w:hAnsi="Arial"/>
+          <w:b w:val="false"/>
+          <w:bCs w:val="false"/>
+          <w:i w:val="false"/>
+          <w:iCs w:val="false"/>
+          <w:color w:val="000000"/>
+          <w:sz w:val="22"/>
+          <w:szCs w:val="22"/>
+        </w:rPr>
+        <w:t xml:space="preserve">What it explicitly does not guarantee:</w:t>
+      </w:r>
+    </w:p>
+    <w:p>
+      <w:pPr>
+        <w:pStyle w:val="ListParagraph"/>
+        <w:keepNext w:val="false"/>
+        <w:numPr>
+          <w:ilvl w:val="0"/>
+          <w:numId w:val="13"/>
+        </w:numPr>
+        <w:spacing w:after="120" w:before="0" w:line="300"/>
+      </w:pPr>
+      <w:r>
+        <w:rPr>
+          <w:rFonts w:ascii="Arial" w:cs="Arial" w:eastAsia="Arial" w:hAnsi="Arial"/>
+          <w:b w:val="false"/>
+          <w:bCs w:val="false"/>
+          <w:i w:val="false"/>
+          <w:iCs w:val="false"/>
+          <w:color w:val="000000"/>
+          <w:sz w:val="22"/>
+          <w:szCs w:val="22"/>
+        </w:rPr>
+        <w:t xml:space="preserve">That modal behaviour is appropriate for the task.</w:t>
+      </w:r>
+    </w:p>
+    <w:p>
+      <w:pPr>
+        <w:pStyle w:val="ListParagraph"/>
+        <w:keepNext w:val="false"/>
+        <w:numPr>
+          <w:ilvl w:val="0"/>
+          <w:numId w:val="13"/>
+        </w:numPr>
+        <w:spacing w:after="120" w:before="0" w:line="300"/>
+      </w:pPr>
+      <w:r>
+        <w:rPr>
+          <w:rFonts w:ascii="Arial" w:cs="Arial" w:eastAsia="Arial" w:hAnsi="Arial"/>
+          <w:b w:val="false"/>
+          <w:bCs w:val="false"/>
+          <w:i w:val="false"/>
+          <w:iCs w:val="false"/>
+          <w:color w:val="000000"/>
+          <w:sz w:val="22"/>
+          <w:szCs w:val="22"/>
+        </w:rPr>
+        <w:t xml:space="preserve">That destructive actions are reversible.</w:t>
+      </w:r>
+    </w:p>
+    <w:p>
+      <w:pPr>
+        <w:pStyle w:val="ListParagraph"/>
+        <w:keepNext w:val="false"/>
+        <w:numPr>
+          <w:ilvl w:val="0"/>
+          <w:numId w:val="13"/>
+        </w:numPr>
+        <w:spacing w:after="120" w:before="0" w:line="300"/>
+      </w:pPr>
+      <w:r>
+        <w:rPr>
+          <w:rFonts w:ascii="Arial" w:cs="Arial" w:eastAsia="Arial" w:hAnsi="Arial"/>
+          <w:b w:val="false"/>
+          <w:bCs w:val="false"/>
+          <w:i w:val="false"/>
+          <w:iCs w:val="false"/>
+          <w:color w:val="000000"/>
+          <w:sz w:val="22"/>
+          <w:szCs w:val="22"/>
+        </w:rPr>
         <w:t xml:space="preserve">That every browser and screen-reader pair announces the same dialog semantics without a recorded compatibility result.</w:t>
       </w:r>
     </w:p>
     <w:p>
       <w:pPr>
+        <w:keepNext w:val="false"/>
         <w:spacing w:after="160" w:before="0" w:line="300"/>
       </w:pPr>
       <w:r>
@@ -15682,6 +16160,7 @@
     </w:p>
     <w:p>
       <w:pPr>
+        <w:keepNext w:val="false"/>
         <w:spacing w:after="160" w:before="0" w:line="300"/>
       </w:pPr>
       <w:r>
@@ -16117,6 +16596,7 @@
     </w:p>
     <w:p>
       <w:pPr>
+        <w:keepNext w:val="false"/>
         <w:spacing w:after="160" w:before="0" w:line="300"/>
       </w:pPr>
       <w:r>
@@ -16135,6 +16615,7 @@
     </w:p>
     <w:p>
       <w:pPr>
+        <w:keepNext w:val="false"/>
         <w:spacing w:after="160" w:before="0" w:line="300"/>
       </w:pPr>
       <w:r>
@@ -16153,6 +16634,7 @@
     </w:p>
     <w:p>
       <w:pPr>
+        <w:keepNext w:val="false"/>
         <w:spacing w:after="160" w:before="0" w:line="300"/>
       </w:pPr>
       <w:r>
@@ -16173,6 +16655,11 @@
       <w:pPr>
         <w:pStyle w:val="Heading2"/>
         <w:keepNext/>
+        <w:keepLines/>
+        <w:numPr>
+          <w:ilvl w:val="1"/>
+          <w:numId w:val="2"/>
+        </w:numPr>
       </w:pPr>
       <w:r>
         <w:rPr>
@@ -16190,6 +16677,7 @@
     </w:p>
     <w:p>
       <w:pPr>
+        <w:keepNext/>
         <w:spacing w:after="160" w:before="0" w:line="300"/>
       </w:pPr>
       <w:r>
@@ -16921,6 +17409,7 @@
     </w:p>
     <w:p>
       <w:pPr>
+        <w:keepNext w:val="false"/>
         <w:spacing w:after="160" w:before="0" w:line="300"/>
       </w:pPr>
       <w:r>
@@ -16941,6 +17430,11 @@
       <w:pPr>
         <w:pStyle w:val="Heading2"/>
         <w:keepNext/>
+        <w:keepLines/>
+        <w:numPr>
+          <w:ilvl w:val="1"/>
+          <w:numId w:val="2"/>
+        </w:numPr>
       </w:pPr>
       <w:r>
         <w:rPr>
@@ -16958,6 +17452,7 @@
     </w:p>
     <w:p>
       <w:pPr>
+        <w:keepNext/>
         <w:spacing w:after="160" w:before="0" w:line="300"/>
       </w:pPr>
       <w:r>
@@ -18031,6 +18526,7 @@
     </w:p>
     <w:p>
       <w:pPr>
+        <w:keepNext w:val="false"/>
         <w:spacing w:after="160" w:before="0" w:line="300"/>
       </w:pPr>
       <w:r>
@@ -18051,6 +18547,11 @@
       <w:pPr>
         <w:pStyle w:val="Heading1"/>
         <w:keepNext/>
+        <w:keepLines/>
+        <w:numPr>
+          <w:ilvl w:val="0"/>
+          <w:numId w:val="2"/>
+        </w:numPr>
       </w:pPr>
       <w:r>
         <w:rPr>
@@ -18068,6 +18569,7 @@
     </w:p>
     <w:p>
       <w:pPr>
+        <w:keepNext/>
         <w:spacing w:after="160" w:before="0" w:line="300"/>
       </w:pPr>
       <w:r>
@@ -18088,6 +18590,11 @@
       <w:pPr>
         <w:pStyle w:val="Heading2"/>
         <w:keepNext/>
+        <w:keepLines/>
+        <w:numPr>
+          <w:ilvl w:val="1"/>
+          <w:numId w:val="2"/>
+        </w:numPr>
       </w:pPr>
       <w:r>
         <w:rPr>
@@ -18105,6 +18612,7 @@
     </w:p>
     <w:p>
       <w:pPr>
+        <w:keepNext/>
         <w:spacing w:after="160" w:before="0" w:line="300"/>
       </w:pPr>
       <w:r>
@@ -18123,6 +18631,7 @@
     </w:p>
     <w:p>
       <w:pPr>
+        <w:keepNext/>
         <w:spacing w:after="160" w:before="0" w:line="300"/>
       </w:pPr>
       <w:r>
@@ -18141,6 +18650,7 @@
     </w:p>
     <w:p>
       <w:pPr>
+        <w:keepNext w:val="false"/>
         <w:spacing w:after="160" w:before="0" w:line="300"/>
       </w:pPr>
       <w:r>
@@ -18161,6 +18671,11 @@
       <w:pPr>
         <w:pStyle w:val="Heading2"/>
         <w:keepNext/>
+        <w:keepLines/>
+        <w:numPr>
+          <w:ilvl w:val="1"/>
+          <w:numId w:val="2"/>
+        </w:numPr>
       </w:pPr>
       <w:r>
         <w:rPr>
@@ -18178,6 +18693,7 @@
     </w:p>
     <w:p>
       <w:pPr>
+        <w:keepNext/>
         <w:spacing w:after="160" w:before="0" w:line="300"/>
       </w:pPr>
       <w:r>
@@ -18196,6 +18712,7 @@
     </w:p>
     <w:p>
       <w:pPr>
+        <w:keepNext/>
         <w:spacing w:after="160" w:before="0" w:line="300"/>
       </w:pPr>
       <w:r>
@@ -18216,6 +18733,11 @@
       <w:pPr>
         <w:pStyle w:val="Heading2"/>
         <w:keepNext/>
+        <w:keepLines/>
+        <w:numPr>
+          <w:ilvl w:val="1"/>
+          <w:numId w:val="2"/>
+        </w:numPr>
       </w:pPr>
       <w:r>
         <w:rPr>
@@ -18233,6 +18755,7 @@
     </w:p>
     <w:p>
       <w:pPr>
+        <w:keepNext/>
         <w:spacing w:after="160" w:before="0" w:line="300"/>
       </w:pPr>
       <w:r>
@@ -18251,6 +18774,7 @@
     </w:p>
     <w:p>
       <w:pPr>
+        <w:keepNext/>
         <w:spacing w:after="160" w:before="0" w:line="300"/>
       </w:pPr>
       <w:r>
@@ -18269,6 +18793,7 @@
     </w:p>
     <w:p>
       <w:pPr>
+        <w:keepNext w:val="false"/>
         <w:spacing w:after="160" w:before="0" w:line="300"/>
       </w:pPr>
       <w:r>
@@ -18289,6 +18814,11 @@
       <w:pPr>
         <w:pStyle w:val="Heading2"/>
         <w:keepNext/>
+        <w:keepLines/>
+        <w:numPr>
+          <w:ilvl w:val="1"/>
+          <w:numId w:val="2"/>
+        </w:numPr>
       </w:pPr>
       <w:r>
         <w:rPr>
@@ -18306,6 +18836,7 @@
     </w:p>
     <w:p>
       <w:pPr>
+        <w:keepNext/>
         <w:spacing w:after="160" w:before="0" w:line="300"/>
       </w:pPr>
       <w:r>
@@ -18324,6 +18855,7 @@
     </w:p>
     <w:p>
       <w:pPr>
+        <w:keepNext/>
         <w:spacing w:after="160" w:before="0" w:line="300"/>
       </w:pPr>
       <w:r>
@@ -18344,6 +18876,11 @@
       <w:pPr>
         <w:pStyle w:val="Heading1"/>
         <w:keepNext/>
+        <w:keepLines/>
+        <w:numPr>
+          <w:ilvl w:val="0"/>
+          <w:numId w:val="2"/>
+        </w:numPr>
       </w:pPr>
       <w:r>
         <w:rPr>
@@ -18361,6 +18898,7 @@
     </w:p>
     <w:p>
       <w:pPr>
+        <w:keepNext/>
         <w:spacing w:after="160" w:before="0" w:line="300"/>
       </w:pPr>
       <w:r>
@@ -18379,6 +18917,7 @@
     </w:p>
     <w:p>
       <w:pPr>
+        <w:keepNext/>
         <w:spacing w:after="160" w:before="0" w:line="300"/>
       </w:pPr>
       <w:r>
@@ -18397,6 +18936,7 @@
     </w:p>
     <w:p>
       <w:pPr>
+        <w:keepNext w:val="false"/>
         <w:spacing w:after="160" w:before="0" w:line="300"/>
       </w:pPr>
       <w:r>
@@ -19128,6 +19668,7 @@
     </w:p>
     <w:p>
       <w:pPr>
+        <w:keepNext w:val="false"/>
         <w:spacing w:after="160" w:before="0" w:line="300"/>
       </w:pPr>
       <w:r>
@@ -19148,6 +19689,11 @@
       <w:pPr>
         <w:pStyle w:val="Heading1"/>
         <w:keepNext/>
+        <w:keepLines/>
+        <w:numPr>
+          <w:ilvl w:val="0"/>
+          <w:numId w:val="2"/>
+        </w:numPr>
       </w:pPr>
       <w:r>
         <w:rPr>
@@ -19165,6 +19711,7 @@
     </w:p>
     <w:p>
       <w:pPr>
+        <w:keepNext/>
         <w:spacing w:after="160" w:before="0" w:line="300"/>
       </w:pPr>
       <w:r>
@@ -20146,6 +20693,7 @@
     </w:p>
     <w:p>
       <w:pPr>
+        <w:keepNext w:val="false"/>
         <w:spacing w:after="160" w:before="0" w:line="300"/>
       </w:pPr>
       <w:r>
@@ -20164,6 +20712,7 @@
     </w:p>
     <w:p>
       <w:pPr>
+        <w:keepNext w:val="false"/>
         <w:spacing w:after="160" w:before="0" w:line="300"/>
       </w:pPr>
       <w:r>
@@ -20184,6 +20733,11 @@
       <w:pPr>
         <w:pStyle w:val="Heading1"/>
         <w:keepNext/>
+        <w:keepLines/>
+        <w:numPr>
+          <w:ilvl w:val="0"/>
+          <w:numId w:val="2"/>
+        </w:numPr>
       </w:pPr>
       <w:r>
         <w:rPr>
@@ -20201,6 +20755,7 @@
     </w:p>
     <w:p>
       <w:pPr>
+        <w:keepNext/>
         <w:spacing w:after="160" w:before="0" w:line="300"/>
       </w:pPr>
       <w:r>
@@ -20221,6 +20776,11 @@
       <w:pPr>
         <w:pStyle w:val="Heading2"/>
         <w:keepNext/>
+        <w:keepLines/>
+        <w:numPr>
+          <w:ilvl w:val="1"/>
+          <w:numId w:val="2"/>
+        </w:numPr>
       </w:pPr>
       <w:r>
         <w:rPr>
@@ -20238,6 +20798,7 @@
     </w:p>
     <w:p>
       <w:pPr>
+        <w:keepNext/>
         <w:spacing w:after="160" w:before="0" w:line="300"/>
       </w:pPr>
       <w:r>
@@ -20256,6 +20817,7 @@
     </w:p>
     <w:p>
       <w:pPr>
+        <w:keepNext/>
         <w:spacing w:after="160" w:before="0" w:line="300"/>
       </w:pPr>
       <w:r>
@@ -20274,6 +20836,7 @@
     </w:p>
     <w:p>
       <w:pPr>
+        <w:keepNext w:val="false"/>
         <w:spacing w:after="160" w:before="0" w:line="300"/>
       </w:pPr>
       <w:r>
@@ -20292,6 +20855,7 @@
     </w:p>
     <w:p>
       <w:pPr>
+        <w:keepNext w:val="false"/>
         <w:spacing w:after="160" w:before="0" w:line="300"/>
       </w:pPr>
       <w:r>
@@ -20310,6 +20874,7 @@
     </w:p>
     <w:p>
       <w:pPr>
+        <w:keepNext w:val="false"/>
         <w:spacing w:after="160" w:before="0" w:line="300"/>
       </w:pPr>
       <w:r>
@@ -20329,9 +20894,10 @@
     <w:p>
       <w:pPr>
         <w:pStyle w:val="ListParagraph"/>
+        <w:keepNext w:val="false"/>
         <w:numPr>
           <w:ilvl w:val="0"/>
-          <w:numId w:val="13"/>
+          <w:numId w:val="14"/>
         </w:numPr>
         <w:spacing w:after="120" w:before="0" w:line="300"/>
       </w:pPr>
@@ -20352,9 +20918,10 @@
     <w:p>
       <w:pPr>
         <w:pStyle w:val="ListParagraph"/>
+        <w:keepNext w:val="false"/>
         <w:numPr>
           <w:ilvl w:val="0"/>
-          <w:numId w:val="13"/>
+          <w:numId w:val="14"/>
         </w:numPr>
         <w:spacing w:after="120" w:before="0" w:line="300"/>
       </w:pPr>
@@ -20375,9 +20942,10 @@
     <w:p>
       <w:pPr>
         <w:pStyle w:val="ListParagraph"/>
+        <w:keepNext w:val="false"/>
         <w:numPr>
           <w:ilvl w:val="0"/>
-          <w:numId w:val="13"/>
+          <w:numId w:val="14"/>
         </w:numPr>
         <w:spacing w:after="120" w:before="0" w:line="300"/>
       </w:pPr>
@@ -20398,9 +20966,10 @@
     <w:p>
       <w:pPr>
         <w:pStyle w:val="ListParagraph"/>
+        <w:keepNext w:val="false"/>
         <w:numPr>
           <w:ilvl w:val="0"/>
-          <w:numId w:val="13"/>
+          <w:numId w:val="14"/>
         </w:numPr>
         <w:spacing w:after="120" w:before="0" w:line="300"/>
       </w:pPr>
@@ -20422,6 +20991,11 @@
       <w:pPr>
         <w:pStyle w:val="Heading2"/>
         <w:keepNext/>
+        <w:keepLines/>
+        <w:numPr>
+          <w:ilvl w:val="1"/>
+          <w:numId w:val="2"/>
+        </w:numPr>
       </w:pPr>
       <w:r>
         <w:rPr>
@@ -20439,6 +21013,7 @@
     </w:p>
     <w:p>
       <w:pPr>
+        <w:keepNext/>
         <w:spacing w:after="160" w:before="0" w:line="300"/>
       </w:pPr>
       <w:r>
@@ -20457,6 +21032,7 @@
     </w:p>
     <w:p>
       <w:pPr>
+        <w:keepNext/>
         <w:spacing w:after="160" w:before="0" w:line="300"/>
       </w:pPr>
       <w:r>
@@ -20501,6 +21077,7 @@
     </w:p>
     <w:p>
       <w:pPr>
+        <w:keepNext w:val="false"/>
         <w:spacing w:after="160" w:before="0" w:line="300"/>
       </w:pPr>
       <w:r>
@@ -20521,6 +21098,11 @@
       <w:pPr>
         <w:pStyle w:val="Heading2"/>
         <w:keepNext/>
+        <w:keepLines/>
+        <w:numPr>
+          <w:ilvl w:val="1"/>
+          <w:numId w:val="2"/>
+        </w:numPr>
       </w:pPr>
       <w:r>
         <w:rPr>
@@ -20538,6 +21120,7 @@
     </w:p>
     <w:p>
       <w:pPr>
+        <w:keepNext/>
         <w:spacing w:after="160" w:before="0" w:line="300"/>
       </w:pPr>
       <w:r>
@@ -21519,6 +22102,7 @@
     </w:p>
     <w:p>
       <w:pPr>
+        <w:keepNext w:val="false"/>
         <w:spacing w:after="160" w:before="0" w:line="300"/>
       </w:pPr>
       <w:r>
@@ -21537,6 +22121,7 @@
     </w:p>
     <w:p>
       <w:pPr>
+        <w:keepNext w:val="false"/>
         <w:spacing w:after="160" w:before="0" w:line="300"/>
       </w:pPr>
       <w:r>
@@ -21555,6 +22140,7 @@
     </w:p>
     <w:p>
       <w:pPr>
+        <w:keepNext w:val="false"/>
         <w:spacing w:after="160" w:before="0" w:line="300"/>
       </w:pPr>
       <w:r>
@@ -21653,6 +22239,11 @@
       <w:pPr>
         <w:pStyle w:val="Heading2"/>
         <w:keepNext/>
+        <w:keepLines/>
+        <w:numPr>
+          <w:ilvl w:val="1"/>
+          <w:numId w:val="2"/>
+        </w:numPr>
       </w:pPr>
       <w:r>
         <w:rPr>
@@ -21670,6 +22261,7 @@
     </w:p>
     <w:p>
       <w:pPr>
+        <w:keepNext/>
         <w:spacing w:after="160" w:before="0" w:line="300"/>
       </w:pPr>
       <w:r>
@@ -21688,6 +22280,7 @@
     </w:p>
     <w:p>
       <w:pPr>
+        <w:keepNext/>
         <w:spacing w:after="160" w:before="0" w:line="300"/>
       </w:pPr>
       <w:r>
@@ -21708,6 +22301,11 @@
       <w:pPr>
         <w:pStyle w:val="Heading2"/>
         <w:keepNext/>
+        <w:keepLines/>
+        <w:numPr>
+          <w:ilvl w:val="1"/>
+          <w:numId w:val="2"/>
+        </w:numPr>
       </w:pPr>
       <w:r>
         <w:rPr>
@@ -21725,6 +22323,7 @@
     </w:p>
     <w:p>
       <w:pPr>
+        <w:keepNext/>
         <w:spacing w:after="160" w:before="0" w:line="300"/>
       </w:pPr>
       <w:r>
@@ -22316,6 +22915,7 @@
     </w:p>
     <w:p>
       <w:pPr>
+        <w:keepNext w:val="false"/>
         <w:spacing w:after="160" w:before="0" w:line="300"/>
       </w:pPr>
       <w:r>
@@ -22334,6 +22934,7 @@
     </w:p>
     <w:p>
       <w:pPr>
+        <w:keepNext w:val="false"/>
         <w:spacing w:after="160" w:before="0" w:line="300"/>
       </w:pPr>
       <w:r>
@@ -22352,6 +22953,7 @@
     </w:p>
     <w:p>
       <w:pPr>
+        <w:keepNext w:val="false"/>
         <w:spacing w:after="160" w:before="0" w:line="300"/>
       </w:pPr>
       <w:r>
@@ -22370,6 +22972,7 @@
     </w:p>
     <w:p>
       <w:pPr>
+        <w:keepNext w:val="false"/>
         <w:spacing w:after="160" w:before="0" w:line="300"/>
       </w:pPr>
       <w:r>
@@ -22388,6 +22991,7 @@
     </w:p>
     <w:p>
       <w:pPr>
+        <w:keepNext w:val="false"/>
         <w:spacing w:after="160" w:before="0" w:line="300"/>
       </w:pPr>
       <w:r>
@@ -22408,6 +23012,11 @@
       <w:pPr>
         <w:pStyle w:val="Heading2"/>
         <w:keepNext/>
+        <w:keepLines/>
+        <w:numPr>
+          <w:ilvl w:val="1"/>
+          <w:numId w:val="2"/>
+        </w:numPr>
       </w:pPr>
       <w:r>
         <w:rPr>
@@ -22425,6 +23034,7 @@
     </w:p>
     <w:p>
       <w:pPr>
+        <w:keepNext/>
         <w:spacing w:after="160" w:before="0" w:line="300"/>
       </w:pPr>
       <w:r>
@@ -22445,6 +23055,11 @@
       <w:pPr>
         <w:pStyle w:val="Heading2"/>
         <w:keepNext/>
+        <w:keepLines/>
+        <w:numPr>
+          <w:ilvl w:val="1"/>
+          <w:numId w:val="2"/>
+        </w:numPr>
       </w:pPr>
       <w:r>
         <w:rPr>
@@ -22462,6 +23077,7 @@
     </w:p>
     <w:p>
       <w:pPr>
+        <w:keepNext/>
         <w:spacing w:after="160" w:before="0" w:line="300"/>
       </w:pPr>
       <w:r>
@@ -22480,6 +23096,7 @@
     </w:p>
     <w:p>
       <w:pPr>
+        <w:keepNext/>
         <w:spacing w:after="160" w:before="0" w:line="300"/>
       </w:pPr>
       <w:r>
@@ -22500,6 +23117,11 @@
       <w:pPr>
         <w:pStyle w:val="Heading2"/>
         <w:keepNext/>
+        <w:keepLines/>
+        <w:numPr>
+          <w:ilvl w:val="1"/>
+          <w:numId w:val="2"/>
+        </w:numPr>
       </w:pPr>
       <w:r>
         <w:rPr>
@@ -22517,6 +23139,7 @@
     </w:p>
     <w:p>
       <w:pPr>
+        <w:keepNext/>
         <w:spacing w:after="160" w:before="0" w:line="300"/>
       </w:pPr>
       <w:r>
@@ -22536,9 +23159,10 @@
     <w:p>
       <w:pPr>
         <w:pStyle w:val="ListParagraph"/>
+        <w:keepNext/>
         <w:numPr>
           <w:ilvl w:val="0"/>
-          <w:numId w:val="14"/>
+          <w:numId w:val="15"/>
         </w:numPr>
         <w:spacing w:after="120" w:before="0" w:line="300"/>
       </w:pPr>
@@ -22559,9 +23183,10 @@
     <w:p>
       <w:pPr>
         <w:pStyle w:val="ListParagraph"/>
+        <w:keepNext w:val="false"/>
         <w:numPr>
           <w:ilvl w:val="0"/>
-          <w:numId w:val="14"/>
+          <w:numId w:val="15"/>
         </w:numPr>
         <w:spacing w:after="120" w:before="0" w:line="300"/>
       </w:pPr>
@@ -22582,9 +23207,10 @@
     <w:p>
       <w:pPr>
         <w:pStyle w:val="ListParagraph"/>
+        <w:keepNext w:val="false"/>
         <w:numPr>
           <w:ilvl w:val="0"/>
-          <w:numId w:val="14"/>
+          <w:numId w:val="15"/>
         </w:numPr>
         <w:spacing w:after="120" w:before="0" w:line="300"/>
       </w:pPr>
@@ -22605,9 +23231,10 @@
     <w:p>
       <w:pPr>
         <w:pStyle w:val="ListParagraph"/>
+        <w:keepNext w:val="false"/>
         <w:numPr>
           <w:ilvl w:val="0"/>
-          <w:numId w:val="14"/>
+          <w:numId w:val="15"/>
         </w:numPr>
         <w:spacing w:after="120" w:before="0" w:line="300"/>
       </w:pPr>
@@ -22628,9 +23255,10 @@
     <w:p>
       <w:pPr>
         <w:pStyle w:val="ListParagraph"/>
+        <w:keepNext w:val="false"/>
         <w:numPr>
           <w:ilvl w:val="0"/>
-          <w:numId w:val="14"/>
+          <w:numId w:val="15"/>
         </w:numPr>
         <w:spacing w:after="120" w:before="0" w:line="300"/>
       </w:pPr>
@@ -22651,9 +23279,10 @@
     <w:p>
       <w:pPr>
         <w:pStyle w:val="ListParagraph"/>
+        <w:keepNext w:val="false"/>
         <w:numPr>
           <w:ilvl w:val="0"/>
-          <w:numId w:val="14"/>
+          <w:numId w:val="15"/>
         </w:numPr>
         <w:spacing w:after="120" w:before="0" w:line="300"/>
       </w:pPr>
@@ -22674,9 +23303,10 @@
     <w:p>
       <w:pPr>
         <w:pStyle w:val="ListParagraph"/>
+        <w:keepNext w:val="false"/>
         <w:numPr>
           <w:ilvl w:val="0"/>
-          <w:numId w:val="14"/>
+          <w:numId w:val="15"/>
         </w:numPr>
         <w:spacing w:after="120" w:before="0" w:line="300"/>
       </w:pPr>
@@ -22697,9 +23327,10 @@
     <w:p>
       <w:pPr>
         <w:pStyle w:val="ListParagraph"/>
+        <w:keepNext w:val="false"/>
         <w:numPr>
           <w:ilvl w:val="0"/>
-          <w:numId w:val="14"/>
+          <w:numId w:val="15"/>
         </w:numPr>
         <w:spacing w:after="120" w:before="0" w:line="300"/>
       </w:pPr>
@@ -22720,9 +23351,10 @@
     <w:p>
       <w:pPr>
         <w:pStyle w:val="ListParagraph"/>
+        <w:keepNext w:val="false"/>
         <w:numPr>
           <w:ilvl w:val="0"/>
-          <w:numId w:val="14"/>
+          <w:numId w:val="15"/>
         </w:numPr>
         <w:spacing w:after="120" w:before="0" w:line="300"/>
       </w:pPr>
@@ -22743,9 +23375,10 @@
     <w:p>
       <w:pPr>
         <w:pStyle w:val="ListParagraph"/>
+        <w:keepNext w:val="false"/>
         <w:numPr>
           <w:ilvl w:val="0"/>
-          <w:numId w:val="14"/>
+          <w:numId w:val="15"/>
         </w:numPr>
         <w:spacing w:after="120" w:before="0" w:line="300"/>
       </w:pPr>
@@ -22765,6 +23398,7 @@
     </w:p>
     <w:p>
       <w:pPr>
+        <w:keepNext w:val="false"/>
         <w:spacing w:after="160" w:before="0" w:line="300"/>
       </w:pPr>
       <w:r>
@@ -22783,6 +23417,7 @@
     </w:p>
     <w:p>
       <w:pPr>
+        <w:keepNext w:val="false"/>
         <w:spacing w:after="160" w:before="0" w:line="300"/>
       </w:pPr>
       <w:r>
@@ -22801,6 +23436,7 @@
     </w:p>
     <w:p>
       <w:pPr>
+        <w:keepNext w:val="false"/>
         <w:spacing w:after="160" w:before="0" w:line="300"/>
       </w:pPr>
       <w:r>
@@ -22821,6 +23457,11 @@
       <w:pPr>
         <w:pStyle w:val="Heading2"/>
         <w:keepNext/>
+        <w:keepLines/>
+        <w:numPr>
+          <w:ilvl w:val="1"/>
+          <w:numId w:val="2"/>
+        </w:numPr>
       </w:pPr>
       <w:r>
         <w:rPr>
@@ -22838,6 +23479,7 @@
     </w:p>
     <w:p>
       <w:pPr>
+        <w:keepNext/>
         <w:spacing w:after="160" w:before="0" w:line="300"/>
       </w:pPr>
       <w:r>
@@ -22856,6 +23498,7 @@
     </w:p>
     <w:p>
       <w:pPr>
+        <w:keepNext/>
         <w:spacing w:after="160" w:before="0" w:line="300"/>
       </w:pPr>
       <w:r>
@@ -22874,6 +23517,7 @@
     </w:p>
     <w:p>
       <w:pPr>
+        <w:keepNext w:val="false"/>
         <w:spacing w:after="160" w:before="0" w:line="300"/>
       </w:pPr>
       <w:r>
@@ -22892,6 +23536,7 @@
     </w:p>
     <w:p>
       <w:pPr>
+        <w:keepNext w:val="false"/>
         <w:spacing w:after="160" w:before="0" w:line="300"/>
       </w:pPr>
       <w:r>
@@ -22912,6 +23557,11 @@
       <w:pPr>
         <w:pStyle w:val="Heading2"/>
         <w:keepNext/>
+        <w:keepLines/>
+        <w:numPr>
+          <w:ilvl w:val="1"/>
+          <w:numId w:val="2"/>
+        </w:numPr>
       </w:pPr>
       <w:r>
         <w:rPr>
@@ -22929,6 +23579,7 @@
     </w:p>
     <w:p>
       <w:pPr>
+        <w:keepNext/>
         <w:spacing w:after="160" w:before="0" w:line="300"/>
       </w:pPr>
       <w:r>
@@ -23432,6 +24083,7 @@
     </w:p>
     <w:p>
       <w:pPr>
+        <w:keepNext w:val="false"/>
         <w:spacing w:after="160" w:before="0" w:line="300"/>
       </w:pPr>
       <w:r>
@@ -23450,6 +24102,7 @@
     </w:p>
     <w:p>
       <w:pPr>
+        <w:keepNext w:val="false"/>
         <w:spacing w:after="160" w:before="0" w:line="300"/>
       </w:pPr>
       <w:r>
@@ -23470,6 +24123,11 @@
       <w:pPr>
         <w:pStyle w:val="Heading2"/>
         <w:keepNext/>
+        <w:keepLines/>
+        <w:numPr>
+          <w:ilvl w:val="1"/>
+          <w:numId w:val="2"/>
+        </w:numPr>
       </w:pPr>
       <w:r>
         <w:rPr>
@@ -23487,6 +24145,7 @@
     </w:p>
     <w:p>
       <w:pPr>
+        <w:keepNext/>
         <w:spacing w:after="160" w:before="0" w:line="300"/>
       </w:pPr>
       <w:r>
@@ -23505,6 +24164,7 @@
     </w:p>
     <w:p>
       <w:pPr>
+        <w:keepNext/>
         <w:spacing w:after="160" w:before="0" w:line="300"/>
       </w:pPr>
       <w:r>
@@ -23523,6 +24183,7 @@
     </w:p>
     <w:p>
       <w:pPr>
+        <w:keepNext w:val="false"/>
         <w:spacing w:after="160" w:before="0" w:line="300"/>
       </w:pPr>
       <w:r>
@@ -23567,6 +24228,7 @@
     </w:p>
     <w:p>
       <w:pPr>
+        <w:keepNext w:val="false"/>
         <w:spacing w:after="160" w:before="0" w:line="300"/>
       </w:pPr>
       <w:r>
@@ -23585,6 +24247,7 @@
     </w:p>
     <w:p>
       <w:pPr>
+        <w:keepNext w:val="false"/>
         <w:spacing w:after="160" w:before="0" w:line="300"/>
       </w:pPr>
       <w:r>
@@ -24410,6 +25073,7 @@
     </w:p>
     <w:p>
       <w:pPr>
+        <w:keepNext w:val="false"/>
         <w:spacing w:after="160" w:before="0" w:line="300"/>
       </w:pPr>
       <w:r>
@@ -24428,6 +25092,7 @@
     </w:p>
     <w:p>
       <w:pPr>
+        <w:keepNext w:val="false"/>
         <w:spacing w:after="160" w:before="0" w:line="300"/>
       </w:pPr>
       <w:r>
@@ -24446,6 +25111,7 @@
     </w:p>
     <w:p>
       <w:pPr>
+        <w:keepNext w:val="false"/>
         <w:spacing w:after="160" w:before="0" w:line="300"/>
       </w:pPr>
       <w:r>
@@ -24466,6 +25132,11 @@
       <w:pPr>
         <w:pStyle w:val="Heading2"/>
         <w:keepNext/>
+        <w:keepLines/>
+        <w:numPr>
+          <w:ilvl w:val="1"/>
+          <w:numId w:val="2"/>
+        </w:numPr>
       </w:pPr>
       <w:r>
         <w:rPr>
@@ -24483,6 +25154,7 @@
     </w:p>
     <w:p>
       <w:pPr>
+        <w:keepNext/>
         <w:spacing w:after="160" w:before="0" w:line="300"/>
       </w:pPr>
       <w:r>
@@ -24501,6 +25173,7 @@
     </w:p>
     <w:p>
       <w:pPr>
+        <w:keepNext/>
         <w:spacing w:after="160" w:before="0" w:line="300"/>
       </w:pPr>
       <w:r>
@@ -24521,6 +25194,11 @@
       <w:pPr>
         <w:pStyle w:val="Heading2"/>
         <w:keepNext/>
+        <w:keepLines/>
+        <w:numPr>
+          <w:ilvl w:val="1"/>
+          <w:numId w:val="2"/>
+        </w:numPr>
       </w:pPr>
       <w:r>
         <w:rPr>
@@ -24538,6 +25216,7 @@
     </w:p>
     <w:p>
       <w:pPr>
+        <w:keepNext/>
         <w:spacing w:after="160" w:before="0" w:line="300"/>
       </w:pPr>
       <w:r>
@@ -24556,6 +25235,7 @@
     </w:p>
     <w:p>
       <w:pPr>
+        <w:keepNext/>
         <w:spacing w:after="160" w:before="0" w:line="300"/>
       </w:pPr>
       <w:r>
@@ -24576,6 +25256,11 @@
       <w:pPr>
         <w:pStyle w:val="Heading1"/>
         <w:keepNext/>
+        <w:keepLines/>
+        <w:numPr>
+          <w:ilvl w:val="0"/>
+          <w:numId w:val="2"/>
+        </w:numPr>
       </w:pPr>
       <w:r>
         <w:rPr>
@@ -24593,6 +25278,7 @@
     </w:p>
     <w:p>
       <w:pPr>
+        <w:keepNext/>
         <w:spacing w:after="160" w:before="0" w:line="300"/>
       </w:pPr>
       <w:r>
@@ -24613,6 +25299,11 @@
       <w:pPr>
         <w:pStyle w:val="Heading2"/>
         <w:keepNext/>
+        <w:keepLines/>
+        <w:numPr>
+          <w:ilvl w:val="1"/>
+          <w:numId w:val="2"/>
+        </w:numPr>
       </w:pPr>
       <w:r>
         <w:rPr>
@@ -24630,6 +25321,7 @@
     </w:p>
     <w:p>
       <w:pPr>
+        <w:keepNext/>
         <w:spacing w:after="160" w:before="0" w:line="300"/>
       </w:pPr>
       <w:r>
@@ -24804,6 +25496,7 @@
     </w:p>
     <w:p>
       <w:pPr>
+        <w:keepNext/>
         <w:spacing w:after="160" w:before="0" w:line="300"/>
       </w:pPr>
       <w:r>
@@ -24900,6 +25593,7 @@
     </w:p>
     <w:p>
       <w:pPr>
+        <w:keepNext w:val="false"/>
         <w:spacing w:after="160" w:before="0" w:line="300"/>
       </w:pPr>
       <w:r>
@@ -24920,6 +25614,11 @@
       <w:pPr>
         <w:pStyle w:val="Heading2"/>
         <w:keepNext/>
+        <w:keepLines/>
+        <w:numPr>
+          <w:ilvl w:val="1"/>
+          <w:numId w:val="2"/>
+        </w:numPr>
       </w:pPr>
       <w:r>
         <w:rPr>
@@ -24937,6 +25636,7 @@
     </w:p>
     <w:p>
       <w:pPr>
+        <w:keepNext/>
         <w:spacing w:after="160" w:before="0" w:line="300"/>
       </w:pPr>
       <w:r>
@@ -24955,6 +25655,7 @@
     </w:p>
     <w:p>
       <w:pPr>
+        <w:keepNext/>
         <w:spacing w:after="160" w:before="0" w:line="300"/>
       </w:pPr>
       <w:r>
@@ -25107,6 +25808,7 @@
     </w:p>
     <w:p>
       <w:pPr>
+        <w:keepNext w:val="false"/>
         <w:spacing w:after="160" w:before="0" w:line="300"/>
       </w:pPr>
       <w:r>
@@ -25125,6 +25827,7 @@
     </w:p>
     <w:p>
       <w:pPr>
+        <w:keepNext w:val="false"/>
         <w:spacing w:after="160" w:before="0" w:line="300"/>
       </w:pPr>
       <w:r>
@@ -25197,6 +25900,11 @@
       <w:pPr>
         <w:pStyle w:val="Heading2"/>
         <w:keepNext/>
+        <w:keepLines/>
+        <w:numPr>
+          <w:ilvl w:val="1"/>
+          <w:numId w:val="2"/>
+        </w:numPr>
       </w:pPr>
       <w:r>
         <w:rPr>
@@ -25214,6 +25922,7 @@
     </w:p>
     <w:p>
       <w:pPr>
+        <w:keepNext/>
         <w:spacing w:after="160" w:before="0" w:line="300"/>
       </w:pPr>
       <w:r>
@@ -25232,6 +25941,7 @@
     </w:p>
     <w:p>
       <w:pPr>
+        <w:keepNext/>
         <w:spacing w:after="160" w:before="0" w:line="300"/>
       </w:pPr>
       <w:r>
@@ -25384,6 +26094,7 @@
     </w:p>
     <w:p>
       <w:pPr>
+        <w:keepNext w:val="false"/>
         <w:spacing w:after="160" w:before="0" w:line="300"/>
       </w:pPr>
       <w:r>
@@ -25506,6 +26217,7 @@
     </w:p>
     <w:p>
       <w:pPr>
+        <w:keepNext w:val="false"/>
         <w:spacing w:after="160" w:before="0" w:line="300"/>
       </w:pPr>
       <w:r>
@@ -25604,6 +26316,7 @@
     </w:p>
     <w:p>
       <w:pPr>
+        <w:keepNext w:val="false"/>
         <w:spacing w:after="160" w:before="0" w:line="300"/>
       </w:pPr>
       <w:r>
@@ -25650,6 +26363,11 @@
       <w:pPr>
         <w:pStyle w:val="Heading2"/>
         <w:keepNext/>
+        <w:keepLines/>
+        <w:numPr>
+          <w:ilvl w:val="1"/>
+          <w:numId w:val="2"/>
+        </w:numPr>
       </w:pPr>
       <w:r>
         <w:rPr>
@@ -25667,6 +26385,7 @@
     </w:p>
     <w:p>
       <w:pPr>
+        <w:keepNext/>
         <w:spacing w:after="160" w:before="0" w:line="300"/>
       </w:pPr>
       <w:r>
@@ -25867,6 +26586,7 @@
     </w:p>
     <w:p>
       <w:pPr>
+        <w:keepNext/>
         <w:spacing w:after="160" w:before="0" w:line="300"/>
       </w:pPr>
       <w:r>
@@ -25885,6 +26605,7 @@
     </w:p>
     <w:p>
       <w:pPr>
+        <w:keepNext w:val="false"/>
         <w:spacing w:after="160" w:before="0" w:line="300"/>
       </w:pPr>
       <w:r>
@@ -26007,6 +26728,7 @@
     </w:p>
     <w:p>
       <w:pPr>
+        <w:keepNext w:val="false"/>
         <w:spacing w:after="160" w:before="0" w:line="300"/>
       </w:pPr>
       <w:r>
@@ -26155,6 +26877,7 @@
     </w:p>
     <w:p>
       <w:pPr>
+        <w:keepNext w:val="false"/>
         <w:spacing w:after="160" w:before="0" w:line="300"/>
       </w:pPr>
       <w:r>
@@ -26173,6 +26896,7 @@
     </w:p>
     <w:p>
       <w:pPr>
+        <w:keepNext w:val="false"/>
         <w:spacing w:after="160" w:before="0" w:line="300"/>
       </w:pPr>
       <w:r>
@@ -26295,6 +27019,7 @@
     </w:p>
     <w:p>
       <w:pPr>
+        <w:keepNext w:val="false"/>
         <w:spacing w:after="160" w:before="0" w:line="300"/>
       </w:pPr>
       <w:r>
@@ -26339,6 +27064,7 @@
     </w:p>
     <w:p>
       <w:pPr>
+        <w:keepNext w:val="false"/>
         <w:spacing w:after="160" w:before="0" w:line="300"/>
       </w:pPr>
       <w:r>
@@ -26435,6 +27161,7 @@
     </w:p>
     <w:p>
       <w:pPr>
+        <w:keepNext w:val="false"/>
         <w:spacing w:after="160" w:before="0" w:line="300"/>
       </w:pPr>
       <w:r>
@@ -26505,6 +27232,7 @@
     </w:p>
     <w:p>
       <w:pPr>
+        <w:keepNext w:val="false"/>
         <w:spacing w:after="160" w:before="0" w:line="300"/>
       </w:pPr>
       <w:r>
@@ -26549,6 +27277,7 @@
     </w:p>
     <w:p>
       <w:pPr>
+        <w:keepNext w:val="false"/>
         <w:spacing w:after="160" w:before="0" w:line="300"/>
       </w:pPr>
       <w:r>
@@ -26567,6 +27296,7 @@
     </w:p>
     <w:p>
       <w:pPr>
+        <w:keepNext w:val="false"/>
         <w:spacing w:after="160" w:before="0" w:line="300"/>
       </w:pPr>
       <w:r>
@@ -26637,6 +27367,7 @@
     </w:p>
     <w:p>
       <w:pPr>
+        <w:keepNext w:val="false"/>
         <w:spacing w:after="160" w:before="0" w:line="300"/>
       </w:pPr>
       <w:r>
@@ -26681,6 +27412,7 @@
     </w:p>
     <w:p>
       <w:pPr>
+        <w:keepNext w:val="false"/>
         <w:spacing w:after="160" w:before="0" w:line="300"/>
       </w:pPr>
       <w:r>
@@ -26701,6 +27433,11 @@
       <w:pPr>
         <w:pStyle w:val="Heading2"/>
         <w:keepNext/>
+        <w:keepLines/>
+        <w:numPr>
+          <w:ilvl w:val="1"/>
+          <w:numId w:val="2"/>
+        </w:numPr>
       </w:pPr>
       <w:r>
         <w:rPr>
@@ -26718,6 +27455,7 @@
     </w:p>
     <w:p>
       <w:pPr>
+        <w:keepNext/>
         <w:spacing w:after="160" w:before="0" w:line="300"/>
       </w:pPr>
       <w:r>
@@ -27231,6 +27969,7 @@
     </w:p>
     <w:p>
       <w:pPr>
+        <w:keepNext w:val="false"/>
         <w:spacing w:after="160" w:before="0" w:line="300"/>
       </w:pPr>
       <w:r>
@@ -27249,6 +27988,7 @@
     </w:p>
     <w:p>
       <w:pPr>
+        <w:keepNext w:val="false"/>
         <w:spacing w:after="160" w:before="0" w:line="300"/>
       </w:pPr>
       <w:r>
@@ -27267,6 +28007,7 @@
     </w:p>
     <w:p>
       <w:pPr>
+        <w:keepNext w:val="false"/>
         <w:spacing w:after="160" w:before="0" w:line="300"/>
       </w:pPr>
       <w:r>
@@ -27285,6 +28026,7 @@
     </w:p>
     <w:p>
       <w:pPr>
+        <w:keepNext w:val="false"/>
         <w:spacing w:after="160" w:before="0" w:line="300"/>
       </w:pPr>
       <w:r>
@@ -27305,6 +28047,11 @@
       <w:pPr>
         <w:pStyle w:val="Heading2"/>
         <w:keepNext/>
+        <w:keepLines/>
+        <w:numPr>
+          <w:ilvl w:val="1"/>
+          <w:numId w:val="2"/>
+        </w:numPr>
       </w:pPr>
       <w:r>
         <w:rPr>
@@ -27322,6 +28069,7 @@
     </w:p>
     <w:p>
       <w:pPr>
+        <w:keepNext/>
         <w:spacing w:after="160" w:before="0" w:line="300"/>
       </w:pPr>
       <w:r>
@@ -27340,6 +28088,7 @@
     </w:p>
     <w:p>
       <w:pPr>
+        <w:keepNext/>
         <w:spacing w:after="160" w:before="0" w:line="300"/>
       </w:pPr>
       <w:r>
@@ -27360,6 +28109,11 @@
       <w:pPr>
         <w:pStyle w:val="Heading1"/>
         <w:keepNext/>
+        <w:keepLines/>
+        <w:numPr>
+          <w:ilvl w:val="0"/>
+          <w:numId w:val="2"/>
+        </w:numPr>
       </w:pPr>
       <w:r>
         <w:rPr>
@@ -27379,6 +28133,11 @@
       <w:pPr>
         <w:pStyle w:val="Heading2"/>
         <w:keepNext/>
+        <w:keepLines/>
+        <w:numPr>
+          <w:ilvl w:val="1"/>
+          <w:numId w:val="2"/>
+        </w:numPr>
       </w:pPr>
       <w:r>
         <w:rPr>
@@ -27396,6 +28155,7 @@
     </w:p>
     <w:p>
       <w:pPr>
+        <w:keepNext/>
         <w:spacing w:after="160" w:before="0" w:line="300"/>
       </w:pPr>
       <w:r>
@@ -27414,6 +28174,7 @@
     </w:p>
     <w:p>
       <w:pPr>
+        <w:keepNext/>
         <w:spacing w:after="160" w:before="0" w:line="300"/>
       </w:pPr>
       <w:r>
@@ -27432,6 +28193,7 @@
     </w:p>
     <w:p>
       <w:pPr>
+        <w:keepNext w:val="false"/>
         <w:spacing w:after="160" w:before="0" w:line="300"/>
       </w:pPr>
       <w:r>
@@ -27450,6 +28212,7 @@
     </w:p>
     <w:p>
       <w:pPr>
+        <w:keepNext w:val="false"/>
         <w:spacing w:after="160" w:before="0" w:line="300"/>
       </w:pPr>
       <w:r>
@@ -27470,6 +28233,11 @@
       <w:pPr>
         <w:pStyle w:val="Heading2"/>
         <w:keepNext/>
+        <w:keepLines/>
+        <w:numPr>
+          <w:ilvl w:val="1"/>
+          <w:numId w:val="2"/>
+        </w:numPr>
       </w:pPr>
       <w:r>
         <w:rPr>
@@ -27487,6 +28255,7 @@
     </w:p>
     <w:p>
       <w:pPr>
+        <w:keepNext/>
         <w:spacing w:after="160" w:before="0" w:line="300"/>
       </w:pPr>
       <w:r>
@@ -27505,6 +28274,7 @@
     </w:p>
     <w:p>
       <w:pPr>
+        <w:keepNext/>
         <w:spacing w:after="160" w:before="0" w:line="300"/>
       </w:pPr>
       <w:r>
@@ -27523,6 +28293,7 @@
     </w:p>
     <w:p>
       <w:pPr>
+        <w:keepNext w:val="false"/>
         <w:spacing w:after="160" w:before="0" w:line="300"/>
       </w:pPr>
       <w:r>
@@ -27541,6 +28312,7 @@
     </w:p>
     <w:p>
       <w:pPr>
+        <w:keepNext w:val="false"/>
         <w:spacing w:after="160" w:before="0" w:line="300"/>
       </w:pPr>
       <w:r>
@@ -27561,6 +28333,11 @@
       <w:pPr>
         <w:pStyle w:val="Heading2"/>
         <w:keepNext/>
+        <w:keepLines/>
+        <w:numPr>
+          <w:ilvl w:val="1"/>
+          <w:numId w:val="2"/>
+        </w:numPr>
       </w:pPr>
       <w:r>
         <w:rPr>
@@ -27578,6 +28355,7 @@
     </w:p>
     <w:p>
       <w:pPr>
+        <w:keepNext/>
         <w:spacing w:after="160" w:before="0" w:line="300"/>
       </w:pPr>
       <w:r>
@@ -27596,6 +28374,7 @@
     </w:p>
     <w:p>
       <w:pPr>
+        <w:keepNext/>
         <w:spacing w:after="160" w:before="0" w:line="300"/>
       </w:pPr>
       <w:r>
@@ -27614,6 +28393,7 @@
     </w:p>
     <w:p>
       <w:pPr>
+        <w:keepNext w:val="false"/>
         <w:spacing w:after="160" w:before="0" w:line="300"/>
       </w:pPr>
       <w:r>
@@ -27632,6 +28412,7 @@
     </w:p>
     <w:p>
       <w:pPr>
+        <w:keepNext w:val="false"/>
         <w:spacing w:after="160" w:before="0" w:line="300"/>
       </w:pPr>
       <w:r>
@@ -27652,6 +28433,11 @@
       <w:pPr>
         <w:pStyle w:val="Heading1"/>
         <w:keepNext/>
+        <w:keepLines/>
+        <w:numPr>
+          <w:ilvl w:val="0"/>
+          <w:numId w:val="2"/>
+        </w:numPr>
       </w:pPr>
       <w:r>
         <w:rPr>
@@ -27670,9 +28456,10 @@
     <w:p>
       <w:pPr>
         <w:pStyle w:val="ListParagraph"/>
+        <w:keepNext/>
         <w:numPr>
           <w:ilvl w:val="0"/>
-          <w:numId w:val="15"/>
+          <w:numId w:val="16"/>
         </w:numPr>
         <w:spacing w:after="120" w:before="0" w:line="300"/>
       </w:pPr>
@@ -27693,9 +28480,10 @@
     <w:p>
       <w:pPr>
         <w:pStyle w:val="ListParagraph"/>
+        <w:keepNext/>
         <w:numPr>
           <w:ilvl w:val="0"/>
-          <w:numId w:val="15"/>
+          <w:numId w:val="16"/>
         </w:numPr>
         <w:spacing w:after="120" w:before="0" w:line="300"/>
       </w:pPr>
@@ -27716,9 +28504,10 @@
     <w:p>
       <w:pPr>
         <w:pStyle w:val="ListParagraph"/>
+        <w:keepNext w:val="false"/>
         <w:numPr>
           <w:ilvl w:val="0"/>
-          <w:numId w:val="15"/>
+          <w:numId w:val="16"/>
         </w:numPr>
         <w:spacing w:after="120" w:before="0" w:line="300"/>
       </w:pPr>
@@ -27739,9 +28528,10 @@
     <w:p>
       <w:pPr>
         <w:pStyle w:val="ListParagraph"/>
+        <w:keepNext w:val="false"/>
         <w:numPr>
           <w:ilvl w:val="0"/>
-          <w:numId w:val="15"/>
+          <w:numId w:val="16"/>
         </w:numPr>
         <w:spacing w:after="120" w:before="0" w:line="300"/>
       </w:pPr>
@@ -27762,9 +28552,10 @@
     <w:p>
       <w:pPr>
         <w:pStyle w:val="ListParagraph"/>
+        <w:keepNext w:val="false"/>
         <w:numPr>
           <w:ilvl w:val="0"/>
-          <w:numId w:val="15"/>
+          <w:numId w:val="16"/>
         </w:numPr>
         <w:spacing w:after="120" w:before="0" w:line="300"/>
       </w:pPr>
@@ -27785,9 +28576,10 @@
     <w:p>
       <w:pPr>
         <w:pStyle w:val="ListParagraph"/>
+        <w:keepNext w:val="false"/>
         <w:numPr>
           <w:ilvl w:val="0"/>
-          <w:numId w:val="15"/>
+          <w:numId w:val="16"/>
         </w:numPr>
         <w:spacing w:after="120" w:before="0" w:line="300"/>
       </w:pPr>
@@ -27808,9 +28600,10 @@
     <w:p>
       <w:pPr>
         <w:pStyle w:val="ListParagraph"/>
+        <w:keepNext w:val="false"/>
         <w:numPr>
           <w:ilvl w:val="0"/>
-          <w:numId w:val="15"/>
+          <w:numId w:val="16"/>
         </w:numPr>
         <w:spacing w:after="120" w:before="0" w:line="300"/>
       </w:pPr>
@@ -27831,9 +28624,10 @@
     <w:p>
       <w:pPr>
         <w:pStyle w:val="ListParagraph"/>
+        <w:keepNext w:val="false"/>
         <w:numPr>
           <w:ilvl w:val="0"/>
-          <w:numId w:val="15"/>
+          <w:numId w:val="16"/>
         </w:numPr>
         <w:spacing w:after="120" w:before="0" w:line="300"/>
       </w:pPr>
@@ -27854,9 +28648,10 @@
     <w:p>
       <w:pPr>
         <w:pStyle w:val="ListParagraph"/>
+        <w:keepNext w:val="false"/>
         <w:numPr>
           <w:ilvl w:val="0"/>
-          <w:numId w:val="15"/>
+          <w:numId w:val="16"/>
         </w:numPr>
         <w:spacing w:after="120" w:before="0" w:line="300"/>
       </w:pPr>
@@ -27877,9 +28672,10 @@
     <w:p>
       <w:pPr>
         <w:pStyle w:val="ListParagraph"/>
+        <w:keepNext w:val="false"/>
         <w:numPr>
           <w:ilvl w:val="0"/>
-          <w:numId w:val="15"/>
+          <w:numId w:val="16"/>
         </w:numPr>
         <w:spacing w:after="120" w:before="0" w:line="300"/>
       </w:pPr>
@@ -27901,6 +28697,11 @@
       <w:pPr>
         <w:pStyle w:val="Heading1"/>
         <w:keepNext/>
+        <w:keepLines/>
+        <w:numPr>
+          <w:ilvl w:val="0"/>
+          <w:numId w:val="2"/>
+        </w:numPr>
       </w:pPr>
       <w:r>
         <w:rPr>
@@ -27918,6 +28719,7 @@
     </w:p>
     <w:p>
       <w:pPr>
+        <w:keepNext/>
         <w:spacing w:after="160" w:before="0" w:line="300"/>
       </w:pPr>
       <w:r>
@@ -27936,6 +28738,7 @@
     </w:p>
     <w:p>
       <w:pPr>
+        <w:keepNext/>
         <w:spacing w:after="160" w:before="0" w:line="300"/>
       </w:pPr>
       <w:r>
@@ -27980,6 +28783,7 @@
     </w:p>
     <w:p>
       <w:pPr>
+        <w:keepNext w:val="false"/>
         <w:spacing w:after="160" w:before="0" w:line="300"/>
       </w:pPr>
       <w:r>
@@ -27998,6 +28802,7 @@
     </w:p>
     <w:p>
       <w:pPr>
+        <w:keepNext w:val="false"/>
         <w:spacing w:after="160" w:before="0" w:line="300"/>
       </w:pPr>
       <w:r>
@@ -28016,6 +28821,7 @@
     </w:p>
     <w:p>
       <w:pPr>
+        <w:keepNext w:val="false"/>
         <w:spacing w:after="160" w:before="0" w:line="300"/>
       </w:pPr>
       <w:r>
@@ -28036,6 +28842,11 @@
       <w:pPr>
         <w:pStyle w:val="Heading1"/>
         <w:keepNext/>
+        <w:keepLines/>
+        <w:numPr>
+          <w:ilvl w:val="0"/>
+          <w:numId w:val="2"/>
+        </w:numPr>
       </w:pPr>
       <w:r>
         <w:rPr>
@@ -28053,6 +28864,7 @@
     </w:p>
     <w:p>
       <w:pPr>
+        <w:keepNext/>
         <w:spacing w:after="160" w:before="0" w:line="300"/>
       </w:pPr>
       <w:r>
@@ -28904,6 +29716,7 @@
     </w:p>
     <w:p>
       <w:pPr>
+        <w:keepNext w:val="false"/>
         <w:spacing w:after="160" w:before="0" w:line="300"/>
       </w:pPr>
       <w:r>
@@ -29807,6 +30620,7 @@
     </w:p>
     <w:p>
       <w:pPr>
+        <w:keepNext w:val="false"/>
         <w:spacing w:after="160" w:before="0" w:line="300"/>
       </w:pPr>
       <w:r>
@@ -30113,6 +30927,49 @@
     <w:lvl w:ilvl="0" w15:tentative="1">
       <w:start w:val="1"/>
       <w:numFmt w:val="decimal"/>
+      <w:suff w:val="space"/>
+      <w:lvlText w:val="%1."/>
+      <w:lvlJc w:val="left"/>
+      <w:pPr>
+        <w:ind w:left="0" w:firstLine="0"/>
+      </w:pPr>
+    </w:lvl>
+    <w:lvl w:ilvl="1" w15:tentative="1">
+      <w:start w:val="1"/>
+      <w:numFmt w:val="decimal"/>
+      <w:suff w:val="space"/>
+      <w:lvlText w:val="%1.%2."/>
+      <w:lvlJc w:val="left"/>
+      <w:pPr>
+        <w:ind w:left="0" w:firstLine="0"/>
+      </w:pPr>
+    </w:lvl>
+    <w:lvl w:ilvl="2" w15:tentative="1">
+      <w:start w:val="1"/>
+      <w:numFmt w:val="decimal"/>
+      <w:suff w:val="space"/>
+      <w:lvlText w:val="%1.%2.%3."/>
+      <w:lvlJc w:val="left"/>
+      <w:pPr>
+        <w:ind w:left="0" w:firstLine="0"/>
+      </w:pPr>
+    </w:lvl>
+    <w:lvl w:ilvl="3" w15:tentative="1">
+      <w:start w:val="1"/>
+      <w:numFmt w:val="decimal"/>
+      <w:suff w:val="space"/>
+      <w:lvlText w:val="%1.%2.%3.%4."/>
+      <w:lvlJc w:val="left"/>
+      <w:pPr>
+        <w:ind w:left="0" w:firstLine="0"/>
+      </w:pPr>
+    </w:lvl>
+  </w:abstractNum>
+  <w:abstractNum w:abstractNumId="4" w15:restartNumberingAfterBreak="0">
+    <w:multiLevelType w:val="hybridMultilevel"/>
+    <w:lvl w:ilvl="0" w15:tentative="1">
+      <w:start w:val="1"/>
+      <w:numFmt w:val="decimal"/>
       <w:lvlText w:val="%1."/>
       <w:lvlJc w:val="left"/>
       <w:pPr>
@@ -30133,79 +30990,85 @@
     </w:lvlOverride>
   </w:num>
   <w:num w:numId="3">
-    <w:abstractNumId w:val="3"/>
+    <w:abstractNumId w:val="4"/>
     <w:lvlOverride w:ilvl="0">
       <w:startOverride w:val="1"/>
     </w:lvlOverride>
   </w:num>
   <w:num w:numId="4">
-    <w:abstractNumId w:val="3"/>
+    <w:abstractNumId w:val="4"/>
     <w:lvlOverride w:ilvl="0">
       <w:startOverride w:val="1"/>
     </w:lvlOverride>
   </w:num>
   <w:num w:numId="5">
-    <w:abstractNumId w:val="3"/>
+    <w:abstractNumId w:val="4"/>
     <w:lvlOverride w:ilvl="0">
       <w:startOverride w:val="1"/>
     </w:lvlOverride>
   </w:num>
   <w:num w:numId="6">
-    <w:abstractNumId w:val="3"/>
+    <w:abstractNumId w:val="4"/>
     <w:lvlOverride w:ilvl="0">
       <w:startOverride w:val="1"/>
     </w:lvlOverride>
   </w:num>
   <w:num w:numId="7">
-    <w:abstractNumId w:val="3"/>
+    <w:abstractNumId w:val="4"/>
     <w:lvlOverride w:ilvl="0">
       <w:startOverride w:val="1"/>
     </w:lvlOverride>
   </w:num>
   <w:num w:numId="8">
-    <w:abstractNumId w:val="3"/>
+    <w:abstractNumId w:val="4"/>
     <w:lvlOverride w:ilvl="0">
       <w:startOverride w:val="1"/>
     </w:lvlOverride>
   </w:num>
   <w:num w:numId="9">
-    <w:abstractNumId w:val="3"/>
+    <w:abstractNumId w:val="4"/>
     <w:lvlOverride w:ilvl="0">
       <w:startOverride w:val="1"/>
     </w:lvlOverride>
   </w:num>
   <w:num w:numId="10">
-    <w:abstractNumId w:val="3"/>
+    <w:abstractNumId w:val="4"/>
     <w:lvlOverride w:ilvl="0">
       <w:startOverride w:val="1"/>
     </w:lvlOverride>
   </w:num>
   <w:num w:numId="11">
-    <w:abstractNumId w:val="3"/>
+    <w:abstractNumId w:val="4"/>
     <w:lvlOverride w:ilvl="0">
       <w:startOverride w:val="1"/>
     </w:lvlOverride>
   </w:num>
   <w:num w:numId="12">
-    <w:abstractNumId w:val="3"/>
+    <w:abstractNumId w:val="4"/>
     <w:lvlOverride w:ilvl="0">
       <w:startOverride w:val="1"/>
     </w:lvlOverride>
   </w:num>
   <w:num w:numId="13">
-    <w:abstractNumId w:val="3"/>
+    <w:abstractNumId w:val="4"/>
     <w:lvlOverride w:ilvl="0">
       <w:startOverride w:val="1"/>
     </w:lvlOverride>
   </w:num>
   <w:num w:numId="14">
-    <w:abstractNumId w:val="3"/>
+    <w:abstractNumId w:val="4"/>
     <w:lvlOverride w:ilvl="0">
       <w:startOverride w:val="1"/>
     </w:lvlOverride>
   </w:num>
   <w:num w:numId="15">
-    <w:abstractNumId w:val="3"/>
+    <w:abstractNumId w:val="4"/>
+    <w:lvlOverride w:ilvl="0">
+      <w:startOverride w:val="1"/>
+    </w:lvlOverride>
+  </w:num>
+  <w:num w:numId="16">
+    <w:abstractNumId w:val="4"/>
     <w:lvlOverride w:ilvl="0">
       <w:startOverride w:val="1"/>
     </w:lvlOverride>

--- a/dist/AFDS-User-Guide-v1.0.0.docx
+++ b/dist/AFDS-User-Guide-v1.0.0.docx
@@ -836,7 +836,7 @@
                 <w:sz w:val="20"/>
                 <w:szCs w:val="20"/>
               </w:rPr>
-              <w:t xml:space="preserve">f6ceceb</w:t>
+              <w:t xml:space="preserve">78092a2</w:t>
             </w:r>
           </w:p>
         </w:tc>
@@ -3366,7 +3366,7 @@
           <w:sz w:val="22"/>
           <w:szCs w:val="22"/>
         </w:rPr>
-        <w:t xml:space="preserve">A design-system approach attaches requirements to reusable components and patterns instead, so that a fix and its reasoning propagate to everything built from them. Survey research supports the shift: design systems were the most frequently cited accessibility strategy among practitioners, rising from 33% of interviews in 2017 to 52% in 2019-2020. For comparison, in the same research usability testing with disabled people was cited in 31% of interviews, audits in 17%, and empathy labs in 10%.</w:t>
+        <w:t xml:space="preserve">A design-system approach attaches requirements to reusable components and patterns instead, so that a fix and its reasoning propagate to everything built from them. Survey research supports the shift. Putnam, Rose and MacDonald analysed 58 interview sessions with user-experience practitioners between 2017 and 2020, and design systems were the most cited of the four concrete actions the paper identifies, named in 28 sessions (48%). Adoption rose across the fieldwork, from 2 of 6 sessions in 2017 (33%) to 22 of 42 between November 2019 and March 2020 (52%). For comparison, in the same research the inclusion of people with disabilities in usability testing was cited in 18 sessions (31%), training in 7 (12%), and code considerations in 5 (8%). Every figure here is checked against the paper in the design systems research note, which also records two figures this project once published and has retracted.</w:t>
       </w:r>
     </w:p>
     <w:p>
@@ -9021,7 +9021,7 @@
           <w:sz w:val="22"/>
           <w:szCs w:val="22"/>
         </w:rPr>
-        <w:t xml:space="preserve">The criterion excepts parts of content that require two-dimensional layout for usage or meaning. The cited examples include images needed for understanding, video, games, presentations, data tables — and here the wording is precise — not individual cells, and interfaces where a toolbar must remain visible while content is manipulated.</w:t>
+        <w:t xml:space="preserve">The criterion excepts parts of content that require two-dimensional layout for usage or meaning. The cited examples include images needed for understanding, video, games, presentations, data tables (and here the wording is precise: not individual cells), and interfaces where a toolbar must remain visible while content is manipulated.</w:t>
       </w:r>
     </w:p>
     <w:p>
@@ -18583,7 +18583,126 @@
           <w:sz w:val="22"/>
           <w:szCs w:val="22"/>
         </w:rPr>
-        <w:t xml:space="preserve">Four record types carry most of the project's distinctive weight. Each exists because a specific kind of dishonesty is easy to commit by accident.</w:t>
+        <w:t xml:space="preserve">Five record types carry most of the project's distinctive weight. Each exists because a specific kind of dishonesty is easy to commit by accident.</w:t>
+      </w:r>
+    </w:p>
+    <w:p>
+      <w:pPr>
+        <w:pStyle w:val="Heading2"/>
+        <w:keepNext/>
+        <w:keepLines/>
+        <w:numPr>
+          <w:ilvl w:val="1"/>
+          <w:numId w:val="2"/>
+        </w:numPr>
+      </w:pPr>
+      <w:r>
+        <w:rPr>
+          <w:rFonts w:ascii="Arial" w:cs="Arial" w:eastAsia="Arial" w:hAnsi="Arial"/>
+          <w:b/>
+          <w:bCs/>
+          <w:i w:val="false"/>
+          <w:iCs w:val="false"/>
+          <w:color w:val="000000"/>
+          <w:sz w:val="25"/>
+          <w:szCs w:val="25"/>
+        </w:rPr>
+        <w:t xml:space="preserve">Guarantees</w:t>
+      </w:r>
+    </w:p>
+    <w:p>
+      <w:pPr>
+        <w:keepNext/>
+        <w:spacing w:after="160" w:before="0" w:line="300"/>
+      </w:pPr>
+      <w:r>
+        <w:rPr>
+          <w:rFonts w:ascii="Arial" w:cs="Arial" w:eastAsia="Arial" w:hAnsi="Arial"/>
+          <w:b w:val="false"/>
+          <w:bCs w:val="false"/>
+          <w:i w:val="false"/>
+          <w:iCs w:val="false"/>
+          <w:color w:val="000000"/>
+          <w:sz w:val="22"/>
+          <w:szCs w:val="22"/>
+        </w:rPr>
+        <w:t xml:space="preserve">A guarantee is a declared commitment about what a component does, and it is the one record type that is authored rather than observed.</w:t>
+      </w:r>
+    </w:p>
+    <w:p>
+      <w:pPr>
+        <w:keepNext/>
+        <w:spacing w:after="160" w:before="0" w:line="300"/>
+      </w:pPr>
+      <w:r>
+        <w:rPr>
+          <w:rFonts w:ascii="Arial" w:cs="Arial" w:eastAsia="Arial" w:hAnsi="Arial"/>
+          <w:b w:val="false"/>
+          <w:bCs w:val="false"/>
+          <w:i w:val="false"/>
+          <w:iCs w:val="false"/>
+          <w:color w:val="000000"/>
+          <w:sz w:val="22"/>
+          <w:szCs w:val="22"/>
+        </w:rPr>
+        <w:t xml:space="preserve">The rule that keeps it honest is that a guarantee must name at least one assertion that tests it. A guarantee naming no assertion is invalid, and a package containing one does not conform. This is deliberately narrow: it does not require that the test has been run, only that somebody can say how it would be run.</w:t>
+      </w:r>
+    </w:p>
+    <w:p>
+      <w:pPr>
+        <w:keepNext w:val="false"/>
+        <w:spacing w:after="160" w:before="0" w:line="300"/>
+      </w:pPr>
+      <w:r>
+        <w:rPr>
+          <w:rFonts w:ascii="Arial" w:cs="Arial" w:eastAsia="Arial" w:hAnsi="Arial"/>
+          <w:b w:val="false"/>
+          <w:bCs w:val="false"/>
+          <w:i w:val="false"/>
+          <w:iCs w:val="false"/>
+          <w:color w:val="000000"/>
+          <w:sz w:val="22"/>
+          <w:szCs w:val="22"/>
+        </w:rPr>
+        <w:t xml:space="preserve">Whether a commitment currently holds is a separate matter, and it is computed rather than written down. A guarantee whose assertions all have passing evidence is substantiated; one whose assertions have no evidence yet is unsubstantiated; one with a failing result is contradicted, which is a defect in the package rather than a property of the component.</w:t>
+      </w:r>
+    </w:p>
+    <w:p>
+      <w:pPr>
+        <w:keepNext w:val="false"/>
+        <w:spacing w:after="160" w:before="0" w:line="300"/>
+      </w:pPr>
+      <w:r>
+        <w:rPr>
+          <w:rFonts w:ascii="Arial" w:cs="Arial" w:eastAsia="Arial" w:hAnsi="Arial"/>
+          <w:b w:val="false"/>
+          <w:bCs w:val="false"/>
+          <w:i w:val="false"/>
+          <w:iCs w:val="false"/>
+          <w:color w:val="000000"/>
+          <w:sz w:val="22"/>
+          <w:szCs w:val="22"/>
+        </w:rPr>
+        <w:t xml:space="preserve">Keeping the promise and the measurement apart is what makes the format able to describe a real design system. A component that has been specified but not yet tested has made commitments and substantiated none of them, and both halves of that are worth recording. If the two lived in one field, a package would either be able to promise what it had not earned, or be forced to promise nothing until testing existed, and neither is a true description of any system anyone actually has.</w:t>
+      </w:r>
+    </w:p>
+    <w:p>
+      <w:pPr>
+        <w:keepNext w:val="false"/>
+        <w:spacing w:after="160" w:before="0" w:line="300"/>
+      </w:pPr>
+      <w:r>
+        <w:rPr>
+          <w:rFonts w:ascii="Arial" w:cs="Arial" w:eastAsia="Arial" w:hAnsi="Arial"/>
+          <w:b w:val="false"/>
+          <w:bCs w:val="false"/>
+          <w:i w:val="false"/>
+          <w:iCs w:val="false"/>
+          <w:color w:val="000000"/>
+          <w:sz w:val="22"/>
+          <w:szCs w:val="22"/>
+        </w:rPr>
+        <w:t xml:space="preserve">The accepted cost is that a reader must consult two files to learn whether a promise holds, and that a producer can still declare an ambitious guarantee, provided it can be tested.</w:t>
       </w:r>
     </w:p>
     <w:p>
@@ -22986,7 +23105,7 @@
           <w:sz w:val="22"/>
           <w:szCs w:val="22"/>
         </w:rPr>
-        <w:t xml:space="preserve">Two testable consequences follow. Every derived or adapter artefact must be regenerable from the canonical artefacts in the same package alone, so if regeneration loses a fact then the fact was only in the derived artefact and the package does not conform. And a consumer may discard every derived and adapter entry and still hold a complete design system.</w:t>
+        <w:t xml:space="preserve">Two testable consequences follow. Every derived or adapter artefact must be regenerable from the canonical artefacts in the same package alone, so if regeneration loses a fact then the fact was only in the derived artefact and the package does not conform. The single exception is an import report, described later under adapters, because an import reads a source that sits outside the package and no package can regenerate it. And a consumer may discard every derived and adapter entry and still hold a complete design system.</w:t>
       </w:r>
     </w:p>
     <w:p>
@@ -24159,7 +24278,7 @@
           <w:sz w:val="22"/>
           <w:szCs w:val="22"/>
         </w:rPr>
-        <w:t xml:space="preserve">An adapter converts canonical artefacts into whatever an external tool or platform expects, and design tools, CSS custom properties, native platform resources, and application shells are all adapter targets.</w:t>
+        <w:t xml:space="preserve">An adapter moves information between the canonical artefacts of a package and whatever an external tool or platform uses, and design tools, CSS custom properties, native platform resources, and application shells are all adapter targets.</w:t>
       </w:r>
     </w:p>
     <w:p>
@@ -24178,7 +24297,7 @@
           <w:sz w:val="22"/>
           <w:szCs w:val="22"/>
         </w:rPr>
-        <w:t xml:space="preserve">An adapter must report its mappings, warnings, losses, and unsupported features, and must not silently flatten meaning.</w:t>
+        <w:t xml:space="preserve">Adapters run in both directions, and the two directions are not mirror images of each other.</w:t>
       </w:r>
     </w:p>
     <w:p>
@@ -24197,6 +24316,82 @@
           <w:sz w:val="22"/>
           <w:szCs w:val="22"/>
         </w:rPr>
+        <w:t xml:space="preserve">An export adapter reads canonical artefacts and writes what a target expects. It knows the full set of facts it is allowed to state, because it reads the artefacts that own them, so its whole problem is what the target refuses to accept.</w:t>
+      </w:r>
+    </w:p>
+    <w:p>
+      <w:pPr>
+        <w:keepNext w:val="false"/>
+        <w:spacing w:after="160" w:before="0" w:line="300"/>
+      </w:pPr>
+      <w:r>
+        <w:rPr>
+          <w:rFonts w:ascii="Arial" w:cs="Arial" w:eastAsia="Arial" w:hAnsi="Arial"/>
+          <w:b w:val="false"/>
+          <w:bCs w:val="false"/>
+          <w:i w:val="false"/>
+          <w:iCs w:val="false"/>
+          <w:color w:val="000000"/>
+          <w:sz w:val="22"/>
+          <w:szCs w:val="22"/>
+        </w:rPr>
+        <w:t xml:space="preserve">An import adapter reads a target's representation and drafts the artefacts a package requires. Its problem is the opposite one. The representation it reads was never obliged to carry an accessibility contract, so most of what a component contract needs simply is not there to be read.</w:t>
+      </w:r>
+    </w:p>
+    <w:p>
+      <w:pPr>
+        <w:keepNext w:val="false"/>
+        <w:spacing w:after="160" w:before="0" w:line="300"/>
+      </w:pPr>
+      <w:r>
+        <w:rPr>
+          <w:rFonts w:ascii="Arial" w:cs="Arial" w:eastAsia="Arial" w:hAnsi="Arial"/>
+          <w:b w:val="false"/>
+          <w:bCs w:val="false"/>
+          <w:i w:val="false"/>
+          <w:iCs w:val="false"/>
+          <w:color w:val="000000"/>
+          <w:sz w:val="22"/>
+          <w:szCs w:val="22"/>
+        </w:rPr>
+        <w:t xml:space="preserve">Import matters because no existing design system began in AFDS. An adopter arrives holding a design-tool library, a token file, a component library, and a good deal of knowledge that was never written down, and the question that decides whether adoption happens at all is what it costs to get from there to a conforming package. Leaving import undefined would not stop anyone importing. It would push the work into hand transcription and one-off scripts, whose output lands in a package with nothing recording which facts were real and which were guessed, and that is the silence the format exists to eliminate.</w:t>
+      </w:r>
+    </w:p>
+    <w:p>
+      <w:pPr>
+        <w:keepNext w:val="false"/>
+        <w:spacing w:after="160" w:before="0" w:line="300"/>
+      </w:pPr>
+      <w:r>
+        <w:rPr>
+          <w:rFonts w:ascii="Arial" w:cs="Arial" w:eastAsia="Arial" w:hAnsi="Arial"/>
+          <w:b w:val="false"/>
+          <w:bCs w:val="false"/>
+          <w:i w:val="false"/>
+          <w:iCs w:val="false"/>
+          <w:color w:val="000000"/>
+          <w:sz w:val="22"/>
+          <w:szCs w:val="22"/>
+        </w:rPr>
+        <w:t xml:space="preserve">An adapter in either direction must report its mappings, its warnings, and whatever it could not carry, and must not silently flatten meaning.</w:t>
+      </w:r>
+    </w:p>
+    <w:p>
+      <w:pPr>
+        <w:keepNext w:val="false"/>
+        <w:spacing w:after="160" w:before="0" w:line="300"/>
+      </w:pPr>
+      <w:r>
+        <w:rPr>
+          <w:rFonts w:ascii="Arial" w:cs="Arial" w:eastAsia="Arial" w:hAnsi="Arial"/>
+          <w:b w:val="false"/>
+          <w:bCs w:val="false"/>
+          <w:i w:val="false"/>
+          <w:iCs w:val="false"/>
+          <w:color w:val="000000"/>
+          <w:sz w:val="22"/>
+          <w:szCs w:val="22"/>
+        </w:rPr>
         <w:t xml:space="preserve">Silent flattening is the more dangerous of the two behaviours, because the output looks complete. A </w:t>
       </w:r>
       <w:r>
@@ -24223,7 +24418,7 @@
           <w:sz w:val="22"/>
           <w:szCs w:val="22"/>
         </w:rPr>
-        <w:t xml:space="preserve">-based measure has no direct native analogue. A forced-colours boundary expressed as a transparent outline has no equivalent in a tool that models only fills. A keyboard contract has no representation at all in a token pipeline. In each case the honest output is a recorded loss, not an approximation presented as an equivalent.</w:t>
+        <w:t xml:space="preserve">-based measure has no direct native analogue. A forced-colours boundary has no equivalent in a target that has no concept of a user-forced colour palette. A keyboard contract has no representation at all in a token pipeline. In each case the honest output is a recorded finding, not an approximation presented as an equivalent.</w:t>
       </w:r>
     </w:p>
     <w:p>
@@ -24242,7 +24437,69 @@
           <w:sz w:val="22"/>
           <w:szCs w:val="22"/>
         </w:rPr>
-        <w:t xml:space="preserve">Adapter output carries the adapter or derived role, never canonical.</w:t>
+        <w:t xml:space="preserve">No adapter output in either direction carries the canonical role.</w:t>
+      </w:r>
+    </w:p>
+    <w:p>
+      <w:pPr>
+        <w:pStyle w:val="Heading2"/>
+        <w:keepNext/>
+        <w:keepLines/>
+        <w:numPr>
+          <w:ilvl w:val="1"/>
+          <w:numId w:val="2"/>
+        </w:numPr>
+      </w:pPr>
+      <w:r>
+        <w:rPr>
+          <w:rFonts w:ascii="Arial" w:cs="Arial" w:eastAsia="Arial" w:hAnsi="Arial"/>
+          <w:b/>
+          <w:bCs/>
+          <w:i w:val="false"/>
+          <w:iCs w:val="false"/>
+          <w:color w:val="000000"/>
+          <w:sz w:val="25"/>
+          <w:szCs w:val="25"/>
+        </w:rPr>
+        <w:t xml:space="preserve">What an import may not do</w:t>
+      </w:r>
+    </w:p>
+    <w:p>
+      <w:pPr>
+        <w:keepNext/>
+        <w:spacing w:after="160" w:before="0" w:line="300"/>
+      </w:pPr>
+      <w:r>
+        <w:rPr>
+          <w:rFonts w:ascii="Arial" w:cs="Arial" w:eastAsia="Arial" w:hAnsi="Arial"/>
+          <w:b w:val="false"/>
+          <w:bCs w:val="false"/>
+          <w:i w:val="false"/>
+          <w:iCs w:val="false"/>
+          <w:color w:val="000000"/>
+          <w:sz w:val="22"/>
+          <w:szCs w:val="22"/>
+        </w:rPr>
+        <w:t xml:space="preserve">An import produces a draft, and a draft is not a contract.</w:t>
+      </w:r>
+    </w:p>
+    <w:p>
+      <w:pPr>
+        <w:keepNext/>
+        <w:spacing w:after="160" w:before="0" w:line="300"/>
+      </w:pPr>
+      <w:r>
+        <w:rPr>
+          <w:rFonts w:ascii="Arial" w:cs="Arial" w:eastAsia="Arial" w:hAnsi="Arial"/>
+          <w:b w:val="false"/>
+          <w:bCs w:val="false"/>
+          <w:i w:val="false"/>
+          <w:iCs w:val="false"/>
+          <w:color w:val="000000"/>
+          <w:sz w:val="22"/>
+          <w:szCs w:val="22"/>
+        </w:rPr>
+        <w:t xml:space="preserve">A draft becomes canonical only when a person reads it, supplies what the source could not, and accepts responsibility for the accessibility claims the artefact then makes. The format calls that promotion, and it deliberately cannot be automated, because a canonical artefact asserts something somebody has to be willing to defend when it is challenged.</w:t>
       </w:r>
     </w:p>
     <w:p>
@@ -24261,7 +24518,145 @@
           <w:sz w:val="22"/>
           <w:szCs w:val="22"/>
         </w:rPr>
+        <w:t xml:space="preserve">Two rules follow from that.</w:t>
+      </w:r>
+    </w:p>
+    <w:p>
+      <w:pPr>
+        <w:keepNext w:val="false"/>
+        <w:spacing w:after="160" w:before="0" w:line="300"/>
+      </w:pPr>
+      <w:r>
+        <w:rPr>
+          <w:rFonts w:ascii="Arial" w:cs="Arial" w:eastAsia="Arial" w:hAnsi="Arial"/>
+          <w:b w:val="false"/>
+          <w:bCs w:val="false"/>
+          <w:i w:val="false"/>
+          <w:iCs w:val="false"/>
+          <w:color w:val="000000"/>
+          <w:sz w:val="22"/>
+          <w:szCs w:val="22"/>
+        </w:rPr>
+        <w:t xml:space="preserve">An unpromoted draft must never ship inside a conforming package, because once a draft is in a package it is indistinguishable from a contract to whoever relies on it.</w:t>
+      </w:r>
+    </w:p>
+    <w:p>
+      <w:pPr>
+        <w:keepNext w:val="false"/>
+        <w:spacing w:after="160" w:before="0" w:line="300"/>
+      </w:pPr>
+      <w:r>
+        <w:rPr>
+          <w:rFonts w:ascii="Arial" w:cs="Arial" w:eastAsia="Arial" w:hAnsi="Arial"/>
+          <w:b w:val="false"/>
+          <w:bCs w:val="false"/>
+          <w:i w:val="false"/>
+          <w:iCs w:val="false"/>
+          <w:color w:val="000000"/>
+          <w:sz w:val="22"/>
+          <w:szCs w:val="22"/>
+        </w:rPr>
+        <w:t xml:space="preserve">And every gap the import recorded must appear in the promoted artefact as uncertainty or as a declared non-guarantee. An import that could not discover a component's keyboard behaviour has not thereby excused the package from saying that the keyboard behaviour is unknown. The uncertainty record already exists for exactly this purpose, and an import is the situation that produces the most of them.</w:t>
+      </w:r>
+    </w:p>
+    <w:p>
+      <w:pPr>
+        <w:keepNext w:val="false"/>
+        <w:spacing w:after="160" w:before="0" w:line="300"/>
+      </w:pPr>
+      <w:r>
+        <w:rPr>
+          <w:rFonts w:ascii="Arial" w:cs="Arial" w:eastAsia="Arial" w:hAnsi="Arial"/>
+          <w:b w:val="false"/>
+          <w:bCs w:val="false"/>
+          <w:i w:val="false"/>
+          <w:iCs w:val="false"/>
+          <w:color w:val="000000"/>
+          <w:sz w:val="22"/>
+          <w:szCs w:val="22"/>
+        </w:rPr>
+        <w:t xml:space="preserve">There is also a rule about how an import runs, not just what it produces. An import is a discrete run that leaves a dated report, and it must never be a live read-through dependency on an external tool. A read-through dependency quietly makes the tool the owner of whatever it supplies, which is the one thing the role system exists to prevent, and it leaves nothing for a reviewer to examine.</w:t>
+      </w:r>
+    </w:p>
+    <w:p>
+      <w:pPr>
+        <w:keepNext w:val="false"/>
+        <w:spacing w:after="160" w:before="0" w:line="300"/>
+      </w:pPr>
+      <w:r>
+        <w:rPr>
+          <w:rFonts w:ascii="Arial" w:cs="Arial" w:eastAsia="Arial" w:hAnsi="Arial"/>
+          <w:b w:val="false"/>
+          <w:bCs w:val="false"/>
+          <w:i w:val="false"/>
+          <w:iCs w:val="false"/>
+          <w:color w:val="000000"/>
+          <w:sz w:val="22"/>
+          <w:szCs w:val="22"/>
+        </w:rPr>
+        <w:t xml:space="preserve">What a package keeps from an import is the import report, which is the provenance of everything promoted from it. The report is also the one artefact exempt from the regeneration rule, for the structural reason that its source was never in the package.</w:t>
+      </w:r>
+    </w:p>
+    <w:p>
+      <w:pPr>
+        <w:pStyle w:val="Heading2"/>
+        <w:keepNext/>
+        <w:keepLines/>
+        <w:numPr>
+          <w:ilvl w:val="1"/>
+          <w:numId w:val="2"/>
+        </w:numPr>
+      </w:pPr>
+      <w:r>
+        <w:rPr>
+          <w:rFonts w:ascii="Arial" w:cs="Arial" w:eastAsia="Arial" w:hAnsi="Arial"/>
+          <w:b/>
+          <w:bCs/>
+          <w:i w:val="false"/>
+          <w:iCs w:val="false"/>
+          <w:color w:val="000000"/>
+          <w:sz w:val="25"/>
+          <w:szCs w:val="25"/>
+        </w:rPr>
+        <w:t xml:space="preserve">The transform report</w:t>
+      </w:r>
+    </w:p>
+    <w:p>
+      <w:pPr>
+        <w:keepNext/>
+        <w:spacing w:after="160" w:before="0" w:line="300"/>
+      </w:pPr>
+      <w:r>
+        <w:rPr>
+          <w:rFonts w:ascii="Arial" w:cs="Arial" w:eastAsia="Arial" w:hAnsi="Arial"/>
+          <w:b w:val="false"/>
+          <w:bCs w:val="false"/>
+          <w:i w:val="false"/>
+          <w:iCs w:val="false"/>
+          <w:color w:val="000000"/>
+          <w:sz w:val="22"/>
+          <w:szCs w:val="22"/>
+        </w:rPr>
         <w:t xml:space="preserve">The transform report is where the honesty is made checkable.</w:t>
+      </w:r>
+    </w:p>
+    <w:p>
+      <w:pPr>
+        <w:keepNext/>
+        <w:spacing w:after="160" w:before="0" w:line="300"/>
+      </w:pPr>
+      <w:r>
+        <w:rPr>
+          <w:rFonts w:ascii="Arial" w:cs="Arial" w:eastAsia="Arial" w:hAnsi="Arial"/>
+          <w:b w:val="false"/>
+          <w:bCs w:val="false"/>
+          <w:i w:val="false"/>
+          <w:iCs w:val="false"/>
+          <w:color w:val="000000"/>
+          <w:sz w:val="22"/>
+          <w:szCs w:val="22"/>
+        </w:rPr>
+        <w:t xml:space="preserve">These fields are required in both directions.</w:t>
       </w:r>
     </w:p>
     <w:tbl>
@@ -24553,7 +24948,7 @@
                 <w:sz w:val="19"/>
                 <w:szCs w:val="19"/>
               </w:rPr>
-              <w:t xml:space="preserve">target</w:t>
+              <w:t xml:space="preserve">direction</w:t>
             </w:r>
           </w:p>
         </w:tc>
@@ -24589,7 +24984,7 @@
                 <w:sz w:val="20"/>
                 <w:szCs w:val="20"/>
               </w:rPr>
-              <w:t xml:space="preserve">The external tool or platform</w:t>
+              <w:t xml:space="preserve">Either export or import</w:t>
             </w:r>
           </w:p>
         </w:tc>
@@ -24631,7 +25026,7 @@
                 <w:sz w:val="19"/>
                 <w:szCs w:val="19"/>
               </w:rPr>
-              <w:t xml:space="preserve">runDate</w:t>
+              <w:t xml:space="preserve">target</w:t>
             </w:r>
           </w:p>
         </w:tc>
@@ -24667,7 +25062,7 @@
                 <w:sz w:val="20"/>
                 <w:szCs w:val="20"/>
               </w:rPr>
-              <w:t xml:space="preserve">Date of the transform run</w:t>
+              <w:t xml:space="preserve">The external tool or platform</w:t>
             </w:r>
           </w:p>
         </w:tc>
@@ -24709,7 +25104,7 @@
                 <w:sz w:val="19"/>
                 <w:szCs w:val="19"/>
               </w:rPr>
-              <w:t xml:space="preserve">validationStatus</w:t>
+              <w:t xml:space="preserve">runDate</w:t>
             </w:r>
           </w:p>
         </w:tc>
@@ -24745,7 +25140,7 @@
                 <w:sz w:val="20"/>
                 <w:szCs w:val="20"/>
               </w:rPr>
-              <w:t xml:space="preserve">One of passed, passed with warnings, or failed</w:t>
+              <w:t xml:space="preserve">Date of the transform run</w:t>
             </w:r>
           </w:p>
         </w:tc>
@@ -24787,7 +25182,7 @@
                 <w:sz w:val="19"/>
                 <w:szCs w:val="19"/>
               </w:rPr>
-              <w:t xml:space="preserve">mappings</w:t>
+              <w:t xml:space="preserve">validationStatus</w:t>
             </w:r>
           </w:p>
         </w:tc>
@@ -24823,7 +25218,7 @@
                 <w:sz w:val="20"/>
                 <w:szCs w:val="20"/>
               </w:rPr>
-              <w:t xml:space="preserve">One record per source fact carried across</w:t>
+              <w:t xml:space="preserve">One of passed, passed with warnings, or failed</w:t>
             </w:r>
           </w:p>
         </w:tc>
@@ -24865,7 +25260,7 @@
                 <w:sz w:val="19"/>
                 <w:szCs w:val="19"/>
               </w:rPr>
-              <w:t xml:space="preserve">warnings</w:t>
+              <w:t xml:space="preserve">mappings</w:t>
             </w:r>
           </w:p>
         </w:tc>
@@ -24901,7 +25296,7 @@
                 <w:sz w:val="20"/>
                 <w:szCs w:val="20"/>
               </w:rPr>
-              <w:t xml:space="preserve">Facts carried across with a caveat</w:t>
+              <w:t xml:space="preserve">One record per fact carried across</w:t>
             </w:r>
           </w:p>
         </w:tc>
@@ -24943,7 +25338,7 @@
                 <w:sz w:val="19"/>
                 <w:szCs w:val="19"/>
               </w:rPr>
-              <w:t xml:space="preserve">losses</w:t>
+              <w:t xml:space="preserve">warnings</w:t>
             </w:r>
           </w:p>
         </w:tc>
@@ -24979,85 +25374,7 @@
                 <w:sz w:val="20"/>
                 <w:szCs w:val="20"/>
               </w:rPr>
-              <w:t xml:space="preserve">Facts that could not be carried across</w:t>
-            </w:r>
-          </w:p>
-        </w:tc>
-      </w:tr>
-      <w:tr>
-        <w:trPr>
-          <w:cantSplit/>
-          <w:tblHeader w:val="false"/>
-        </w:trPr>
-        <w:tc>
-          <w:tcPr>
-            <w:tcW w:type="dxa" w:w="3576"/>
-            <w:tcBorders>
-              <w:top w:val="single" w:color="B0B0B0" w:sz="1"/>
-              <w:left w:val="single" w:color="B0B0B0" w:sz="1"/>
-              <w:bottom w:val="single" w:color="B0B0B0" w:sz="1"/>
-              <w:right w:val="single" w:color="B0B0B0" w:sz="1"/>
-            </w:tcBorders>
-            <w:tcMar>
-              <w:top w:type="dxa" w:w="70"/>
-              <w:left w:type="dxa" w:w="110"/>
-              <w:bottom w:type="dxa" w:w="70"/>
-              <w:right w:type="dxa" w:w="110"/>
-            </w:tcMar>
-            <w:vAlign w:val="top"/>
-          </w:tcPr>
-          <w:p>
-            <w:pPr>
-              <w:spacing w:after="0" w:before="0" w:line="260"/>
-            </w:pPr>
-            <w:r>
-              <w:rPr>
-                <w:rFonts w:ascii="Consolas" w:cs="Consolas" w:eastAsia="Consolas" w:hAnsi="Consolas"/>
-                <w:b w:val="false"/>
-                <w:bCs w:val="false"/>
-                <w:i w:val="false"/>
-                <w:iCs w:val="false"/>
-                <w:color w:val="000000"/>
-                <w:sz w:val="19"/>
-                <w:szCs w:val="19"/>
-              </w:rPr>
-              <w:t xml:space="preserve">unsupported</w:t>
-            </w:r>
-          </w:p>
-        </w:tc>
-        <w:tc>
-          <w:tcPr>
-            <w:tcW w:type="dxa" w:w="5784"/>
-            <w:tcBorders>
-              <w:top w:val="single" w:color="B0B0B0" w:sz="1"/>
-              <w:left w:val="single" w:color="B0B0B0" w:sz="1"/>
-              <w:bottom w:val="single" w:color="B0B0B0" w:sz="1"/>
-              <w:right w:val="single" w:color="B0B0B0" w:sz="1"/>
-            </w:tcBorders>
-            <w:tcMar>
-              <w:top w:type="dxa" w:w="70"/>
-              <w:left w:type="dxa" w:w="110"/>
-              <w:bottom w:type="dxa" w:w="70"/>
-              <w:right w:type="dxa" w:w="110"/>
-            </w:tcMar>
-            <w:vAlign w:val="top"/>
-          </w:tcPr>
-          <w:p>
-            <w:pPr>
-              <w:spacing w:after="0" w:before="0" w:line="260"/>
-            </w:pPr>
-            <w:r>
-              <w:rPr>
-                <w:rFonts w:ascii="Arial" w:cs="Arial" w:eastAsia="Arial" w:hAnsi="Arial"/>
-                <w:b w:val="false"/>
-                <w:bCs w:val="false"/>
-                <w:i w:val="false"/>
-                <w:iCs w:val="false"/>
-                <w:color w:val="000000"/>
-                <w:sz w:val="20"/>
-                <w:szCs w:val="20"/>
-              </w:rPr>
-              <w:t xml:space="preserve">Source features the target has no concept of</w:t>
+              <w:t xml:space="preserve">Facts carried across with a caveat</w:t>
             </w:r>
           </w:p>
         </w:tc>
@@ -25087,7 +25404,59 @@
           <w:sz w:val="22"/>
           <w:szCs w:val="22"/>
         </w:rPr>
-        <w:t xml:space="preserve">A mapping record names the source, its kind, the target name, and a fidelity of exact, approximate, or partial. A finding record names the source, a severity of information, warning, or error, a statement, and the action a consumer must take about it.</w:t>
+        <w:t xml:space="preserve">An export report adds two arrays: </w:t>
+      </w:r>
+      <w:r>
+        <w:rPr>
+          <w:rFonts w:ascii="Consolas" w:cs="Consolas" w:eastAsia="Consolas" w:hAnsi="Consolas"/>
+          <w:b w:val="false"/>
+          <w:bCs w:val="false"/>
+          <w:i w:val="false"/>
+          <w:iCs w:val="false"/>
+          <w:color w:val="000000"/>
+          <w:sz w:val="21"/>
+          <w:szCs w:val="21"/>
+        </w:rPr>
+        <w:t xml:space="preserve">losses</w:t>
+      </w:r>
+      <w:r>
+        <w:rPr>
+          <w:rFonts w:ascii="Arial" w:cs="Arial" w:eastAsia="Arial" w:hAnsi="Arial"/>
+          <w:b w:val="false"/>
+          <w:bCs w:val="false"/>
+          <w:i w:val="false"/>
+          <w:iCs w:val="false"/>
+          <w:color w:val="000000"/>
+          <w:sz w:val="22"/>
+          <w:szCs w:val="22"/>
+        </w:rPr>
+        <w:t xml:space="preserve">, for facts the target could not accept, and </w:t>
+      </w:r>
+      <w:r>
+        <w:rPr>
+          <w:rFonts w:ascii="Consolas" w:cs="Consolas" w:eastAsia="Consolas" w:hAnsi="Consolas"/>
+          <w:b w:val="false"/>
+          <w:bCs w:val="false"/>
+          <w:i w:val="false"/>
+          <w:iCs w:val="false"/>
+          <w:color w:val="000000"/>
+          <w:sz w:val="21"/>
+          <w:szCs w:val="21"/>
+        </w:rPr>
+        <w:t xml:space="preserve">unsupported</w:t>
+      </w:r>
+      <w:r>
+        <w:rPr>
+          <w:rFonts w:ascii="Arial" w:cs="Arial" w:eastAsia="Arial" w:hAnsi="Arial"/>
+          <w:b w:val="false"/>
+          <w:bCs w:val="false"/>
+          <w:i w:val="false"/>
+          <w:iCs w:val="false"/>
+          <w:color w:val="000000"/>
+          <w:sz w:val="22"/>
+          <w:szCs w:val="22"/>
+        </w:rPr>
+        <w:t xml:space="preserve">, for source features the target has no concept of.</w:t>
       </w:r>
     </w:p>
     <w:p>
@@ -25106,7 +25475,59 @@
           <w:sz w:val="22"/>
           <w:szCs w:val="22"/>
         </w:rPr>
-        <w:t xml:space="preserve">Every array is required even when empty, and the reason is precise. An empty losses array is a positive claim that nothing was lost, which a reviewer can challenge, whereas an omitted losses field is merely silence.</w:t>
+        <w:t xml:space="preserve">An import report adds the two that face the other way: </w:t>
+      </w:r>
+      <w:r>
+        <w:rPr>
+          <w:rFonts w:ascii="Consolas" w:cs="Consolas" w:eastAsia="Consolas" w:hAnsi="Consolas"/>
+          <w:b w:val="false"/>
+          <w:bCs w:val="false"/>
+          <w:i w:val="false"/>
+          <w:iCs w:val="false"/>
+          <w:color w:val="000000"/>
+          <w:sz w:val="21"/>
+          <w:szCs w:val="21"/>
+        </w:rPr>
+        <w:t xml:space="preserve">gaps</w:t>
+      </w:r>
+      <w:r>
+        <w:rPr>
+          <w:rFonts w:ascii="Arial" w:cs="Arial" w:eastAsia="Arial" w:hAnsi="Arial"/>
+          <w:b w:val="false"/>
+          <w:bCs w:val="false"/>
+          <w:i w:val="false"/>
+          <w:iCs w:val="false"/>
+          <w:color w:val="000000"/>
+          <w:sz w:val="22"/>
+          <w:szCs w:val="22"/>
+        </w:rPr>
+        <w:t xml:space="preserve">, for facts an AFDS artefact requires and the source could not supply, and </w:t>
+      </w:r>
+      <w:r>
+        <w:rPr>
+          <w:rFonts w:ascii="Consolas" w:cs="Consolas" w:eastAsia="Consolas" w:hAnsi="Consolas"/>
+          <w:b w:val="false"/>
+          <w:bCs w:val="false"/>
+          <w:i w:val="false"/>
+          <w:iCs w:val="false"/>
+          <w:color w:val="000000"/>
+          <w:sz w:val="21"/>
+          <w:szCs w:val="21"/>
+        </w:rPr>
+        <w:t xml:space="preserve">unmapped</w:t>
+      </w:r>
+      <w:r>
+        <w:rPr>
+          <w:rFonts w:ascii="Arial" w:cs="Arial" w:eastAsia="Arial" w:hAnsi="Arial"/>
+          <w:b w:val="false"/>
+          <w:bCs w:val="false"/>
+          <w:i w:val="false"/>
+          <w:iCs w:val="false"/>
+          <w:color w:val="000000"/>
+          <w:sz w:val="22"/>
+          <w:szCs w:val="22"/>
+        </w:rPr>
+        <w:t xml:space="preserve">, for source content AFDS has no representation for.</w:t>
       </w:r>
     </w:p>
     <w:p>
@@ -25125,7 +25546,64 @@
           <w:sz w:val="22"/>
           <w:szCs w:val="22"/>
         </w:rPr>
-        <w:t xml:space="preserve">An adapter whose report contains a loss or unsupported entry with error severity must set its validation status to failed.</w:t>
+        <w:t xml:space="preserve">A mapping record names the source, its kind, the target name, and a fidelity of exact, approximate, or partial. A finding record names the source, a severity of information, warning, or error, a statement, and the action a consumer must take about it.</w:t>
+      </w:r>
+    </w:p>
+    <w:p>
+      <w:pPr>
+        <w:keepNext w:val="false"/>
+        <w:spacing w:after="160" w:before="0" w:line="300"/>
+      </w:pPr>
+      <w:r>
+        <w:rPr>
+          <w:rFonts w:ascii="Arial" w:cs="Arial" w:eastAsia="Arial" w:hAnsi="Arial"/>
+          <w:b w:val="false"/>
+          <w:bCs w:val="false"/>
+          <w:i w:val="false"/>
+          <w:iCs w:val="false"/>
+          <w:color w:val="000000"/>
+          <w:sz w:val="22"/>
+          <w:szCs w:val="22"/>
+        </w:rPr>
+        <w:t xml:space="preserve">Every array is required even when empty, and the reason is precise. An empty losses array is a positive claim that nothing was lost, which a reviewer can challenge, whereas an omitted losses field is merely silence. An empty gaps array makes the far stronger claim that the source supplied every fact an AFDS artefact requires, and it will rarely be true.</w:t>
+      </w:r>
+    </w:p>
+    <w:p>
+      <w:pPr>
+        <w:keepNext w:val="false"/>
+        <w:spacing w:after="160" w:before="0" w:line="300"/>
+      </w:pPr>
+      <w:r>
+        <w:rPr>
+          <w:rFonts w:ascii="Arial" w:cs="Arial" w:eastAsia="Arial" w:hAnsi="Arial"/>
+          <w:b w:val="false"/>
+          <w:bCs w:val="false"/>
+          <w:i w:val="false"/>
+          <w:iCs w:val="false"/>
+          <w:color w:val="000000"/>
+          <w:sz w:val="22"/>
+          <w:szCs w:val="22"/>
+        </w:rPr>
+        <w:t xml:space="preserve">An export report containing a loss or unsupported entry of error severity must set its validation status to failed.</w:t>
+      </w:r>
+    </w:p>
+    <w:p>
+      <w:pPr>
+        <w:keepNext w:val="false"/>
+        <w:spacing w:after="160" w:before="0" w:line="300"/>
+      </w:pPr>
+      <w:r>
+        <w:rPr>
+          <w:rFonts w:ascii="Arial" w:cs="Arial" w:eastAsia="Arial" w:hAnsi="Arial"/>
+          <w:b w:val="false"/>
+          <w:bCs w:val="false"/>
+          <w:i w:val="false"/>
+          <w:iCs w:val="false"/>
+          <w:color w:val="000000"/>
+          <w:sz w:val="22"/>
+          <w:szCs w:val="22"/>
+        </w:rPr>
+        <w:t xml:space="preserve">An import report containing a gap of error severity must also set its validation status to failed, and this is worth understanding rather than working around. A failed import is not a malfunction. For most targets it is the expected result, and what it states is that the source cannot yield a conforming artefact without human authorship. That is the number an adopter needs before deciding what the work will cost, and a format that hid it would be flattering rather than useful.</w:t>
       </w:r>
     </w:p>
     <w:p>
@@ -25149,7 +25627,7 @@
           <w:sz w:val="25"/>
           <w:szCs w:val="25"/>
         </w:rPr>
-        <w:t xml:space="preserve">Versioning</w:t>
+        <w:t xml:space="preserve">Round-tripping</w:t>
       </w:r>
     </w:p>
     <w:p>
@@ -25168,7 +25646,7 @@
           <w:sz w:val="22"/>
           <w:szCs w:val="22"/>
         </w:rPr>
-        <w:t xml:space="preserve">Two versions travel in every package and they move independently. The format version is the version of the package format, and the package version is the version of the design-system payload.</w:t>
+        <w:t xml:space="preserve">An export followed by an import is not a round trip in any sense that returns what was sent.</w:t>
       </w:r>
     </w:p>
     <w:p>
@@ -25187,7 +25665,26 @@
           <w:sz w:val="22"/>
           <w:szCs w:val="22"/>
         </w:rPr>
-        <w:t xml:space="preserve">Separating them means a consumer can tell the difference between "the format changed" and "the design system changed", which are entirely different problems for whoever has to react to them.</w:t>
+        <w:t xml:space="preserve">An export is a projection, and a projection discards. Running it backwards does not restore what it dropped, because the information is not in the target to be read. A system exported to a token pipeline and imported back is a system with no keyboard contracts, no evidence, and no non-guarantees, because a token pipeline never held any of those.</w:t>
+      </w:r>
+    </w:p>
+    <w:p>
+      <w:pPr>
+        <w:keepNext w:val="false"/>
+        <w:spacing w:after="160" w:before="0" w:line="300"/>
+      </w:pPr>
+      <w:r>
+        <w:rPr>
+          <w:rFonts w:ascii="Arial" w:cs="Arial" w:eastAsia="Arial" w:hAnsi="Arial"/>
+          <w:b w:val="false"/>
+          <w:bCs w:val="false"/>
+          <w:i w:val="false"/>
+          <w:iCs w:val="false"/>
+          <w:color w:val="000000"/>
+          <w:sz w:val="22"/>
+          <w:szCs w:val="22"/>
+        </w:rPr>
+        <w:t xml:space="preserve">The value of a defined import path is not that it makes round-tripping work. It is that the returned system arrives saying so, in a report, instead of arriving looking complete.</w:t>
       </w:r>
     </w:p>
     <w:p>
@@ -25211,6 +25708,68 @@
           <w:sz w:val="25"/>
           <w:szCs w:val="25"/>
         </w:rPr>
+        <w:t xml:space="preserve">Versioning</w:t>
+      </w:r>
+    </w:p>
+    <w:p>
+      <w:pPr>
+        <w:keepNext/>
+        <w:spacing w:after="160" w:before="0" w:line="300"/>
+      </w:pPr>
+      <w:r>
+        <w:rPr>
+          <w:rFonts w:ascii="Arial" w:cs="Arial" w:eastAsia="Arial" w:hAnsi="Arial"/>
+          <w:b w:val="false"/>
+          <w:bCs w:val="false"/>
+          <w:i w:val="false"/>
+          <w:iCs w:val="false"/>
+          <w:color w:val="000000"/>
+          <w:sz w:val="22"/>
+          <w:szCs w:val="22"/>
+        </w:rPr>
+        <w:t xml:space="preserve">Two versions travel in every package and they move independently. The format version is the version of the package format, and the package version is the version of the design-system payload.</w:t>
+      </w:r>
+    </w:p>
+    <w:p>
+      <w:pPr>
+        <w:keepNext/>
+        <w:spacing w:after="160" w:before="0" w:line="300"/>
+      </w:pPr>
+      <w:r>
+        <w:rPr>
+          <w:rFonts w:ascii="Arial" w:cs="Arial" w:eastAsia="Arial" w:hAnsi="Arial"/>
+          <w:b w:val="false"/>
+          <w:bCs w:val="false"/>
+          <w:i w:val="false"/>
+          <w:iCs w:val="false"/>
+          <w:color w:val="000000"/>
+          <w:sz w:val="22"/>
+          <w:szCs w:val="22"/>
+        </w:rPr>
+        <w:t xml:space="preserve">Separating them means a consumer can tell the difference between "the format changed" and "the design system changed", which are entirely different problems for whoever has to react to them.</w:t>
+      </w:r>
+    </w:p>
+    <w:p>
+      <w:pPr>
+        <w:pStyle w:val="Heading2"/>
+        <w:keepNext/>
+        <w:keepLines/>
+        <w:numPr>
+          <w:ilvl w:val="1"/>
+          <w:numId w:val="2"/>
+        </w:numPr>
+      </w:pPr>
+      <w:r>
+        <w:rPr>
+          <w:rFonts w:ascii="Arial" w:cs="Arial" w:eastAsia="Arial" w:hAnsi="Arial"/>
+          <w:b/>
+          <w:bCs/>
+          <w:i w:val="false"/>
+          <w:iCs w:val="false"/>
+          <w:color w:val="000000"/>
+          <w:sz w:val="25"/>
+          <w:szCs w:val="25"/>
+        </w:rPr>
         <w:t xml:space="preserve">What is still open</w:t>
       </w:r>
     </w:p>
@@ -25439,7 +25998,7 @@
           <w:sz w:val="22"/>
           <w:szCs w:val="22"/>
         </w:rPr>
-        <w:t xml:space="preserve"> profile, code under GPL-3.0-only and documentation under CC BY-SA 4.0, and a token declaration naming version </w:t>
+        <w:t xml:space="preserve"> completeness profile, code under GPL-3.0-only and documentation under CC BY-SA 4.0, and a token declaration naming version </w:t>
       </w:r>
       <w:r>
         <w:rPr>
@@ -25510,7 +26069,7 @@
           <w:sz w:val="22"/>
           <w:szCs w:val="22"/>
         </w:rPr>
-        <w:t xml:space="preserve">It declares one component, Stack, of kind </w:t>
+        <w:t xml:space="preserve">It declares </w:t>
       </w:r>
       <w:r>
         <w:rPr>
@@ -25523,20 +26082,20 @@
           <w:sz w:val="21"/>
           <w:szCs w:val="21"/>
         </w:rPr>
-        <w:t xml:space="preserve">layout-primitive</w:t>
-      </w:r>
-      <w:r>
-        <w:rPr>
-          <w:rFonts w:ascii="Arial" w:cs="Arial" w:eastAsia="Arial" w:hAnsi="Arial"/>
-          <w:b w:val="false"/>
-          <w:bCs w:val="false"/>
-          <w:i w:val="false"/>
-          <w:iCs w:val="false"/>
-          <w:color w:val="000000"/>
-          <w:sz w:val="22"/>
-          <w:szCs w:val="22"/>
-        </w:rPr>
-        <w:t xml:space="preserve">, with a machine-readable contract at </w:t>
+        <w:t xml:space="preserve">methodProfiles</w:t>
+      </w:r>
+      <w:r>
+        <w:rPr>
+          <w:rFonts w:ascii="Arial" w:cs="Arial" w:eastAsia="Arial" w:hAnsi="Arial"/>
+          <w:b w:val="false"/>
+          <w:bCs w:val="false"/>
+          <w:i w:val="false"/>
+          <w:iCs w:val="false"/>
+          <w:color w:val="000000"/>
+          <w:sz w:val="22"/>
+          <w:szCs w:val="22"/>
+        </w:rPr>
+        <w:t xml:space="preserve"> as </w:t>
       </w:r>
       <w:r>
         <w:rPr>
@@ -25549,20 +26108,20 @@
           <w:sz w:val="21"/>
           <w:szCs w:val="21"/>
         </w:rPr>
-        <w:t xml:space="preserve">components/stack/stack.spec.json</w:t>
-      </w:r>
-      <w:r>
-        <w:rPr>
-          <w:rFonts w:ascii="Arial" w:cs="Arial" w:eastAsia="Arial" w:hAnsi="Arial"/>
-          <w:b w:val="false"/>
-          <w:bCs w:val="false"/>
-          <w:i w:val="false"/>
-          <w:iCs w:val="false"/>
-          <w:color w:val="000000"/>
-          <w:sz w:val="22"/>
-          <w:szCs w:val="22"/>
-        </w:rPr>
-        <w:t xml:space="preserve"> and prose at </w:t>
+        <w:t xml:space="preserve">["afds-patterns-native-first"]</w:t>
+      </w:r>
+      <w:r>
+        <w:rPr>
+          <w:rFonts w:ascii="Arial" w:cs="Arial" w:eastAsia="Arial" w:hAnsi="Arial"/>
+          <w:b w:val="false"/>
+          <w:bCs w:val="false"/>
+          <w:i w:val="false"/>
+          <w:iCs w:val="false"/>
+          <w:color w:val="000000"/>
+          <w:sz w:val="22"/>
+          <w:szCs w:val="22"/>
+        </w:rPr>
+        <w:t xml:space="preserve"> and </w:t>
       </w:r>
       <w:r>
         <w:rPr>
@@ -25575,6 +26134,148 @@
           <w:sz w:val="21"/>
           <w:szCs w:val="21"/>
         </w:rPr>
+        <w:t xml:space="preserve">targetConformanceLevel</w:t>
+      </w:r>
+      <w:r>
+        <w:rPr>
+          <w:rFonts w:ascii="Arial" w:cs="Arial" w:eastAsia="Arial" w:hAnsi="Arial"/>
+          <w:b w:val="false"/>
+          <w:bCs w:val="false"/>
+          <w:i w:val="false"/>
+          <w:iCs w:val="false"/>
+          <w:color w:val="000000"/>
+          <w:sz w:val="22"/>
+          <w:szCs w:val="22"/>
+        </w:rPr>
+        <w:t xml:space="preserve"> as </w:t>
+      </w:r>
+      <w:r>
+        <w:rPr>
+          <w:rFonts w:ascii="Consolas" w:cs="Consolas" w:eastAsia="Consolas" w:hAnsi="Consolas"/>
+          <w:b w:val="false"/>
+          <w:bCs w:val="false"/>
+          <w:i w:val="false"/>
+          <w:iCs w:val="false"/>
+          <w:color w:val="000000"/>
+          <w:sz w:val="21"/>
+          <w:szCs w:val="21"/>
+        </w:rPr>
+        <w:t xml:space="preserve">AA</w:t>
+      </w:r>
+      <w:r>
+        <w:rPr>
+          <w:rFonts w:ascii="Arial" w:cs="Arial" w:eastAsia="Arial" w:hAnsi="Arial"/>
+          <w:b w:val="false"/>
+          <w:bCs w:val="false"/>
+          <w:i w:val="false"/>
+          <w:iCs w:val="false"/>
+          <w:color w:val="000000"/>
+          <w:sz w:val="22"/>
+          <w:szCs w:val="22"/>
+        </w:rPr>
+        <w:t xml:space="preserve">. Those are three separate statements and none of them implies the others. The first says the package is complete at the component level, the second says which of the specification's method profiles it claims, and the third says it targets WCAG Level AA by default, which any component may amend if it records the reason.</w:t>
+      </w:r>
+    </w:p>
+    <w:p>
+      <w:pPr>
+        <w:keepNext w:val="false"/>
+        <w:spacing w:after="160" w:before="0" w:line="300"/>
+      </w:pPr>
+      <w:r>
+        <w:rPr>
+          <w:rFonts w:ascii="Arial" w:cs="Arial" w:eastAsia="Arial" w:hAnsi="Arial"/>
+          <w:b w:val="false"/>
+          <w:bCs w:val="false"/>
+          <w:i w:val="false"/>
+          <w:iCs w:val="false"/>
+          <w:color w:val="000000"/>
+          <w:sz w:val="22"/>
+          <w:szCs w:val="22"/>
+        </w:rPr>
+        <w:t xml:space="preserve">The method array is the interesting one, because of what it leaves out. Stack is also built the way the intrinsic layout profile describes, and the package does not claim that profile, because clause 21.4 requires forced-colours evidence and this package has no real evidence records at all. The pattern profile is claimed because everything it requires can be shown in the package as it stands. Claiming one method and withholding another, when both describe how the package was actually built, is the distinction the two axes exist to make expressible.</w:t>
+      </w:r>
+    </w:p>
+    <w:p>
+      <w:pPr>
+        <w:keepNext w:val="false"/>
+        <w:spacing w:after="160" w:before="0" w:line="300"/>
+      </w:pPr>
+      <w:r>
+        <w:rPr>
+          <w:rFonts w:ascii="Arial" w:cs="Arial" w:eastAsia="Arial" w:hAnsi="Arial"/>
+          <w:b w:val="false"/>
+          <w:bCs w:val="false"/>
+          <w:i w:val="false"/>
+          <w:iCs w:val="false"/>
+          <w:color w:val="000000"/>
+          <w:sz w:val="22"/>
+          <w:szCs w:val="22"/>
+        </w:rPr>
+        <w:t xml:space="preserve">It declares one component, Stack, of kind </w:t>
+      </w:r>
+      <w:r>
+        <w:rPr>
+          <w:rFonts w:ascii="Consolas" w:cs="Consolas" w:eastAsia="Consolas" w:hAnsi="Consolas"/>
+          <w:b w:val="false"/>
+          <w:bCs w:val="false"/>
+          <w:i w:val="false"/>
+          <w:iCs w:val="false"/>
+          <w:color w:val="000000"/>
+          <w:sz w:val="21"/>
+          <w:szCs w:val="21"/>
+        </w:rPr>
+        <w:t xml:space="preserve">layout-primitive</w:t>
+      </w:r>
+      <w:r>
+        <w:rPr>
+          <w:rFonts w:ascii="Arial" w:cs="Arial" w:eastAsia="Arial" w:hAnsi="Arial"/>
+          <w:b w:val="false"/>
+          <w:bCs w:val="false"/>
+          <w:i w:val="false"/>
+          <w:iCs w:val="false"/>
+          <w:color w:val="000000"/>
+          <w:sz w:val="22"/>
+          <w:szCs w:val="22"/>
+        </w:rPr>
+        <w:t xml:space="preserve">, with a machine-readable contract at </w:t>
+      </w:r>
+      <w:r>
+        <w:rPr>
+          <w:rFonts w:ascii="Consolas" w:cs="Consolas" w:eastAsia="Consolas" w:hAnsi="Consolas"/>
+          <w:b w:val="false"/>
+          <w:bCs w:val="false"/>
+          <w:i w:val="false"/>
+          <w:iCs w:val="false"/>
+          <w:color w:val="000000"/>
+          <w:sz w:val="21"/>
+          <w:szCs w:val="21"/>
+        </w:rPr>
+        <w:t xml:space="preserve">components/stack/stack.spec.json</w:t>
+      </w:r>
+      <w:r>
+        <w:rPr>
+          <w:rFonts w:ascii="Arial" w:cs="Arial" w:eastAsia="Arial" w:hAnsi="Arial"/>
+          <w:b w:val="false"/>
+          <w:bCs w:val="false"/>
+          <w:i w:val="false"/>
+          <w:iCs w:val="false"/>
+          <w:color w:val="000000"/>
+          <w:sz w:val="22"/>
+          <w:szCs w:val="22"/>
+        </w:rPr>
+        <w:t xml:space="preserve"> and prose at </w:t>
+      </w:r>
+      <w:r>
+        <w:rPr>
+          <w:rFonts w:ascii="Consolas" w:cs="Consolas" w:eastAsia="Consolas" w:hAnsi="Consolas"/>
+          <w:b w:val="false"/>
+          <w:bCs w:val="false"/>
+          <w:i w:val="false"/>
+          <w:iCs w:val="false"/>
+          <w:color w:val="000000"/>
+          <w:sz w:val="21"/>
+          <w:szCs w:val="21"/>
+        </w:rPr>
         <w:t xml:space="preserve">components/stack/stack.md</w:t>
       </w:r>
       <w:r>
@@ -25588,7 +26289,33 @@
           <w:sz w:val="22"/>
           <w:szCs w:val="22"/>
         </w:rPr>
-        <w:t xml:space="preserve">. It declares two evidence sources and three documentation sources, and it declares empty arrays for patterns, schemas, adapters, and stories, which is the positive statement of absence described earlier.</w:t>
+        <w:t xml:space="preserve">. It declares one canonical pattern source, the pattern registry at </w:t>
+      </w:r>
+      <w:r>
+        <w:rPr>
+          <w:rFonts w:ascii="Consolas" w:cs="Consolas" w:eastAsia="Consolas" w:hAnsi="Consolas"/>
+          <w:b w:val="false"/>
+          <w:bCs w:val="false"/>
+          <w:i w:val="false"/>
+          <w:iCs w:val="false"/>
+          <w:color w:val="000000"/>
+          <w:sz w:val="21"/>
+          <w:szCs w:val="21"/>
+        </w:rPr>
+        <w:t xml:space="preserve">patterns/registry.json</w:t>
+      </w:r>
+      <w:r>
+        <w:rPr>
+          <w:rFonts w:ascii="Arial" w:cs="Arial" w:eastAsia="Arial" w:hAnsi="Arial"/>
+          <w:b w:val="false"/>
+          <w:bCs w:val="false"/>
+          <w:i w:val="false"/>
+          <w:iCs w:val="false"/>
+          <w:color w:val="000000"/>
+          <w:sz w:val="22"/>
+          <w:szCs w:val="22"/>
+        </w:rPr>
+        <w:t xml:space="preserve"> that the claimed profile requires, along with two evidence sources and three documentation sources. It declares empty arrays for schemas, adapters, and stories, which is the positive statement of absence described earlier.</w:t>
       </w:r>
     </w:p>
     <w:p>
@@ -26581,7 +27308,7 @@
           <w:sz w:val="22"/>
           <w:szCs w:val="22"/>
         </w:rPr>
-        <w:t xml:space="preserve"> as its identity, and then seven fields that are the substance.</w:t>
+        <w:t xml:space="preserve"> as its identity, and then nine fields that are the substance.</w:t>
       </w:r>
     </w:p>
     <w:p>
@@ -26892,6 +27619,148 @@
           <w:szCs w:val="22"/>
         </w:rPr>
         <w:t xml:space="preserve">This is what a first-class record looks like in practice. A missing field is ambiguous between "nothing to say" and "nobody thought about it", and a field explicitly set to nothing is not.</w:t>
+      </w:r>
+    </w:p>
+    <w:p>
+      <w:pPr>
+        <w:keepNext w:val="false"/>
+        <w:spacing w:after="160" w:before="0" w:line="300"/>
+      </w:pPr>
+      <w:r>
+        <w:rPr>
+          <w:rFonts w:ascii="Arial" w:cs="Arial" w:eastAsia="Arial" w:hAnsi="Arial"/>
+          <w:b w:val="false"/>
+          <w:bCs w:val="false"/>
+          <w:i w:val="false"/>
+          <w:iCs w:val="false"/>
+          <w:color w:val="000000"/>
+          <w:sz w:val="22"/>
+          <w:szCs w:val="22"/>
+        </w:rPr>
+        <w:t xml:space="preserve">Its </w:t>
+      </w:r>
+      <w:r>
+        <w:rPr>
+          <w:rFonts w:ascii="Consolas" w:cs="Consolas" w:eastAsia="Consolas" w:hAnsi="Consolas"/>
+          <w:b w:val="false"/>
+          <w:bCs w:val="false"/>
+          <w:i w:val="false"/>
+          <w:iCs w:val="false"/>
+          <w:color w:val="000000"/>
+          <w:sz w:val="21"/>
+          <w:szCs w:val="21"/>
+        </w:rPr>
+        <w:t xml:space="preserve">derivation</w:t>
+      </w:r>
+      <w:r>
+        <w:rPr>
+          <w:rFonts w:ascii="Arial" w:cs="Arial" w:eastAsia="Arial" w:hAnsi="Arial"/>
+          <w:b w:val="false"/>
+          <w:bCs w:val="false"/>
+          <w:i w:val="false"/>
+          <w:iCs w:val="false"/>
+          <w:color w:val="000000"/>
+          <w:sz w:val="22"/>
+          <w:szCs w:val="22"/>
+        </w:rPr>
+        <w:t xml:space="preserve"> records a status of </w:t>
+      </w:r>
+      <w:r>
+        <w:rPr>
+          <w:rFonts w:ascii="Consolas" w:cs="Consolas" w:eastAsia="Consolas" w:hAnsi="Consolas"/>
+          <w:b w:val="false"/>
+          <w:bCs w:val="false"/>
+          <w:i w:val="false"/>
+          <w:iCs w:val="false"/>
+          <w:color w:val="000000"/>
+          <w:sz w:val="21"/>
+          <w:szCs w:val="21"/>
+        </w:rPr>
+        <w:t xml:space="preserve">native-first</w:t>
+      </w:r>
+      <w:r>
+        <w:rPr>
+          <w:rFonts w:ascii="Arial" w:cs="Arial" w:eastAsia="Arial" w:hAnsi="Arial"/>
+          <w:b w:val="false"/>
+          <w:bCs w:val="false"/>
+          <w:i w:val="false"/>
+          <w:iCs w:val="false"/>
+          <w:color w:val="000000"/>
+          <w:sz w:val="22"/>
+          <w:szCs w:val="22"/>
+        </w:rPr>
+        <w:t xml:space="preserve">, because a flex column on a plain div has no interaction and therefore no published interaction pattern to derive from, and records that there are no deviations and that the component is not support-dependent.</w:t>
+      </w:r>
+    </w:p>
+    <w:p>
+      <w:pPr>
+        <w:keepNext w:val="false"/>
+        <w:spacing w:after="160" w:before="0" w:line="300"/>
+      </w:pPr>
+      <w:r>
+        <w:rPr>
+          <w:rFonts w:ascii="Arial" w:cs="Arial" w:eastAsia="Arial" w:hAnsi="Arial"/>
+          <w:b w:val="false"/>
+          <w:bCs w:val="false"/>
+          <w:i w:val="false"/>
+          <w:iCs w:val="false"/>
+          <w:color w:val="000000"/>
+          <w:sz w:val="22"/>
+          <w:szCs w:val="22"/>
+        </w:rPr>
+        <w:t xml:space="preserve">Its </w:t>
+      </w:r>
+      <w:r>
+        <w:rPr>
+          <w:rFonts w:ascii="Consolas" w:cs="Consolas" w:eastAsia="Consolas" w:hAnsi="Consolas"/>
+          <w:b w:val="false"/>
+          <w:bCs w:val="false"/>
+          <w:i w:val="false"/>
+          <w:iCs w:val="false"/>
+          <w:color w:val="000000"/>
+          <w:sz w:val="21"/>
+          <w:szCs w:val="21"/>
+        </w:rPr>
+        <w:t xml:space="preserve">guarantees</w:t>
+      </w:r>
+      <w:r>
+        <w:rPr>
+          <w:rFonts w:ascii="Arial" w:cs="Arial" w:eastAsia="Arial" w:hAnsi="Arial"/>
+          <w:b w:val="false"/>
+          <w:bCs w:val="false"/>
+          <w:i w:val="false"/>
+          <w:iCs w:val="false"/>
+          <w:color w:val="000000"/>
+          <w:sz w:val="22"/>
+          <w:szCs w:val="22"/>
+        </w:rPr>
+        <w:t xml:space="preserve"> list six commitments, and every one of them names the assertions that test it. That naming is a requirement rather than a courtesy: a guarantee that names no test is invalid, because a commitment nobody can state a procedure for is a sentiment about the product rather than a claim about it. What the contract does not carry is any statement of whether those commitments have been met, because that is computed from the evidence rather than authored. For this sample all six compute as unsubstantiated, since every evidence record reads </w:t>
+      </w:r>
+      <w:r>
+        <w:rPr>
+          <w:rFonts w:ascii="Consolas" w:cs="Consolas" w:eastAsia="Consolas" w:hAnsi="Consolas"/>
+          <w:b w:val="false"/>
+          <w:bCs w:val="false"/>
+          <w:i w:val="false"/>
+          <w:iCs w:val="false"/>
+          <w:color w:val="000000"/>
+          <w:sz w:val="21"/>
+          <w:szCs w:val="21"/>
+        </w:rPr>
+        <w:t xml:space="preserve">not-yet-tested</w:t>
+      </w:r>
+      <w:r>
+        <w:rPr>
+          <w:rFonts w:ascii="Arial" w:cs="Arial" w:eastAsia="Arial" w:hAnsi="Arial"/>
+          <w:b w:val="false"/>
+          <w:bCs w:val="false"/>
+          <w:i w:val="false"/>
+          <w:iCs w:val="false"/>
+          <w:color w:val="000000"/>
+          <w:sz w:val="22"/>
+          <w:szCs w:val="22"/>
+        </w:rPr>
+        <w:t xml:space="preserve"> and three of the six assertions have no evidence record at all. The sample is therefore a package that has made commitments and measured none of them, which is an accurate description of it and would have been impossible to state if the promise and the measurement lived in the same field.</w:t>
       </w:r>
     </w:p>
     <w:p>
@@ -28002,7 +28871,7 @@
           <w:sz w:val="22"/>
           <w:szCs w:val="22"/>
         </w:rPr>
-        <w:t xml:space="preserve">Each record then names an identifier, the component, the claim being tested, the engine, engine version, browser, browser version, assistive technology, its version, the platform, the date, the result, the observation, the tester, and a reference to the uncertainty record it relates to.</w:t>
+        <w:t xml:space="preserve">Each record then names an identifier, the component, the assertion or assertions it evaluates, the claim being tested, the engine, engine version, browser, browser version, assistive technology, its version, the platform, the device, the starting viewport, the zoom level, the date, the result, the observation, the tester, and a reference to the uncertainty record it relates to.</w:t>
       </w:r>
     </w:p>
     <w:p>
@@ -28021,7 +28890,71 @@
           <w:sz w:val="22"/>
           <w:szCs w:val="22"/>
         </w:rPr>
-        <w:t xml:space="preserve">In this sample every one of those fields except the structural ones reads "not yet tested", and the file says so in its own description. The record for NVDA on Chromium, for instance, names the claim that the Stack container element is not announced as an additional structural object, names Blink as the engine and Windows as the platform, and then records nothing observed, because nothing was observed.</w:t>
+        <w:t xml:space="preserve">The assertion reference is the field that ties the two files together. Without it a result floats free of anything it could confirm or refute, and a guarantee's status would have to be asserted by whoever wrote the contract.</w:t>
+      </w:r>
+    </w:p>
+    <w:p>
+      <w:pPr>
+        <w:keepNext w:val="false"/>
+        <w:spacing w:after="160" w:before="0" w:line="300"/>
+      </w:pPr>
+      <w:r>
+        <w:rPr>
+          <w:rFonts w:ascii="Arial" w:cs="Arial" w:eastAsia="Arial" w:hAnsi="Arial"/>
+          <w:b w:val="false"/>
+          <w:bCs w:val="false"/>
+          <w:i w:val="false"/>
+          <w:iCs w:val="false"/>
+          <w:color w:val="000000"/>
+          <w:sz w:val="22"/>
+          <w:szCs w:val="22"/>
+        </w:rPr>
+        <w:t xml:space="preserve">The device, starting viewport, and zoom fields describe the environment an observation was or would be made in. They matter because a reflow claim is meaningless without them: "no content is clipped" is a different statement at a 320 CSS pixel viewport than at 1280 by 1024 with 400% zoom applied, and a screen reader on a phone is not the same observation as the same screen reader on a desktop. On a record whose claim does not involve them, they read </w:t>
+      </w:r>
+      <w:r>
+        <w:rPr>
+          <w:rFonts w:ascii="Consolas" w:cs="Consolas" w:eastAsia="Consolas" w:hAnsi="Consolas"/>
+          <w:b w:val="false"/>
+          <w:bCs w:val="false"/>
+          <w:i w:val="false"/>
+          <w:iCs w:val="false"/>
+          <w:color w:val="000000"/>
+          <w:sz w:val="21"/>
+          <w:szCs w:val="21"/>
+        </w:rPr>
+        <w:t xml:space="preserve">not-applicable</w:t>
+      </w:r>
+      <w:r>
+        <w:rPr>
+          <w:rFonts w:ascii="Arial" w:cs="Arial" w:eastAsia="Arial" w:hAnsi="Arial"/>
+          <w:b w:val="false"/>
+          <w:bCs w:val="false"/>
+          <w:i w:val="false"/>
+          <w:iCs w:val="false"/>
+          <w:color w:val="000000"/>
+          <w:sz w:val="22"/>
+          <w:szCs w:val="22"/>
+        </w:rPr>
+        <w:t xml:space="preserve">, which is the field-level sense of that value. A field that says "this does not apply here" is not the same as a result that says the combination cannot exhibit the behaviour, and the sample's own description separates the two senses.</w:t>
+      </w:r>
+    </w:p>
+    <w:p>
+      <w:pPr>
+        <w:keepNext w:val="false"/>
+        <w:spacing w:after="160" w:before="0" w:line="300"/>
+      </w:pPr>
+      <w:r>
+        <w:rPr>
+          <w:rFonts w:ascii="Arial" w:cs="Arial" w:eastAsia="Arial" w:hAnsi="Arial"/>
+          <w:b w:val="false"/>
+          <w:bCs w:val="false"/>
+          <w:i w:val="false"/>
+          <w:iCs w:val="false"/>
+          <w:color w:val="000000"/>
+          <w:sz w:val="22"/>
+          <w:szCs w:val="22"/>
+        </w:rPr>
+        <w:t xml:space="preserve">In this sample every observed field reads "not yet tested", leaving only the fields that declare the combination and the environment carrying real values, and the file says so in its own description. The record for NVDA on Chromium, for instance, names the claim that the Stack container element is not announced as an additional structural object, names Blink as the engine and Windows as the platform, and then records nothing observed, because nothing was observed.</w:t>
       </w:r>
     </w:p>
     <w:p>
@@ -28894,8 +29827,8 @@
         </w:tblBorders>
       </w:tblPr>
       <w:tblGrid>
-        <w:gridCol w:w="3222"/>
-        <w:gridCol w:w="6138"/>
+        <w:gridCol w:w="3280"/>
+        <w:gridCol w:w="6080"/>
       </w:tblGrid>
       <w:tr>
         <w:trPr>
@@ -28904,7 +29837,7 @@
         </w:trPr>
         <w:tc>
           <w:tcPr>
-            <w:tcW w:type="dxa" w:w="3222"/>
+            <w:tcW w:type="dxa" w:w="3280"/>
             <w:tcBorders>
               <w:top w:val="single" w:color="B0B0B0" w:sz="1"/>
               <w:left w:val="single" w:color="B0B0B0" w:sz="1"/>
@@ -28941,7 +29874,7 @@
         </w:tc>
         <w:tc>
           <w:tcPr>
-            <w:tcW w:type="dxa" w:w="6138"/>
+            <w:tcW w:type="dxa" w:w="6080"/>
             <w:tcBorders>
               <w:top w:val="single" w:color="B0B0B0" w:sz="1"/>
               <w:left w:val="single" w:color="B0B0B0" w:sz="1"/>
@@ -28984,43 +29917,43 @@
         </w:trPr>
         <w:tc>
           <w:tcPr>
-            <w:tcW w:type="dxa" w:w="3222"/>
-            <w:tcBorders>
-              <w:top w:val="single" w:color="B0B0B0" w:sz="1"/>
-              <w:left w:val="single" w:color="B0B0B0" w:sz="1"/>
-              <w:bottom w:val="single" w:color="B0B0B0" w:sz="1"/>
-              <w:right w:val="single" w:color="B0B0B0" w:sz="1"/>
-            </w:tcBorders>
-            <w:tcMar>
-              <w:top w:type="dxa" w:w="70"/>
-              <w:left w:type="dxa" w:w="110"/>
-              <w:bottom w:type="dxa" w:w="70"/>
-              <w:right w:type="dxa" w:w="110"/>
-            </w:tcMar>
-            <w:vAlign w:val="top"/>
-          </w:tcPr>
-          <w:p>
-            <w:pPr>
-              <w:spacing w:after="0" w:before="0" w:line="260"/>
-            </w:pPr>
-            <w:r>
-              <w:rPr>
-                <w:rFonts w:ascii="Arial" w:cs="Arial" w:eastAsia="Arial" w:hAnsi="Arial"/>
-                <w:b w:val="false"/>
-                <w:bCs w:val="false"/>
-                <w:i w:val="false"/>
-                <w:iCs w:val="false"/>
-                <w:color w:val="000000"/>
-                <w:sz w:val="20"/>
-                <w:szCs w:val="20"/>
-              </w:rPr>
-              <w:t xml:space="preserve">AFDS package format specification</w:t>
-            </w:r>
-          </w:p>
-        </w:tc>
-        <w:tc>
-          <w:tcPr>
-            <w:tcW w:type="dxa" w:w="6138"/>
+            <w:tcW w:type="dxa" w:w="3280"/>
+            <w:tcBorders>
+              <w:top w:val="single" w:color="B0B0B0" w:sz="1"/>
+              <w:left w:val="single" w:color="B0B0B0" w:sz="1"/>
+              <w:bottom w:val="single" w:color="B0B0B0" w:sz="1"/>
+              <w:right w:val="single" w:color="B0B0B0" w:sz="1"/>
+            </w:tcBorders>
+            <w:tcMar>
+              <w:top w:type="dxa" w:w="70"/>
+              <w:left w:type="dxa" w:w="110"/>
+              <w:bottom w:type="dxa" w:w="70"/>
+              <w:right w:type="dxa" w:w="110"/>
+            </w:tcMar>
+            <w:vAlign w:val="top"/>
+          </w:tcPr>
+          <w:p>
+            <w:pPr>
+              <w:spacing w:after="0" w:before="0" w:line="260"/>
+            </w:pPr>
+            <w:r>
+              <w:rPr>
+                <w:rFonts w:ascii="Arial" w:cs="Arial" w:eastAsia="Arial" w:hAnsi="Arial"/>
+                <w:b w:val="false"/>
+                <w:bCs w:val="false"/>
+                <w:i w:val="false"/>
+                <w:iCs w:val="false"/>
+                <w:color w:val="000000"/>
+                <w:sz w:val="20"/>
+                <w:szCs w:val="20"/>
+              </w:rPr>
+              <w:t xml:space="preserve">AFDS specification, Part IV for the package format</w:t>
+            </w:r>
+          </w:p>
+        </w:tc>
+        <w:tc>
+          <w:tcPr>
+            <w:tcW w:type="dxa" w:w="6080"/>
             <w:tcBorders>
               <w:top w:val="single" w:color="B0B0B0" w:sz="1"/>
               <w:left w:val="single" w:color="B0B0B0" w:sz="1"/>
@@ -29050,7 +29983,7 @@
                 <w:sz w:val="19"/>
                 <w:szCs w:val="19"/>
               </w:rPr>
-              <w:t xml:space="preserve">docs/AFDS-PACKAGE-FORMAT.md</w:t>
+              <w:t xml:space="preserve">docs/AFDS-SPECIFICATION.md</w:t>
             </w:r>
           </w:p>
         </w:tc>
@@ -29062,7 +29995,7 @@
         </w:trPr>
         <w:tc>
           <w:tcPr>
-            <w:tcW w:type="dxa" w:w="3222"/>
+            <w:tcW w:type="dxa" w:w="3280"/>
             <w:tcBorders>
               <w:top w:val="single" w:color="B0B0B0" w:sz="1"/>
               <w:left w:val="single" w:color="B0B0B0" w:sz="1"/>
@@ -29098,7 +30031,7 @@
         </w:tc>
         <w:tc>
           <w:tcPr>
-            <w:tcW w:type="dxa" w:w="6138"/>
+            <w:tcW w:type="dxa" w:w="6080"/>
             <w:tcBorders>
               <w:top w:val="single" w:color="B0B0B0" w:sz="1"/>
               <w:left w:val="single" w:color="B0B0B0" w:sz="1"/>
@@ -29140,7 +30073,7 @@
         </w:trPr>
         <w:tc>
           <w:tcPr>
-            <w:tcW w:type="dxa" w:w="3222"/>
+            <w:tcW w:type="dxa" w:w="3280"/>
             <w:tcBorders>
               <w:top w:val="single" w:color="B0B0B0" w:sz="1"/>
               <w:left w:val="single" w:color="B0B0B0" w:sz="1"/>
@@ -29176,7 +30109,7 @@
         </w:tc>
         <w:tc>
           <w:tcPr>
-            <w:tcW w:type="dxa" w:w="6138"/>
+            <w:tcW w:type="dxa" w:w="6080"/>
             <w:tcBorders>
               <w:top w:val="single" w:color="B0B0B0" w:sz="1"/>
               <w:left w:val="single" w:color="B0B0B0" w:sz="1"/>
@@ -29218,7 +30151,7 @@
         </w:trPr>
         <w:tc>
           <w:tcPr>
-            <w:tcW w:type="dxa" w:w="3222"/>
+            <w:tcW w:type="dxa" w:w="3280"/>
             <w:tcBorders>
               <w:top w:val="single" w:color="B0B0B0" w:sz="1"/>
               <w:left w:val="single" w:color="B0B0B0" w:sz="1"/>
@@ -29254,7 +30187,7 @@
         </w:tc>
         <w:tc>
           <w:tcPr>
-            <w:tcW w:type="dxa" w:w="6138"/>
+            <w:tcW w:type="dxa" w:w="6080"/>
             <w:tcBorders>
               <w:top w:val="single" w:color="B0B0B0" w:sz="1"/>
               <w:left w:val="single" w:color="B0B0B0" w:sz="1"/>
@@ -29296,7 +30229,7 @@
         </w:trPr>
         <w:tc>
           <w:tcPr>
-            <w:tcW w:type="dxa" w:w="3222"/>
+            <w:tcW w:type="dxa" w:w="3280"/>
             <w:tcBorders>
               <w:top w:val="single" w:color="B0B0B0" w:sz="1"/>
               <w:left w:val="single" w:color="B0B0B0" w:sz="1"/>
@@ -29332,7 +30265,7 @@
         </w:tc>
         <w:tc>
           <w:tcPr>
-            <w:tcW w:type="dxa" w:w="6138"/>
+            <w:tcW w:type="dxa" w:w="6080"/>
             <w:tcBorders>
               <w:top w:val="single" w:color="B0B0B0" w:sz="1"/>
               <w:left w:val="single" w:color="B0B0B0" w:sz="1"/>
@@ -29374,7 +30307,7 @@
         </w:trPr>
         <w:tc>
           <w:tcPr>
-            <w:tcW w:type="dxa" w:w="3222"/>
+            <w:tcW w:type="dxa" w:w="3280"/>
             <w:tcBorders>
               <w:top w:val="single" w:color="B0B0B0" w:sz="1"/>
               <w:left w:val="single" w:color="B0B0B0" w:sz="1"/>
@@ -29410,7 +30343,7 @@
         </w:tc>
         <w:tc>
           <w:tcPr>
-            <w:tcW w:type="dxa" w:w="6138"/>
+            <w:tcW w:type="dxa" w:w="6080"/>
             <w:tcBorders>
               <w:top w:val="single" w:color="B0B0B0" w:sz="1"/>
               <w:left w:val="single" w:color="B0B0B0" w:sz="1"/>
@@ -29452,7 +30385,7 @@
         </w:trPr>
         <w:tc>
           <w:tcPr>
-            <w:tcW w:type="dxa" w:w="3222"/>
+            <w:tcW w:type="dxa" w:w="3280"/>
             <w:tcBorders>
               <w:top w:val="single" w:color="B0B0B0" w:sz="1"/>
               <w:left w:val="single" w:color="B0B0B0" w:sz="1"/>
@@ -29488,7 +30421,7 @@
         </w:tc>
         <w:tc>
           <w:tcPr>
-            <w:tcW w:type="dxa" w:w="6138"/>
+            <w:tcW w:type="dxa" w:w="6080"/>
             <w:tcBorders>
               <w:top w:val="single" w:color="B0B0B0" w:sz="1"/>
               <w:left w:val="single" w:color="B0B0B0" w:sz="1"/>
@@ -29530,7 +30463,7 @@
         </w:trPr>
         <w:tc>
           <w:tcPr>
-            <w:tcW w:type="dxa" w:w="3222"/>
+            <w:tcW w:type="dxa" w:w="3280"/>
             <w:tcBorders>
               <w:top w:val="single" w:color="B0B0B0" w:sz="1"/>
               <w:left w:val="single" w:color="B0B0B0" w:sz="1"/>
@@ -29566,7 +30499,7 @@
         </w:tc>
         <w:tc>
           <w:tcPr>
-            <w:tcW w:type="dxa" w:w="6138"/>
+            <w:tcW w:type="dxa" w:w="6080"/>
             <w:tcBorders>
               <w:top w:val="single" w:color="B0B0B0" w:sz="1"/>
               <w:left w:val="single" w:color="B0B0B0" w:sz="1"/>
@@ -29634,7 +30567,7 @@
         </w:trPr>
         <w:tc>
           <w:tcPr>
-            <w:tcW w:type="dxa" w:w="3222"/>
+            <w:tcW w:type="dxa" w:w="3280"/>
             <w:tcBorders>
               <w:top w:val="single" w:color="B0B0B0" w:sz="1"/>
               <w:left w:val="single" w:color="B0B0B0" w:sz="1"/>
@@ -29670,7 +30603,7 @@
         </w:tc>
         <w:tc>
           <w:tcPr>
-            <w:tcW w:type="dxa" w:w="6138"/>
+            <w:tcW w:type="dxa" w:w="6080"/>
             <w:tcBorders>
               <w:top w:val="single" w:color="B0B0B0" w:sz="1"/>
               <w:left w:val="single" w:color="B0B0B0" w:sz="1"/>
